--- a/Tuan_1/Báo cáo tuần 1.docx
+++ b/Tuan_1/Báo cáo tuần 1.docx
@@ -592,15 +592,21 @@
         </w:rPr>
         <w:t>dđ</w:t>
       </w:r>
+    </w:p>
+    <w:p>
+      <w:pPr>
+        <w:rPr>
+          <w:rFonts w:ascii="Times New Roman" w:hAnsi="Times New Roman" w:cs="Times New Roman"/>
+        </w:rPr>
+      </w:pPr>
+      <w:r>
+        <w:rPr>
+          <w:rFonts w:ascii="Times New Roman" w:hAnsi="Times New Roman" w:cs="Times New Roman"/>
+        </w:rPr>
+        <w:t>dd</w:t>
+      </w:r>
       <w:bookmarkStart w:id="0" w:name="_GoBack"/>
       <w:bookmarkEnd w:id="0"/>
-    </w:p>
-    <w:p>
-      <w:pPr>
-        <w:rPr>
-          <w:rFonts w:ascii="Times New Roman" w:hAnsi="Times New Roman" w:cs="Times New Roman"/>
-        </w:rPr>
-      </w:pPr>
     </w:p>
     <w:sectPr>
       <w:pgSz w:w="12240" w:h="15840"/>

--- a/Tuan_1/Báo cáo tuần 1.docx
+++ b/Tuan_1/Báo cáo tuần 1.docx
@@ -8,12 +8,16 @@
         <w:rPr>
           <w:rFonts w:ascii="Times New Roman" w:hAnsi="Times New Roman" w:cs="Times New Roman"/>
           <w:b/>
+          <w:sz w:val="24"/>
+          <w:szCs w:val="24"/>
         </w:rPr>
       </w:pPr>
       <w:r>
         <w:rPr>
           <w:rFonts w:ascii="Times New Roman" w:hAnsi="Times New Roman" w:cs="Times New Roman"/>
           <w:b/>
+          <w:sz w:val="24"/>
+          <w:szCs w:val="24"/>
         </w:rPr>
         <w:t>BÁO CÁO TUẦN 1</w:t>
       </w:r>
@@ -23,6 +27,8 @@
         <w:jc w:val="center"/>
         <w:rPr>
           <w:rFonts w:ascii="Times New Roman" w:hAnsi="Times New Roman" w:cs="Times New Roman"/>
+          <w:sz w:val="24"/>
+          <w:szCs w:val="24"/>
         </w:rPr>
       </w:pPr>
     </w:p>
@@ -31,12 +37,16 @@
         <w:rPr>
           <w:rFonts w:ascii="Times New Roman" w:hAnsi="Times New Roman" w:cs="Times New Roman"/>
           <w:b/>
+          <w:sz w:val="24"/>
+          <w:szCs w:val="24"/>
         </w:rPr>
       </w:pPr>
       <w:r>
         <w:rPr>
           <w:rFonts w:ascii="Times New Roman" w:hAnsi="Times New Roman" w:cs="Times New Roman"/>
           <w:b/>
+          <w:sz w:val="24"/>
+          <w:szCs w:val="24"/>
         </w:rPr>
         <w:t>1. Giới thiệu về AI</w:t>
       </w:r>
@@ -45,36 +55,32 @@
       <w:pPr>
         <w:rPr>
           <w:rFonts w:ascii="Times New Roman" w:hAnsi="Times New Roman" w:cs="Times New Roman"/>
-        </w:rPr>
-      </w:pPr>
-      <w:r>
-        <w:rPr>
-          <w:rFonts w:ascii="Times New Roman" w:hAnsi="Times New Roman" w:cs="Times New Roman"/>
-        </w:rPr>
-        <w:t xml:space="preserve">- AI (Artificial Intelligence – Trí tuệ nhân tạo): </w:t>
-      </w:r>
-      <w:r>
-        <w:rPr>
-          <w:rFonts w:ascii="Times New Roman" w:hAnsi="Times New Roman" w:cs="Times New Roman"/>
-        </w:rPr>
-        <w:t>L</w:t>
-      </w:r>
-      <w:r>
-        <w:rPr>
-          <w:rFonts w:ascii="Times New Roman" w:hAnsi="Times New Roman" w:cs="Times New Roman"/>
-        </w:rPr>
-        <w:t>à công nghệ cho phép máy móc thực hiện các tác vụ giải quyết vấn đề giống con người.</w:t>
-      </w:r>
-    </w:p>
-    <w:p>
-      <w:pPr>
-        <w:rPr>
-          <w:rFonts w:ascii="Times New Roman" w:hAnsi="Times New Roman" w:cs="Times New Roman"/>
-        </w:rPr>
-      </w:pPr>
-      <w:r>
-        <w:rPr>
-          <w:rFonts w:ascii="Times New Roman" w:hAnsi="Times New Roman" w:cs="Times New Roman"/>
+          <w:sz w:val="24"/>
+          <w:szCs w:val="24"/>
+        </w:rPr>
+      </w:pPr>
+      <w:r>
+        <w:rPr>
+          <w:rFonts w:ascii="Times New Roman" w:hAnsi="Times New Roman" w:cs="Times New Roman"/>
+          <w:sz w:val="24"/>
+          <w:szCs w:val="24"/>
+        </w:rPr>
+        <w:t>- AI (Artificial Intelligence – Trí tuệ nhân tạo): Là công nghệ cho phép máy móc thực hiện các tác vụ giải quyết vấn đề giống con người.</w:t>
+      </w:r>
+    </w:p>
+    <w:p>
+      <w:pPr>
+        <w:rPr>
+          <w:rFonts w:ascii="Times New Roman" w:hAnsi="Times New Roman" w:cs="Times New Roman"/>
+          <w:sz w:val="24"/>
+          <w:szCs w:val="24"/>
+        </w:rPr>
+      </w:pPr>
+      <w:r>
+        <w:rPr>
+          <w:rFonts w:ascii="Times New Roman" w:hAnsi="Times New Roman" w:cs="Times New Roman"/>
+          <w:sz w:val="24"/>
+          <w:szCs w:val="24"/>
         </w:rPr>
         <w:t>- Các lĩnh vực chính của AI:</w:t>
       </w:r>
@@ -83,147 +89,83 @@
       <w:pPr>
         <w:rPr>
           <w:rFonts w:ascii="Times New Roman" w:hAnsi="Times New Roman" w:cs="Times New Roman"/>
-        </w:rPr>
-      </w:pPr>
-      <w:r>
-        <w:rPr>
-          <w:rFonts w:ascii="Times New Roman" w:hAnsi="Times New Roman" w:cs="Times New Roman"/>
-        </w:rPr>
-        <w:t>+) Học máy</w:t>
-      </w:r>
-      <w:r>
-        <w:rPr>
-          <w:rFonts w:ascii="Times New Roman" w:hAnsi="Times New Roman" w:cs="Times New Roman"/>
-        </w:rPr>
-        <w:t xml:space="preserve"> </w:t>
-      </w:r>
-      <w:r>
-        <w:rPr>
-          <w:rFonts w:ascii="Times New Roman" w:hAnsi="Times New Roman" w:cs="Times New Roman"/>
-        </w:rPr>
-        <w:t xml:space="preserve">(Machine learning - ML): </w:t>
-      </w:r>
-      <w:r>
-        <w:rPr>
-          <w:rFonts w:ascii="Times New Roman" w:hAnsi="Times New Roman" w:cs="Times New Roman"/>
-        </w:rPr>
-        <w:t>L</w:t>
-      </w:r>
-      <w:r>
-        <w:rPr>
-          <w:rFonts w:ascii="Times New Roman" w:hAnsi="Times New Roman" w:cs="Times New Roman"/>
-        </w:rPr>
-        <w:t xml:space="preserve">ĩnh vực nghiên cứu cách xây dựng các thuật toán giúp máy tính tự học hỏi và rút kinh nghiệm từ dữ liệu mà không cần lập trình từng bước cụ thể. </w:t>
-      </w:r>
-    </w:p>
-    <w:p>
-      <w:pPr>
-        <w:rPr>
-          <w:rFonts w:ascii="Times New Roman" w:hAnsi="Times New Roman" w:cs="Times New Roman"/>
-        </w:rPr>
-      </w:pPr>
-      <w:r>
-        <w:rPr>
-          <w:rFonts w:ascii="Times New Roman" w:hAnsi="Times New Roman" w:cs="Times New Roman"/>
-        </w:rPr>
-        <w:t xml:space="preserve">+) </w:t>
-      </w:r>
-      <w:r>
-        <w:rPr>
-          <w:rFonts w:ascii="Times New Roman" w:hAnsi="Times New Roman" w:cs="Times New Roman"/>
-        </w:rPr>
-        <w:t>Học sâu</w:t>
-      </w:r>
-      <w:r>
-        <w:rPr>
-          <w:rFonts w:ascii="Times New Roman" w:hAnsi="Times New Roman" w:cs="Times New Roman"/>
-        </w:rPr>
-        <w:t xml:space="preserve"> </w:t>
-      </w:r>
-      <w:r>
-        <w:rPr>
-          <w:rFonts w:ascii="Times New Roman" w:hAnsi="Times New Roman" w:cs="Times New Roman"/>
-        </w:rPr>
-        <w:t xml:space="preserve">(Deep learning - DL): </w:t>
-      </w:r>
-      <w:r>
-        <w:rPr>
-          <w:rFonts w:ascii="Times New Roman" w:hAnsi="Times New Roman" w:cs="Times New Roman"/>
-        </w:rPr>
-        <w:t>M</w:t>
-      </w:r>
-      <w:r>
-        <w:rPr>
-          <w:rFonts w:ascii="Times New Roman" w:hAnsi="Times New Roman" w:cs="Times New Roman"/>
-        </w:rPr>
-        <w:t>ột nhánh nâng cao của ML sử dụng mạng neural nhân tạo mô phỏng bộ não người để xử lí dữ liệu phức tạp.</w:t>
-      </w:r>
-    </w:p>
-    <w:p>
-      <w:pPr>
-        <w:rPr>
-          <w:rFonts w:ascii="Times New Roman" w:hAnsi="Times New Roman" w:cs="Times New Roman"/>
-        </w:rPr>
-      </w:pPr>
-      <w:r>
-        <w:rPr>
-          <w:rFonts w:ascii="Times New Roman" w:hAnsi="Times New Roman" w:cs="Times New Roman"/>
-        </w:rPr>
-        <w:t>+) Xử lí ngôn ngữ phức tạp (Natural Language Processing – NLP)</w:t>
-      </w:r>
-      <w:r>
-        <w:rPr>
-          <w:rFonts w:ascii="Times New Roman" w:hAnsi="Times New Roman" w:cs="Times New Roman"/>
-        </w:rPr>
-        <w:t xml:space="preserve">: </w:t>
-      </w:r>
-      <w:r>
-        <w:rPr>
-          <w:rFonts w:ascii="Times New Roman" w:hAnsi="Times New Roman" w:cs="Times New Roman"/>
-        </w:rPr>
-        <w:t>G</w:t>
-      </w:r>
-      <w:r>
-        <w:rPr>
-          <w:rFonts w:ascii="Times New Roman" w:hAnsi="Times New Roman" w:cs="Times New Roman"/>
-        </w:rPr>
-        <w:t>iúp máy móc đọc, hiểu, dịch và giao tiếp bằng ngôn ngữ của con người.</w:t>
-      </w:r>
-    </w:p>
-    <w:p>
-      <w:pPr>
-        <w:rPr>
-          <w:rFonts w:ascii="Times New Roman" w:hAnsi="Times New Roman" w:cs="Times New Roman"/>
-        </w:rPr>
-      </w:pPr>
-      <w:r>
-        <w:rPr>
-          <w:rFonts w:ascii="Times New Roman" w:hAnsi="Times New Roman" w:cs="Times New Roman"/>
-        </w:rPr>
-        <w:t xml:space="preserve">+) Thị giác máy tính (Computer Vision): </w:t>
-      </w:r>
-      <w:r>
-        <w:rPr>
-          <w:rFonts w:ascii="Times New Roman" w:hAnsi="Times New Roman" w:cs="Times New Roman"/>
-        </w:rPr>
-        <w:t>G</w:t>
-      </w:r>
-      <w:r>
-        <w:rPr>
-          <w:rFonts w:ascii="Times New Roman" w:hAnsi="Times New Roman" w:cs="Times New Roman"/>
-        </w:rPr>
-        <w:t>iúp máy tính “nhìn” và “hiểu” hình ảnh, video.</w:t>
-      </w:r>
-    </w:p>
-    <w:p>
-      <w:pPr>
-        <w:rPr>
-          <w:rFonts w:ascii="Times New Roman" w:hAnsi="Times New Roman" w:cs="Times New Roman"/>
-        </w:rPr>
-      </w:pPr>
-      <w:r>
-        <w:rPr>
-          <w:rFonts w:ascii="Times New Roman" w:hAnsi="Times New Roman" w:cs="Times New Roman"/>
+          <w:sz w:val="24"/>
+          <w:szCs w:val="24"/>
+        </w:rPr>
+      </w:pPr>
+      <w:r>
+        <w:rPr>
+          <w:rFonts w:ascii="Times New Roman" w:hAnsi="Times New Roman" w:cs="Times New Roman"/>
+          <w:sz w:val="24"/>
+          <w:szCs w:val="24"/>
+        </w:rPr>
+        <w:t xml:space="preserve">+) Học máy (Machine learning - ML): Lĩnh vực nghiên cứu cách xây dựng các thuật toán giúp máy tính tự học hỏi và rút kinh nghiệm từ dữ liệu mà không cần lập trình từng bước cụ thể. </w:t>
+      </w:r>
+    </w:p>
+    <w:p>
+      <w:pPr>
+        <w:rPr>
+          <w:rFonts w:ascii="Times New Roman" w:hAnsi="Times New Roman" w:cs="Times New Roman"/>
+          <w:sz w:val="24"/>
+          <w:szCs w:val="24"/>
+        </w:rPr>
+      </w:pPr>
+      <w:r>
+        <w:rPr>
+          <w:rFonts w:ascii="Times New Roman" w:hAnsi="Times New Roman" w:cs="Times New Roman"/>
+          <w:sz w:val="24"/>
+          <w:szCs w:val="24"/>
+        </w:rPr>
+        <w:t>+) Học sâu (Deep learning - DL): Một nhánh nâng cao của ML sử dụng mạng neural nhân tạo mô phỏng bộ não người để xử lí dữ liệu phức tạp.</w:t>
+      </w:r>
+    </w:p>
+    <w:p>
+      <w:pPr>
+        <w:rPr>
+          <w:rFonts w:ascii="Times New Roman" w:hAnsi="Times New Roman" w:cs="Times New Roman"/>
+          <w:sz w:val="24"/>
+          <w:szCs w:val="24"/>
+        </w:rPr>
+      </w:pPr>
+      <w:r>
+        <w:rPr>
+          <w:rFonts w:ascii="Times New Roman" w:hAnsi="Times New Roman" w:cs="Times New Roman"/>
+          <w:sz w:val="24"/>
+          <w:szCs w:val="24"/>
+        </w:rPr>
+        <w:t>+) Xử lí ngôn ngữ phức tạp (Natural Language Processing – NLP): Giúp máy móc đọc, hiểu, dịch và giao tiếp bằng ngôn ngữ của con người.</w:t>
+      </w:r>
+    </w:p>
+    <w:p>
+      <w:pPr>
+        <w:rPr>
+          <w:rFonts w:ascii="Times New Roman" w:hAnsi="Times New Roman" w:cs="Times New Roman"/>
+          <w:sz w:val="24"/>
+          <w:szCs w:val="24"/>
+        </w:rPr>
+      </w:pPr>
+      <w:r>
+        <w:rPr>
+          <w:rFonts w:ascii="Times New Roman" w:hAnsi="Times New Roman" w:cs="Times New Roman"/>
+          <w:sz w:val="24"/>
+          <w:szCs w:val="24"/>
+        </w:rPr>
+        <w:t>+) Thị giác máy tính (Computer Vision): Giúp máy tính “nhìn” và “hiểu” hình ảnh, video.</w:t>
+      </w:r>
+    </w:p>
+    <w:p>
+      <w:pPr>
+        <w:rPr>
+          <w:rFonts w:ascii="Times New Roman" w:hAnsi="Times New Roman" w:cs="Times New Roman"/>
+          <w:sz w:val="24"/>
+          <w:szCs w:val="24"/>
+        </w:rPr>
+      </w:pPr>
+      <w:r>
+        <w:rPr>
+          <w:rFonts w:ascii="Times New Roman" w:hAnsi="Times New Roman" w:cs="Times New Roman"/>
+          <w:sz w:val="24"/>
+          <w:szCs w:val="24"/>
         </w:rPr>
         <w:t>+) Kỹ thuật robot (Robotics): Kết hợp AI và cơ khí để tạo ra các robot tự hành.</w:t>
       </w:r>
@@ -232,11 +174,15 @@
       <w:pPr>
         <w:rPr>
           <w:rFonts w:ascii="Times New Roman" w:hAnsi="Times New Roman" w:cs="Times New Roman"/>
-        </w:rPr>
-      </w:pPr>
-      <w:r>
-        <w:rPr>
-          <w:rFonts w:ascii="Times New Roman" w:hAnsi="Times New Roman" w:cs="Times New Roman"/>
+          <w:sz w:val="24"/>
+          <w:szCs w:val="24"/>
+        </w:rPr>
+      </w:pPr>
+      <w:r>
+        <w:rPr>
+          <w:rFonts w:ascii="Times New Roman" w:hAnsi="Times New Roman" w:cs="Times New Roman"/>
+          <w:sz w:val="24"/>
+          <w:szCs w:val="24"/>
         </w:rPr>
         <w:t>- Các ứng dụng thực tế của AI:</w:t>
       </w:r>
@@ -245,11 +191,15 @@
       <w:pPr>
         <w:rPr>
           <w:rFonts w:ascii="Times New Roman" w:hAnsi="Times New Roman" w:cs="Times New Roman"/>
-        </w:rPr>
-      </w:pPr>
-      <w:r>
-        <w:rPr>
-          <w:rFonts w:ascii="Times New Roman" w:hAnsi="Times New Roman" w:cs="Times New Roman"/>
+          <w:sz w:val="24"/>
+          <w:szCs w:val="24"/>
+        </w:rPr>
+      </w:pPr>
+      <w:r>
+        <w:rPr>
+          <w:rFonts w:ascii="Times New Roman" w:hAnsi="Times New Roman" w:cs="Times New Roman"/>
+          <w:sz w:val="24"/>
+          <w:szCs w:val="24"/>
         </w:rPr>
         <w:t xml:space="preserve">+) Y tế và Chăm sóc sức khỏe: </w:t>
       </w:r>
@@ -263,11 +213,15 @@
         </w:numPr>
         <w:rPr>
           <w:rFonts w:ascii="Times New Roman" w:hAnsi="Times New Roman" w:cs="Times New Roman"/>
-        </w:rPr>
-      </w:pPr>
-      <w:r>
-        <w:rPr>
-          <w:rFonts w:ascii="Times New Roman" w:hAnsi="Times New Roman" w:cs="Times New Roman"/>
+          <w:sz w:val="24"/>
+          <w:szCs w:val="24"/>
+        </w:rPr>
+      </w:pPr>
+      <w:r>
+        <w:rPr>
+          <w:rFonts w:ascii="Times New Roman" w:hAnsi="Times New Roman" w:cs="Times New Roman"/>
+          <w:sz w:val="24"/>
+          <w:szCs w:val="24"/>
         </w:rPr>
         <w:t>Chẩn đoán bệnh: Phân tích phim chụp X – quang, MRI để phát hiện sớm dấu hiệu ung thư hoặc tổn thương với độ chính xác cao (VD: IBM Watson Health).</w:t>
       </w:r>
@@ -281,30 +235,32 @@
         </w:numPr>
         <w:rPr>
           <w:rFonts w:ascii="Times New Roman" w:hAnsi="Times New Roman" w:cs="Times New Roman"/>
-        </w:rPr>
-      </w:pPr>
-      <w:r>
-        <w:rPr>
-          <w:rFonts w:ascii="Times New Roman" w:hAnsi="Times New Roman" w:cs="Times New Roman"/>
-        </w:rPr>
-        <w:t>Phát triển dược phẩm: Rút ngắn đáng kể thời gian nghiên cứu và bào chế thuốc hoặc vaccine mới nhờ mô phỏng phân tử (VD: Google AlphaFold)</w:t>
-      </w:r>
-      <w:r>
-        <w:rPr>
-          <w:rFonts w:ascii="Times New Roman" w:hAnsi="Times New Roman" w:cs="Times New Roman"/>
-        </w:rPr>
-        <w:t>.</w:t>
-      </w:r>
-    </w:p>
-    <w:p>
-      <w:pPr>
-        <w:rPr>
-          <w:rFonts w:ascii="Times New Roman" w:hAnsi="Times New Roman" w:cs="Times New Roman"/>
-        </w:rPr>
-      </w:pPr>
-      <w:r>
-        <w:rPr>
-          <w:rFonts w:ascii="Times New Roman" w:hAnsi="Times New Roman" w:cs="Times New Roman"/>
+          <w:sz w:val="24"/>
+          <w:szCs w:val="24"/>
+        </w:rPr>
+      </w:pPr>
+      <w:r>
+        <w:rPr>
+          <w:rFonts w:ascii="Times New Roman" w:hAnsi="Times New Roman" w:cs="Times New Roman"/>
+          <w:sz w:val="24"/>
+          <w:szCs w:val="24"/>
+        </w:rPr>
+        <w:t>Phát triển dược phẩm: Rút ngắn đáng kể thời gian nghiên cứu và bào chế thuốc hoặc vaccine mới nhờ mô phỏng phân tử (VD: Google AlphaFold).</w:t>
+      </w:r>
+    </w:p>
+    <w:p>
+      <w:pPr>
+        <w:rPr>
+          <w:rFonts w:ascii="Times New Roman" w:hAnsi="Times New Roman" w:cs="Times New Roman"/>
+          <w:sz w:val="24"/>
+          <w:szCs w:val="24"/>
+        </w:rPr>
+      </w:pPr>
+      <w:r>
+        <w:rPr>
+          <w:rFonts w:ascii="Times New Roman" w:hAnsi="Times New Roman" w:cs="Times New Roman"/>
+          <w:sz w:val="24"/>
+          <w:szCs w:val="24"/>
         </w:rPr>
         <w:t>+) Giáo dục và Đào tạo:</w:t>
       </w:r>
@@ -318,11 +274,15 @@
         </w:numPr>
         <w:rPr>
           <w:rFonts w:ascii="Times New Roman" w:hAnsi="Times New Roman" w:cs="Times New Roman"/>
-        </w:rPr>
-      </w:pPr>
-      <w:r>
-        <w:rPr>
-          <w:rFonts w:ascii="Times New Roman" w:hAnsi="Times New Roman" w:cs="Times New Roman"/>
+          <w:sz w:val="24"/>
+          <w:szCs w:val="24"/>
+        </w:rPr>
+      </w:pPr>
+      <w:r>
+        <w:rPr>
+          <w:rFonts w:ascii="Times New Roman" w:hAnsi="Times New Roman" w:cs="Times New Roman"/>
+          <w:sz w:val="24"/>
+          <w:szCs w:val="24"/>
         </w:rPr>
         <w:t>Cá nhân hóa học tập: Hệ thống AI theo dõi tiến độ của từng học viên để điều chỉnh lộ trình và bài tập phù hợp.</w:t>
       </w:r>
@@ -336,11 +296,15 @@
         </w:numPr>
         <w:rPr>
           <w:rFonts w:ascii="Times New Roman" w:hAnsi="Times New Roman" w:cs="Times New Roman"/>
-        </w:rPr>
-      </w:pPr>
-      <w:r>
-        <w:rPr>
-          <w:rFonts w:ascii="Times New Roman" w:hAnsi="Times New Roman" w:cs="Times New Roman"/>
+          <w:sz w:val="24"/>
+          <w:szCs w:val="24"/>
+        </w:rPr>
+      </w:pPr>
+      <w:r>
+        <w:rPr>
+          <w:rFonts w:ascii="Times New Roman" w:hAnsi="Times New Roman" w:cs="Times New Roman"/>
+          <w:sz w:val="24"/>
+          <w:szCs w:val="24"/>
         </w:rPr>
         <w:t>Trợ lý giảng dạy: Tự động chấm điểm, phản hồi bài làm và giải đáp thắc mắc cho sinh viên qua các mô hình ngôn ngữ.</w:t>
       </w:r>
@@ -349,11 +313,15 @@
       <w:pPr>
         <w:rPr>
           <w:rFonts w:ascii="Times New Roman" w:hAnsi="Times New Roman" w:cs="Times New Roman"/>
-        </w:rPr>
-      </w:pPr>
-      <w:r>
-        <w:rPr>
-          <w:rFonts w:ascii="Times New Roman" w:hAnsi="Times New Roman" w:cs="Times New Roman"/>
+          <w:sz w:val="24"/>
+          <w:szCs w:val="24"/>
+        </w:rPr>
+      </w:pPr>
+      <w:r>
+        <w:rPr>
+          <w:rFonts w:ascii="Times New Roman" w:hAnsi="Times New Roman" w:cs="Times New Roman"/>
+          <w:sz w:val="24"/>
+          <w:szCs w:val="24"/>
         </w:rPr>
         <w:t>+) Giao thông vận tải:</w:t>
       </w:r>
@@ -367,11 +335,15 @@
         </w:numPr>
         <w:rPr>
           <w:rFonts w:ascii="Times New Roman" w:hAnsi="Times New Roman" w:cs="Times New Roman"/>
-        </w:rPr>
-      </w:pPr>
-      <w:r>
-        <w:rPr>
-          <w:rFonts w:ascii="Times New Roman" w:hAnsi="Times New Roman" w:cs="Times New Roman"/>
+          <w:sz w:val="24"/>
+          <w:szCs w:val="24"/>
+        </w:rPr>
+      </w:pPr>
+      <w:r>
+        <w:rPr>
+          <w:rFonts w:ascii="Times New Roman" w:hAnsi="Times New Roman" w:cs="Times New Roman"/>
+          <w:sz w:val="24"/>
+          <w:szCs w:val="24"/>
         </w:rPr>
         <w:t>Xe tự lái: Công nghệ tự hành giúp xe nhận diện chướng ngại vật, người đi bộ và tự động điều hướng an toàn.</w:t>
       </w:r>
@@ -385,11 +357,15 @@
         </w:numPr>
         <w:rPr>
           <w:rFonts w:ascii="Times New Roman" w:hAnsi="Times New Roman" w:cs="Times New Roman"/>
-        </w:rPr>
-      </w:pPr>
-      <w:r>
-        <w:rPr>
-          <w:rFonts w:ascii="Times New Roman" w:hAnsi="Times New Roman" w:cs="Times New Roman"/>
+          <w:sz w:val="24"/>
+          <w:szCs w:val="24"/>
+        </w:rPr>
+      </w:pPr>
+      <w:r>
+        <w:rPr>
+          <w:rFonts w:ascii="Times New Roman" w:hAnsi="Times New Roman" w:cs="Times New Roman"/>
+          <w:sz w:val="24"/>
+          <w:szCs w:val="24"/>
         </w:rPr>
         <w:t>Quan lý giao thông: Tối ưu hóa luồng phương tiện tại các đô thị lớn, giảm thời gian ùn tắc.</w:t>
       </w:r>
@@ -398,11 +374,15 @@
       <w:pPr>
         <w:rPr>
           <w:rFonts w:ascii="Times New Roman" w:hAnsi="Times New Roman" w:cs="Times New Roman"/>
-        </w:rPr>
-      </w:pPr>
-      <w:r>
-        <w:rPr>
-          <w:rFonts w:ascii="Times New Roman" w:hAnsi="Times New Roman" w:cs="Times New Roman"/>
+          <w:sz w:val="24"/>
+          <w:szCs w:val="24"/>
+        </w:rPr>
+      </w:pPr>
+      <w:r>
+        <w:rPr>
+          <w:rFonts w:ascii="Times New Roman" w:hAnsi="Times New Roman" w:cs="Times New Roman"/>
+          <w:sz w:val="24"/>
+          <w:szCs w:val="24"/>
         </w:rPr>
         <w:t>+) Tài chính và Ngân hàng:</w:t>
       </w:r>
@@ -416,11 +396,15 @@
         </w:numPr>
         <w:rPr>
           <w:rFonts w:ascii="Times New Roman" w:hAnsi="Times New Roman" w:cs="Times New Roman"/>
-        </w:rPr>
-      </w:pPr>
-      <w:r>
-        <w:rPr>
-          <w:rFonts w:ascii="Times New Roman" w:hAnsi="Times New Roman" w:cs="Times New Roman"/>
+          <w:sz w:val="24"/>
+          <w:szCs w:val="24"/>
+        </w:rPr>
+      </w:pPr>
+      <w:r>
+        <w:rPr>
+          <w:rFonts w:ascii="Times New Roman" w:hAnsi="Times New Roman" w:cs="Times New Roman"/>
+          <w:sz w:val="24"/>
+          <w:szCs w:val="24"/>
         </w:rPr>
         <w:t>Phát hiện gian lận: Theo dõi giao dịch theo thời gian thực để ngăn hành vi truy cập trái phép hoặc lừa đảo</w:t>
       </w:r>
@@ -434,45 +418,43 @@
         </w:numPr>
         <w:rPr>
           <w:rFonts w:ascii="Times New Roman" w:hAnsi="Times New Roman" w:cs="Times New Roman"/>
-        </w:rPr>
-      </w:pPr>
-      <w:r>
-        <w:rPr>
-          <w:rFonts w:ascii="Times New Roman" w:hAnsi="Times New Roman" w:cs="Times New Roman"/>
-        </w:rPr>
-        <w:t>Tư vấn tự động: Cung cấp giải pháp quản lí tài chính, phân tích báo cáo và định giá tín dụng cá nhân</w:t>
-      </w:r>
-      <w:r>
-        <w:rPr>
-          <w:rFonts w:ascii="Times New Roman" w:hAnsi="Times New Roman" w:cs="Times New Roman"/>
-        </w:rPr>
-        <w:t xml:space="preserve"> (VD: Alipay)</w:t>
-      </w:r>
-      <w:r>
-        <w:rPr>
-          <w:rFonts w:ascii="Times New Roman" w:hAnsi="Times New Roman" w:cs="Times New Roman"/>
-        </w:rPr>
-        <w:t>.</w:t>
-      </w:r>
-    </w:p>
-    <w:p>
-      <w:pPr>
-        <w:rPr>
-          <w:rFonts w:ascii="Times New Roman" w:hAnsi="Times New Roman" w:cs="Times New Roman"/>
-        </w:rPr>
-      </w:pPr>
-    </w:p>
-    <w:p>
-      <w:pPr>
-        <w:rPr>
-          <w:rFonts w:ascii="Times New Roman" w:hAnsi="Times New Roman" w:cs="Times New Roman"/>
-        </w:rPr>
-      </w:pPr>
-      <w:r>
-        <w:rPr>
-          <w:rFonts w:ascii="Times New Roman" w:hAnsi="Times New Roman" w:cs="Times New Roman"/>
+          <w:sz w:val="24"/>
+          <w:szCs w:val="24"/>
+        </w:rPr>
+      </w:pPr>
+      <w:r>
+        <w:rPr>
+          <w:rFonts w:ascii="Times New Roman" w:hAnsi="Times New Roman" w:cs="Times New Roman"/>
+          <w:sz w:val="24"/>
+          <w:szCs w:val="24"/>
         </w:rPr>
         <w:lastRenderedPageBreak/>
+        <w:t>Tư vấn tự động: Cung cấp giải pháp quản lí tài chính, phân tích báo cáo và định giá tín dụng cá nhân (VD: Alipay).</w:t>
+      </w:r>
+    </w:p>
+    <w:p>
+      <w:pPr>
+        <w:rPr>
+          <w:rFonts w:ascii="Times New Roman" w:hAnsi="Times New Roman" w:cs="Times New Roman"/>
+          <w:sz w:val="24"/>
+          <w:szCs w:val="24"/>
+        </w:rPr>
+      </w:pPr>
+    </w:p>
+    <w:p>
+      <w:pPr>
+        <w:rPr>
+          <w:rFonts w:ascii="Times New Roman" w:hAnsi="Times New Roman" w:cs="Times New Roman"/>
+          <w:sz w:val="24"/>
+          <w:szCs w:val="24"/>
+        </w:rPr>
+      </w:pPr>
+      <w:r>
+        <w:rPr>
+          <w:rFonts w:ascii="Times New Roman" w:hAnsi="Times New Roman" w:cs="Times New Roman"/>
+          <w:sz w:val="24"/>
+          <w:szCs w:val="24"/>
+        </w:rPr>
         <w:t>+) Sản xuất:</w:t>
       </w:r>
     </w:p>
@@ -485,11 +467,15 @@
         </w:numPr>
         <w:rPr>
           <w:rFonts w:ascii="Times New Roman" w:hAnsi="Times New Roman" w:cs="Times New Roman"/>
-        </w:rPr>
-      </w:pPr>
-      <w:r>
-        <w:rPr>
-          <w:rFonts w:ascii="Times New Roman" w:hAnsi="Times New Roman" w:cs="Times New Roman"/>
+          <w:sz w:val="24"/>
+          <w:szCs w:val="24"/>
+        </w:rPr>
+      </w:pPr>
+      <w:r>
+        <w:rPr>
+          <w:rFonts w:ascii="Times New Roman" w:hAnsi="Times New Roman" w:cs="Times New Roman"/>
+          <w:sz w:val="24"/>
+          <w:szCs w:val="24"/>
         </w:rPr>
         <w:t>Bảo trì dự đoán: Dự báo thời điểm hỏng hóc của máy móc để bảo trì trước, tránh ngưng trệ dây chuyền.</w:t>
       </w:r>
@@ -503,11 +489,15 @@
         </w:numPr>
         <w:rPr>
           <w:rFonts w:ascii="Times New Roman" w:hAnsi="Times New Roman" w:cs="Times New Roman"/>
-        </w:rPr>
-      </w:pPr>
-      <w:r>
-        <w:rPr>
-          <w:rFonts w:ascii="Times New Roman" w:hAnsi="Times New Roman" w:cs="Times New Roman"/>
+          <w:sz w:val="24"/>
+          <w:szCs w:val="24"/>
+        </w:rPr>
+      </w:pPr>
+      <w:r>
+        <w:rPr>
+          <w:rFonts w:ascii="Times New Roman" w:hAnsi="Times New Roman" w:cs="Times New Roman"/>
+          <w:sz w:val="24"/>
+          <w:szCs w:val="24"/>
         </w:rPr>
         <w:t>Tự động hóa: Robot thông minh tham gia vào khâu lắp ráp, kiểm tra lỗi sản phẩm và quản lý kho hàng.</w:t>
       </w:r>
@@ -516,11 +506,15 @@
       <w:pPr>
         <w:rPr>
           <w:rFonts w:ascii="Times New Roman" w:hAnsi="Times New Roman" w:cs="Times New Roman"/>
-        </w:rPr>
-      </w:pPr>
-      <w:r>
-        <w:rPr>
-          <w:rFonts w:ascii="Times New Roman" w:hAnsi="Times New Roman" w:cs="Times New Roman"/>
+          <w:sz w:val="24"/>
+          <w:szCs w:val="24"/>
+        </w:rPr>
+      </w:pPr>
+      <w:r>
+        <w:rPr>
+          <w:rFonts w:ascii="Times New Roman" w:hAnsi="Times New Roman" w:cs="Times New Roman"/>
+          <w:sz w:val="24"/>
+          <w:szCs w:val="24"/>
         </w:rPr>
         <w:t>+) Đời sống hàng ngày và Giải trí:</w:t>
       </w:r>
@@ -534,11 +528,15 @@
         </w:numPr>
         <w:rPr>
           <w:rFonts w:ascii="Times New Roman" w:hAnsi="Times New Roman" w:cs="Times New Roman"/>
-        </w:rPr>
-      </w:pPr>
-      <w:r>
-        <w:rPr>
-          <w:rFonts w:ascii="Times New Roman" w:hAnsi="Times New Roman" w:cs="Times New Roman"/>
+          <w:sz w:val="24"/>
+          <w:szCs w:val="24"/>
+        </w:rPr>
+      </w:pPr>
+      <w:r>
+        <w:rPr>
+          <w:rFonts w:ascii="Times New Roman" w:hAnsi="Times New Roman" w:cs="Times New Roman"/>
+          <w:sz w:val="24"/>
+          <w:szCs w:val="24"/>
         </w:rPr>
         <w:t>Trợ lí ảo: Các hệ thống như Alexa và ChatGPT hỗ trợ đặt lịch, tra cứu thông tin,…</w:t>
       </w:r>
@@ -552,59 +550,891 @@
         </w:numPr>
         <w:rPr>
           <w:rFonts w:ascii="Times New Roman" w:hAnsi="Times New Roman" w:cs="Times New Roman"/>
-        </w:rPr>
-      </w:pPr>
-      <w:r>
-        <w:rPr>
-          <w:rFonts w:ascii="Times New Roman" w:hAnsi="Times New Roman" w:cs="Times New Roman"/>
-        </w:rPr>
-        <w:t>Gợi ý nội dung: Đề xuất phim, nhạc hoặc sản phẩm mua sắm dựa trên sở thích cá nhân của người dùng</w:t>
-      </w:r>
-      <w:r>
-        <w:rPr>
-          <w:rFonts w:ascii="Times New Roman" w:hAnsi="Times New Roman" w:cs="Times New Roman"/>
-        </w:rPr>
-        <w:t xml:space="preserve"> (VD: TikTok, Netflix)</w:t>
-      </w:r>
-      <w:r>
-        <w:rPr>
-          <w:rFonts w:ascii="Times New Roman" w:hAnsi="Times New Roman" w:cs="Times New Roman"/>
-        </w:rPr>
-        <w:t>.</w:t>
-      </w:r>
-      <w:r>
-        <w:rPr>
-          <w:rFonts w:ascii="Times New Roman" w:hAnsi="Times New Roman" w:cs="Times New Roman"/>
-        </w:rPr>
-        <w:t xml:space="preserve"> Ffff</w:t>
-      </w:r>
-    </w:p>
-    <w:p>
-      <w:pPr>
-        <w:pStyle w:val="ListParagraph"/>
-        <w:rPr>
-          <w:rFonts w:ascii="Times New Roman" w:hAnsi="Times New Roman" w:cs="Times New Roman"/>
-        </w:rPr>
-      </w:pPr>
-      <w:r>
-        <w:rPr>
-          <w:rFonts w:ascii="Times New Roman" w:hAnsi="Times New Roman" w:cs="Times New Roman"/>
-        </w:rPr>
-        <w:t>dđ</w:t>
-      </w:r>
-    </w:p>
-    <w:p>
-      <w:pPr>
-        <w:rPr>
-          <w:rFonts w:ascii="Times New Roman" w:hAnsi="Times New Roman" w:cs="Times New Roman"/>
-        </w:rPr>
-      </w:pPr>
-      <w:r>
-        <w:rPr>
-          <w:rFonts w:ascii="Times New Roman" w:hAnsi="Times New Roman" w:cs="Times New Roman"/>
-        </w:rPr>
-        <w:t>dd</w:t>
-      </w:r>
+          <w:sz w:val="24"/>
+          <w:szCs w:val="24"/>
+        </w:rPr>
+      </w:pPr>
+      <w:r>
+        <w:rPr>
+          <w:rFonts w:ascii="Times New Roman" w:hAnsi="Times New Roman" w:cs="Times New Roman"/>
+          <w:sz w:val="24"/>
+          <w:szCs w:val="24"/>
+        </w:rPr>
+        <w:t xml:space="preserve">Gợi ý nội dung: Đề xuất phim, nhạc hoặc sản phẩm mua sắm dựa trên sở thích cá nhân của người dùng (VD: TikTok, Netflix). </w:t>
+      </w:r>
+    </w:p>
+    <w:p>
+      <w:pPr>
+        <w:rPr>
+          <w:rFonts w:ascii="Times New Roman" w:hAnsi="Times New Roman" w:cs="Times New Roman"/>
+          <w:sz w:val="24"/>
+          <w:szCs w:val="24"/>
+        </w:rPr>
+      </w:pPr>
+      <w:r>
+        <w:rPr>
+          <w:rFonts w:ascii="Times New Roman" w:hAnsi="Times New Roman" w:cs="Times New Roman"/>
+          <w:sz w:val="24"/>
+          <w:szCs w:val="24"/>
+        </w:rPr>
+        <w:t>- Dữ liệu:</w:t>
+      </w:r>
+      <w:r>
+        <w:rPr>
+          <w:rFonts w:ascii="Times New Roman" w:hAnsi="Times New Roman" w:cs="Times New Roman"/>
+          <w:sz w:val="24"/>
+          <w:szCs w:val="24"/>
+        </w:rPr>
+        <w:t xml:space="preserve"> là tập hợp các ký hiệu, chữ viết, chữ số, hình ảnh, âm thanh hoặc các số liệu, tài liệu thô chưa được xử lí.</w:t>
+      </w:r>
+    </w:p>
+    <w:p>
+      <w:pPr>
+        <w:rPr>
+          <w:rFonts w:ascii="Times New Roman" w:hAnsi="Times New Roman" w:cs="Times New Roman"/>
+          <w:sz w:val="24"/>
+          <w:szCs w:val="24"/>
+        </w:rPr>
+      </w:pPr>
+      <w:r>
+        <w:rPr>
+          <w:rFonts w:ascii="Times New Roman" w:hAnsi="Times New Roman" w:cs="Times New Roman"/>
+          <w:sz w:val="24"/>
+          <w:szCs w:val="24"/>
+        </w:rPr>
+        <w:t xml:space="preserve">- Dữ liệu cần thiết và quan trọng trong AI vì: </w:t>
+      </w:r>
+      <w:r>
+        <w:rPr>
+          <w:rFonts w:ascii="Times New Roman" w:hAnsi="Times New Roman" w:cs="Times New Roman"/>
+          <w:sz w:val="24"/>
+          <w:szCs w:val="24"/>
+        </w:rPr>
+        <w:t xml:space="preserve"> </w:t>
+      </w:r>
+    </w:p>
+    <w:p>
+      <w:pPr>
+        <w:rPr>
+          <w:rFonts w:ascii="Times New Roman" w:hAnsi="Times New Roman" w:cs="Times New Roman"/>
+          <w:sz w:val="24"/>
+          <w:szCs w:val="24"/>
+        </w:rPr>
+      </w:pPr>
+      <w:r>
+        <w:rPr>
+          <w:rFonts w:ascii="Times New Roman" w:hAnsi="Times New Roman" w:cs="Times New Roman"/>
+          <w:sz w:val="24"/>
+          <w:szCs w:val="24"/>
+        </w:rPr>
+        <w:t>+) Dữ liệu là tài liệu học tập của AI: Các thuật toán học máy không tự nhiên thông minh mà cần xử lí các tập dữ liệu lớn để nhận diện quy luật, mối quan hệ và đặc trưng ẩn bên trong.</w:t>
+      </w:r>
+    </w:p>
+    <w:p>
+      <w:pPr>
+        <w:rPr>
+          <w:rFonts w:ascii="Times New Roman" w:hAnsi="Times New Roman" w:cs="Times New Roman"/>
+          <w:sz w:val="24"/>
+          <w:szCs w:val="24"/>
+        </w:rPr>
+      </w:pPr>
+      <w:r>
+        <w:rPr>
+          <w:rFonts w:ascii="Times New Roman" w:hAnsi="Times New Roman" w:cs="Times New Roman"/>
+          <w:sz w:val="24"/>
+          <w:szCs w:val="24"/>
+        </w:rPr>
+        <w:t>+) Chất lượng dữ liệu quyết định độ chính xác: Dữ liệu đầu vào phản ánh thế giới thực; dữ liệu càng chất lượng, đa dạng và chính xác thì mô hình AI dự đoán càng chuẩn xác.</w:t>
+      </w:r>
+    </w:p>
+    <w:p>
+      <w:pPr>
+        <w:rPr>
+          <w:rFonts w:ascii="Times New Roman" w:hAnsi="Times New Roman" w:cs="Times New Roman"/>
+          <w:sz w:val="24"/>
+          <w:szCs w:val="24"/>
+        </w:rPr>
+      </w:pPr>
+      <w:r>
+        <w:rPr>
+          <w:rFonts w:ascii="Times New Roman" w:hAnsi="Times New Roman" w:cs="Times New Roman"/>
+          <w:sz w:val="24"/>
+          <w:szCs w:val="24"/>
+        </w:rPr>
+        <w:t>+) Dữ liệu giúp hệ thống phát triển theo thời gian: Nhờ dòng dữ liệu liên tục được cập nhật, AI có thể thể thích ứng, tự học hỏi và tối ưu hóa hiệu suất theo thực tế.</w:t>
+      </w:r>
+    </w:p>
+    <w:p>
+      <w:pPr>
+        <w:rPr>
+          <w:rFonts w:ascii="Times New Roman" w:hAnsi="Times New Roman" w:cs="Times New Roman"/>
+          <w:sz w:val="24"/>
+          <w:szCs w:val="24"/>
+        </w:rPr>
+      </w:pPr>
+      <w:r>
+        <w:rPr>
+          <w:rFonts w:ascii="Times New Roman" w:hAnsi="Times New Roman" w:cs="Times New Roman"/>
+          <w:sz w:val="24"/>
+          <w:szCs w:val="24"/>
+        </w:rPr>
+        <w:t>- 3 loại bài toán chính trong Machine Learning là Học có giám sát, Học không giám sát và Học tăng cường.</w:t>
+      </w:r>
+    </w:p>
+    <w:p>
+      <w:pPr>
+        <w:rPr>
+          <w:rFonts w:ascii="Times New Roman" w:hAnsi="Times New Roman" w:cs="Times New Roman"/>
+          <w:sz w:val="24"/>
+          <w:szCs w:val="24"/>
+        </w:rPr>
+      </w:pPr>
+      <w:r>
+        <w:rPr>
+          <w:rFonts w:ascii="Times New Roman" w:hAnsi="Times New Roman" w:cs="Times New Roman"/>
+          <w:sz w:val="24"/>
+          <w:szCs w:val="24"/>
+        </w:rPr>
+        <w:t xml:space="preserve">Bảng so sánh 3 loại bài toán chính trong Machine Learning: </w:t>
+      </w:r>
+    </w:p>
+    <w:tbl>
+      <w:tblPr>
+        <w:tblStyle w:val="TableGrid"/>
+        <w:tblW w:w="0" w:type="auto"/>
+        <w:tblLook w:val="04A0" w:firstRow="1" w:lastRow="0" w:firstColumn="1" w:lastColumn="0" w:noHBand="0" w:noVBand="1"/>
+      </w:tblPr>
+      <w:tblGrid>
+        <w:gridCol w:w="1705"/>
+        <w:gridCol w:w="2250"/>
+        <w:gridCol w:w="2610"/>
+        <w:gridCol w:w="2785"/>
+      </w:tblGrid>
+      <w:tr>
+        <w:tc>
+          <w:tcPr>
+            <w:tcW w:w="1705" w:type="dxa"/>
+          </w:tcPr>
+          <w:p>
+            <w:pPr>
+              <w:jc w:val="center"/>
+              <w:rPr>
+                <w:rFonts w:ascii="Times New Roman" w:hAnsi="Times New Roman" w:cs="Times New Roman"/>
+              </w:rPr>
+            </w:pPr>
+            <w:r>
+              <w:rPr>
+                <w:rFonts w:ascii="Times New Roman" w:hAnsi="Times New Roman" w:cs="Times New Roman"/>
+              </w:rPr>
+              <w:t>Tiêu chí</w:t>
+            </w:r>
+          </w:p>
+        </w:tc>
+        <w:tc>
+          <w:tcPr>
+            <w:tcW w:w="2250" w:type="dxa"/>
+          </w:tcPr>
+          <w:p>
+            <w:pPr>
+              <w:jc w:val="center"/>
+              <w:rPr>
+                <w:rFonts w:ascii="Times New Roman" w:hAnsi="Times New Roman" w:cs="Times New Roman"/>
+              </w:rPr>
+            </w:pPr>
+            <w:r>
+              <w:rPr>
+                <w:rFonts w:ascii="Times New Roman" w:hAnsi="Times New Roman" w:cs="Times New Roman"/>
+              </w:rPr>
+              <w:t>Học có giám sát</w:t>
+            </w:r>
+          </w:p>
+        </w:tc>
+        <w:tc>
+          <w:tcPr>
+            <w:tcW w:w="2610" w:type="dxa"/>
+          </w:tcPr>
+          <w:p>
+            <w:pPr>
+              <w:jc w:val="center"/>
+              <w:rPr>
+                <w:rFonts w:ascii="Times New Roman" w:hAnsi="Times New Roman" w:cs="Times New Roman"/>
+              </w:rPr>
+            </w:pPr>
+            <w:r>
+              <w:rPr>
+                <w:rFonts w:ascii="Times New Roman" w:hAnsi="Times New Roman" w:cs="Times New Roman"/>
+              </w:rPr>
+              <w:t>Học không giám sát</w:t>
+            </w:r>
+          </w:p>
+        </w:tc>
+        <w:tc>
+          <w:tcPr>
+            <w:tcW w:w="2785" w:type="dxa"/>
+          </w:tcPr>
+          <w:p>
+            <w:pPr>
+              <w:jc w:val="center"/>
+              <w:rPr>
+                <w:rFonts w:ascii="Times New Roman" w:hAnsi="Times New Roman" w:cs="Times New Roman"/>
+              </w:rPr>
+            </w:pPr>
+            <w:r>
+              <w:rPr>
+                <w:rFonts w:ascii="Times New Roman" w:hAnsi="Times New Roman" w:cs="Times New Roman"/>
+              </w:rPr>
+              <w:t>Học tăng cường</w:t>
+            </w:r>
+          </w:p>
+        </w:tc>
+      </w:tr>
+      <w:tr>
+        <w:tc>
+          <w:tcPr>
+            <w:tcW w:w="1705" w:type="dxa"/>
+          </w:tcPr>
+          <w:p>
+            <w:pPr>
+              <w:jc w:val="center"/>
+              <w:rPr>
+                <w:rFonts w:ascii="Times New Roman" w:hAnsi="Times New Roman" w:cs="Times New Roman"/>
+              </w:rPr>
+            </w:pPr>
+            <w:r>
+              <w:rPr>
+                <w:rFonts w:ascii="Times New Roman" w:hAnsi="Times New Roman" w:cs="Times New Roman"/>
+              </w:rPr>
+              <w:t>Dữ liệu đầu vào</w:t>
+            </w:r>
+          </w:p>
+        </w:tc>
+        <w:tc>
+          <w:tcPr>
+            <w:tcW w:w="2250" w:type="dxa"/>
+          </w:tcPr>
+          <w:p>
+            <w:pPr>
+              <w:rPr>
+                <w:rFonts w:ascii="Times New Roman" w:hAnsi="Times New Roman" w:cs="Times New Roman"/>
+              </w:rPr>
+            </w:pPr>
+            <w:r>
+              <w:rPr>
+                <w:rFonts w:ascii="Times New Roman" w:hAnsi="Times New Roman" w:cs="Times New Roman"/>
+              </w:rPr>
+              <w:t>Có nhãn (Đã biết trước cặp đầu vào – ra)</w:t>
+            </w:r>
+          </w:p>
+        </w:tc>
+        <w:tc>
+          <w:tcPr>
+            <w:tcW w:w="2610" w:type="dxa"/>
+          </w:tcPr>
+          <w:p>
+            <w:pPr>
+              <w:rPr>
+                <w:rFonts w:ascii="Times New Roman" w:hAnsi="Times New Roman" w:cs="Times New Roman"/>
+              </w:rPr>
+            </w:pPr>
+            <w:r>
+              <w:rPr>
+                <w:rFonts w:ascii="Times New Roman" w:hAnsi="Times New Roman" w:cs="Times New Roman"/>
+              </w:rPr>
+              <w:t>Không có nhãn (Chỉ có dữ liệu thô, chưa phân loại)</w:t>
+            </w:r>
+          </w:p>
+        </w:tc>
+        <w:tc>
+          <w:tcPr>
+            <w:tcW w:w="2785" w:type="dxa"/>
+          </w:tcPr>
+          <w:p>
+            <w:pPr>
+              <w:rPr>
+                <w:rFonts w:ascii="Times New Roman" w:hAnsi="Times New Roman" w:cs="Times New Roman"/>
+              </w:rPr>
+            </w:pPr>
+            <w:r>
+              <w:rPr>
+                <w:rFonts w:ascii="Times New Roman" w:hAnsi="Times New Roman" w:cs="Times New Roman"/>
+              </w:rPr>
+              <w:t>Không có tập dữ liệu tĩnh; dữ liệu được tạo ra thông qua tương tác</w:t>
+            </w:r>
+          </w:p>
+        </w:tc>
+      </w:tr>
+      <w:tr>
+        <w:tc>
+          <w:tcPr>
+            <w:tcW w:w="1705" w:type="dxa"/>
+          </w:tcPr>
+          <w:p>
+            <w:pPr>
+              <w:jc w:val="center"/>
+              <w:rPr>
+                <w:rFonts w:ascii="Times New Roman" w:hAnsi="Times New Roman" w:cs="Times New Roman"/>
+              </w:rPr>
+            </w:pPr>
+            <w:r>
+              <w:rPr>
+                <w:rFonts w:ascii="Times New Roman" w:hAnsi="Times New Roman" w:cs="Times New Roman"/>
+              </w:rPr>
+              <w:t>Mục tiêu chính</w:t>
+            </w:r>
+          </w:p>
+        </w:tc>
+        <w:tc>
+          <w:tcPr>
+            <w:tcW w:w="2250" w:type="dxa"/>
+          </w:tcPr>
+          <w:p>
+            <w:pPr>
+              <w:rPr>
+                <w:rFonts w:ascii="Times New Roman" w:hAnsi="Times New Roman" w:cs="Times New Roman"/>
+              </w:rPr>
+            </w:pPr>
+            <w:r>
+              <w:rPr>
+                <w:rFonts w:ascii="Times New Roman" w:hAnsi="Times New Roman" w:cs="Times New Roman"/>
+              </w:rPr>
+              <w:t>Dự đoán kết quả cho dữ liệu mới dựa trên các cặp dữ liệu đã học</w:t>
+            </w:r>
+          </w:p>
+        </w:tc>
+        <w:tc>
+          <w:tcPr>
+            <w:tcW w:w="2610" w:type="dxa"/>
+          </w:tcPr>
+          <w:p>
+            <w:pPr>
+              <w:rPr>
+                <w:rFonts w:ascii="Times New Roman" w:hAnsi="Times New Roman" w:cs="Times New Roman"/>
+              </w:rPr>
+            </w:pPr>
+            <w:r>
+              <w:rPr>
+                <w:rFonts w:ascii="Times New Roman" w:hAnsi="Times New Roman" w:cs="Times New Roman"/>
+              </w:rPr>
+              <w:t>Tìm ra cấu trúc ẩn, quy luật hoặc phân cụm dữ liệu</w:t>
+            </w:r>
+          </w:p>
+        </w:tc>
+        <w:tc>
+          <w:tcPr>
+            <w:tcW w:w="2785" w:type="dxa"/>
+          </w:tcPr>
+          <w:p>
+            <w:pPr>
+              <w:rPr>
+                <w:rFonts w:ascii="Times New Roman" w:hAnsi="Times New Roman" w:cs="Times New Roman"/>
+              </w:rPr>
+            </w:pPr>
+            <w:r>
+              <w:rPr>
+                <w:rFonts w:ascii="Times New Roman" w:hAnsi="Times New Roman" w:cs="Times New Roman"/>
+              </w:rPr>
+              <w:t>Học các đưa ra chuỗi quyết định tối ưu để đạt phần thưởng cao nhất</w:t>
+            </w:r>
+          </w:p>
+        </w:tc>
+      </w:tr>
+      <w:tr>
+        <w:tc>
+          <w:tcPr>
+            <w:tcW w:w="1705" w:type="dxa"/>
+          </w:tcPr>
+          <w:p>
+            <w:pPr>
+              <w:jc w:val="center"/>
+              <w:rPr>
+                <w:rFonts w:ascii="Times New Roman" w:hAnsi="Times New Roman" w:cs="Times New Roman"/>
+              </w:rPr>
+            </w:pPr>
+            <w:r>
+              <w:rPr>
+                <w:rFonts w:ascii="Times New Roman" w:hAnsi="Times New Roman" w:cs="Times New Roman"/>
+              </w:rPr>
+              <w:t>Cơ chế học</w:t>
+            </w:r>
+          </w:p>
+        </w:tc>
+        <w:tc>
+          <w:tcPr>
+            <w:tcW w:w="2250" w:type="dxa"/>
+          </w:tcPr>
+          <w:p>
+            <w:pPr>
+              <w:rPr>
+                <w:rFonts w:ascii="Times New Roman" w:hAnsi="Times New Roman" w:cs="Times New Roman"/>
+              </w:rPr>
+            </w:pPr>
+            <w:r>
+              <w:rPr>
+                <w:rFonts w:ascii="Times New Roman" w:hAnsi="Times New Roman" w:cs="Times New Roman"/>
+              </w:rPr>
+              <w:t>So sánh trực tiếp kết quả dự đoán với nhãn đúng có sẵn trong dữ liệu huấn luyện</w:t>
+            </w:r>
+          </w:p>
+        </w:tc>
+        <w:tc>
+          <w:tcPr>
+            <w:tcW w:w="2610" w:type="dxa"/>
+          </w:tcPr>
+          <w:p>
+            <w:pPr>
+              <w:rPr>
+                <w:rFonts w:ascii="Times New Roman" w:hAnsi="Times New Roman" w:cs="Times New Roman"/>
+              </w:rPr>
+            </w:pPr>
+            <w:r>
+              <w:rPr>
+                <w:rFonts w:ascii="Times New Roman" w:hAnsi="Times New Roman" w:cs="Times New Roman"/>
+              </w:rPr>
+              <w:t>Tự tìm điểm tương đồng và khác biệt giữa các phần tử dữ liệu</w:t>
+            </w:r>
+          </w:p>
+        </w:tc>
+        <w:tc>
+          <w:tcPr>
+            <w:tcW w:w="2785" w:type="dxa"/>
+          </w:tcPr>
+          <w:p>
+            <w:pPr>
+              <w:rPr>
+                <w:rFonts w:ascii="Times New Roman" w:hAnsi="Times New Roman" w:cs="Times New Roman"/>
+              </w:rPr>
+            </w:pPr>
+            <w:r>
+              <w:rPr>
+                <w:rFonts w:ascii="Times New Roman" w:hAnsi="Times New Roman" w:cs="Times New Roman"/>
+              </w:rPr>
+              <w:t>Nhận tín hiệu thưởng/phạt từ môi trường sau mỗi hành động</w:t>
+            </w:r>
+          </w:p>
+        </w:tc>
+      </w:tr>
+      <w:tr>
+        <w:tc>
+          <w:tcPr>
+            <w:tcW w:w="1705" w:type="dxa"/>
+          </w:tcPr>
+          <w:p>
+            <w:pPr>
+              <w:jc w:val="center"/>
+              <w:rPr>
+                <w:rFonts w:ascii="Times New Roman" w:hAnsi="Times New Roman" w:cs="Times New Roman"/>
+              </w:rPr>
+            </w:pPr>
+            <w:r>
+              <w:rPr>
+                <w:rFonts w:ascii="Times New Roman" w:hAnsi="Times New Roman" w:cs="Times New Roman"/>
+              </w:rPr>
+              <w:t>Thuật toán phổ biến</w:t>
+            </w:r>
+          </w:p>
+        </w:tc>
+        <w:tc>
+          <w:tcPr>
+            <w:tcW w:w="2250" w:type="dxa"/>
+          </w:tcPr>
+          <w:p>
+            <w:pPr>
+              <w:rPr>
+                <w:rFonts w:ascii="Times New Roman" w:hAnsi="Times New Roman" w:cs="Times New Roman"/>
+              </w:rPr>
+            </w:pPr>
+            <w:r>
+              <w:rPr>
+                <w:rFonts w:ascii="Times New Roman" w:hAnsi="Times New Roman" w:cs="Times New Roman"/>
+              </w:rPr>
+              <w:t>Hồi quy tuyến tính, SVM, Cây quyết định, KNN</w:t>
+            </w:r>
+          </w:p>
+        </w:tc>
+        <w:tc>
+          <w:tcPr>
+            <w:tcW w:w="2610" w:type="dxa"/>
+          </w:tcPr>
+          <w:p>
+            <w:pPr>
+              <w:rPr>
+                <w:rFonts w:ascii="Times New Roman" w:hAnsi="Times New Roman" w:cs="Times New Roman"/>
+              </w:rPr>
+            </w:pPr>
+            <w:r>
+              <w:rPr>
+                <w:rFonts w:ascii="Times New Roman" w:hAnsi="Times New Roman" w:cs="Times New Roman"/>
+              </w:rPr>
+              <w:t>K-Means, PCA, Phân cụm phân cấp</w:t>
+            </w:r>
+          </w:p>
+        </w:tc>
+        <w:tc>
+          <w:tcPr>
+            <w:tcW w:w="2785" w:type="dxa"/>
+          </w:tcPr>
+          <w:p>
+            <w:pPr>
+              <w:rPr>
+                <w:rFonts w:ascii="Times New Roman" w:hAnsi="Times New Roman" w:cs="Times New Roman"/>
+              </w:rPr>
+            </w:pPr>
+            <w:r>
+              <w:rPr>
+                <w:rFonts w:ascii="Times New Roman" w:hAnsi="Times New Roman" w:cs="Times New Roman"/>
+              </w:rPr>
+              <w:t>Q-Learning, Deep Q-Network (DQN), PPO</w:t>
+            </w:r>
+          </w:p>
+        </w:tc>
+      </w:tr>
+      <w:tr>
+        <w:tc>
+          <w:tcPr>
+            <w:tcW w:w="1705" w:type="dxa"/>
+          </w:tcPr>
+          <w:p>
+            <w:pPr>
+              <w:jc w:val="center"/>
+              <w:rPr>
+                <w:rFonts w:ascii="Times New Roman" w:hAnsi="Times New Roman" w:cs="Times New Roman"/>
+              </w:rPr>
+            </w:pPr>
+            <w:r>
+              <w:rPr>
+                <w:rFonts w:ascii="Times New Roman" w:hAnsi="Times New Roman" w:cs="Times New Roman"/>
+              </w:rPr>
+              <w:lastRenderedPageBreak/>
+              <w:t>Nhóm bài toán nhỏ</w:t>
+            </w:r>
+          </w:p>
+        </w:tc>
+        <w:tc>
+          <w:tcPr>
+            <w:tcW w:w="2250" w:type="dxa"/>
+          </w:tcPr>
+          <w:p>
+            <w:pPr>
+              <w:rPr>
+                <w:rFonts w:ascii="Times New Roman" w:hAnsi="Times New Roman" w:cs="Times New Roman"/>
+              </w:rPr>
+            </w:pPr>
+            <w:r>
+              <w:rPr>
+                <w:rFonts w:ascii="Times New Roman" w:hAnsi="Times New Roman" w:cs="Times New Roman"/>
+              </w:rPr>
+              <w:t>- Phân loại</w:t>
+            </w:r>
+          </w:p>
+          <w:p>
+            <w:pPr>
+              <w:rPr>
+                <w:rFonts w:ascii="Times New Roman" w:hAnsi="Times New Roman" w:cs="Times New Roman"/>
+              </w:rPr>
+            </w:pPr>
+            <w:r>
+              <w:rPr>
+                <w:rFonts w:ascii="Times New Roman" w:hAnsi="Times New Roman" w:cs="Times New Roman"/>
+              </w:rPr>
+              <w:t>(Classification): Dự đoán nhãn rời rạc.</w:t>
+            </w:r>
+          </w:p>
+          <w:p>
+            <w:pPr>
+              <w:rPr>
+                <w:rFonts w:ascii="Times New Roman" w:hAnsi="Times New Roman" w:cs="Times New Roman"/>
+              </w:rPr>
+            </w:pPr>
+          </w:p>
+          <w:p>
+            <w:pPr>
+              <w:rPr>
+                <w:rFonts w:ascii="Times New Roman" w:hAnsi="Times New Roman" w:cs="Times New Roman"/>
+              </w:rPr>
+            </w:pPr>
+            <w:r>
+              <w:rPr>
+                <w:rFonts w:ascii="Times New Roman" w:hAnsi="Times New Roman" w:cs="Times New Roman"/>
+              </w:rPr>
+              <w:t>- Hồi quy (Regression): Dự đoán giá trị liên tục.</w:t>
+            </w:r>
+          </w:p>
+        </w:tc>
+        <w:tc>
+          <w:tcPr>
+            <w:tcW w:w="2610" w:type="dxa"/>
+          </w:tcPr>
+          <w:p>
+            <w:pPr>
+              <w:rPr>
+                <w:rFonts w:ascii="Times New Roman" w:hAnsi="Times New Roman" w:cs="Times New Roman"/>
+              </w:rPr>
+            </w:pPr>
+            <w:r>
+              <w:rPr>
+                <w:rFonts w:ascii="Times New Roman" w:hAnsi="Times New Roman" w:cs="Times New Roman"/>
+              </w:rPr>
+              <w:t>- Gom cụm (Clustering): Nhóm dữ liệu tương đồng.</w:t>
+            </w:r>
+          </w:p>
+          <w:p>
+            <w:pPr>
+              <w:rPr>
+                <w:rFonts w:ascii="Times New Roman" w:hAnsi="Times New Roman" w:cs="Times New Roman"/>
+              </w:rPr>
+            </w:pPr>
+          </w:p>
+          <w:p>
+            <w:pPr>
+              <w:rPr>
+                <w:rFonts w:ascii="Times New Roman" w:hAnsi="Times New Roman" w:cs="Times New Roman"/>
+              </w:rPr>
+            </w:pPr>
+            <w:r>
+              <w:rPr>
+                <w:rFonts w:ascii="Times New Roman" w:hAnsi="Times New Roman" w:cs="Times New Roman"/>
+              </w:rPr>
+              <w:t>- Giảm chiều dữ liệu (Dimensionality Reduction): Nén dữ liệu.</w:t>
+            </w:r>
+          </w:p>
+          <w:p>
+            <w:pPr>
+              <w:rPr>
+                <w:rFonts w:ascii="Times New Roman" w:hAnsi="Times New Roman" w:cs="Times New Roman"/>
+              </w:rPr>
+            </w:pPr>
+          </w:p>
+          <w:p>
+            <w:pPr>
+              <w:rPr>
+                <w:rFonts w:ascii="Times New Roman" w:hAnsi="Times New Roman" w:cs="Times New Roman"/>
+              </w:rPr>
+            </w:pPr>
+            <w:r>
+              <w:rPr>
+                <w:rFonts w:ascii="Times New Roman" w:hAnsi="Times New Roman" w:cs="Times New Roman"/>
+              </w:rPr>
+              <w:t>- Luật kết hợp (Association): Tìm mối liên hệ giữa các mặt hàng.</w:t>
+            </w:r>
+          </w:p>
+        </w:tc>
+        <w:tc>
+          <w:tcPr>
+            <w:tcW w:w="2785" w:type="dxa"/>
+          </w:tcPr>
+          <w:p>
+            <w:pPr>
+              <w:rPr>
+                <w:rFonts w:ascii="Times New Roman" w:hAnsi="Times New Roman" w:cs="Times New Roman"/>
+              </w:rPr>
+            </w:pPr>
+            <w:r>
+              <w:rPr>
+                <w:rFonts w:ascii="Times New Roman" w:hAnsi="Times New Roman" w:cs="Times New Roman"/>
+              </w:rPr>
+              <w:t>- Tác vụ điều khiển (Control Tasks): Điều khiển các hệ thống cơ học, thiết bị vật lý trong môi trường liên tục.</w:t>
+            </w:r>
+          </w:p>
+          <w:p>
+            <w:pPr>
+              <w:rPr>
+                <w:rFonts w:ascii="Times New Roman" w:hAnsi="Times New Roman" w:cs="Times New Roman"/>
+              </w:rPr>
+            </w:pPr>
+          </w:p>
+          <w:p>
+            <w:pPr>
+              <w:rPr>
+                <w:rFonts w:ascii="Times New Roman" w:hAnsi="Times New Roman" w:cs="Times New Roman"/>
+              </w:rPr>
+            </w:pPr>
+            <w:r>
+              <w:rPr>
+                <w:rFonts w:ascii="Times New Roman" w:hAnsi="Times New Roman" w:cs="Times New Roman"/>
+              </w:rPr>
+              <w:t>- Tối ưu hóa chuỗi quyết định (Decision Making): Tìm chuỗi nước đi tối ưu trong môi trường có luật chơi cố định.</w:t>
+            </w:r>
+          </w:p>
+        </w:tc>
+      </w:tr>
+      <w:tr>
+        <w:tc>
+          <w:tcPr>
+            <w:tcW w:w="1705" w:type="dxa"/>
+          </w:tcPr>
+          <w:p>
+            <w:pPr>
+              <w:jc w:val="center"/>
+              <w:rPr>
+                <w:rFonts w:ascii="Times New Roman" w:hAnsi="Times New Roman" w:cs="Times New Roman"/>
+              </w:rPr>
+            </w:pPr>
+            <w:r>
+              <w:rPr>
+                <w:rFonts w:ascii="Times New Roman" w:hAnsi="Times New Roman" w:cs="Times New Roman"/>
+              </w:rPr>
+              <w:t>Ví dụ thực tế</w:t>
+            </w:r>
+          </w:p>
+        </w:tc>
+        <w:tc>
+          <w:tcPr>
+            <w:tcW w:w="2250" w:type="dxa"/>
+          </w:tcPr>
+          <w:p>
+            <w:pPr>
+              <w:rPr>
+                <w:rFonts w:ascii="Times New Roman" w:hAnsi="Times New Roman" w:cs="Times New Roman"/>
+              </w:rPr>
+            </w:pPr>
+            <w:r>
+              <w:rPr>
+                <w:rFonts w:ascii="Times New Roman" w:hAnsi="Times New Roman" w:cs="Times New Roman"/>
+              </w:rPr>
+              <w:t>Dự đoán bệnh dựa trên chỉ số y tế, nhận diện khuôn mặt, phát hiện giao dịch gian lận.</w:t>
+            </w:r>
+          </w:p>
+        </w:tc>
+        <w:tc>
+          <w:tcPr>
+            <w:tcW w:w="2610" w:type="dxa"/>
+          </w:tcPr>
+          <w:p>
+            <w:pPr>
+              <w:rPr>
+                <w:rFonts w:ascii="Times New Roman" w:hAnsi="Times New Roman" w:cs="Times New Roman"/>
+              </w:rPr>
+            </w:pPr>
+            <w:r>
+              <w:rPr>
+                <w:rFonts w:ascii="Times New Roman" w:hAnsi="Times New Roman" w:cs="Times New Roman"/>
+              </w:rPr>
+              <w:t>Hệ thống gợi ý sản phẩm, phát hiện điểm bất thường.</w:t>
+            </w:r>
+          </w:p>
+        </w:tc>
+        <w:tc>
+          <w:tcPr>
+            <w:tcW w:w="2785" w:type="dxa"/>
+          </w:tcPr>
+          <w:p>
+            <w:pPr>
+              <w:rPr>
+                <w:rFonts w:ascii="Times New Roman" w:hAnsi="Times New Roman" w:cs="Times New Roman"/>
+              </w:rPr>
+            </w:pPr>
+            <w:r>
+              <w:rPr>
+                <w:rFonts w:ascii="Times New Roman" w:hAnsi="Times New Roman" w:cs="Times New Roman"/>
+              </w:rPr>
+              <w:t>Xe tự lái, AI chơi game (AlphaGo, OpenAI Five), giao dịch chứng khoán tự động.</w:t>
+            </w:r>
+          </w:p>
+        </w:tc>
+      </w:tr>
+    </w:tbl>
+    <w:p>
+      <w:pPr>
+        <w:rPr>
+          <w:rFonts w:ascii="Times New Roman" w:hAnsi="Times New Roman" w:cs="Times New Roman"/>
+          <w:sz w:val="24"/>
+          <w:szCs w:val="24"/>
+        </w:rPr>
+      </w:pPr>
+    </w:p>
+    <w:p>
+      <w:pPr>
+        <w:rPr>
+          <w:rFonts w:ascii="Times New Roman" w:hAnsi="Times New Roman" w:cs="Times New Roman"/>
+          <w:b/>
+          <w:sz w:val="24"/>
+          <w:szCs w:val="24"/>
+        </w:rPr>
+      </w:pPr>
+    </w:p>
+    <w:p>
+      <w:pPr>
+        <w:rPr>
+          <w:rFonts w:ascii="Times New Roman" w:hAnsi="Times New Roman" w:cs="Times New Roman"/>
+          <w:b/>
+          <w:sz w:val="24"/>
+          <w:szCs w:val="24"/>
+        </w:rPr>
+      </w:pPr>
+    </w:p>
+    <w:p>
+      <w:pPr>
+        <w:rPr>
+          <w:rFonts w:ascii="Times New Roman" w:hAnsi="Times New Roman" w:cs="Times New Roman"/>
+          <w:b/>
+          <w:sz w:val="24"/>
+          <w:szCs w:val="24"/>
+        </w:rPr>
+      </w:pPr>
+    </w:p>
+    <w:p>
+      <w:pPr>
+        <w:rPr>
+          <w:rFonts w:ascii="Times New Roman" w:hAnsi="Times New Roman" w:cs="Times New Roman"/>
+          <w:b/>
+          <w:sz w:val="24"/>
+          <w:szCs w:val="24"/>
+        </w:rPr>
+      </w:pPr>
+      <w:r>
+        <w:rPr>
+          <w:rFonts w:ascii="Times New Roman" w:hAnsi="Times New Roman" w:cs="Times New Roman"/>
+          <w:b/>
+          <w:sz w:val="24"/>
+          <w:szCs w:val="24"/>
+        </w:rPr>
+        <w:t>2. Một số thư viện phổ biến</w:t>
+      </w:r>
+    </w:p>
+    <w:p>
+      <w:pPr>
+        <w:rPr>
+          <w:rFonts w:ascii="Times New Roman" w:hAnsi="Times New Roman" w:cs="Times New Roman"/>
+          <w:sz w:val="24"/>
+          <w:szCs w:val="24"/>
+        </w:rPr>
+      </w:pPr>
+      <w:r>
+        <w:rPr>
+          <w:rFonts w:ascii="Times New Roman" w:hAnsi="Times New Roman" w:cs="Times New Roman"/>
+          <w:b/>
+          <w:sz w:val="24"/>
+          <w:szCs w:val="24"/>
+        </w:rPr>
+        <w:t xml:space="preserve">- </w:t>
+      </w:r>
+      <w:r>
+        <w:rPr>
+          <w:rFonts w:ascii="Times New Roman" w:hAnsi="Times New Roman" w:cs="Times New Roman"/>
+          <w:sz w:val="24"/>
+          <w:szCs w:val="24"/>
+        </w:rPr>
+        <w:t xml:space="preserve">Numpy: </w:t>
+      </w:r>
+    </w:p>
+    <w:p>
+      <w:pPr>
+        <w:rPr>
+          <w:rFonts w:ascii="Times New Roman" w:hAnsi="Times New Roman" w:cs="Times New Roman"/>
+          <w:sz w:val="24"/>
+          <w:szCs w:val="24"/>
+        </w:rPr>
+      </w:pPr>
+      <w:r>
+        <w:rPr>
+          <w:rFonts w:ascii="Times New Roman" w:hAnsi="Times New Roman" w:cs="Times New Roman"/>
+          <w:sz w:val="24"/>
+          <w:szCs w:val="24"/>
+        </w:rPr>
+        <w:t xml:space="preserve">+) </w:t>
+      </w:r>
+    </w:p>
+    <w:p>
       <w:bookmarkStart w:id="0" w:name="_GoBack"/>
       <w:bookmarkEnd w:id="0"/>
     </w:p>
@@ -1712,6 +2542,7 @@
   <w:style w:type="paragraph" w:default="1" w:styleId="Normal">
     <w:name w:val="Normal"/>
     <w:qFormat/>
+    <w:rsid w:val="00EC72E9"/>
   </w:style>
   <w:style w:type="character" w:default="1" w:styleId="DefaultParagraphFont">
     <w:name w:val="Default Paragraph Font"/>
@@ -1750,6 +2581,25 @@
       <w:ind w:left="720"/>
       <w:contextualSpacing/>
     </w:pPr>
+  </w:style>
+  <w:style w:type="table" w:styleId="TableGrid">
+    <w:name w:val="Table Grid"/>
+    <w:basedOn w:val="TableNormal"/>
+    <w:uiPriority w:val="39"/>
+    <w:rsid w:val="00EC72E9"/>
+    <w:pPr>
+      <w:spacing w:after="0" w:line="240" w:lineRule="auto"/>
+    </w:pPr>
+    <w:tblPr>
+      <w:tblBorders>
+        <w:top w:val="single" w:sz="4" w:space="0" w:color="auto"/>
+        <w:left w:val="single" w:sz="4" w:space="0" w:color="auto"/>
+        <w:bottom w:val="single" w:sz="4" w:space="0" w:color="auto"/>
+        <w:right w:val="single" w:sz="4" w:space="0" w:color="auto"/>
+        <w:insideH w:val="single" w:sz="4" w:space="0" w:color="auto"/>
+        <w:insideV w:val="single" w:sz="4" w:space="0" w:color="auto"/>
+      </w:tblBorders>
+    </w:tblPr>
   </w:style>
 </w:styles>
 </file>

--- a/Tuan_1/Báo cáo tuần 1.docx
+++ b/Tuan_1/Báo cáo tuần 1.docx
@@ -1,6 +1,6 @@
 
 <file path=word/document.xml><?xml version="1.0" encoding="utf-8"?>
-<w:document xmlns:wpc="http://schemas.microsoft.com/office/word/2010/wordprocessingCanvas" xmlns:cx="http://schemas.microsoft.com/office/drawing/2014/chartex" xmlns:mc="http://schemas.openxmlformats.org/markup-compatibility/2006" xmlns:o="urn:schemas-microsoft-com:office:office" xmlns:r="http://schemas.openxmlformats.org/officeDocument/2006/relationships" xmlns:m="http://schemas.openxmlformats.org/officeDocument/2006/math" xmlns:v="urn:schemas-microsoft-com:vml" xmlns:wp14="http://schemas.microsoft.com/office/word/2010/wordprocessingDrawing" xmlns:wp="http://schemas.openxmlformats.org/drawingml/2006/wordprocessingDrawing" xmlns:w10="urn:schemas-microsoft-com:office:word" xmlns:w="http://schemas.openxmlformats.org/wordprocessingml/2006/main" xmlns:w14="http://schemas.microsoft.com/office/word/2010/wordml" xmlns:w15="http://schemas.microsoft.com/office/word/2012/wordml" xmlns:w16se="http://schemas.microsoft.com/office/word/2015/wordml/symex" xmlns:wpg="http://schemas.microsoft.com/office/word/2010/wordprocessingGroup" xmlns:wpi="http://schemas.microsoft.com/office/word/2010/wordprocessingInk" xmlns:wne="http://schemas.microsoft.com/office/word/2006/wordml" xmlns:wps="http://schemas.microsoft.com/office/word/2010/wordprocessingShape" mc:Ignorable="w14 w15 w16se wp14">
+<w:document xmlns:wpc="http://schemas.microsoft.com/office/word/2010/wordprocessingCanvas" xmlns:cx="http://schemas.microsoft.com/office/drawing/2014/chartex" xmlns:cx1="http://schemas.microsoft.com/office/drawing/2015/9/8/chartex" xmlns:cx2="http://schemas.microsoft.com/office/drawing/2015/10/21/chartex" xmlns:cx3="http://schemas.microsoft.com/office/drawing/2016/5/9/chartex" xmlns:cx4="http://schemas.microsoft.com/office/drawing/2016/5/10/chartex" xmlns:cx5="http://schemas.microsoft.com/office/drawing/2016/5/11/chartex" xmlns:cx6="http://schemas.microsoft.com/office/drawing/2016/5/12/chartex" xmlns:cx7="http://schemas.microsoft.com/office/drawing/2016/5/13/chartex" xmlns:cx8="http://schemas.microsoft.com/office/drawing/2016/5/14/chartex" xmlns:mc="http://schemas.openxmlformats.org/markup-compatibility/2006" xmlns:aink="http://schemas.microsoft.com/office/drawing/2016/ink" xmlns:am3d="http://schemas.microsoft.com/office/drawing/2017/model3d" xmlns:o="urn:schemas-microsoft-com:office:office" xmlns:oel="http://schemas.microsoft.com/office/2019/extlst" xmlns:r="http://schemas.openxmlformats.org/officeDocument/2006/relationships" xmlns:m="http://schemas.openxmlformats.org/officeDocument/2006/math" xmlns:v="urn:schemas-microsoft-com:vml" xmlns:wp14="http://schemas.microsoft.com/office/word/2010/wordprocessingDrawing" xmlns:wp="http://schemas.openxmlformats.org/drawingml/2006/wordprocessingDrawing" xmlns:w10="urn:schemas-microsoft-com:office:word" xmlns:w="http://schemas.openxmlformats.org/wordprocessingml/2006/main" xmlns:w14="http://schemas.microsoft.com/office/word/2010/wordml" xmlns:w15="http://schemas.microsoft.com/office/word/2012/wordml" xmlns:w16cex="http://schemas.microsoft.com/office/word/2018/wordml/cex" xmlns:w16cid="http://schemas.microsoft.com/office/word/2016/wordml/cid" xmlns:w16="http://schemas.microsoft.com/office/word/2018/wordml" xmlns:w16du="http://schemas.microsoft.com/office/word/2023/wordml/word16du" xmlns:w16sdtdh="http://schemas.microsoft.com/office/word/2020/wordml/sdtdatahash" xmlns:w16se="http://schemas.microsoft.com/office/word/2015/wordml/symex" xmlns:wpg="http://schemas.microsoft.com/office/word/2010/wordprocessingGroup" xmlns:wpi="http://schemas.microsoft.com/office/word/2010/wordprocessingInk" xmlns:wne="http://schemas.microsoft.com/office/word/2006/wordml" xmlns:wps="http://schemas.microsoft.com/office/word/2010/wordprocessingShape" mc:Ignorable="w14 w15 w16se w16cid w16 w16cex w16sdtdh w16du wp14">
   <w:body>
     <w:p>
       <w:pPr>
@@ -706,9 +706,9 @@
       </w:tblPr>
       <w:tblGrid>
         <w:gridCol w:w="1705"/>
-        <w:gridCol w:w="2250"/>
-        <w:gridCol w:w="2610"/>
-        <w:gridCol w:w="2785"/>
+        <w:gridCol w:w="2070"/>
+        <w:gridCol w:w="1980"/>
+        <w:gridCol w:w="3595"/>
       </w:tblGrid>
       <w:tr>
         <w:tc>
@@ -732,7 +732,7 @@
         </w:tc>
         <w:tc>
           <w:tcPr>
-            <w:tcW w:w="2250" w:type="dxa"/>
+            <w:tcW w:w="2070" w:type="dxa"/>
           </w:tcPr>
           <w:p>
             <w:pPr>
@@ -751,7 +751,7 @@
         </w:tc>
         <w:tc>
           <w:tcPr>
-            <w:tcW w:w="2610" w:type="dxa"/>
+            <w:tcW w:w="1980" w:type="dxa"/>
           </w:tcPr>
           <w:p>
             <w:pPr>
@@ -770,7 +770,7 @@
         </w:tc>
         <w:tc>
           <w:tcPr>
-            <w:tcW w:w="2785" w:type="dxa"/>
+            <w:tcW w:w="3595" w:type="dxa"/>
           </w:tcPr>
           <w:p>
             <w:pPr>
@@ -792,6 +792,7 @@
         <w:tc>
           <w:tcPr>
             <w:tcW w:w="1705" w:type="dxa"/>
+            <w:vAlign w:val="center"/>
           </w:tcPr>
           <w:p>
             <w:pPr>
@@ -810,7 +811,14 @@
         </w:tc>
         <w:tc>
           <w:tcPr>
-            <w:tcW w:w="2250" w:type="dxa"/>
+            <w:tcW w:w="2070" w:type="dxa"/>
+            <w:tcMar>
+              <w:top w:w="43" w:type="dxa"/>
+              <w:left w:w="115" w:type="dxa"/>
+              <w:bottom w:w="72" w:type="dxa"/>
+              <w:right w:w="115" w:type="dxa"/>
+            </w:tcMar>
+            <w:vAlign w:val="center"/>
           </w:tcPr>
           <w:p>
             <w:pPr>
@@ -828,7 +836,14 @@
         </w:tc>
         <w:tc>
           <w:tcPr>
-            <w:tcW w:w="2610" w:type="dxa"/>
+            <w:tcW w:w="1980" w:type="dxa"/>
+            <w:tcMar>
+              <w:top w:w="43" w:type="dxa"/>
+              <w:left w:w="115" w:type="dxa"/>
+              <w:bottom w:w="72" w:type="dxa"/>
+              <w:right w:w="115" w:type="dxa"/>
+            </w:tcMar>
+            <w:vAlign w:val="center"/>
           </w:tcPr>
           <w:p>
             <w:pPr>
@@ -846,7 +861,14 @@
         </w:tc>
         <w:tc>
           <w:tcPr>
-            <w:tcW w:w="2785" w:type="dxa"/>
+            <w:tcW w:w="3595" w:type="dxa"/>
+            <w:tcMar>
+              <w:top w:w="43" w:type="dxa"/>
+              <w:left w:w="115" w:type="dxa"/>
+              <w:bottom w:w="72" w:type="dxa"/>
+              <w:right w:w="115" w:type="dxa"/>
+            </w:tcMar>
+            <w:vAlign w:val="center"/>
           </w:tcPr>
           <w:p>
             <w:pPr>
@@ -867,6 +889,7 @@
         <w:tc>
           <w:tcPr>
             <w:tcW w:w="1705" w:type="dxa"/>
+            <w:vAlign w:val="center"/>
           </w:tcPr>
           <w:p>
             <w:pPr>
@@ -885,7 +908,14 @@
         </w:tc>
         <w:tc>
           <w:tcPr>
-            <w:tcW w:w="2250" w:type="dxa"/>
+            <w:tcW w:w="2070" w:type="dxa"/>
+            <w:tcMar>
+              <w:top w:w="43" w:type="dxa"/>
+              <w:left w:w="115" w:type="dxa"/>
+              <w:bottom w:w="72" w:type="dxa"/>
+              <w:right w:w="115" w:type="dxa"/>
+            </w:tcMar>
+            <w:vAlign w:val="center"/>
           </w:tcPr>
           <w:p>
             <w:pPr>
@@ -903,7 +933,14 @@
         </w:tc>
         <w:tc>
           <w:tcPr>
-            <w:tcW w:w="2610" w:type="dxa"/>
+            <w:tcW w:w="1980" w:type="dxa"/>
+            <w:tcMar>
+              <w:top w:w="43" w:type="dxa"/>
+              <w:left w:w="115" w:type="dxa"/>
+              <w:bottom w:w="72" w:type="dxa"/>
+              <w:right w:w="115" w:type="dxa"/>
+            </w:tcMar>
+            <w:vAlign w:val="center"/>
           </w:tcPr>
           <w:p>
             <w:pPr>
@@ -921,7 +958,14 @@
         </w:tc>
         <w:tc>
           <w:tcPr>
-            <w:tcW w:w="2785" w:type="dxa"/>
+            <w:tcW w:w="3595" w:type="dxa"/>
+            <w:tcMar>
+              <w:top w:w="43" w:type="dxa"/>
+              <w:left w:w="115" w:type="dxa"/>
+              <w:bottom w:w="72" w:type="dxa"/>
+              <w:right w:w="115" w:type="dxa"/>
+            </w:tcMar>
+            <w:vAlign w:val="center"/>
           </w:tcPr>
           <w:p>
             <w:pPr>
@@ -942,6 +986,7 @@
         <w:tc>
           <w:tcPr>
             <w:tcW w:w="1705" w:type="dxa"/>
+            <w:vAlign w:val="center"/>
           </w:tcPr>
           <w:p>
             <w:pPr>
@@ -960,54 +1005,91 @@
         </w:tc>
         <w:tc>
           <w:tcPr>
-            <w:tcW w:w="2250" w:type="dxa"/>
-          </w:tcPr>
-          <w:p>
-            <w:pPr>
-              <w:rPr>
-                <w:rFonts w:ascii="Times New Roman" w:hAnsi="Times New Roman" w:cs="Times New Roman"/>
-              </w:rPr>
-            </w:pPr>
-            <w:r>
-              <w:rPr>
-                <w:rFonts w:ascii="Times New Roman" w:hAnsi="Times New Roman" w:cs="Times New Roman"/>
-              </w:rPr>
-              <w:t>So sánh trực tiếp kết quả dự đoán với nhãn đúng có sẵn trong dữ liệu huấn luyện</w:t>
-            </w:r>
-          </w:p>
-        </w:tc>
-        <w:tc>
-          <w:tcPr>
-            <w:tcW w:w="2610" w:type="dxa"/>
-          </w:tcPr>
-          <w:p>
-            <w:pPr>
-              <w:rPr>
-                <w:rFonts w:ascii="Times New Roman" w:hAnsi="Times New Roman" w:cs="Times New Roman"/>
-              </w:rPr>
-            </w:pPr>
-            <w:r>
-              <w:rPr>
-                <w:rFonts w:ascii="Times New Roman" w:hAnsi="Times New Roman" w:cs="Times New Roman"/>
-              </w:rPr>
-              <w:t>Tự tìm điểm tương đồng và khác biệt giữa các phần tử dữ liệu</w:t>
-            </w:r>
-          </w:p>
-        </w:tc>
-        <w:tc>
-          <w:tcPr>
-            <w:tcW w:w="2785" w:type="dxa"/>
-          </w:tcPr>
-          <w:p>
-            <w:pPr>
-              <w:rPr>
-                <w:rFonts w:ascii="Times New Roman" w:hAnsi="Times New Roman" w:cs="Times New Roman"/>
-              </w:rPr>
-            </w:pPr>
-            <w:r>
-              <w:rPr>
-                <w:rFonts w:ascii="Times New Roman" w:hAnsi="Times New Roman" w:cs="Times New Roman"/>
-              </w:rPr>
+            <w:tcW w:w="2070" w:type="dxa"/>
+            <w:tcMar>
+              <w:top w:w="43" w:type="dxa"/>
+              <w:left w:w="115" w:type="dxa"/>
+              <w:bottom w:w="72" w:type="dxa"/>
+              <w:right w:w="115" w:type="dxa"/>
+            </w:tcMar>
+            <w:vAlign w:val="center"/>
+          </w:tcPr>
+          <w:p>
+            <w:pPr>
+              <w:rPr>
+                <w:rFonts w:ascii="Times New Roman" w:hAnsi="Times New Roman" w:cs="Times New Roman"/>
+              </w:rPr>
+            </w:pPr>
+            <w:r>
+              <w:rPr>
+                <w:rFonts w:ascii="Times New Roman" w:hAnsi="Times New Roman" w:cs="Times New Roman"/>
+              </w:rPr>
+              <w:t xml:space="preserve">So sánh trực tiếp kết quả dự đoán với nhãn đúng có sẵn </w:t>
+            </w:r>
+            <w:r>
+              <w:rPr>
+                <w:rFonts w:ascii="Times New Roman" w:hAnsi="Times New Roman" w:cs="Times New Roman"/>
+              </w:rPr>
+              <w:lastRenderedPageBreak/>
+              <w:t>trong dữ liệu huấn luyện</w:t>
+            </w:r>
+          </w:p>
+        </w:tc>
+        <w:tc>
+          <w:tcPr>
+            <w:tcW w:w="1980" w:type="dxa"/>
+            <w:tcMar>
+              <w:top w:w="43" w:type="dxa"/>
+              <w:left w:w="115" w:type="dxa"/>
+              <w:bottom w:w="72" w:type="dxa"/>
+              <w:right w:w="115" w:type="dxa"/>
+            </w:tcMar>
+            <w:vAlign w:val="center"/>
+          </w:tcPr>
+          <w:p>
+            <w:pPr>
+              <w:rPr>
+                <w:rFonts w:ascii="Times New Roman" w:hAnsi="Times New Roman" w:cs="Times New Roman"/>
+              </w:rPr>
+            </w:pPr>
+            <w:r>
+              <w:rPr>
+                <w:rFonts w:ascii="Times New Roman" w:hAnsi="Times New Roman" w:cs="Times New Roman"/>
+              </w:rPr>
+              <w:lastRenderedPageBreak/>
+              <w:t xml:space="preserve">Tự tìm điểm tương đồng và khác biệt </w:t>
+            </w:r>
+            <w:r>
+              <w:rPr>
+                <w:rFonts w:ascii="Times New Roman" w:hAnsi="Times New Roman" w:cs="Times New Roman"/>
+              </w:rPr>
+              <w:lastRenderedPageBreak/>
+              <w:t>giữa các phần tử dữ liệu</w:t>
+            </w:r>
+          </w:p>
+        </w:tc>
+        <w:tc>
+          <w:tcPr>
+            <w:tcW w:w="3595" w:type="dxa"/>
+            <w:tcMar>
+              <w:top w:w="43" w:type="dxa"/>
+              <w:left w:w="115" w:type="dxa"/>
+              <w:bottom w:w="72" w:type="dxa"/>
+              <w:right w:w="115" w:type="dxa"/>
+            </w:tcMar>
+            <w:vAlign w:val="center"/>
+          </w:tcPr>
+          <w:p>
+            <w:pPr>
+              <w:rPr>
+                <w:rFonts w:ascii="Times New Roman" w:hAnsi="Times New Roman" w:cs="Times New Roman"/>
+              </w:rPr>
+            </w:pPr>
+            <w:r>
+              <w:rPr>
+                <w:rFonts w:ascii="Times New Roman" w:hAnsi="Times New Roman" w:cs="Times New Roman"/>
+              </w:rPr>
+              <w:lastRenderedPageBreak/>
               <w:t>Nhận tín hiệu thưởng/phạt từ môi trường sau mỗi hành động</w:t>
             </w:r>
           </w:p>
@@ -1017,6 +1099,7 @@
         <w:tc>
           <w:tcPr>
             <w:tcW w:w="1705" w:type="dxa"/>
+            <w:vAlign w:val="center"/>
           </w:tcPr>
           <w:p>
             <w:pPr>
@@ -1035,7 +1118,14 @@
         </w:tc>
         <w:tc>
           <w:tcPr>
-            <w:tcW w:w="2250" w:type="dxa"/>
+            <w:tcW w:w="2070" w:type="dxa"/>
+            <w:tcMar>
+              <w:top w:w="43" w:type="dxa"/>
+              <w:left w:w="115" w:type="dxa"/>
+              <w:bottom w:w="72" w:type="dxa"/>
+              <w:right w:w="115" w:type="dxa"/>
+            </w:tcMar>
+            <w:vAlign w:val="center"/>
           </w:tcPr>
           <w:p>
             <w:pPr>
@@ -1053,7 +1143,14 @@
         </w:tc>
         <w:tc>
           <w:tcPr>
-            <w:tcW w:w="2610" w:type="dxa"/>
+            <w:tcW w:w="1980" w:type="dxa"/>
+            <w:tcMar>
+              <w:top w:w="43" w:type="dxa"/>
+              <w:left w:w="115" w:type="dxa"/>
+              <w:bottom w:w="72" w:type="dxa"/>
+              <w:right w:w="115" w:type="dxa"/>
+            </w:tcMar>
+            <w:vAlign w:val="center"/>
           </w:tcPr>
           <w:p>
             <w:pPr>
@@ -1071,7 +1168,14 @@
         </w:tc>
         <w:tc>
           <w:tcPr>
-            <w:tcW w:w="2785" w:type="dxa"/>
+            <w:tcW w:w="3595" w:type="dxa"/>
+            <w:tcMar>
+              <w:top w:w="43" w:type="dxa"/>
+              <w:left w:w="115" w:type="dxa"/>
+              <w:bottom w:w="72" w:type="dxa"/>
+              <w:right w:w="115" w:type="dxa"/>
+            </w:tcMar>
+            <w:vAlign w:val="center"/>
           </w:tcPr>
           <w:p>
             <w:pPr>
@@ -1092,6 +1196,7 @@
         <w:tc>
           <w:tcPr>
             <w:tcW w:w="1705" w:type="dxa"/>
+            <w:vAlign w:val="center"/>
           </w:tcPr>
           <w:p>
             <w:pPr>
@@ -1104,14 +1209,19 @@
               <w:rPr>
                 <w:rFonts w:ascii="Times New Roman" w:hAnsi="Times New Roman" w:cs="Times New Roman"/>
               </w:rPr>
-              <w:lastRenderedPageBreak/>
               <w:t>Nhóm bài toán nhỏ</w:t>
             </w:r>
           </w:p>
         </w:tc>
         <w:tc>
           <w:tcPr>
-            <w:tcW w:w="2250" w:type="dxa"/>
+            <w:tcW w:w="2070" w:type="dxa"/>
+            <w:tcMar>
+              <w:top w:w="43" w:type="dxa"/>
+              <w:left w:w="115" w:type="dxa"/>
+              <w:bottom w:w="72" w:type="dxa"/>
+              <w:right w:w="115" w:type="dxa"/>
+            </w:tcMar>
           </w:tcPr>
           <w:p>
             <w:pPr>
@@ -1162,7 +1272,14 @@
         </w:tc>
         <w:tc>
           <w:tcPr>
-            <w:tcW w:w="2610" w:type="dxa"/>
+            <w:tcW w:w="1980" w:type="dxa"/>
+            <w:tcMar>
+              <w:top w:w="43" w:type="dxa"/>
+              <w:left w:w="115" w:type="dxa"/>
+              <w:bottom w:w="72" w:type="dxa"/>
+              <w:right w:w="115" w:type="dxa"/>
+            </w:tcMar>
+            <w:vAlign w:val="center"/>
           </w:tcPr>
           <w:p>
             <w:pPr>
@@ -1220,7 +1337,13 @@
         </w:tc>
         <w:tc>
           <w:tcPr>
-            <w:tcW w:w="2785" w:type="dxa"/>
+            <w:tcW w:w="3595" w:type="dxa"/>
+            <w:tcMar>
+              <w:top w:w="43" w:type="dxa"/>
+              <w:left w:w="115" w:type="dxa"/>
+              <w:bottom w:w="72" w:type="dxa"/>
+              <w:right w:w="115" w:type="dxa"/>
+            </w:tcMar>
           </w:tcPr>
           <w:p>
             <w:pPr>
@@ -1261,6 +1384,7 @@
         <w:tc>
           <w:tcPr>
             <w:tcW w:w="1705" w:type="dxa"/>
+            <w:vAlign w:val="center"/>
           </w:tcPr>
           <w:p>
             <w:pPr>
@@ -1279,7 +1403,14 @@
         </w:tc>
         <w:tc>
           <w:tcPr>
-            <w:tcW w:w="2250" w:type="dxa"/>
+            <w:tcW w:w="2070" w:type="dxa"/>
+            <w:tcMar>
+              <w:top w:w="43" w:type="dxa"/>
+              <w:left w:w="115" w:type="dxa"/>
+              <w:bottom w:w="72" w:type="dxa"/>
+              <w:right w:w="115" w:type="dxa"/>
+            </w:tcMar>
+            <w:vAlign w:val="center"/>
           </w:tcPr>
           <w:p>
             <w:pPr>
@@ -1297,7 +1428,14 @@
         </w:tc>
         <w:tc>
           <w:tcPr>
-            <w:tcW w:w="2610" w:type="dxa"/>
+            <w:tcW w:w="1980" w:type="dxa"/>
+            <w:tcMar>
+              <w:top w:w="43" w:type="dxa"/>
+              <w:left w:w="115" w:type="dxa"/>
+              <w:bottom w:w="72" w:type="dxa"/>
+              <w:right w:w="115" w:type="dxa"/>
+            </w:tcMar>
+            <w:vAlign w:val="center"/>
           </w:tcPr>
           <w:p>
             <w:pPr>
@@ -1315,7 +1453,14 @@
         </w:tc>
         <w:tc>
           <w:tcPr>
-            <w:tcW w:w="2785" w:type="dxa"/>
+            <w:tcW w:w="3595" w:type="dxa"/>
+            <w:tcMar>
+              <w:top w:w="43" w:type="dxa"/>
+              <w:left w:w="115" w:type="dxa"/>
+              <w:bottom w:w="72" w:type="dxa"/>
+              <w:right w:w="115" w:type="dxa"/>
+            </w:tcMar>
+            <w:vAlign w:val="center"/>
           </w:tcPr>
           <w:p>
             <w:pPr>
@@ -1337,15 +1482,6 @@
       <w:pPr>
         <w:rPr>
           <w:rFonts w:ascii="Times New Roman" w:hAnsi="Times New Roman" w:cs="Times New Roman"/>
-          <w:sz w:val="24"/>
-          <w:szCs w:val="24"/>
-        </w:rPr>
-      </w:pPr>
-    </w:p>
-    <w:p>
-      <w:pPr>
-        <w:rPr>
-          <w:rFonts w:ascii="Times New Roman" w:hAnsi="Times New Roman" w:cs="Times New Roman"/>
           <w:b/>
           <w:sz w:val="24"/>
           <w:szCs w:val="24"/>
@@ -1356,10 +1492,1509 @@
       <w:pPr>
         <w:rPr>
           <w:rFonts w:ascii="Times New Roman" w:hAnsi="Times New Roman" w:cs="Times New Roman"/>
+          <w:bCs/>
+          <w:sz w:val="24"/>
+          <w:szCs w:val="24"/>
+        </w:rPr>
+      </w:pPr>
+      <w:r>
+        <w:rPr>
+          <w:rFonts w:ascii="Times New Roman" w:hAnsi="Times New Roman" w:cs="Times New Roman"/>
           <w:b/>
           <w:sz w:val="24"/>
           <w:szCs w:val="24"/>
         </w:rPr>
+        <w:t xml:space="preserve">- </w:t>
+      </w:r>
+      <w:r>
+        <w:rPr>
+          <w:rFonts w:ascii="Times New Roman" w:hAnsi="Times New Roman" w:cs="Times New Roman"/>
+          <w:bCs/>
+          <w:sz w:val="24"/>
+          <w:szCs w:val="24"/>
+        </w:rPr>
+        <w:t>Một vài thuật ngữ và ký hiệu nổi bật trong AI</w:t>
+      </w:r>
+      <w:r>
+        <w:rPr>
+          <w:rFonts w:ascii="Times New Roman" w:hAnsi="Times New Roman" w:cs="Times New Roman"/>
+          <w:bCs/>
+          <w:sz w:val="24"/>
+          <w:szCs w:val="24"/>
+        </w:rPr>
+        <w:t>:</w:t>
+      </w:r>
+    </w:p>
+    <w:p>
+      <w:pPr>
+        <w:rPr>
+          <w:rFonts w:ascii="Times New Roman" w:hAnsi="Times New Roman" w:cs="Times New Roman"/>
+          <w:bCs/>
+          <w:sz w:val="24"/>
+          <w:szCs w:val="24"/>
+        </w:rPr>
+      </w:pPr>
+      <w:r>
+        <w:rPr>
+          <w:rFonts w:ascii="Times New Roman" w:hAnsi="Times New Roman" w:cs="Times New Roman"/>
+          <w:bCs/>
+          <w:sz w:val="24"/>
+          <w:szCs w:val="24"/>
+        </w:rPr>
+        <w:t>Bảng thuật ngữ:</w:t>
+      </w:r>
+    </w:p>
+    <w:tbl>
+      <w:tblPr>
+        <w:tblStyle w:val="TableGrid"/>
+        <w:tblW w:w="0" w:type="auto"/>
+        <w:tblLook w:val="04A0" w:firstRow="1" w:lastRow="0" w:firstColumn="1" w:lastColumn="0" w:noHBand="0" w:noVBand="1"/>
+      </w:tblPr>
+      <w:tblGrid>
+        <w:gridCol w:w="1705"/>
+        <w:gridCol w:w="2070"/>
+        <w:gridCol w:w="5575"/>
+      </w:tblGrid>
+      <w:tr>
+        <w:tc>
+          <w:tcPr>
+            <w:tcW w:w="1705" w:type="dxa"/>
+          </w:tcPr>
+          <w:p>
+            <w:pPr>
+              <w:jc w:val="center"/>
+              <w:rPr>
+                <w:rFonts w:ascii="Times New Roman" w:hAnsi="Times New Roman" w:cs="Times New Roman"/>
+                <w:bCs/>
+              </w:rPr>
+            </w:pPr>
+            <w:r>
+              <w:rPr>
+                <w:rFonts w:ascii="Times New Roman" w:hAnsi="Times New Roman" w:cs="Times New Roman"/>
+                <w:bCs/>
+              </w:rPr>
+              <w:t>Tiếng Anh</w:t>
+            </w:r>
+          </w:p>
+        </w:tc>
+        <w:tc>
+          <w:tcPr>
+            <w:tcW w:w="2070" w:type="dxa"/>
+          </w:tcPr>
+          <w:p>
+            <w:pPr>
+              <w:jc w:val="center"/>
+              <w:rPr>
+                <w:rFonts w:ascii="Times New Roman" w:hAnsi="Times New Roman" w:cs="Times New Roman"/>
+                <w:bCs/>
+              </w:rPr>
+            </w:pPr>
+            <w:r>
+              <w:rPr>
+                <w:rFonts w:ascii="Times New Roman" w:hAnsi="Times New Roman" w:cs="Times New Roman"/>
+                <w:bCs/>
+              </w:rPr>
+              <w:t>Tiếng Việt</w:t>
+            </w:r>
+          </w:p>
+        </w:tc>
+        <w:tc>
+          <w:tcPr>
+            <w:tcW w:w="5575" w:type="dxa"/>
+            <w:tcMar>
+              <w:top w:w="115" w:type="dxa"/>
+              <w:left w:w="115" w:type="dxa"/>
+              <w:bottom w:w="115" w:type="dxa"/>
+              <w:right w:w="115" w:type="dxa"/>
+            </w:tcMar>
+            <w:vAlign w:val="center"/>
+          </w:tcPr>
+          <w:p>
+            <w:pPr>
+              <w:jc w:val="center"/>
+              <w:rPr>
+                <w:rFonts w:ascii="Times New Roman" w:hAnsi="Times New Roman" w:cs="Times New Roman"/>
+                <w:bCs/>
+              </w:rPr>
+            </w:pPr>
+            <w:r>
+              <w:rPr>
+                <w:rFonts w:ascii="Times New Roman" w:hAnsi="Times New Roman" w:cs="Times New Roman"/>
+                <w:bCs/>
+              </w:rPr>
+              <w:t>Ý nghĩa</w:t>
+            </w:r>
+          </w:p>
+        </w:tc>
+      </w:tr>
+      <w:tr>
+        <w:tc>
+          <w:tcPr>
+            <w:tcW w:w="1705" w:type="dxa"/>
+            <w:vAlign w:val="center"/>
+          </w:tcPr>
+          <w:p>
+            <w:pPr>
+              <w:jc w:val="center"/>
+              <w:rPr>
+                <w:rFonts w:ascii="Times New Roman" w:hAnsi="Times New Roman" w:cs="Times New Roman"/>
+                <w:bCs/>
+              </w:rPr>
+            </w:pPr>
+            <w:r>
+              <w:rPr>
+                <w:rFonts w:ascii="Times New Roman" w:hAnsi="Times New Roman" w:cs="Times New Roman"/>
+                <w:bCs/>
+              </w:rPr>
+              <w:t>Dataset</w:t>
+            </w:r>
+          </w:p>
+        </w:tc>
+        <w:tc>
+          <w:tcPr>
+            <w:tcW w:w="2070" w:type="dxa"/>
+            <w:vAlign w:val="center"/>
+          </w:tcPr>
+          <w:p>
+            <w:pPr>
+              <w:jc w:val="center"/>
+              <w:rPr>
+                <w:rFonts w:ascii="Times New Roman" w:hAnsi="Times New Roman" w:cs="Times New Roman"/>
+                <w:bCs/>
+              </w:rPr>
+            </w:pPr>
+            <w:r>
+              <w:rPr>
+                <w:rFonts w:ascii="Times New Roman" w:hAnsi="Times New Roman" w:cs="Times New Roman"/>
+                <w:bCs/>
+              </w:rPr>
+              <w:t>Tập dữ liệu</w:t>
+            </w:r>
+          </w:p>
+        </w:tc>
+        <w:tc>
+          <w:tcPr>
+            <w:tcW w:w="5575" w:type="dxa"/>
+            <w:tcMar>
+              <w:top w:w="43" w:type="dxa"/>
+              <w:left w:w="115" w:type="dxa"/>
+              <w:bottom w:w="72" w:type="dxa"/>
+              <w:right w:w="115" w:type="dxa"/>
+            </w:tcMar>
+            <w:vAlign w:val="center"/>
+          </w:tcPr>
+          <w:p>
+            <w:pPr>
+              <w:jc w:val="both"/>
+              <w:rPr>
+                <w:rFonts w:ascii="Times New Roman" w:hAnsi="Times New Roman" w:cs="Times New Roman"/>
+                <w:bCs/>
+              </w:rPr>
+            </w:pPr>
+            <w:r>
+              <w:rPr>
+                <w:rFonts w:ascii="Times New Roman" w:hAnsi="Times New Roman" w:cs="Times New Roman"/>
+                <w:bCs/>
+              </w:rPr>
+              <w:t xml:space="preserve">Tập hợp thông tin (hình ảnh, văn bản, số liệu) được thu thập </w:t>
+            </w:r>
+          </w:p>
+          <w:p>
+            <w:pPr>
+              <w:jc w:val="both"/>
+              <w:rPr>
+                <w:rFonts w:ascii="Times New Roman" w:hAnsi="Times New Roman" w:cs="Times New Roman"/>
+                <w:bCs/>
+              </w:rPr>
+            </w:pPr>
+            <w:r>
+              <w:rPr>
+                <w:rFonts w:ascii="Times New Roman" w:hAnsi="Times New Roman" w:cs="Times New Roman"/>
+                <w:bCs/>
+              </w:rPr>
+              <w:t>lại để dùng cho việc huấn luyện và kiểm tra mô hình AI.</w:t>
+            </w:r>
+          </w:p>
+        </w:tc>
+      </w:tr>
+      <w:tr>
+        <w:tc>
+          <w:tcPr>
+            <w:tcW w:w="1705" w:type="dxa"/>
+            <w:vAlign w:val="center"/>
+          </w:tcPr>
+          <w:p>
+            <w:pPr>
+              <w:jc w:val="center"/>
+              <w:rPr>
+                <w:rFonts w:ascii="Times New Roman" w:hAnsi="Times New Roman" w:cs="Times New Roman"/>
+                <w:bCs/>
+              </w:rPr>
+            </w:pPr>
+            <w:r>
+              <w:rPr>
+                <w:rFonts w:ascii="Times New Roman" w:hAnsi="Times New Roman" w:cs="Times New Roman"/>
+                <w:bCs/>
+              </w:rPr>
+              <w:t>Training</w:t>
+            </w:r>
+          </w:p>
+        </w:tc>
+        <w:tc>
+          <w:tcPr>
+            <w:tcW w:w="2070" w:type="dxa"/>
+            <w:vAlign w:val="center"/>
+          </w:tcPr>
+          <w:p>
+            <w:pPr>
+              <w:jc w:val="center"/>
+              <w:rPr>
+                <w:rFonts w:ascii="Times New Roman" w:hAnsi="Times New Roman" w:cs="Times New Roman"/>
+                <w:bCs/>
+              </w:rPr>
+            </w:pPr>
+            <w:r>
+              <w:rPr>
+                <w:rFonts w:ascii="Times New Roman" w:hAnsi="Times New Roman" w:cs="Times New Roman"/>
+                <w:bCs/>
+              </w:rPr>
+              <w:t>Huấn luyện</w:t>
+            </w:r>
+          </w:p>
+        </w:tc>
+        <w:tc>
+          <w:tcPr>
+            <w:tcW w:w="5575" w:type="dxa"/>
+            <w:tcMar>
+              <w:top w:w="43" w:type="dxa"/>
+              <w:left w:w="115" w:type="dxa"/>
+              <w:bottom w:w="72" w:type="dxa"/>
+              <w:right w:w="115" w:type="dxa"/>
+            </w:tcMar>
+            <w:vAlign w:val="center"/>
+          </w:tcPr>
+          <w:p>
+            <w:pPr>
+              <w:jc w:val="both"/>
+              <w:rPr>
+                <w:rFonts w:ascii="Times New Roman" w:hAnsi="Times New Roman" w:cs="Times New Roman"/>
+                <w:bCs/>
+              </w:rPr>
+            </w:pPr>
+            <w:r>
+              <w:rPr>
+                <w:rFonts w:ascii="Times New Roman" w:hAnsi="Times New Roman" w:cs="Times New Roman"/>
+                <w:bCs/>
+              </w:rPr>
+              <w:t>Quá trình AI nạp dữ liệu và thuật toán chạy nhiều lần để tự rút ra quy luật và học cách giải quyết bài toán.</w:t>
+            </w:r>
+          </w:p>
+        </w:tc>
+      </w:tr>
+      <w:tr>
+        <w:tc>
+          <w:tcPr>
+            <w:tcW w:w="1705" w:type="dxa"/>
+            <w:vAlign w:val="center"/>
+          </w:tcPr>
+          <w:p>
+            <w:pPr>
+              <w:jc w:val="center"/>
+              <w:rPr>
+                <w:rFonts w:ascii="Times New Roman" w:hAnsi="Times New Roman" w:cs="Times New Roman"/>
+                <w:bCs/>
+              </w:rPr>
+            </w:pPr>
+            <w:r>
+              <w:rPr>
+                <w:rFonts w:ascii="Times New Roman" w:hAnsi="Times New Roman" w:cs="Times New Roman"/>
+                <w:bCs/>
+              </w:rPr>
+              <w:t>Model</w:t>
+            </w:r>
+          </w:p>
+        </w:tc>
+        <w:tc>
+          <w:tcPr>
+            <w:tcW w:w="2070" w:type="dxa"/>
+            <w:vAlign w:val="center"/>
+          </w:tcPr>
+          <w:p>
+            <w:pPr>
+              <w:jc w:val="center"/>
+              <w:rPr>
+                <w:rFonts w:ascii="Times New Roman" w:hAnsi="Times New Roman" w:cs="Times New Roman"/>
+                <w:bCs/>
+              </w:rPr>
+            </w:pPr>
+            <w:r>
+              <w:rPr>
+                <w:rFonts w:ascii="Times New Roman" w:hAnsi="Times New Roman" w:cs="Times New Roman"/>
+                <w:bCs/>
+              </w:rPr>
+              <w:t>Mô hình</w:t>
+            </w:r>
+          </w:p>
+        </w:tc>
+        <w:tc>
+          <w:tcPr>
+            <w:tcW w:w="5575" w:type="dxa"/>
+            <w:tcMar>
+              <w:top w:w="43" w:type="dxa"/>
+              <w:left w:w="115" w:type="dxa"/>
+              <w:bottom w:w="72" w:type="dxa"/>
+              <w:right w:w="115" w:type="dxa"/>
+            </w:tcMar>
+            <w:vAlign w:val="center"/>
+          </w:tcPr>
+          <w:p>
+            <w:pPr>
+              <w:jc w:val="both"/>
+              <w:rPr>
+                <w:rFonts w:ascii="Times New Roman" w:hAnsi="Times New Roman" w:cs="Times New Roman"/>
+                <w:bCs/>
+              </w:rPr>
+            </w:pPr>
+            <w:r>
+              <w:rPr>
+                <w:rFonts w:ascii="Times New Roman" w:hAnsi="Times New Roman" w:cs="Times New Roman"/>
+                <w:bCs/>
+              </w:rPr>
+              <w:t>“Bộ não” của AI sau khi hoàn thành quá trình huấn luyện, sẵn sàng nhận dữ liệu mới để đưa ra dự đoán hoặc tạo nội dung.</w:t>
+            </w:r>
+          </w:p>
+        </w:tc>
+      </w:tr>
+      <w:tr>
+        <w:tc>
+          <w:tcPr>
+            <w:tcW w:w="1705" w:type="dxa"/>
+            <w:vAlign w:val="center"/>
+          </w:tcPr>
+          <w:p>
+            <w:pPr>
+              <w:jc w:val="center"/>
+              <w:rPr>
+                <w:rFonts w:ascii="Times New Roman" w:hAnsi="Times New Roman" w:cs="Times New Roman"/>
+                <w:bCs/>
+              </w:rPr>
+            </w:pPr>
+            <w:r>
+              <w:rPr>
+                <w:rFonts w:ascii="Times New Roman" w:hAnsi="Times New Roman" w:cs="Times New Roman"/>
+                <w:bCs/>
+              </w:rPr>
+              <w:t>Feature</w:t>
+            </w:r>
+          </w:p>
+        </w:tc>
+        <w:tc>
+          <w:tcPr>
+            <w:tcW w:w="2070" w:type="dxa"/>
+            <w:vAlign w:val="center"/>
+          </w:tcPr>
+          <w:p>
+            <w:pPr>
+              <w:jc w:val="center"/>
+              <w:rPr>
+                <w:rFonts w:ascii="Times New Roman" w:hAnsi="Times New Roman" w:cs="Times New Roman"/>
+                <w:bCs/>
+              </w:rPr>
+            </w:pPr>
+            <w:r>
+              <w:rPr>
+                <w:rFonts w:ascii="Times New Roman" w:hAnsi="Times New Roman" w:cs="Times New Roman"/>
+                <w:bCs/>
+              </w:rPr>
+              <w:t>Đặc trưng</w:t>
+            </w:r>
+          </w:p>
+        </w:tc>
+        <w:tc>
+          <w:tcPr>
+            <w:tcW w:w="5575" w:type="dxa"/>
+            <w:tcMar>
+              <w:top w:w="43" w:type="dxa"/>
+              <w:left w:w="115" w:type="dxa"/>
+              <w:bottom w:w="72" w:type="dxa"/>
+              <w:right w:w="115" w:type="dxa"/>
+            </w:tcMar>
+            <w:vAlign w:val="center"/>
+          </w:tcPr>
+          <w:p>
+            <w:pPr>
+              <w:jc w:val="both"/>
+              <w:rPr>
+                <w:rFonts w:ascii="Times New Roman" w:hAnsi="Times New Roman" w:cs="Times New Roman"/>
+                <w:bCs/>
+              </w:rPr>
+            </w:pPr>
+            <w:r>
+              <w:rPr>
+                <w:rFonts w:ascii="Times New Roman" w:hAnsi="Times New Roman" w:cs="Times New Roman"/>
+                <w:bCs/>
+              </w:rPr>
+              <w:t>Các thuộc tính hoặc chi tiết đầu vào của dữ liệu mà AI dựa vào đó để phân biệt (VD: chiều cao, cân nặng, màu mắt).</w:t>
+            </w:r>
+          </w:p>
+        </w:tc>
+      </w:tr>
+      <w:tr>
+        <w:tc>
+          <w:tcPr>
+            <w:tcW w:w="1705" w:type="dxa"/>
+            <w:vAlign w:val="center"/>
+          </w:tcPr>
+          <w:p>
+            <w:pPr>
+              <w:jc w:val="center"/>
+              <w:rPr>
+                <w:rFonts w:ascii="Times New Roman" w:hAnsi="Times New Roman" w:cs="Times New Roman"/>
+                <w:bCs/>
+              </w:rPr>
+            </w:pPr>
+            <w:r>
+              <w:rPr>
+                <w:rFonts w:ascii="Times New Roman" w:hAnsi="Times New Roman" w:cs="Times New Roman"/>
+                <w:bCs/>
+              </w:rPr>
+              <w:t>Label</w:t>
+            </w:r>
+          </w:p>
+        </w:tc>
+        <w:tc>
+          <w:tcPr>
+            <w:tcW w:w="2070" w:type="dxa"/>
+            <w:vAlign w:val="center"/>
+          </w:tcPr>
+          <w:p>
+            <w:pPr>
+              <w:jc w:val="center"/>
+              <w:rPr>
+                <w:rFonts w:ascii="Times New Roman" w:hAnsi="Times New Roman" w:cs="Times New Roman"/>
+                <w:bCs/>
+              </w:rPr>
+            </w:pPr>
+            <w:r>
+              <w:rPr>
+                <w:rFonts w:ascii="Times New Roman" w:hAnsi="Times New Roman" w:cs="Times New Roman"/>
+                <w:bCs/>
+              </w:rPr>
+              <w:t>Nhãn</w:t>
+            </w:r>
+          </w:p>
+        </w:tc>
+        <w:tc>
+          <w:tcPr>
+            <w:tcW w:w="5575" w:type="dxa"/>
+            <w:tcMar>
+              <w:top w:w="43" w:type="dxa"/>
+              <w:left w:w="115" w:type="dxa"/>
+              <w:bottom w:w="72" w:type="dxa"/>
+              <w:right w:w="115" w:type="dxa"/>
+            </w:tcMar>
+            <w:vAlign w:val="center"/>
+          </w:tcPr>
+          <w:p>
+            <w:pPr>
+              <w:jc w:val="both"/>
+              <w:rPr>
+                <w:rFonts w:ascii="Times New Roman" w:hAnsi="Times New Roman" w:cs="Times New Roman"/>
+                <w:bCs/>
+              </w:rPr>
+            </w:pPr>
+            <w:r>
+              <w:rPr>
+                <w:rFonts w:ascii="Times New Roman" w:hAnsi="Times New Roman" w:cs="Times New Roman"/>
+                <w:bCs/>
+              </w:rPr>
+              <w:t>Kết quả đúng hoặc tên gọi tương ứng với dữ liệu đầu vào.</w:t>
+            </w:r>
+          </w:p>
+        </w:tc>
+      </w:tr>
+      <w:tr>
+        <w:tc>
+          <w:tcPr>
+            <w:tcW w:w="1705" w:type="dxa"/>
+            <w:vAlign w:val="center"/>
+          </w:tcPr>
+          <w:p>
+            <w:pPr>
+              <w:jc w:val="center"/>
+              <w:rPr>
+                <w:rFonts w:ascii="Times New Roman" w:hAnsi="Times New Roman" w:cs="Times New Roman"/>
+                <w:bCs/>
+              </w:rPr>
+            </w:pPr>
+            <w:r>
+              <w:rPr>
+                <w:rFonts w:ascii="Times New Roman" w:hAnsi="Times New Roman" w:cs="Times New Roman"/>
+                <w:bCs/>
+              </w:rPr>
+              <w:t>Supervised Learning</w:t>
+            </w:r>
+          </w:p>
+        </w:tc>
+        <w:tc>
+          <w:tcPr>
+            <w:tcW w:w="2070" w:type="dxa"/>
+            <w:vAlign w:val="center"/>
+          </w:tcPr>
+          <w:p>
+            <w:pPr>
+              <w:jc w:val="center"/>
+              <w:rPr>
+                <w:rFonts w:ascii="Times New Roman" w:hAnsi="Times New Roman" w:cs="Times New Roman"/>
+                <w:bCs/>
+              </w:rPr>
+            </w:pPr>
+            <w:r>
+              <w:rPr>
+                <w:rFonts w:ascii="Times New Roman" w:hAnsi="Times New Roman" w:cs="Times New Roman"/>
+                <w:bCs/>
+              </w:rPr>
+              <w:t>Học có giám sát</w:t>
+            </w:r>
+          </w:p>
+        </w:tc>
+        <w:tc>
+          <w:tcPr>
+            <w:tcW w:w="5575" w:type="dxa"/>
+            <w:tcMar>
+              <w:top w:w="43" w:type="dxa"/>
+              <w:left w:w="115" w:type="dxa"/>
+              <w:bottom w:w="72" w:type="dxa"/>
+              <w:right w:w="115" w:type="dxa"/>
+            </w:tcMar>
+            <w:vAlign w:val="center"/>
+          </w:tcPr>
+          <w:p>
+            <w:pPr>
+              <w:jc w:val="both"/>
+              <w:rPr>
+                <w:rFonts w:ascii="Times New Roman" w:hAnsi="Times New Roman" w:cs="Times New Roman"/>
+                <w:bCs/>
+              </w:rPr>
+            </w:pPr>
+            <w:r>
+              <w:rPr>
+                <w:rFonts w:ascii="Times New Roman" w:hAnsi="Times New Roman" w:cs="Times New Roman"/>
+                <w:bCs/>
+              </w:rPr>
+              <w:t>Phương pháp huấn luyện AI bằng cách cung cấp cả dữ liệu đầu vào lẫn nhãn đúng để nó học theo.</w:t>
+            </w:r>
+          </w:p>
+        </w:tc>
+      </w:tr>
+      <w:tr>
+        <w:tc>
+          <w:tcPr>
+            <w:tcW w:w="1705" w:type="dxa"/>
+            <w:vAlign w:val="center"/>
+          </w:tcPr>
+          <w:p>
+            <w:pPr>
+              <w:jc w:val="center"/>
+              <w:rPr>
+                <w:rFonts w:ascii="Times New Roman" w:hAnsi="Times New Roman" w:cs="Times New Roman"/>
+                <w:bCs/>
+              </w:rPr>
+            </w:pPr>
+            <w:r>
+              <w:rPr>
+                <w:rFonts w:ascii="Times New Roman" w:hAnsi="Times New Roman" w:cs="Times New Roman"/>
+                <w:bCs/>
+              </w:rPr>
+              <w:t>Unsupervised Learning</w:t>
+            </w:r>
+          </w:p>
+        </w:tc>
+        <w:tc>
+          <w:tcPr>
+            <w:tcW w:w="2070" w:type="dxa"/>
+            <w:vAlign w:val="center"/>
+          </w:tcPr>
+          <w:p>
+            <w:pPr>
+              <w:jc w:val="center"/>
+              <w:rPr>
+                <w:rFonts w:ascii="Times New Roman" w:hAnsi="Times New Roman" w:cs="Times New Roman"/>
+                <w:bCs/>
+              </w:rPr>
+            </w:pPr>
+            <w:r>
+              <w:rPr>
+                <w:rFonts w:ascii="Times New Roman" w:hAnsi="Times New Roman" w:cs="Times New Roman"/>
+                <w:bCs/>
+              </w:rPr>
+              <w:t>Học không giám sát</w:t>
+            </w:r>
+          </w:p>
+        </w:tc>
+        <w:tc>
+          <w:tcPr>
+            <w:tcW w:w="5575" w:type="dxa"/>
+            <w:tcMar>
+              <w:top w:w="43" w:type="dxa"/>
+              <w:left w:w="115" w:type="dxa"/>
+              <w:bottom w:w="72" w:type="dxa"/>
+              <w:right w:w="115" w:type="dxa"/>
+            </w:tcMar>
+            <w:vAlign w:val="center"/>
+          </w:tcPr>
+          <w:p>
+            <w:pPr>
+              <w:jc w:val="both"/>
+              <w:rPr>
+                <w:rFonts w:ascii="Times New Roman" w:hAnsi="Times New Roman" w:cs="Times New Roman"/>
+                <w:bCs/>
+              </w:rPr>
+            </w:pPr>
+            <w:r>
+              <w:rPr>
+                <w:rFonts w:ascii="Times New Roman" w:hAnsi="Times New Roman" w:cs="Times New Roman"/>
+                <w:bCs/>
+              </w:rPr>
+              <w:t>Phương pháp cho AI tự khám phá dữ liệu không có nhãn để tự tìm ra cấu trúc hoặc nhóm dữ liệu ẩn bên trong.</w:t>
+            </w:r>
+          </w:p>
+        </w:tc>
+      </w:tr>
+      <w:tr>
+        <w:tc>
+          <w:tcPr>
+            <w:tcW w:w="1705" w:type="dxa"/>
+            <w:vAlign w:val="center"/>
+          </w:tcPr>
+          <w:p>
+            <w:pPr>
+              <w:jc w:val="center"/>
+              <w:rPr>
+                <w:rFonts w:ascii="Times New Roman" w:hAnsi="Times New Roman" w:cs="Times New Roman"/>
+                <w:bCs/>
+              </w:rPr>
+            </w:pPr>
+            <w:r>
+              <w:rPr>
+                <w:rFonts w:ascii="Times New Roman" w:hAnsi="Times New Roman" w:cs="Times New Roman"/>
+                <w:bCs/>
+              </w:rPr>
+              <w:lastRenderedPageBreak/>
+              <w:t>Reinforcement Learning</w:t>
+            </w:r>
+          </w:p>
+        </w:tc>
+        <w:tc>
+          <w:tcPr>
+            <w:tcW w:w="2070" w:type="dxa"/>
+            <w:vAlign w:val="center"/>
+          </w:tcPr>
+          <w:p>
+            <w:pPr>
+              <w:jc w:val="center"/>
+              <w:rPr>
+                <w:rFonts w:ascii="Times New Roman" w:hAnsi="Times New Roman" w:cs="Times New Roman"/>
+                <w:bCs/>
+              </w:rPr>
+            </w:pPr>
+            <w:r>
+              <w:rPr>
+                <w:rFonts w:ascii="Times New Roman" w:hAnsi="Times New Roman" w:cs="Times New Roman"/>
+                <w:bCs/>
+              </w:rPr>
+              <w:t>Học tăng cường</w:t>
+            </w:r>
+          </w:p>
+        </w:tc>
+        <w:tc>
+          <w:tcPr>
+            <w:tcW w:w="5575" w:type="dxa"/>
+            <w:tcMar>
+              <w:top w:w="43" w:type="dxa"/>
+              <w:left w:w="115" w:type="dxa"/>
+              <w:bottom w:w="72" w:type="dxa"/>
+              <w:right w:w="115" w:type="dxa"/>
+            </w:tcMar>
+            <w:vAlign w:val="center"/>
+          </w:tcPr>
+          <w:p>
+            <w:pPr>
+              <w:jc w:val="both"/>
+              <w:rPr>
+                <w:rFonts w:ascii="Times New Roman" w:hAnsi="Times New Roman" w:cs="Times New Roman"/>
+                <w:bCs/>
+              </w:rPr>
+            </w:pPr>
+            <w:r>
+              <w:rPr>
+                <w:rFonts w:ascii="Times New Roman" w:hAnsi="Times New Roman" w:cs="Times New Roman"/>
+                <w:bCs/>
+              </w:rPr>
+              <w:t>Phương pháp huấn luyện AI bằng cơ chế thưởng/phạt dựa trên các hành động nó thực hiện trong một môi trường.</w:t>
+            </w:r>
+          </w:p>
+        </w:tc>
+      </w:tr>
+      <w:tr>
+        <w:tc>
+          <w:tcPr>
+            <w:tcW w:w="1705" w:type="dxa"/>
+            <w:vAlign w:val="center"/>
+          </w:tcPr>
+          <w:p>
+            <w:pPr>
+              <w:jc w:val="center"/>
+              <w:rPr>
+                <w:rFonts w:ascii="Times New Roman" w:hAnsi="Times New Roman" w:cs="Times New Roman"/>
+                <w:bCs/>
+              </w:rPr>
+            </w:pPr>
+            <w:r>
+              <w:rPr>
+                <w:rFonts w:ascii="Times New Roman" w:hAnsi="Times New Roman" w:cs="Times New Roman"/>
+                <w:bCs/>
+              </w:rPr>
+              <w:t>Overfitting</w:t>
+            </w:r>
+          </w:p>
+        </w:tc>
+        <w:tc>
+          <w:tcPr>
+            <w:tcW w:w="2070" w:type="dxa"/>
+            <w:vAlign w:val="center"/>
+          </w:tcPr>
+          <w:p>
+            <w:pPr>
+              <w:jc w:val="center"/>
+              <w:rPr>
+                <w:rFonts w:ascii="Times New Roman" w:hAnsi="Times New Roman" w:cs="Times New Roman"/>
+                <w:bCs/>
+              </w:rPr>
+            </w:pPr>
+            <w:r>
+              <w:rPr>
+                <w:rFonts w:ascii="Times New Roman" w:hAnsi="Times New Roman" w:cs="Times New Roman"/>
+                <w:bCs/>
+              </w:rPr>
+              <w:t>Quá khớp</w:t>
+            </w:r>
+          </w:p>
+        </w:tc>
+        <w:tc>
+          <w:tcPr>
+            <w:tcW w:w="5575" w:type="dxa"/>
+            <w:tcMar>
+              <w:top w:w="43" w:type="dxa"/>
+              <w:left w:w="115" w:type="dxa"/>
+              <w:bottom w:w="72" w:type="dxa"/>
+              <w:right w:w="115" w:type="dxa"/>
+            </w:tcMar>
+            <w:vAlign w:val="center"/>
+          </w:tcPr>
+          <w:p>
+            <w:pPr>
+              <w:jc w:val="both"/>
+              <w:rPr>
+                <w:rFonts w:ascii="Times New Roman" w:hAnsi="Times New Roman" w:cs="Times New Roman"/>
+                <w:bCs/>
+              </w:rPr>
+            </w:pPr>
+            <w:r>
+              <w:rPr>
+                <w:rFonts w:ascii="Times New Roman" w:hAnsi="Times New Roman" w:cs="Times New Roman"/>
+                <w:bCs/>
+              </w:rPr>
+              <w:t>Hiện tượng AI học thuộc lòng dữ liệu quá mức, dẫn đến việc làm bài tập cũ thì điểm tuyệt đối nhưng gặp dữ liệu mới thì dự đoán sai.</w:t>
+            </w:r>
+          </w:p>
+        </w:tc>
+      </w:tr>
+      <w:tr>
+        <w:tc>
+          <w:tcPr>
+            <w:tcW w:w="1705" w:type="dxa"/>
+            <w:vAlign w:val="center"/>
+          </w:tcPr>
+          <w:p>
+            <w:pPr>
+              <w:jc w:val="center"/>
+              <w:rPr>
+                <w:rFonts w:ascii="Times New Roman" w:hAnsi="Times New Roman" w:cs="Times New Roman"/>
+                <w:bCs/>
+              </w:rPr>
+            </w:pPr>
+            <w:r>
+              <w:rPr>
+                <w:rFonts w:ascii="Times New Roman" w:hAnsi="Times New Roman" w:cs="Times New Roman"/>
+                <w:bCs/>
+              </w:rPr>
+              <w:t>Prompt</w:t>
+            </w:r>
+          </w:p>
+        </w:tc>
+        <w:tc>
+          <w:tcPr>
+            <w:tcW w:w="2070" w:type="dxa"/>
+            <w:vAlign w:val="center"/>
+          </w:tcPr>
+          <w:p>
+            <w:pPr>
+              <w:jc w:val="center"/>
+              <w:rPr>
+                <w:rFonts w:ascii="Times New Roman" w:hAnsi="Times New Roman" w:cs="Times New Roman"/>
+                <w:bCs/>
+              </w:rPr>
+            </w:pPr>
+            <w:r>
+              <w:rPr>
+                <w:rFonts w:ascii="Times New Roman" w:hAnsi="Times New Roman" w:cs="Times New Roman"/>
+                <w:bCs/>
+              </w:rPr>
+              <w:t>Câu lệnh</w:t>
+            </w:r>
+          </w:p>
+        </w:tc>
+        <w:tc>
+          <w:tcPr>
+            <w:tcW w:w="5575" w:type="dxa"/>
+            <w:tcMar>
+              <w:top w:w="43" w:type="dxa"/>
+              <w:left w:w="115" w:type="dxa"/>
+              <w:bottom w:w="72" w:type="dxa"/>
+              <w:right w:w="115" w:type="dxa"/>
+            </w:tcMar>
+            <w:vAlign w:val="center"/>
+          </w:tcPr>
+          <w:p>
+            <w:pPr>
+              <w:jc w:val="both"/>
+              <w:rPr>
+                <w:rFonts w:ascii="Times New Roman" w:hAnsi="Times New Roman" w:cs="Times New Roman"/>
+                <w:bCs/>
+              </w:rPr>
+            </w:pPr>
+            <w:r>
+              <w:rPr>
+                <w:rFonts w:ascii="Times New Roman" w:hAnsi="Times New Roman" w:cs="Times New Roman"/>
+                <w:bCs/>
+              </w:rPr>
+              <w:t>Đoạn văn bản hoặc câu lệnh do con người nhập vào để yêu cầu các mô hình AI thực hiện một nhiệm vụ cụ thể.</w:t>
+            </w:r>
+          </w:p>
+        </w:tc>
+      </w:tr>
+    </w:tbl>
+    <w:p>
+      <w:pPr>
+        <w:rPr>
+          <w:rFonts w:ascii="Times New Roman" w:hAnsi="Times New Roman" w:cs="Times New Roman"/>
+          <w:bCs/>
+          <w:sz w:val="24"/>
+          <w:szCs w:val="24"/>
+        </w:rPr>
+      </w:pPr>
+    </w:p>
+    <w:p>
+      <w:pPr>
+        <w:rPr>
+          <w:rFonts w:ascii="Times New Roman" w:hAnsi="Times New Roman" w:cs="Times New Roman"/>
+          <w:bCs/>
+          <w:sz w:val="24"/>
+          <w:szCs w:val="24"/>
+        </w:rPr>
+      </w:pPr>
+      <w:r>
+        <w:rPr>
+          <w:rFonts w:ascii="Times New Roman" w:hAnsi="Times New Roman" w:cs="Times New Roman"/>
+          <w:bCs/>
+          <w:sz w:val="24"/>
+          <w:szCs w:val="24"/>
+        </w:rPr>
+        <w:t>Bảng ký hiệu:</w:t>
+      </w:r>
+    </w:p>
+    <w:tbl>
+      <w:tblPr>
+        <w:tblStyle w:val="TableGrid"/>
+        <w:tblW w:w="0" w:type="auto"/>
+        <w:tblLook w:val="04A0" w:firstRow="1" w:lastRow="0" w:firstColumn="1" w:lastColumn="0" w:noHBand="0" w:noVBand="1"/>
+      </w:tblPr>
+      <w:tblGrid>
+        <w:gridCol w:w="1705"/>
+        <w:gridCol w:w="2070"/>
+        <w:gridCol w:w="5575"/>
+      </w:tblGrid>
+      <w:tr>
+        <w:tc>
+          <w:tcPr>
+            <w:tcW w:w="1705" w:type="dxa"/>
+          </w:tcPr>
+          <w:p>
+            <w:pPr>
+              <w:jc w:val="center"/>
+              <w:rPr>
+                <w:rFonts w:ascii="Times New Roman" w:hAnsi="Times New Roman" w:cs="Times New Roman"/>
+                <w:bCs/>
+              </w:rPr>
+            </w:pPr>
+            <w:r>
+              <w:rPr>
+                <w:rFonts w:ascii="Times New Roman" w:hAnsi="Times New Roman" w:cs="Times New Roman"/>
+                <w:bCs/>
+              </w:rPr>
+              <w:t>Ký hiệu</w:t>
+            </w:r>
+          </w:p>
+        </w:tc>
+        <w:tc>
+          <w:tcPr>
+            <w:tcW w:w="2070" w:type="dxa"/>
+          </w:tcPr>
+          <w:p>
+            <w:pPr>
+              <w:jc w:val="center"/>
+              <w:rPr>
+                <w:rFonts w:ascii="Times New Roman" w:hAnsi="Times New Roman" w:cs="Times New Roman"/>
+                <w:bCs/>
+              </w:rPr>
+            </w:pPr>
+            <w:r>
+              <w:rPr>
+                <w:rFonts w:ascii="Times New Roman" w:hAnsi="Times New Roman" w:cs="Times New Roman"/>
+                <w:bCs/>
+              </w:rPr>
+              <w:t>Tên gọi</w:t>
+            </w:r>
+          </w:p>
+        </w:tc>
+        <w:tc>
+          <w:tcPr>
+            <w:tcW w:w="5575" w:type="dxa"/>
+            <w:tcMar>
+              <w:top w:w="115" w:type="dxa"/>
+              <w:left w:w="115" w:type="dxa"/>
+              <w:bottom w:w="115" w:type="dxa"/>
+              <w:right w:w="115" w:type="dxa"/>
+            </w:tcMar>
+            <w:vAlign w:val="center"/>
+          </w:tcPr>
+          <w:p>
+            <w:pPr>
+              <w:jc w:val="center"/>
+              <w:rPr>
+                <w:rFonts w:ascii="Times New Roman" w:hAnsi="Times New Roman" w:cs="Times New Roman"/>
+                <w:bCs/>
+              </w:rPr>
+            </w:pPr>
+            <w:r>
+              <w:rPr>
+                <w:rFonts w:ascii="Times New Roman" w:hAnsi="Times New Roman" w:cs="Times New Roman"/>
+                <w:bCs/>
+              </w:rPr>
+              <w:t>Ý nghĩa</w:t>
+            </w:r>
+          </w:p>
+        </w:tc>
+      </w:tr>
+      <w:tr>
+        <w:tc>
+          <w:tcPr>
+            <w:tcW w:w="1705" w:type="dxa"/>
+            <w:vAlign w:val="center"/>
+          </w:tcPr>
+          <w:p>
+            <w:pPr>
+              <w:jc w:val="center"/>
+              <w:rPr>
+                <w:rFonts w:ascii="Times New Roman" w:hAnsi="Times New Roman" w:cs="Times New Roman"/>
+                <w:bCs/>
+              </w:rPr>
+            </w:pPr>
+            <w:r>
+              <w:rPr>
+                <w:rFonts w:ascii="Times New Roman" w:hAnsi="Times New Roman" w:cs="Times New Roman"/>
+                <w:bCs/>
+              </w:rPr>
+              <w:t>x</w:t>
+            </w:r>
+          </w:p>
+        </w:tc>
+        <w:tc>
+          <w:tcPr>
+            <w:tcW w:w="2070" w:type="dxa"/>
+            <w:vAlign w:val="center"/>
+          </w:tcPr>
+          <w:p>
+            <w:pPr>
+              <w:jc w:val="center"/>
+              <w:rPr>
+                <w:rFonts w:ascii="Times New Roman" w:hAnsi="Times New Roman" w:cs="Times New Roman"/>
+                <w:bCs/>
+              </w:rPr>
+            </w:pPr>
+            <w:r>
+              <w:rPr>
+                <w:rFonts w:ascii="Times New Roman" w:hAnsi="Times New Roman" w:cs="Times New Roman"/>
+                <w:bCs/>
+              </w:rPr>
+              <w:t>Input Vector</w:t>
+            </w:r>
+          </w:p>
+        </w:tc>
+        <w:tc>
+          <w:tcPr>
+            <w:tcW w:w="5575" w:type="dxa"/>
+            <w:tcMar>
+              <w:top w:w="43" w:type="dxa"/>
+              <w:left w:w="115" w:type="dxa"/>
+              <w:bottom w:w="72" w:type="dxa"/>
+              <w:right w:w="115" w:type="dxa"/>
+            </w:tcMar>
+            <w:vAlign w:val="center"/>
+          </w:tcPr>
+          <w:p>
+            <w:pPr>
+              <w:jc w:val="both"/>
+              <w:rPr>
+                <w:rFonts w:ascii="Times New Roman" w:hAnsi="Times New Roman" w:cs="Times New Roman"/>
+                <w:bCs/>
+              </w:rPr>
+            </w:pPr>
+            <w:r>
+              <w:rPr>
+                <w:rFonts w:ascii="Times New Roman" w:hAnsi="Times New Roman" w:cs="Times New Roman"/>
+                <w:bCs/>
+              </w:rPr>
+              <w:t>Vector đặc trưng đầu vào của một mẫu dữ liệu.</w:t>
+            </w:r>
+          </w:p>
+        </w:tc>
+      </w:tr>
+      <w:tr>
+        <w:tc>
+          <w:tcPr>
+            <w:tcW w:w="1705" w:type="dxa"/>
+            <w:vAlign w:val="center"/>
+          </w:tcPr>
+          <w:p>
+            <w:pPr>
+              <w:jc w:val="center"/>
+              <w:rPr>
+                <w:rFonts w:ascii="Times New Roman" w:hAnsi="Times New Roman" w:cs="Times New Roman"/>
+                <w:bCs/>
+              </w:rPr>
+            </w:pPr>
+            <w:r>
+              <w:rPr>
+                <w:rFonts w:ascii="Times New Roman" w:hAnsi="Times New Roman" w:cs="Times New Roman"/>
+                <w:bCs/>
+              </w:rPr>
+              <w:t>y</w:t>
+            </w:r>
+          </w:p>
+        </w:tc>
+        <w:tc>
+          <w:tcPr>
+            <w:tcW w:w="2070" w:type="dxa"/>
+            <w:vAlign w:val="center"/>
+          </w:tcPr>
+          <w:p>
+            <w:pPr>
+              <w:jc w:val="center"/>
+              <w:rPr>
+                <w:rFonts w:ascii="Times New Roman" w:hAnsi="Times New Roman" w:cs="Times New Roman"/>
+                <w:bCs/>
+              </w:rPr>
+            </w:pPr>
+            <w:r>
+              <w:rPr>
+                <w:rFonts w:ascii="Times New Roman" w:hAnsi="Times New Roman" w:cs="Times New Roman"/>
+                <w:bCs/>
+              </w:rPr>
+              <w:t>Label</w:t>
+            </w:r>
+          </w:p>
+        </w:tc>
+        <w:tc>
+          <w:tcPr>
+            <w:tcW w:w="5575" w:type="dxa"/>
+            <w:tcMar>
+              <w:top w:w="43" w:type="dxa"/>
+              <w:left w:w="115" w:type="dxa"/>
+              <w:bottom w:w="72" w:type="dxa"/>
+              <w:right w:w="115" w:type="dxa"/>
+            </w:tcMar>
+            <w:vAlign w:val="center"/>
+          </w:tcPr>
+          <w:p>
+            <w:pPr>
+              <w:jc w:val="both"/>
+              <w:rPr>
+                <w:rFonts w:ascii="Times New Roman" w:hAnsi="Times New Roman" w:cs="Times New Roman"/>
+                <w:bCs/>
+              </w:rPr>
+            </w:pPr>
+            <w:r>
+              <w:rPr>
+                <w:rFonts w:ascii="Times New Roman" w:hAnsi="Times New Roman" w:cs="Times New Roman"/>
+                <w:bCs/>
+              </w:rPr>
+              <w:t>Giá trị nhãn đúng.</w:t>
+            </w:r>
+          </w:p>
+        </w:tc>
+      </w:tr>
+      <w:tr>
+        <w:tc>
+          <w:tcPr>
+            <w:tcW w:w="1705" w:type="dxa"/>
+            <w:vAlign w:val="center"/>
+          </w:tcPr>
+          <w:p>
+            <w:pPr>
+              <w:jc w:val="center"/>
+              <w:rPr>
+                <w:rFonts w:ascii="Times New Roman" w:hAnsi="Times New Roman" w:cs="Times New Roman"/>
+                <w:bCs/>
+              </w:rPr>
+            </w:pPr>
+            <m:oMathPara>
+              <m:oMath>
+                <m:acc>
+                  <m:accPr>
+                    <m:ctrlPr>
+                      <w:rPr>
+                        <w:rFonts w:ascii="Cambria Math" w:hAnsi="Cambria Math" w:cs="Times New Roman"/>
+                        <w:bCs/>
+                        <w:i/>
+                      </w:rPr>
+                    </m:ctrlPr>
+                  </m:accPr>
+                  <m:e>
+                    <m:r>
+                      <w:rPr>
+                        <w:rFonts w:ascii="Cambria Math" w:hAnsi="Cambria Math" w:cs="Times New Roman"/>
+                      </w:rPr>
+                      <m:t>y</m:t>
+                    </m:r>
+                  </m:e>
+                </m:acc>
+              </m:oMath>
+            </m:oMathPara>
+          </w:p>
+        </w:tc>
+        <w:tc>
+          <w:tcPr>
+            <w:tcW w:w="2070" w:type="dxa"/>
+            <w:vAlign w:val="center"/>
+          </w:tcPr>
+          <w:p>
+            <w:pPr>
+              <w:jc w:val="center"/>
+              <w:rPr>
+                <w:rFonts w:ascii="Times New Roman" w:hAnsi="Times New Roman" w:cs="Times New Roman"/>
+                <w:bCs/>
+              </w:rPr>
+            </w:pPr>
+            <w:r>
+              <w:rPr>
+                <w:rFonts w:ascii="Times New Roman" w:hAnsi="Times New Roman" w:cs="Times New Roman"/>
+                <w:bCs/>
+              </w:rPr>
+              <w:t>Prediction</w:t>
+            </w:r>
+          </w:p>
+        </w:tc>
+        <w:tc>
+          <w:tcPr>
+            <w:tcW w:w="5575" w:type="dxa"/>
+            <w:tcMar>
+              <w:top w:w="43" w:type="dxa"/>
+              <w:left w:w="115" w:type="dxa"/>
+              <w:bottom w:w="72" w:type="dxa"/>
+              <w:right w:w="115" w:type="dxa"/>
+            </w:tcMar>
+            <w:vAlign w:val="center"/>
+          </w:tcPr>
+          <w:p>
+            <w:pPr>
+              <w:jc w:val="both"/>
+              <w:rPr>
+                <w:rFonts w:ascii="Times New Roman" w:hAnsi="Times New Roman" w:cs="Times New Roman"/>
+                <w:bCs/>
+              </w:rPr>
+            </w:pPr>
+            <w:r>
+              <w:rPr>
+                <w:rFonts w:ascii="Times New Roman" w:hAnsi="Times New Roman" w:cs="Times New Roman"/>
+                <w:bCs/>
+              </w:rPr>
+              <w:t>Giá trị dự đoán do mô hình tính ra.</w:t>
+            </w:r>
+          </w:p>
+        </w:tc>
+      </w:tr>
+      <w:tr>
+        <w:tc>
+          <w:tcPr>
+            <w:tcW w:w="1705" w:type="dxa"/>
+            <w:vAlign w:val="center"/>
+          </w:tcPr>
+          <w:p>
+            <w:pPr>
+              <w:jc w:val="center"/>
+              <w:rPr>
+                <w:rFonts w:ascii="Times New Roman" w:hAnsi="Times New Roman" w:cs="Times New Roman"/>
+                <w:bCs/>
+              </w:rPr>
+            </w:pPr>
+            <w:r>
+              <w:rPr>
+                <w:rFonts w:ascii="Times New Roman" w:hAnsi="Times New Roman" w:cs="Times New Roman"/>
+                <w:bCs/>
+              </w:rPr>
+              <w:t>W</w:t>
+            </w:r>
+          </w:p>
+        </w:tc>
+        <w:tc>
+          <w:tcPr>
+            <w:tcW w:w="2070" w:type="dxa"/>
+            <w:vAlign w:val="center"/>
+          </w:tcPr>
+          <w:p>
+            <w:pPr>
+              <w:jc w:val="center"/>
+              <w:rPr>
+                <w:rFonts w:ascii="Times New Roman" w:hAnsi="Times New Roman" w:cs="Times New Roman"/>
+                <w:bCs/>
+              </w:rPr>
+            </w:pPr>
+            <w:r>
+              <w:rPr>
+                <w:rFonts w:ascii="Times New Roman" w:hAnsi="Times New Roman" w:cs="Times New Roman"/>
+                <w:bCs/>
+              </w:rPr>
+              <w:t>Weight Matrix</w:t>
+            </w:r>
+          </w:p>
+        </w:tc>
+        <w:tc>
+          <w:tcPr>
+            <w:tcW w:w="5575" w:type="dxa"/>
+            <w:tcMar>
+              <w:top w:w="43" w:type="dxa"/>
+              <w:left w:w="115" w:type="dxa"/>
+              <w:bottom w:w="72" w:type="dxa"/>
+              <w:right w:w="115" w:type="dxa"/>
+            </w:tcMar>
+            <w:vAlign w:val="center"/>
+          </w:tcPr>
+          <w:p>
+            <w:pPr>
+              <w:jc w:val="both"/>
+              <w:rPr>
+                <w:rFonts w:ascii="Times New Roman" w:hAnsi="Times New Roman" w:cs="Times New Roman"/>
+                <w:bCs/>
+              </w:rPr>
+            </w:pPr>
+            <w:r>
+              <w:rPr>
+                <w:rFonts w:ascii="Times New Roman" w:hAnsi="Times New Roman" w:cs="Times New Roman"/>
+                <w:bCs/>
+              </w:rPr>
+              <w:t>Ma trận trọng số - tham số chính mà mô hình cần học</w:t>
+            </w:r>
+          </w:p>
+        </w:tc>
+      </w:tr>
+      <w:tr>
+        <w:tc>
+          <w:tcPr>
+            <w:tcW w:w="1705" w:type="dxa"/>
+            <w:vAlign w:val="center"/>
+          </w:tcPr>
+          <w:p>
+            <w:pPr>
+              <w:jc w:val="center"/>
+              <w:rPr>
+                <w:rFonts w:ascii="Times New Roman" w:hAnsi="Times New Roman" w:cs="Times New Roman"/>
+                <w:bCs/>
+              </w:rPr>
+            </w:pPr>
+            <w:r>
+              <w:rPr>
+                <w:rFonts w:ascii="Times New Roman" w:hAnsi="Times New Roman" w:cs="Times New Roman"/>
+                <w:bCs/>
+              </w:rPr>
+              <w:t>b</w:t>
+            </w:r>
+          </w:p>
+        </w:tc>
+        <w:tc>
+          <w:tcPr>
+            <w:tcW w:w="2070" w:type="dxa"/>
+            <w:vAlign w:val="center"/>
+          </w:tcPr>
+          <w:p>
+            <w:pPr>
+              <w:jc w:val="center"/>
+              <w:rPr>
+                <w:rFonts w:ascii="Times New Roman" w:hAnsi="Times New Roman" w:cs="Times New Roman"/>
+                <w:bCs/>
+              </w:rPr>
+            </w:pPr>
+            <w:r>
+              <w:rPr>
+                <w:rFonts w:ascii="Times New Roman" w:hAnsi="Times New Roman" w:cs="Times New Roman"/>
+                <w:bCs/>
+              </w:rPr>
+              <w:t>Bias</w:t>
+            </w:r>
+          </w:p>
+        </w:tc>
+        <w:tc>
+          <w:tcPr>
+            <w:tcW w:w="5575" w:type="dxa"/>
+            <w:tcMar>
+              <w:top w:w="43" w:type="dxa"/>
+              <w:left w:w="115" w:type="dxa"/>
+              <w:bottom w:w="72" w:type="dxa"/>
+              <w:right w:w="115" w:type="dxa"/>
+            </w:tcMar>
+            <w:vAlign w:val="center"/>
+          </w:tcPr>
+          <w:p>
+            <w:pPr>
+              <w:jc w:val="both"/>
+              <w:rPr>
+                <w:rFonts w:ascii="Times New Roman" w:hAnsi="Times New Roman" w:cs="Times New Roman"/>
+                <w:bCs/>
+              </w:rPr>
+            </w:pPr>
+            <w:r>
+              <w:rPr>
+                <w:rFonts w:ascii="Times New Roman" w:hAnsi="Times New Roman" w:cs="Times New Roman"/>
+                <w:bCs/>
+              </w:rPr>
+              <w:t>Độ lệch của neuron giúp linh hoạt dịch chuyển hàm kích hoạt</w:t>
+            </w:r>
+          </w:p>
+        </w:tc>
+      </w:tr>
+      <w:tr>
+        <w:tc>
+          <w:tcPr>
+            <w:tcW w:w="1705" w:type="dxa"/>
+            <w:vAlign w:val="center"/>
+          </w:tcPr>
+          <w:p>
+            <w:pPr>
+              <w:jc w:val="center"/>
+              <w:rPr>
+                <w:rFonts w:ascii="Times New Roman" w:hAnsi="Times New Roman" w:cs="Times New Roman"/>
+                <w:bCs/>
+              </w:rPr>
+            </w:pPr>
+            <m:oMath>
+              <m:r>
+                <m:rPr>
+                  <m:scr m:val="script"/>
+                </m:rPr>
+                <w:rPr>
+                  <w:rFonts w:ascii="Cambria Math" w:hAnsi="Cambria Math" w:cs="Times New Roman"/>
+                </w:rPr>
+                <m:t>L</m:t>
+              </m:r>
+            </m:oMath>
+            <w:r>
+              <w:rPr>
+                <w:rFonts w:ascii="Times New Roman" w:hAnsi="Times New Roman" w:cs="Times New Roman"/>
+                <w:bCs/>
+              </w:rPr>
+              <w:t>/J</w:t>
+            </w:r>
+          </w:p>
+        </w:tc>
+        <w:tc>
+          <w:tcPr>
+            <w:tcW w:w="2070" w:type="dxa"/>
+            <w:vAlign w:val="center"/>
+          </w:tcPr>
+          <w:p>
+            <w:pPr>
+              <w:jc w:val="center"/>
+              <w:rPr>
+                <w:rFonts w:ascii="Times New Roman" w:hAnsi="Times New Roman" w:cs="Times New Roman"/>
+                <w:bCs/>
+              </w:rPr>
+            </w:pPr>
+            <w:r>
+              <w:rPr>
+                <w:rFonts w:ascii="Times New Roman" w:hAnsi="Times New Roman" w:cs="Times New Roman"/>
+                <w:bCs/>
+              </w:rPr>
+              <w:t>Loss/Cost Function</w:t>
+            </w:r>
+          </w:p>
+        </w:tc>
+        <w:tc>
+          <w:tcPr>
+            <w:tcW w:w="5575" w:type="dxa"/>
+            <w:tcMar>
+              <w:top w:w="43" w:type="dxa"/>
+              <w:left w:w="115" w:type="dxa"/>
+              <w:bottom w:w="72" w:type="dxa"/>
+              <w:right w:w="115" w:type="dxa"/>
+            </w:tcMar>
+            <w:vAlign w:val="center"/>
+          </w:tcPr>
+          <w:p>
+            <w:pPr>
+              <w:jc w:val="both"/>
+              <w:rPr>
+                <w:rFonts w:ascii="Times New Roman" w:hAnsi="Times New Roman" w:cs="Times New Roman"/>
+                <w:bCs/>
+              </w:rPr>
+            </w:pPr>
+            <w:r>
+              <w:rPr>
+                <w:rFonts w:ascii="Times New Roman" w:hAnsi="Times New Roman" w:cs="Times New Roman"/>
+                <w:bCs/>
+              </w:rPr>
+              <w:t>Ký hiệu hàm mất mát (</w:t>
+            </w:r>
+            <m:oMath>
+              <m:r>
+                <m:rPr>
+                  <m:scr m:val="script"/>
+                </m:rPr>
+                <w:rPr>
+                  <w:rFonts w:ascii="Cambria Math" w:hAnsi="Cambria Math" w:cs="Times New Roman"/>
+                </w:rPr>
+                <m:t>L</m:t>
+              </m:r>
+            </m:oMath>
+            <w:r>
+              <w:rPr>
+                <w:rFonts w:ascii="Times New Roman" w:hAnsi="Times New Roman" w:cs="Times New Roman"/>
+                <w:bCs/>
+              </w:rPr>
+              <w:t>) hoặc hàm chi phí toàn cục (J)</w:t>
+            </w:r>
+          </w:p>
+        </w:tc>
+      </w:tr>
+    </w:tbl>
+    <w:p>
+      <w:pPr>
+        <w:rPr>
+          <w:rFonts w:ascii="Times New Roman" w:hAnsi="Times New Roman" w:cs="Times New Roman"/>
+          <w:bCs/>
+          <w:sz w:val="24"/>
+          <w:szCs w:val="24"/>
+        </w:rPr>
       </w:pPr>
     </w:p>
     <w:p>
@@ -1371,30 +3006,22 @@
           <w:szCs w:val="24"/>
         </w:rPr>
       </w:pPr>
-    </w:p>
-    <w:p>
-      <w:pPr>
+      <w:r>
         <w:rPr>
           <w:rFonts w:ascii="Times New Roman" w:hAnsi="Times New Roman" w:cs="Times New Roman"/>
           <w:b/>
           <w:sz w:val="24"/>
           <w:szCs w:val="24"/>
         </w:rPr>
-      </w:pPr>
-      <w:r>
+        <w:t>2. Một số thư viện phổ biến</w:t>
+      </w:r>
+    </w:p>
+    <w:p>
+      <w:pPr>
         <w:rPr>
           <w:rFonts w:ascii="Times New Roman" w:hAnsi="Times New Roman" w:cs="Times New Roman"/>
           <w:b/>
-          <w:sz w:val="24"/>
-          <w:szCs w:val="24"/>
-        </w:rPr>
-        <w:t>2. Một số thư viện phổ biến</w:t>
-      </w:r>
-    </w:p>
-    <w:p>
-      <w:pPr>
-        <w:rPr>
-          <w:rFonts w:ascii="Times New Roman" w:hAnsi="Times New Roman" w:cs="Times New Roman"/>
+          <w:bCs/>
           <w:sz w:val="24"/>
           <w:szCs w:val="24"/>
         </w:rPr>
@@ -1403,40 +3030,1248 @@
         <w:rPr>
           <w:rFonts w:ascii="Times New Roman" w:hAnsi="Times New Roman" w:cs="Times New Roman"/>
           <w:b/>
-          <w:sz w:val="24"/>
-          <w:szCs w:val="24"/>
-        </w:rPr>
-        <w:t xml:space="preserve">- </w:t>
-      </w:r>
-      <w:r>
-        <w:rPr>
-          <w:rFonts w:ascii="Times New Roman" w:hAnsi="Times New Roman" w:cs="Times New Roman"/>
-          <w:sz w:val="24"/>
-          <w:szCs w:val="24"/>
-        </w:rPr>
-        <w:t xml:space="preserve">Numpy: </w:t>
-      </w:r>
-    </w:p>
-    <w:p>
-      <w:pPr>
-        <w:rPr>
-          <w:rFonts w:ascii="Times New Roman" w:hAnsi="Times New Roman" w:cs="Times New Roman"/>
-          <w:sz w:val="24"/>
-          <w:szCs w:val="24"/>
-        </w:rPr>
-      </w:pPr>
-      <w:r>
-        <w:rPr>
-          <w:rFonts w:ascii="Times New Roman" w:hAnsi="Times New Roman" w:cs="Times New Roman"/>
-          <w:sz w:val="24"/>
-          <w:szCs w:val="24"/>
-        </w:rPr>
-        <w:t xml:space="preserve">+) </w:t>
-      </w:r>
-    </w:p>
-    <w:p>
-      <w:bookmarkStart w:id="0" w:name="_GoBack"/>
-      <w:bookmarkEnd w:id="0"/>
+          <w:bCs/>
+          <w:sz w:val="24"/>
+          <w:szCs w:val="24"/>
+        </w:rPr>
+        <w:t>Num</w:t>
+      </w:r>
+      <w:r>
+        <w:rPr>
+          <w:rFonts w:ascii="Times New Roman" w:hAnsi="Times New Roman" w:cs="Times New Roman"/>
+          <w:b/>
+          <w:bCs/>
+          <w:sz w:val="24"/>
+          <w:szCs w:val="24"/>
+        </w:rPr>
+        <w:t>P</w:t>
+      </w:r>
+      <w:r>
+        <w:rPr>
+          <w:rFonts w:ascii="Times New Roman" w:hAnsi="Times New Roman" w:cs="Times New Roman"/>
+          <w:b/>
+          <w:bCs/>
+          <w:sz w:val="24"/>
+          <w:szCs w:val="24"/>
+        </w:rPr>
+        <w:t>y</w:t>
+      </w:r>
+      <w:r>
+        <w:rPr>
+          <w:rFonts w:ascii="Times New Roman" w:hAnsi="Times New Roman" w:cs="Times New Roman"/>
+          <w:b/>
+          <w:bCs/>
+          <w:sz w:val="24"/>
+          <w:szCs w:val="24"/>
+        </w:rPr>
+        <w:t>:</w:t>
+      </w:r>
+    </w:p>
+    <w:p>
+      <w:pPr>
+        <w:rPr>
+          <w:rFonts w:ascii="Times New Roman" w:hAnsi="Times New Roman" w:cs="Times New Roman"/>
+          <w:sz w:val="24"/>
+          <w:szCs w:val="24"/>
+        </w:rPr>
+      </w:pPr>
+      <w:r>
+        <w:rPr>
+          <w:rFonts w:ascii="Times New Roman" w:hAnsi="Times New Roman" w:cs="Times New Roman"/>
+          <w:sz w:val="24"/>
+          <w:szCs w:val="24"/>
+        </w:rPr>
+        <w:t xml:space="preserve">- Khái niệm: </w:t>
+      </w:r>
+      <w:r>
+        <w:rPr>
+          <w:rFonts w:ascii="Times New Roman" w:hAnsi="Times New Roman" w:cs="Times New Roman"/>
+          <w:sz w:val="24"/>
+          <w:szCs w:val="24"/>
+        </w:rPr>
+        <w:t>Là thư viện nền tảng cho tính toán khoa học trong Python.</w:t>
+      </w:r>
+      <w:r>
+        <w:rPr>
+          <w:rFonts w:ascii="Times New Roman" w:hAnsi="Times New Roman" w:cs="Times New Roman"/>
+          <w:sz w:val="24"/>
+          <w:szCs w:val="24"/>
+        </w:rPr>
+        <w:t xml:space="preserve"> Nó c</w:t>
+      </w:r>
+      <w:r>
+        <w:rPr>
+          <w:rFonts w:ascii="Times New Roman" w:hAnsi="Times New Roman" w:cs="Times New Roman"/>
+          <w:sz w:val="24"/>
+          <w:szCs w:val="24"/>
+        </w:rPr>
+        <w:t>ung cấp đối tượng mảng đa chiều hiệu năng cao và các công cụ để làm việc với mảng này.</w:t>
+      </w:r>
+    </w:p>
+    <w:p>
+      <w:pPr>
+        <w:rPr>
+          <w:rFonts w:ascii="Times New Roman" w:hAnsi="Times New Roman" w:cs="Times New Roman"/>
+          <w:sz w:val="24"/>
+          <w:szCs w:val="24"/>
+        </w:rPr>
+      </w:pPr>
+      <w:r>
+        <w:rPr>
+          <w:rFonts w:ascii="Times New Roman" w:hAnsi="Times New Roman" w:cs="Times New Roman"/>
+          <w:sz w:val="24"/>
+          <w:szCs w:val="24"/>
+        </w:rPr>
+        <w:t>- Thời gian ra đời và người sáng lập: Được tạo ra năm 2005 bởi Travis Oliphant</w:t>
+      </w:r>
+      <w:r>
+        <w:rPr>
+          <w:rFonts w:ascii="Times New Roman" w:hAnsi="Times New Roman" w:cs="Times New Roman"/>
+          <w:sz w:val="24"/>
+          <w:szCs w:val="24"/>
+        </w:rPr>
+        <w:t>.</w:t>
+      </w:r>
+    </w:p>
+    <w:p>
+      <w:pPr>
+        <w:rPr>
+          <w:rFonts w:ascii="Times New Roman" w:hAnsi="Times New Roman" w:cs="Times New Roman"/>
+          <w:sz w:val="24"/>
+          <w:szCs w:val="24"/>
+        </w:rPr>
+      </w:pPr>
+      <w:r>
+        <w:rPr>
+          <w:rFonts w:ascii="Times New Roman" w:hAnsi="Times New Roman" w:cs="Times New Roman"/>
+          <w:sz w:val="24"/>
+          <w:szCs w:val="24"/>
+        </w:rPr>
+        <w:t>- Ưu điểm</w:t>
+      </w:r>
+      <w:r>
+        <w:rPr>
+          <w:rFonts w:ascii="Times New Roman" w:hAnsi="Times New Roman" w:cs="Times New Roman"/>
+          <w:sz w:val="24"/>
+          <w:szCs w:val="24"/>
+        </w:rPr>
+        <w:t xml:space="preserve">: </w:t>
+      </w:r>
+    </w:p>
+    <w:p>
+      <w:pPr>
+        <w:rPr>
+          <w:rFonts w:ascii="Times New Roman" w:hAnsi="Times New Roman" w:cs="Times New Roman"/>
+          <w:sz w:val="24"/>
+          <w:szCs w:val="24"/>
+        </w:rPr>
+      </w:pPr>
+      <w:r>
+        <w:rPr>
+          <w:rFonts w:ascii="Times New Roman" w:hAnsi="Times New Roman" w:cs="Times New Roman"/>
+          <w:sz w:val="24"/>
+          <w:szCs w:val="24"/>
+        </w:rPr>
+        <w:t>+) Tốc độ xử lí cực nhanh nhờ code lõi viết bằng C/C++.</w:t>
+      </w:r>
+    </w:p>
+    <w:p>
+      <w:pPr>
+        <w:rPr>
+          <w:rFonts w:ascii="Times New Roman" w:hAnsi="Times New Roman" w:cs="Times New Roman"/>
+          <w:sz w:val="24"/>
+          <w:szCs w:val="24"/>
+        </w:rPr>
+      </w:pPr>
+      <w:r>
+        <w:rPr>
+          <w:rFonts w:ascii="Times New Roman" w:hAnsi="Times New Roman" w:cs="Times New Roman"/>
+          <w:sz w:val="24"/>
+          <w:szCs w:val="24"/>
+        </w:rPr>
+        <w:t>+) Tiết kiệm bộ nhớ hơn rất nhiều so với List mặc định của Python.</w:t>
+      </w:r>
+    </w:p>
+    <w:p>
+      <w:pPr>
+        <w:rPr>
+          <w:rFonts w:ascii="Times New Roman" w:hAnsi="Times New Roman" w:cs="Times New Roman"/>
+          <w:sz w:val="24"/>
+          <w:szCs w:val="24"/>
+        </w:rPr>
+      </w:pPr>
+      <w:r>
+        <w:rPr>
+          <w:rFonts w:ascii="Times New Roman" w:hAnsi="Times New Roman" w:cs="Times New Roman"/>
+          <w:sz w:val="24"/>
+          <w:szCs w:val="24"/>
+        </w:rPr>
+        <w:t>+) Hỗ trợ nhiều phép toán đại số tuyến tính, biến đổi Fourier và xử lí số ngẫu nhiên.</w:t>
+      </w:r>
+    </w:p>
+    <w:p>
+      <w:pPr>
+        <w:rPr>
+          <w:rFonts w:ascii="Times New Roman" w:hAnsi="Times New Roman" w:cs="Times New Roman"/>
+          <w:sz w:val="24"/>
+          <w:szCs w:val="24"/>
+        </w:rPr>
+      </w:pPr>
+      <w:r>
+        <w:rPr>
+          <w:rFonts w:ascii="Times New Roman" w:hAnsi="Times New Roman" w:cs="Times New Roman"/>
+          <w:sz w:val="24"/>
+          <w:szCs w:val="24"/>
+        </w:rPr>
+        <w:t>- Nhược điểm:</w:t>
+      </w:r>
+    </w:p>
+    <w:p>
+      <w:pPr>
+        <w:rPr>
+          <w:rFonts w:ascii="Times New Roman" w:hAnsi="Times New Roman" w:cs="Times New Roman"/>
+          <w:sz w:val="24"/>
+          <w:szCs w:val="24"/>
+        </w:rPr>
+      </w:pPr>
+      <w:r>
+        <w:rPr>
+          <w:rFonts w:ascii="Times New Roman" w:hAnsi="Times New Roman" w:cs="Times New Roman"/>
+          <w:sz w:val="24"/>
+          <w:szCs w:val="24"/>
+        </w:rPr>
+        <w:t>+) Yêu cầu tất cả phần tử trong mảng phải cùng một kiểu dữ liệu.</w:t>
+      </w:r>
+    </w:p>
+    <w:p>
+      <w:pPr>
+        <w:rPr>
+          <w:rFonts w:ascii="Times New Roman" w:hAnsi="Times New Roman" w:cs="Times New Roman"/>
+          <w:sz w:val="24"/>
+          <w:szCs w:val="24"/>
+        </w:rPr>
+      </w:pPr>
+      <w:r>
+        <w:rPr>
+          <w:rFonts w:ascii="Times New Roman" w:hAnsi="Times New Roman" w:cs="Times New Roman"/>
+          <w:sz w:val="24"/>
+          <w:szCs w:val="24"/>
+        </w:rPr>
+        <w:t>+) Không hỗ trợ tốt cho việc xử lí dữ liệu dạng bảng có gán nhãn (như file Excel, SQL).</w:t>
+      </w:r>
+    </w:p>
+    <w:p>
+      <w:pPr>
+        <w:rPr>
+          <w:rFonts w:ascii="Times New Roman" w:hAnsi="Times New Roman" w:cs="Times New Roman"/>
+          <w:sz w:val="24"/>
+          <w:szCs w:val="24"/>
+        </w:rPr>
+      </w:pPr>
+      <w:r>
+        <w:rPr>
+          <w:rFonts w:ascii="Times New Roman" w:hAnsi="Times New Roman" w:cs="Times New Roman"/>
+          <w:sz w:val="24"/>
+          <w:szCs w:val="24"/>
+        </w:rPr>
+        <w:t>+) Kích thước mảng kém linh hoạt: Việc thêm, bớt phần tử cực kì tốn kém vì Numpy phải tạo ra mảng hoàn toàn mới và sao chép dữ liệu qua.</w:t>
+      </w:r>
+    </w:p>
+    <w:p>
+      <w:pPr>
+        <w:rPr>
+          <w:rFonts w:ascii="Times New Roman" w:hAnsi="Times New Roman" w:cs="Times New Roman"/>
+          <w:sz w:val="24"/>
+          <w:szCs w:val="24"/>
+        </w:rPr>
+      </w:pPr>
+    </w:p>
+    <w:p>
+      <w:pPr>
+        <w:rPr>
+          <w:rFonts w:ascii="Times New Roman" w:hAnsi="Times New Roman" w:cs="Times New Roman"/>
+          <w:b/>
+          <w:bCs/>
+          <w:sz w:val="24"/>
+          <w:szCs w:val="24"/>
+        </w:rPr>
+      </w:pPr>
+      <w:r>
+        <w:rPr>
+          <w:rFonts w:ascii="Times New Roman" w:hAnsi="Times New Roman" w:cs="Times New Roman"/>
+          <w:b/>
+          <w:bCs/>
+          <w:sz w:val="24"/>
+          <w:szCs w:val="24"/>
+        </w:rPr>
+        <w:lastRenderedPageBreak/>
+        <w:t>Pandas:</w:t>
+      </w:r>
+    </w:p>
+    <w:p>
+      <w:pPr>
+        <w:rPr>
+          <w:rFonts w:ascii="Times New Roman" w:hAnsi="Times New Roman" w:cs="Times New Roman"/>
+          <w:sz w:val="24"/>
+          <w:szCs w:val="24"/>
+        </w:rPr>
+      </w:pPr>
+      <w:r>
+        <w:rPr>
+          <w:rFonts w:ascii="Times New Roman" w:hAnsi="Times New Roman" w:cs="Times New Roman"/>
+          <w:sz w:val="24"/>
+          <w:szCs w:val="24"/>
+        </w:rPr>
+        <w:t>- Khái niệm: Là thư viện mã nguồn mở chuyên dụng để thao tác, biến đổi và phân tích dữ liệu cấu trúc (dạng bảng). Thư viện này cung cấp hai cấu trúc dữ liệu chính là Series (1 chiều) và DataFrame (2 chiều).</w:t>
+      </w:r>
+    </w:p>
+    <w:p>
+      <w:pPr>
+        <w:rPr>
+          <w:rFonts w:ascii="Times New Roman" w:hAnsi="Times New Roman" w:cs="Times New Roman"/>
+          <w:sz w:val="24"/>
+          <w:szCs w:val="24"/>
+        </w:rPr>
+      </w:pPr>
+      <w:r>
+        <w:rPr>
+          <w:rFonts w:ascii="Times New Roman" w:hAnsi="Times New Roman" w:cs="Times New Roman"/>
+          <w:sz w:val="24"/>
+          <w:szCs w:val="24"/>
+        </w:rPr>
+        <w:t>- Thời gian ra đời và người sáng lập: Được tạo ra năm 2008 bởi Wes McKinney.</w:t>
+      </w:r>
+    </w:p>
+    <w:p>
+      <w:pPr>
+        <w:rPr>
+          <w:rFonts w:ascii="Times New Roman" w:hAnsi="Times New Roman" w:cs="Times New Roman"/>
+          <w:sz w:val="24"/>
+          <w:szCs w:val="24"/>
+        </w:rPr>
+      </w:pPr>
+      <w:r>
+        <w:rPr>
+          <w:rFonts w:ascii="Times New Roman" w:hAnsi="Times New Roman" w:cs="Times New Roman"/>
+          <w:sz w:val="24"/>
+          <w:szCs w:val="24"/>
+        </w:rPr>
+        <w:t>- Ưu điểm:</w:t>
+      </w:r>
+    </w:p>
+    <w:p>
+      <w:pPr>
+        <w:rPr>
+          <w:rFonts w:ascii="Times New Roman" w:hAnsi="Times New Roman" w:cs="Times New Roman"/>
+          <w:sz w:val="24"/>
+          <w:szCs w:val="24"/>
+        </w:rPr>
+      </w:pPr>
+      <w:r>
+        <w:rPr>
+          <w:rFonts w:ascii="Times New Roman" w:hAnsi="Times New Roman" w:cs="Times New Roman"/>
+          <w:sz w:val="24"/>
+          <w:szCs w:val="24"/>
+        </w:rPr>
+        <w:t>+) Thao tác dữ liệu linh hoạt (nhóm, hợp nhất, trích xuất và xử lí dữ liệu khuyết).</w:t>
+      </w:r>
+    </w:p>
+    <w:p>
+      <w:pPr>
+        <w:rPr>
+          <w:rFonts w:ascii="Times New Roman" w:hAnsi="Times New Roman" w:cs="Times New Roman"/>
+          <w:sz w:val="24"/>
+          <w:szCs w:val="24"/>
+        </w:rPr>
+      </w:pPr>
+      <w:r>
+        <w:rPr>
+          <w:rFonts w:ascii="Times New Roman" w:hAnsi="Times New Roman" w:cs="Times New Roman"/>
+          <w:sz w:val="24"/>
+          <w:szCs w:val="24"/>
+        </w:rPr>
+        <w:t>+) Thao tác với file CSV, Excel, SQL rất dễ dàng.</w:t>
+      </w:r>
+    </w:p>
+    <w:p>
+      <w:pPr>
+        <w:rPr>
+          <w:rFonts w:ascii="Times New Roman" w:hAnsi="Times New Roman" w:cs="Times New Roman"/>
+          <w:sz w:val="24"/>
+          <w:szCs w:val="24"/>
+        </w:rPr>
+      </w:pPr>
+      <w:r>
+        <w:rPr>
+          <w:rFonts w:ascii="Times New Roman" w:hAnsi="Times New Roman" w:cs="Times New Roman"/>
+          <w:sz w:val="24"/>
+          <w:szCs w:val="24"/>
+        </w:rPr>
+        <w:t>+) Đã tích hợp sẵn các công cụ xử lí chuỗi thời gian.</w:t>
+      </w:r>
+    </w:p>
+    <w:p>
+      <w:pPr>
+        <w:rPr>
+          <w:rFonts w:ascii="Times New Roman" w:hAnsi="Times New Roman" w:cs="Times New Roman"/>
+          <w:sz w:val="24"/>
+          <w:szCs w:val="24"/>
+        </w:rPr>
+      </w:pPr>
+      <w:r>
+        <w:rPr>
+          <w:rFonts w:ascii="Times New Roman" w:hAnsi="Times New Roman" w:cs="Times New Roman"/>
+          <w:sz w:val="24"/>
+          <w:szCs w:val="24"/>
+        </w:rPr>
+        <w:t>- Nhược điểm:</w:t>
+      </w:r>
+    </w:p>
+    <w:p>
+      <w:pPr>
+        <w:rPr>
+          <w:rFonts w:ascii="Times New Roman" w:hAnsi="Times New Roman" w:cs="Times New Roman"/>
+          <w:sz w:val="24"/>
+          <w:szCs w:val="24"/>
+        </w:rPr>
+      </w:pPr>
+      <w:r>
+        <w:rPr>
+          <w:rFonts w:ascii="Times New Roman" w:hAnsi="Times New Roman" w:cs="Times New Roman"/>
+          <w:sz w:val="24"/>
+          <w:szCs w:val="24"/>
+        </w:rPr>
+        <w:t>+) Tốn nhiều RAM khi làm việc với tập dữ liệu lớn.</w:t>
+      </w:r>
+    </w:p>
+    <w:p>
+      <w:pPr>
+        <w:rPr>
+          <w:rFonts w:ascii="Times New Roman" w:hAnsi="Times New Roman" w:cs="Times New Roman"/>
+          <w:sz w:val="24"/>
+          <w:szCs w:val="24"/>
+        </w:rPr>
+      </w:pPr>
+      <w:r>
+        <w:rPr>
+          <w:rFonts w:ascii="Times New Roman" w:hAnsi="Times New Roman" w:cs="Times New Roman"/>
+          <w:sz w:val="24"/>
+          <w:szCs w:val="24"/>
+        </w:rPr>
+        <w:t>+) Cú pháp phức tạp, có nhiều cách để đạt cùng một kết quả khiến người mới học dễ bị bối rối.</w:t>
+      </w:r>
+    </w:p>
+    <w:p>
+      <w:pPr>
+        <w:rPr>
+          <w:rFonts w:ascii="Times New Roman" w:hAnsi="Times New Roman" w:cs="Times New Roman"/>
+          <w:sz w:val="24"/>
+          <w:szCs w:val="24"/>
+        </w:rPr>
+      </w:pPr>
+    </w:p>
+    <w:p>
+      <w:pPr>
+        <w:rPr>
+          <w:rFonts w:ascii="Times New Roman" w:hAnsi="Times New Roman" w:cs="Times New Roman"/>
+          <w:b/>
+          <w:bCs/>
+          <w:sz w:val="24"/>
+          <w:szCs w:val="24"/>
+        </w:rPr>
+      </w:pPr>
+      <w:r>
+        <w:rPr>
+          <w:rFonts w:ascii="Times New Roman" w:hAnsi="Times New Roman" w:cs="Times New Roman"/>
+          <w:b/>
+          <w:bCs/>
+          <w:sz w:val="24"/>
+          <w:szCs w:val="24"/>
+        </w:rPr>
+        <w:t>Matplotlib</w:t>
+      </w:r>
+    </w:p>
+    <w:p>
+      <w:pPr>
+        <w:rPr>
+          <w:rFonts w:ascii="Times New Roman" w:hAnsi="Times New Roman" w:cs="Times New Roman"/>
+          <w:sz w:val="24"/>
+          <w:szCs w:val="24"/>
+        </w:rPr>
+      </w:pPr>
+      <w:r>
+        <w:rPr>
+          <w:rFonts w:ascii="Times New Roman" w:hAnsi="Times New Roman" w:cs="Times New Roman"/>
+          <w:sz w:val="24"/>
+          <w:szCs w:val="24"/>
+        </w:rPr>
+        <w:t>- Khái niệm: Là thư viện đồ họa cơ bản của Python, cho phép tạo ra các đồ thị tĩnh, đồ thị động và đồ thị tương tác 2D/3D.</w:t>
+      </w:r>
+    </w:p>
+    <w:p>
+      <w:pPr>
+        <w:rPr>
+          <w:rFonts w:ascii="Times New Roman" w:hAnsi="Times New Roman" w:cs="Times New Roman"/>
+          <w:sz w:val="24"/>
+          <w:szCs w:val="24"/>
+        </w:rPr>
+      </w:pPr>
+      <w:r>
+        <w:rPr>
+          <w:rFonts w:ascii="Times New Roman" w:hAnsi="Times New Roman" w:cs="Times New Roman"/>
+          <w:sz w:val="24"/>
+          <w:szCs w:val="24"/>
+        </w:rPr>
+        <w:t>- Thời gian ra đời và người sáng lập: Được sáng lập năm 2003 bởi John D. Hunter.</w:t>
+      </w:r>
+    </w:p>
+    <w:p>
+      <w:pPr>
+        <w:rPr>
+          <w:rFonts w:ascii="Times New Roman" w:hAnsi="Times New Roman" w:cs="Times New Roman"/>
+          <w:sz w:val="24"/>
+          <w:szCs w:val="24"/>
+        </w:rPr>
+      </w:pPr>
+      <w:r>
+        <w:rPr>
+          <w:rFonts w:ascii="Times New Roman" w:hAnsi="Times New Roman" w:cs="Times New Roman"/>
+          <w:sz w:val="24"/>
+          <w:szCs w:val="24"/>
+        </w:rPr>
+        <w:t>- Ưu điểm:</w:t>
+      </w:r>
+    </w:p>
+    <w:p>
+      <w:pPr>
+        <w:rPr>
+          <w:rFonts w:ascii="Times New Roman" w:hAnsi="Times New Roman" w:cs="Times New Roman"/>
+          <w:sz w:val="24"/>
+          <w:szCs w:val="24"/>
+        </w:rPr>
+      </w:pPr>
+      <w:r>
+        <w:rPr>
+          <w:rFonts w:ascii="Times New Roman" w:hAnsi="Times New Roman" w:cs="Times New Roman"/>
+          <w:sz w:val="24"/>
+          <w:szCs w:val="24"/>
+        </w:rPr>
+        <w:t>+) Tùy biến cực cao: có thể can thiệp và chỉnh sửa từng chi tiết nhỏ trên biểu đồ</w:t>
+      </w:r>
+    </w:p>
+    <w:p>
+      <w:pPr>
+        <w:rPr>
+          <w:rFonts w:ascii="Times New Roman" w:hAnsi="Times New Roman" w:cs="Times New Roman"/>
+          <w:sz w:val="24"/>
+          <w:szCs w:val="24"/>
+        </w:rPr>
+      </w:pPr>
+      <w:r>
+        <w:rPr>
+          <w:rFonts w:ascii="Times New Roman" w:hAnsi="Times New Roman" w:cs="Times New Roman"/>
+          <w:sz w:val="24"/>
+          <w:szCs w:val="24"/>
+        </w:rPr>
+        <w:t>+) Hỗ trợ xuất ra nhiều định dạng hình ảnh chất lượng cao (PNG, PDF, SVG)</w:t>
+      </w:r>
+    </w:p>
+    <w:p>
+      <w:pPr>
+        <w:rPr>
+          <w:rFonts w:ascii="Times New Roman" w:hAnsi="Times New Roman" w:cs="Times New Roman"/>
+          <w:sz w:val="24"/>
+          <w:szCs w:val="24"/>
+        </w:rPr>
+      </w:pPr>
+      <w:r>
+        <w:rPr>
+          <w:rFonts w:ascii="Times New Roman" w:hAnsi="Times New Roman" w:cs="Times New Roman"/>
+          <w:sz w:val="24"/>
+          <w:szCs w:val="24"/>
+        </w:rPr>
+        <w:t>+) Là thư viện lâu đời với nhiều tài liệu hướng dẫn và tích hợp tốt với NumPy, Pandas.</w:t>
+      </w:r>
+    </w:p>
+    <w:p>
+      <w:pPr>
+        <w:rPr>
+          <w:rFonts w:ascii="Times New Roman" w:hAnsi="Times New Roman" w:cs="Times New Roman"/>
+          <w:sz w:val="24"/>
+          <w:szCs w:val="24"/>
+        </w:rPr>
+      </w:pPr>
+      <w:r>
+        <w:rPr>
+          <w:rFonts w:ascii="Times New Roman" w:hAnsi="Times New Roman" w:cs="Times New Roman"/>
+          <w:sz w:val="24"/>
+          <w:szCs w:val="24"/>
+        </w:rPr>
+        <w:t>- Nhược điểm:</w:t>
+      </w:r>
+    </w:p>
+    <w:p>
+      <w:pPr>
+        <w:rPr>
+          <w:rFonts w:ascii="Times New Roman" w:hAnsi="Times New Roman" w:cs="Times New Roman"/>
+          <w:sz w:val="24"/>
+          <w:szCs w:val="24"/>
+        </w:rPr>
+      </w:pPr>
+      <w:r>
+        <w:rPr>
+          <w:rFonts w:ascii="Times New Roman" w:hAnsi="Times New Roman" w:cs="Times New Roman"/>
+          <w:sz w:val="24"/>
+          <w:szCs w:val="24"/>
+        </w:rPr>
+        <w:t>+) Cú pháp dài dòng, tốn nhiều dòng code để tạo biểu đồ đẹp mắt.</w:t>
+      </w:r>
+    </w:p>
+    <w:p>
+      <w:pPr>
+        <w:rPr>
+          <w:rFonts w:ascii="Times New Roman" w:hAnsi="Times New Roman" w:cs="Times New Roman"/>
+          <w:sz w:val="24"/>
+          <w:szCs w:val="24"/>
+        </w:rPr>
+      </w:pPr>
+      <w:r>
+        <w:rPr>
+          <w:rFonts w:ascii="Times New Roman" w:hAnsi="Times New Roman" w:cs="Times New Roman"/>
+          <w:sz w:val="24"/>
+          <w:szCs w:val="24"/>
+        </w:rPr>
+        <w:t>+) Giao diện lỗi thời, thiếu tương tác hiện đại so với các thư viện mới như Seaborn hay Plotly.</w:t>
+      </w:r>
+    </w:p>
+    <w:p>
+      <w:pPr>
+        <w:rPr>
+          <w:rFonts w:ascii="Times New Roman" w:hAnsi="Times New Roman" w:cs="Times New Roman"/>
+          <w:b/>
+          <w:bCs/>
+          <w:sz w:val="24"/>
+          <w:szCs w:val="24"/>
+        </w:rPr>
+      </w:pPr>
+    </w:p>
+    <w:p>
+      <w:pPr>
+        <w:rPr>
+          <w:rFonts w:ascii="Times New Roman" w:hAnsi="Times New Roman" w:cs="Times New Roman"/>
+          <w:b/>
+          <w:bCs/>
+          <w:sz w:val="24"/>
+          <w:szCs w:val="24"/>
+        </w:rPr>
+      </w:pPr>
+      <w:r>
+        <w:rPr>
+          <w:rFonts w:ascii="Times New Roman" w:hAnsi="Times New Roman" w:cs="Times New Roman"/>
+          <w:b/>
+          <w:bCs/>
+          <w:sz w:val="24"/>
+          <w:szCs w:val="24"/>
+        </w:rPr>
+        <w:t>Pytorch</w:t>
+      </w:r>
+    </w:p>
+    <w:p>
+      <w:pPr>
+        <w:rPr>
+          <w:rFonts w:ascii="Times New Roman" w:hAnsi="Times New Roman" w:cs="Times New Roman"/>
+          <w:sz w:val="24"/>
+          <w:szCs w:val="24"/>
+          <w:lang w:val="vi-VN"/>
+        </w:rPr>
+      </w:pPr>
+      <w:r>
+        <w:rPr>
+          <w:rFonts w:ascii="Times New Roman" w:hAnsi="Times New Roman" w:cs="Times New Roman"/>
+          <w:sz w:val="24"/>
+          <w:szCs w:val="24"/>
+        </w:rPr>
+        <w:t xml:space="preserve">- Khái niệm: Là một thư viện học máy và học sâu mã nguồn mở. </w:t>
+      </w:r>
+      <w:r>
+        <w:rPr>
+          <w:rFonts w:ascii="Times New Roman" w:hAnsi="Times New Roman" w:cs="Times New Roman"/>
+          <w:sz w:val="24"/>
+          <w:szCs w:val="24"/>
+          <w:lang w:val="vi-VN"/>
+        </w:rPr>
+        <w:t>Nó cung cấp các tính năng tính toán Tensor tăng tốc bằng GPU và xây dựng các mạng thần kinh nhân tạo.</w:t>
+      </w:r>
+    </w:p>
+    <w:p>
+      <w:pPr>
+        <w:rPr>
+          <w:rFonts w:ascii="Times New Roman" w:hAnsi="Times New Roman" w:cs="Times New Roman"/>
+          <w:sz w:val="24"/>
+          <w:szCs w:val="24"/>
+          <w:lang w:val="vi-VN"/>
+        </w:rPr>
+      </w:pPr>
+      <w:r>
+        <w:rPr>
+          <w:rFonts w:ascii="Times New Roman" w:hAnsi="Times New Roman" w:cs="Times New Roman"/>
+          <w:sz w:val="24"/>
+          <w:szCs w:val="24"/>
+          <w:lang w:val="vi-VN"/>
+        </w:rPr>
+        <w:lastRenderedPageBreak/>
+        <w:t>- Thời gian ra đời và người sáng lập: Được ra mắt vào tháng 9 năm 2016, phát triển chủ yếu bởi phòng nghiên cứu AI của Facebook (nay là Meta). Các kỹ sư chính bao gồm Soumith Chintala, Adam Paszke, Sam Gross và Gregory Chanan.</w:t>
+      </w:r>
+    </w:p>
+    <w:p>
+      <w:pPr>
+        <w:rPr>
+          <w:rFonts w:ascii="Times New Roman" w:hAnsi="Times New Roman" w:cs="Times New Roman"/>
+          <w:sz w:val="24"/>
+          <w:szCs w:val="24"/>
+          <w:lang w:val="vi-VN"/>
+        </w:rPr>
+      </w:pPr>
+      <w:r>
+        <w:rPr>
+          <w:rFonts w:ascii="Times New Roman" w:hAnsi="Times New Roman" w:cs="Times New Roman"/>
+          <w:sz w:val="24"/>
+          <w:szCs w:val="24"/>
+          <w:lang w:val="vi-VN"/>
+        </w:rPr>
+        <w:t>- Ưu điểm:</w:t>
+      </w:r>
+    </w:p>
+    <w:p>
+      <w:pPr>
+        <w:rPr>
+          <w:rFonts w:ascii="Times New Roman" w:hAnsi="Times New Roman" w:cs="Times New Roman"/>
+          <w:sz w:val="24"/>
+          <w:szCs w:val="24"/>
+          <w:lang w:val="vi-VN"/>
+        </w:rPr>
+      </w:pPr>
+      <w:r>
+        <w:rPr>
+          <w:rFonts w:ascii="Times New Roman" w:hAnsi="Times New Roman" w:cs="Times New Roman"/>
+          <w:sz w:val="24"/>
+          <w:szCs w:val="24"/>
+          <w:lang w:val="vi-VN"/>
+        </w:rPr>
+        <w:t>+) Đồ thị tính toán động: Cho phép thay đổi kiến trúc mạng ngay trong quá trình huấn luyện.</w:t>
+      </w:r>
+    </w:p>
+    <w:p>
+      <w:pPr>
+        <w:rPr>
+          <w:rFonts w:ascii="Times New Roman" w:hAnsi="Times New Roman" w:cs="Times New Roman"/>
+          <w:sz w:val="24"/>
+          <w:szCs w:val="24"/>
+          <w:lang w:val="vi-VN"/>
+        </w:rPr>
+      </w:pPr>
+      <w:r>
+        <w:rPr>
+          <w:rFonts w:ascii="Times New Roman" w:hAnsi="Times New Roman" w:cs="Times New Roman"/>
+          <w:sz w:val="24"/>
+          <w:szCs w:val="24"/>
+          <w:lang w:val="vi-VN"/>
+        </w:rPr>
+        <w:t>+) Cú pháp tự nhiên, trực quan và gần gữi với ngôn ngữ Python tiêu chuẩn.</w:t>
+      </w:r>
+    </w:p>
+    <w:p>
+      <w:pPr>
+        <w:rPr>
+          <w:rFonts w:ascii="Times New Roman" w:hAnsi="Times New Roman" w:cs="Times New Roman"/>
+          <w:sz w:val="24"/>
+          <w:szCs w:val="24"/>
+          <w:lang w:val="vi-VN"/>
+        </w:rPr>
+      </w:pPr>
+      <w:r>
+        <w:rPr>
+          <w:rFonts w:ascii="Times New Roman" w:hAnsi="Times New Roman" w:cs="Times New Roman"/>
+          <w:sz w:val="24"/>
+          <w:szCs w:val="24"/>
+          <w:lang w:val="vi-VN"/>
+        </w:rPr>
+        <w:t>+) Hệ sinh thái mạnh mẽ, hiện là lựa chọn hàng đầu trong cộng đồng nghiên cứu AI và triển khai các mô hình lớn (LLM, Vision Models).</w:t>
+      </w:r>
+    </w:p>
+    <w:p>
+      <w:pPr>
+        <w:rPr>
+          <w:rFonts w:ascii="Times New Roman" w:hAnsi="Times New Roman" w:cs="Times New Roman"/>
+          <w:sz w:val="24"/>
+          <w:szCs w:val="24"/>
+          <w:lang w:val="vi-VN"/>
+        </w:rPr>
+      </w:pPr>
+      <w:r>
+        <w:rPr>
+          <w:rFonts w:ascii="Times New Roman" w:hAnsi="Times New Roman" w:cs="Times New Roman"/>
+          <w:sz w:val="24"/>
+          <w:szCs w:val="24"/>
+          <w:lang w:val="vi-VN"/>
+        </w:rPr>
+        <w:t>- Nhược điểm:</w:t>
+      </w:r>
+      <w:r>
+        <w:rPr>
+          <w:rFonts w:ascii="Times New Roman" w:hAnsi="Times New Roman" w:cs="Times New Roman"/>
+          <w:sz w:val="24"/>
+          <w:szCs w:val="24"/>
+          <w:lang w:val="vi-VN"/>
+        </w:rPr>
+        <w:br/>
+        <w:t>+) Dù hiện tại đã cải thiện nhiều so với TorchScript, việc đưa Pytorch lên các hệ thống lớn vẫn cần nhiều công sức cấu hình hơn so với TensorFlow</w:t>
+      </w:r>
+    </w:p>
+    <w:p>
+      <w:pPr>
+        <w:rPr>
+          <w:rFonts w:ascii="Times New Roman" w:hAnsi="Times New Roman" w:cs="Times New Roman"/>
+          <w:sz w:val="24"/>
+          <w:szCs w:val="24"/>
+          <w:lang w:val="vi-VN"/>
+        </w:rPr>
+      </w:pPr>
+      <w:r>
+        <w:rPr>
+          <w:rFonts w:ascii="Times New Roman" w:hAnsi="Times New Roman" w:cs="Times New Roman"/>
+          <w:sz w:val="24"/>
+          <w:szCs w:val="24"/>
+          <w:lang w:val="vi-VN"/>
+        </w:rPr>
+        <w:t>+) Thiếu các công cụ quản lí mô hình tập trung đi kèm mặc định.</w:t>
+      </w:r>
+    </w:p>
+    <w:p>
+      <w:pPr>
+        <w:rPr>
+          <w:rFonts w:ascii="Times New Roman" w:hAnsi="Times New Roman" w:cs="Times New Roman"/>
+          <w:sz w:val="24"/>
+          <w:szCs w:val="24"/>
+          <w:lang w:val="vi-VN"/>
+        </w:rPr>
+      </w:pPr>
+    </w:p>
+    <w:p>
+      <w:pPr>
+        <w:rPr>
+          <w:rFonts w:ascii="Times New Roman" w:hAnsi="Times New Roman" w:cs="Times New Roman"/>
+          <w:sz w:val="24"/>
+          <w:szCs w:val="24"/>
+          <w:lang w:val="vi-VN"/>
+        </w:rPr>
+      </w:pPr>
+      <w:r>
+        <w:rPr>
+          <w:rFonts w:ascii="Times New Roman" w:hAnsi="Times New Roman" w:cs="Times New Roman"/>
+          <w:sz w:val="24"/>
+          <w:szCs w:val="24"/>
+          <w:lang w:val="vi-VN"/>
+        </w:rPr>
+        <w:t>3. Tìm hiểu về Notebook và nguồn dữ liệu</w:t>
+      </w:r>
+    </w:p>
+    <w:p>
+      <w:pPr>
+        <w:pStyle w:val="NormalWeb"/>
+        <w:rPr>
+          <w:lang w:val="vi-VN"/>
+        </w:rPr>
+      </w:pPr>
+      <w:r>
+        <w:rPr>
+          <w:lang w:val="vi-VN"/>
+        </w:rPr>
+        <w:t xml:space="preserve">a) Làm quen với </w:t>
+      </w:r>
+      <w:r>
+        <w:t>Jupyter Notebooks, Google Colab, Kaggle</w:t>
+      </w:r>
+      <w:r>
+        <w:rPr>
+          <w:lang w:val="vi-VN"/>
+        </w:rPr>
+        <w:t>:</w:t>
+      </w:r>
+    </w:p>
+    <w:p>
+      <w:pPr>
+        <w:pStyle w:val="NormalWeb"/>
+        <w:rPr>
+          <w:lang w:val="vi-VN"/>
+        </w:rPr>
+      </w:pPr>
+      <w:r>
+        <w:rPr>
+          <w:lang w:val="vi-VN"/>
+        </w:rPr>
+        <w:drawing>
+          <wp:anchor distT="0" distB="0" distL="114300" distR="114300" simplePos="0" relativeHeight="251658240" behindDoc="1" locked="0" layoutInCell="1" allowOverlap="1" wp14:anchorId="7098D469" wp14:editId="2594A71C">
+            <wp:simplePos x="0" y="0"/>
+            <wp:positionH relativeFrom="column">
+              <wp:posOffset>364490</wp:posOffset>
+            </wp:positionH>
+            <wp:positionV relativeFrom="paragraph">
+              <wp:posOffset>166370</wp:posOffset>
+            </wp:positionV>
+            <wp:extent cx="5213985" cy="2960370"/>
+            <wp:effectExtent l="0" t="0" r="5715" b="0"/>
+            <wp:wrapTight wrapText="bothSides">
+              <wp:wrapPolygon edited="0">
+                <wp:start x="0" y="0"/>
+                <wp:lineTo x="0" y="21405"/>
+                <wp:lineTo x="21545" y="21405"/>
+                <wp:lineTo x="21545" y="0"/>
+                <wp:lineTo x="0" y="0"/>
+              </wp:wrapPolygon>
+            </wp:wrapTight>
+            <wp:docPr id="358874766" name="Picture 1"/>
+            <wp:cNvGraphicFramePr>
+              <a:graphicFrameLocks xmlns:a="http://schemas.openxmlformats.org/drawingml/2006/main" noChangeAspect="1"/>
+            </wp:cNvGraphicFramePr>
+            <a:graphic xmlns:a="http://schemas.openxmlformats.org/drawingml/2006/main">
+              <a:graphicData uri="http://schemas.openxmlformats.org/drawingml/2006/picture">
+                <pic:pic xmlns:pic="http://schemas.openxmlformats.org/drawingml/2006/picture">
+                  <pic:nvPicPr>
+                    <pic:cNvPr id="358874766" name=""/>
+                    <pic:cNvPicPr/>
+                  </pic:nvPicPr>
+                  <pic:blipFill>
+                    <a:blip r:embed="rId6" cstate="print">
+                      <a:extLst>
+                        <a:ext uri="{28A0092B-C50C-407E-A947-70E740481C1C}">
+                          <a14:useLocalDpi xmlns:a14="http://schemas.microsoft.com/office/drawing/2010/main" val="0"/>
+                        </a:ext>
+                      </a:extLst>
+                    </a:blip>
+                    <a:stretch>
+                      <a:fillRect/>
+                    </a:stretch>
+                  </pic:blipFill>
+                  <pic:spPr>
+                    <a:xfrm>
+                      <a:off x="0" y="0"/>
+                      <a:ext cx="5213985" cy="2960370"/>
+                    </a:xfrm>
+                    <a:prstGeom prst="rect">
+                      <a:avLst/>
+                    </a:prstGeom>
+                  </pic:spPr>
+                </pic:pic>
+              </a:graphicData>
+            </a:graphic>
+          </wp:anchor>
+        </w:drawing>
+      </w:r>
+    </w:p>
+    <w:p>
+      <w:pPr>
+        <w:rPr>
+          <w:rFonts w:ascii="Times New Roman" w:hAnsi="Times New Roman" w:cs="Times New Roman"/>
+          <w:sz w:val="24"/>
+          <w:szCs w:val="24"/>
+          <w:lang w:val="vi-VN"/>
+        </w:rPr>
+      </w:pPr>
+    </w:p>
+    <w:p>
+      <w:pPr>
+        <w:rPr>
+          <w:lang w:val="vi-VN"/>
+        </w:rPr>
+      </w:pPr>
+    </w:p>
+    <w:p>
+      <w:pPr>
+        <w:rPr>
+          <w:lang w:val="vi-VN"/>
+        </w:rPr>
+      </w:pPr>
+    </w:p>
+    <w:p>
+      <w:pPr>
+        <w:rPr>
+          <w:lang w:val="vi-VN"/>
+        </w:rPr>
+      </w:pPr>
+    </w:p>
+    <w:p>
+      <w:pPr>
+        <w:rPr>
+          <w:lang w:val="vi-VN"/>
+        </w:rPr>
+      </w:pPr>
+    </w:p>
+    <w:p>
+      <w:pPr>
+        <w:rPr>
+          <w:lang w:val="vi-VN"/>
+        </w:rPr>
+      </w:pPr>
+    </w:p>
+    <w:p>
+      <w:pPr>
+        <w:rPr>
+          <w:lang w:val="vi-VN"/>
+        </w:rPr>
+      </w:pPr>
+    </w:p>
+    <w:p>
+      <w:pPr>
+        <w:rPr>
+          <w:lang w:val="vi-VN"/>
+        </w:rPr>
+      </w:pPr>
+    </w:p>
+    <w:p>
+      <w:pPr>
+        <w:rPr>
+          <w:lang w:val="vi-VN"/>
+        </w:rPr>
+      </w:pPr>
+    </w:p>
+    <w:p>
+      <w:pPr>
+        <w:rPr>
+          <w:rFonts w:ascii="Times New Roman" w:hAnsi="Times New Roman" w:cs="Times New Roman"/>
+          <w:i/>
+          <w:iCs/>
+          <w:lang w:val="vi-VN"/>
+        </w:rPr>
+      </w:pPr>
+    </w:p>
+    <w:p>
+      <w:pPr>
+        <w:jc w:val="center"/>
+        <w:rPr>
+          <w:rFonts w:ascii="Times New Roman" w:hAnsi="Times New Roman" w:cs="Times New Roman"/>
+          <w:i/>
+          <w:iCs/>
+          <w:sz w:val="24"/>
+          <w:szCs w:val="24"/>
+          <w:lang w:val="vi-VN"/>
+        </w:rPr>
+      </w:pPr>
+      <w:r>
+        <w:rPr>
+          <w:rFonts w:ascii="Times New Roman" w:hAnsi="Times New Roman" w:cs="Times New Roman"/>
+          <w:i/>
+          <w:iCs/>
+          <w:sz w:val="24"/>
+          <w:szCs w:val="24"/>
+          <w:lang w:val="vi-VN"/>
+        </w:rPr>
+        <w:t>Chạy chương trình trên Google Colab</w:t>
+      </w:r>
+    </w:p>
+    <w:p>
+      <w:pPr>
+        <w:jc w:val="center"/>
+        <w:rPr>
+          <w:rFonts w:ascii="Times New Roman" w:hAnsi="Times New Roman" w:cs="Times New Roman"/>
+          <w:i/>
+          <w:iCs/>
+          <w:sz w:val="24"/>
+          <w:szCs w:val="24"/>
+          <w:lang w:val="vi-VN"/>
+        </w:rPr>
+      </w:pPr>
+    </w:p>
+    <w:p>
+      <w:pPr>
+        <w:rPr>
+          <w:rFonts w:ascii="Times New Roman" w:hAnsi="Times New Roman" w:cs="Times New Roman"/>
+          <w:sz w:val="24"/>
+          <w:szCs w:val="24"/>
+          <w:lang w:val="vi-VN"/>
+        </w:rPr>
+      </w:pPr>
+      <w:r>
+        <w:rPr>
+          <w:rFonts w:ascii="Times New Roman" w:hAnsi="Times New Roman" w:cs="Times New Roman"/>
+          <w:sz w:val="24"/>
+          <w:szCs w:val="24"/>
+          <w:lang w:val="vi-VN"/>
+        </w:rPr>
+        <w:t xml:space="preserve">b) Tìm hiểu về nguồn dữ liệu </w:t>
+      </w:r>
+      <w:r>
+        <w:rPr>
+          <w:rFonts w:ascii="Times New Roman" w:hAnsi="Times New Roman" w:cs="Times New Roman"/>
+          <w:sz w:val="24"/>
+          <w:szCs w:val="24"/>
+          <w:lang w:val="vi-VN"/>
+        </w:rPr>
+        <w:tab/>
+        <w:t>(Data Sources)</w:t>
+      </w:r>
+    </w:p>
+    <w:p>
+      <w:pPr>
+        <w:rPr>
+          <w:rFonts w:ascii="Times New Roman" w:hAnsi="Times New Roman" w:cs="Times New Roman"/>
+          <w:sz w:val="24"/>
+          <w:szCs w:val="24"/>
+          <w:lang w:val="vi-VN"/>
+        </w:rPr>
+      </w:pPr>
+      <w:r>
+        <w:rPr>
+          <w:rFonts w:ascii="Times New Roman" w:hAnsi="Times New Roman" w:cs="Times New Roman"/>
+          <w:sz w:val="24"/>
+          <w:szCs w:val="24"/>
+          <w:lang w:val="vi-VN"/>
+        </w:rPr>
+        <w:lastRenderedPageBreak/>
+        <w:t>- Kaggle: Là nền tảng trực tuyến và cộng đồng lớn nhất thế giới dành cho các nhà khoa học dữ liệu và kỹ sư trí tuệ nhân tạo, thuộc sở hữu của Google.</w:t>
+      </w:r>
+    </w:p>
+    <w:p>
+      <w:pPr>
+        <w:rPr>
+          <w:rFonts w:ascii="Times New Roman" w:hAnsi="Times New Roman" w:cs="Times New Roman"/>
+          <w:sz w:val="24"/>
+          <w:szCs w:val="24"/>
+          <w:lang w:val="vi-VN"/>
+        </w:rPr>
+      </w:pPr>
+      <w:r>
+        <w:rPr>
+          <w:rFonts w:ascii="Times New Roman" w:hAnsi="Times New Roman" w:cs="Times New Roman"/>
+          <w:sz w:val="24"/>
+          <w:szCs w:val="24"/>
+          <w:lang w:val="vi-VN"/>
+        </w:rPr>
+        <w:t>Kaggle bao gồm các phần sau:</w:t>
+      </w:r>
+    </w:p>
+    <w:p>
+      <w:pPr>
+        <w:rPr>
+          <w:rFonts w:ascii="Times New Roman" w:hAnsi="Times New Roman" w:cs="Times New Roman"/>
+          <w:sz w:val="24"/>
+          <w:szCs w:val="24"/>
+          <w:lang w:val="vi-VN"/>
+        </w:rPr>
+      </w:pPr>
+      <w:r>
+        <w:rPr>
+          <w:rFonts w:ascii="Times New Roman" w:hAnsi="Times New Roman" w:cs="Times New Roman"/>
+          <w:sz w:val="24"/>
+          <w:szCs w:val="24"/>
+          <w:lang w:val="vi-VN"/>
+        </w:rPr>
+        <w:t>+) Cuộc thi: Các doanh nghiệp và tổ chức đưa ra bài toán thực tế kèm giải thưởng tiền mặt lớn để cộng đồng lập trình giải quyết.</w:t>
+      </w:r>
+    </w:p>
+    <w:p>
+      <w:pPr>
+        <w:rPr>
+          <w:rFonts w:ascii="Times New Roman" w:hAnsi="Times New Roman" w:cs="Times New Roman"/>
+          <w:sz w:val="24"/>
+          <w:szCs w:val="24"/>
+          <w:lang w:val="vi-VN"/>
+        </w:rPr>
+      </w:pPr>
+      <w:r>
+        <w:rPr>
+          <w:rFonts w:ascii="Times New Roman" w:hAnsi="Times New Roman" w:cs="Times New Roman"/>
+          <w:sz w:val="24"/>
+          <w:szCs w:val="24"/>
+          <w:lang w:val="vi-VN"/>
+        </w:rPr>
+        <w:t>+) Kho dữ liệu (Datasets): Thư viện công khai chứa hàng chục nghìn bộ dữ liệu đa dạng thuộc nhiều lĩnh vực khác nhau để người dùng tự do tải về hoặc phân tích.</w:t>
+      </w:r>
+      <w:r>
+        <w:rPr>
+          <w:rFonts w:ascii="Times New Roman" w:hAnsi="Times New Roman" w:cs="Times New Roman"/>
+          <w:sz w:val="24"/>
+          <w:szCs w:val="24"/>
+          <w:lang w:val="vi-VN"/>
+        </w:rPr>
+        <w:t xml:space="preserve"> Một số dataset phổ biến gồm MNIST -  bộ dữ liệu chứa 70.000 hình ảnh chữ số viết tay từ 0 đến 9; ImageNet – kho dữ liệu với hơn 14 triệu hình ảnh gán nhãn thuộc nhiều danh mục khác nhau; Cats vs Dogs – bộ dữ liệu chứa hàng nghìn hình ảnh chó và mèo.</w:t>
+      </w:r>
+    </w:p>
+    <w:p>
+      <w:pPr>
+        <w:rPr>
+          <w:rFonts w:ascii="Times New Roman" w:hAnsi="Times New Roman" w:cs="Times New Roman"/>
+          <w:sz w:val="24"/>
+          <w:szCs w:val="24"/>
+          <w:lang w:val="vi-VN"/>
+        </w:rPr>
+      </w:pPr>
+      <w:r>
+        <w:rPr>
+          <w:rFonts w:ascii="Times New Roman" w:hAnsi="Times New Roman" w:cs="Times New Roman"/>
+          <w:sz w:val="24"/>
+          <w:szCs w:val="24"/>
+          <w:lang w:val="vi-VN"/>
+        </w:rPr>
+        <w:t>+) Môi trường lập trình (Notebooks): Cung cấp không gian lập trình trên mây miễn phí tích hợp sẵn phần cứng mạnh mẽ như GPU và TPU hỗ trợ huấn luyện mô hình máy học.</w:t>
+      </w:r>
+    </w:p>
+    <w:p>
+      <w:pPr>
+        <w:rPr>
+          <w:rFonts w:ascii="Times New Roman" w:hAnsi="Times New Roman" w:cs="Times New Roman"/>
+          <w:sz w:val="24"/>
+          <w:szCs w:val="24"/>
+          <w:lang w:val="vi-VN"/>
+        </w:rPr>
+      </w:pPr>
+      <w:r>
+        <w:rPr>
+          <w:rFonts w:ascii="Times New Roman" w:hAnsi="Times New Roman" w:cs="Times New Roman"/>
+          <w:sz w:val="24"/>
+          <w:szCs w:val="24"/>
+          <w:lang w:val="vi-VN"/>
+        </w:rPr>
+        <w:t>+) Cộng đồng và Khóa học: Nơi người dùng có thể học hỏi qua các khóa học cơ bản, chia sẻ mã nguồn, thảo luận và xây dựng hồ sơ cá nhân.</w:t>
+      </w:r>
+    </w:p>
+    <w:p>
+      <w:pPr>
+        <w:rPr>
+          <w:rFonts w:ascii="Times New Roman" w:hAnsi="Times New Roman" w:cs="Times New Roman"/>
+          <w:sz w:val="24"/>
+          <w:szCs w:val="24"/>
+          <w:lang w:val="vi-VN"/>
+        </w:rPr>
+      </w:pPr>
+      <w:r>
+        <w:rPr>
+          <w:rFonts w:ascii="Times New Roman" w:hAnsi="Times New Roman" w:cs="Times New Roman"/>
+          <w:sz w:val="24"/>
+          <w:szCs w:val="24"/>
+          <w:lang w:val="vi-VN"/>
+        </w:rPr>
+        <w:t>- HuggingFace: Là nền tảng mở và là cộng đồng về trí tuệ nhân tạo lớn nhất hiện nay, thường được ví như “GitHub của giới AI và Data Science”.</w:t>
+      </w:r>
+    </w:p>
+    <w:p>
+      <w:pPr>
+        <w:rPr>
+          <w:rFonts w:ascii="Times New Roman" w:hAnsi="Times New Roman" w:cs="Times New Roman"/>
+          <w:sz w:val="24"/>
+          <w:szCs w:val="24"/>
+          <w:lang w:val="vi-VN"/>
+        </w:rPr>
+      </w:pPr>
+      <w:r>
+        <w:rPr>
+          <w:rFonts w:ascii="Times New Roman" w:hAnsi="Times New Roman" w:cs="Times New Roman"/>
+          <w:sz w:val="24"/>
+          <w:szCs w:val="24"/>
+          <w:lang w:val="vi-VN"/>
+        </w:rPr>
+        <w:t>HuggingFace bao gồm các phần sau:</w:t>
+      </w:r>
     </w:p>
     <w:sectPr>
       <w:pgSz w:w="12240" w:h="15840"/>
@@ -1449,7 +4284,7 @@
 </file>
 
 <file path=word/numbering.xml><?xml version="1.0" encoding="utf-8"?>
-<w:numbering xmlns:wpc="http://schemas.microsoft.com/office/word/2010/wordprocessingCanvas" xmlns:cx="http://schemas.microsoft.com/office/drawing/2014/chartex" xmlns:mc="http://schemas.openxmlformats.org/markup-compatibility/2006" xmlns:o="urn:schemas-microsoft-com:office:office" xmlns:r="http://schemas.openxmlformats.org/officeDocument/2006/relationships" xmlns:m="http://schemas.openxmlformats.org/officeDocument/2006/math" xmlns:v="urn:schemas-microsoft-com:vml" xmlns:wp14="http://schemas.microsoft.com/office/word/2010/wordprocessingDrawing" xmlns:wp="http://schemas.openxmlformats.org/drawingml/2006/wordprocessingDrawing" xmlns:w10="urn:schemas-microsoft-com:office:word" xmlns:w="http://schemas.openxmlformats.org/wordprocessingml/2006/main" xmlns:w14="http://schemas.microsoft.com/office/word/2010/wordml" xmlns:w15="http://schemas.microsoft.com/office/word/2012/wordml" xmlns:w16se="http://schemas.microsoft.com/office/word/2015/wordml/symex" xmlns:wpg="http://schemas.microsoft.com/office/word/2010/wordprocessingGroup" xmlns:wpi="http://schemas.microsoft.com/office/word/2010/wordprocessingInk" xmlns:wne="http://schemas.microsoft.com/office/word/2006/wordml" xmlns:wps="http://schemas.microsoft.com/office/word/2010/wordprocessingShape" mc:Ignorable="w14 w15 w16se wp14">
+<w:numbering xmlns:wpc="http://schemas.microsoft.com/office/word/2010/wordprocessingCanvas" xmlns:cx="http://schemas.microsoft.com/office/drawing/2014/chartex" xmlns:cx1="http://schemas.microsoft.com/office/drawing/2015/9/8/chartex" xmlns:cx2="http://schemas.microsoft.com/office/drawing/2015/10/21/chartex" xmlns:cx3="http://schemas.microsoft.com/office/drawing/2016/5/9/chartex" xmlns:cx4="http://schemas.microsoft.com/office/drawing/2016/5/10/chartex" xmlns:cx5="http://schemas.microsoft.com/office/drawing/2016/5/11/chartex" xmlns:cx6="http://schemas.microsoft.com/office/drawing/2016/5/12/chartex" xmlns:cx7="http://schemas.microsoft.com/office/drawing/2016/5/13/chartex" xmlns:cx8="http://schemas.microsoft.com/office/drawing/2016/5/14/chartex" xmlns:mc="http://schemas.openxmlformats.org/markup-compatibility/2006" xmlns:aink="http://schemas.microsoft.com/office/drawing/2016/ink" xmlns:am3d="http://schemas.microsoft.com/office/drawing/2017/model3d" xmlns:o="urn:schemas-microsoft-com:office:office" xmlns:oel="http://schemas.microsoft.com/office/2019/extlst" xmlns:r="http://schemas.openxmlformats.org/officeDocument/2006/relationships" xmlns:m="http://schemas.openxmlformats.org/officeDocument/2006/math" xmlns:v="urn:schemas-microsoft-com:vml" xmlns:wp14="http://schemas.microsoft.com/office/word/2010/wordprocessingDrawing" xmlns:wp="http://schemas.openxmlformats.org/drawingml/2006/wordprocessingDrawing" xmlns:w10="urn:schemas-microsoft-com:office:word" xmlns:w="http://schemas.openxmlformats.org/wordprocessingml/2006/main" xmlns:w14="http://schemas.microsoft.com/office/word/2010/wordml" xmlns:w15="http://schemas.microsoft.com/office/word/2012/wordml" xmlns:w16cex="http://schemas.microsoft.com/office/word/2018/wordml/cex" xmlns:w16cid="http://schemas.microsoft.com/office/word/2016/wordml/cid" xmlns:w16="http://schemas.microsoft.com/office/word/2018/wordml" xmlns:w16du="http://schemas.microsoft.com/office/word/2023/wordml/word16du" xmlns:w16sdtdh="http://schemas.microsoft.com/office/word/2020/wordml/sdtdatahash" xmlns:w16se="http://schemas.microsoft.com/office/word/2015/wordml/symex" xmlns:wpg="http://schemas.microsoft.com/office/word/2010/wordprocessingGroup" xmlns:wpi="http://schemas.microsoft.com/office/word/2010/wordprocessingInk" xmlns:wne="http://schemas.microsoft.com/office/word/2006/wordml" xmlns:wps="http://schemas.microsoft.com/office/word/2010/wordprocessingShape" mc:Ignorable="w14 w15 w16se w16cid w16 w16cex w16sdtdh w16du wp14">
   <w:abstractNum w:abstractNumId="0" w15:restartNumberingAfterBreak="0">
     <w:nsid w:val="05C3433F"/>
     <w:multiLevelType w:val="hybridMultilevel"/>
@@ -1564,6 +4399,119 @@
     </w:lvl>
   </w:abstractNum>
   <w:abstractNum w:abstractNumId="1" w15:restartNumberingAfterBreak="0">
+    <w:nsid w:val="0C9A1D93"/>
+    <w:multiLevelType w:val="hybridMultilevel"/>
+    <w:tmpl w:val="5CC442EA"/>
+    <w:lvl w:ilvl="0" w:tplc="FC7CCFDA">
+      <w:start w:val="2"/>
+      <w:numFmt w:val="bullet"/>
+      <w:lvlText w:val="-"/>
+      <w:lvlJc w:val="left"/>
+      <w:pPr>
+        <w:ind w:left="720" w:hanging="360"/>
+      </w:pPr>
+      <w:rPr>
+        <w:rFonts w:ascii="Times New Roman" w:eastAsiaTheme="minorEastAsia" w:hAnsi="Times New Roman" w:cs="Times New Roman" w:hint="default"/>
+      </w:rPr>
+    </w:lvl>
+    <w:lvl w:ilvl="1" w:tplc="04090003" w:tentative="1">
+      <w:start w:val="1"/>
+      <w:numFmt w:val="bullet"/>
+      <w:lvlText w:val="o"/>
+      <w:lvlJc w:val="left"/>
+      <w:pPr>
+        <w:ind w:left="1440" w:hanging="360"/>
+      </w:pPr>
+      <w:rPr>
+        <w:rFonts w:ascii="Courier New" w:hAnsi="Courier New" w:cs="Courier New" w:hint="default"/>
+      </w:rPr>
+    </w:lvl>
+    <w:lvl w:ilvl="2" w:tplc="04090005" w:tentative="1">
+      <w:start w:val="1"/>
+      <w:numFmt w:val="bullet"/>
+      <w:lvlText w:val=""/>
+      <w:lvlJc w:val="left"/>
+      <w:pPr>
+        <w:ind w:left="2160" w:hanging="360"/>
+      </w:pPr>
+      <w:rPr>
+        <w:rFonts w:ascii="Wingdings" w:hAnsi="Wingdings" w:hint="default"/>
+      </w:rPr>
+    </w:lvl>
+    <w:lvl w:ilvl="3" w:tplc="04090001" w:tentative="1">
+      <w:start w:val="1"/>
+      <w:numFmt w:val="bullet"/>
+      <w:lvlText w:val=""/>
+      <w:lvlJc w:val="left"/>
+      <w:pPr>
+        <w:ind w:left="2880" w:hanging="360"/>
+      </w:pPr>
+      <w:rPr>
+        <w:rFonts w:ascii="Symbol" w:hAnsi="Symbol" w:hint="default"/>
+      </w:rPr>
+    </w:lvl>
+    <w:lvl w:ilvl="4" w:tplc="04090003" w:tentative="1">
+      <w:start w:val="1"/>
+      <w:numFmt w:val="bullet"/>
+      <w:lvlText w:val="o"/>
+      <w:lvlJc w:val="left"/>
+      <w:pPr>
+        <w:ind w:left="3600" w:hanging="360"/>
+      </w:pPr>
+      <w:rPr>
+        <w:rFonts w:ascii="Courier New" w:hAnsi="Courier New" w:cs="Courier New" w:hint="default"/>
+      </w:rPr>
+    </w:lvl>
+    <w:lvl w:ilvl="5" w:tplc="04090005" w:tentative="1">
+      <w:start w:val="1"/>
+      <w:numFmt w:val="bullet"/>
+      <w:lvlText w:val=""/>
+      <w:lvlJc w:val="left"/>
+      <w:pPr>
+        <w:ind w:left="4320" w:hanging="360"/>
+      </w:pPr>
+      <w:rPr>
+        <w:rFonts w:ascii="Wingdings" w:hAnsi="Wingdings" w:hint="default"/>
+      </w:rPr>
+    </w:lvl>
+    <w:lvl w:ilvl="6" w:tplc="04090001" w:tentative="1">
+      <w:start w:val="1"/>
+      <w:numFmt w:val="bullet"/>
+      <w:lvlText w:val=""/>
+      <w:lvlJc w:val="left"/>
+      <w:pPr>
+        <w:ind w:left="5040" w:hanging="360"/>
+      </w:pPr>
+      <w:rPr>
+        <w:rFonts w:ascii="Symbol" w:hAnsi="Symbol" w:hint="default"/>
+      </w:rPr>
+    </w:lvl>
+    <w:lvl w:ilvl="7" w:tplc="04090003" w:tentative="1">
+      <w:start w:val="1"/>
+      <w:numFmt w:val="bullet"/>
+      <w:lvlText w:val="o"/>
+      <w:lvlJc w:val="left"/>
+      <w:pPr>
+        <w:ind w:left="5760" w:hanging="360"/>
+      </w:pPr>
+      <w:rPr>
+        <w:rFonts w:ascii="Courier New" w:hAnsi="Courier New" w:cs="Courier New" w:hint="default"/>
+      </w:rPr>
+    </w:lvl>
+    <w:lvl w:ilvl="8" w:tplc="04090005" w:tentative="1">
+      <w:start w:val="1"/>
+      <w:numFmt w:val="bullet"/>
+      <w:lvlText w:val=""/>
+      <w:lvlJc w:val="left"/>
+      <w:pPr>
+        <w:ind w:left="6480" w:hanging="360"/>
+      </w:pPr>
+      <w:rPr>
+        <w:rFonts w:ascii="Wingdings" w:hAnsi="Wingdings" w:hint="default"/>
+      </w:rPr>
+    </w:lvl>
+  </w:abstractNum>
+  <w:abstractNum w:abstractNumId="2" w15:restartNumberingAfterBreak="0">
     <w:nsid w:val="0CC9246C"/>
     <w:multiLevelType w:val="hybridMultilevel"/>
     <w:tmpl w:val="EF3ED370"/>
@@ -1676,7 +4624,233 @@
       </w:rPr>
     </w:lvl>
   </w:abstractNum>
-  <w:abstractNum w:abstractNumId="2" w15:restartNumberingAfterBreak="0">
+  <w:abstractNum w:abstractNumId="3" w15:restartNumberingAfterBreak="0">
+    <w:nsid w:val="1A05775C"/>
+    <w:multiLevelType w:val="hybridMultilevel"/>
+    <w:tmpl w:val="7736CA88"/>
+    <w:lvl w:ilvl="0" w:tplc="42F407DA">
+      <w:start w:val="2"/>
+      <w:numFmt w:val="bullet"/>
+      <w:lvlText w:val="-"/>
+      <w:lvlJc w:val="left"/>
+      <w:pPr>
+        <w:ind w:left="720" w:hanging="360"/>
+      </w:pPr>
+      <w:rPr>
+        <w:rFonts w:ascii="Times New Roman" w:eastAsiaTheme="minorEastAsia" w:hAnsi="Times New Roman" w:cs="Times New Roman" w:hint="default"/>
+      </w:rPr>
+    </w:lvl>
+    <w:lvl w:ilvl="1" w:tplc="04090003" w:tentative="1">
+      <w:start w:val="1"/>
+      <w:numFmt w:val="bullet"/>
+      <w:lvlText w:val="o"/>
+      <w:lvlJc w:val="left"/>
+      <w:pPr>
+        <w:ind w:left="1440" w:hanging="360"/>
+      </w:pPr>
+      <w:rPr>
+        <w:rFonts w:ascii="Courier New" w:hAnsi="Courier New" w:cs="Courier New" w:hint="default"/>
+      </w:rPr>
+    </w:lvl>
+    <w:lvl w:ilvl="2" w:tplc="04090005" w:tentative="1">
+      <w:start w:val="1"/>
+      <w:numFmt w:val="bullet"/>
+      <w:lvlText w:val=""/>
+      <w:lvlJc w:val="left"/>
+      <w:pPr>
+        <w:ind w:left="2160" w:hanging="360"/>
+      </w:pPr>
+      <w:rPr>
+        <w:rFonts w:ascii="Wingdings" w:hAnsi="Wingdings" w:hint="default"/>
+      </w:rPr>
+    </w:lvl>
+    <w:lvl w:ilvl="3" w:tplc="04090001" w:tentative="1">
+      <w:start w:val="1"/>
+      <w:numFmt w:val="bullet"/>
+      <w:lvlText w:val=""/>
+      <w:lvlJc w:val="left"/>
+      <w:pPr>
+        <w:ind w:left="2880" w:hanging="360"/>
+      </w:pPr>
+      <w:rPr>
+        <w:rFonts w:ascii="Symbol" w:hAnsi="Symbol" w:hint="default"/>
+      </w:rPr>
+    </w:lvl>
+    <w:lvl w:ilvl="4" w:tplc="04090003" w:tentative="1">
+      <w:start w:val="1"/>
+      <w:numFmt w:val="bullet"/>
+      <w:lvlText w:val="o"/>
+      <w:lvlJc w:val="left"/>
+      <w:pPr>
+        <w:ind w:left="3600" w:hanging="360"/>
+      </w:pPr>
+      <w:rPr>
+        <w:rFonts w:ascii="Courier New" w:hAnsi="Courier New" w:cs="Courier New" w:hint="default"/>
+      </w:rPr>
+    </w:lvl>
+    <w:lvl w:ilvl="5" w:tplc="04090005" w:tentative="1">
+      <w:start w:val="1"/>
+      <w:numFmt w:val="bullet"/>
+      <w:lvlText w:val=""/>
+      <w:lvlJc w:val="left"/>
+      <w:pPr>
+        <w:ind w:left="4320" w:hanging="360"/>
+      </w:pPr>
+      <w:rPr>
+        <w:rFonts w:ascii="Wingdings" w:hAnsi="Wingdings" w:hint="default"/>
+      </w:rPr>
+    </w:lvl>
+    <w:lvl w:ilvl="6" w:tplc="04090001" w:tentative="1">
+      <w:start w:val="1"/>
+      <w:numFmt w:val="bullet"/>
+      <w:lvlText w:val=""/>
+      <w:lvlJc w:val="left"/>
+      <w:pPr>
+        <w:ind w:left="5040" w:hanging="360"/>
+      </w:pPr>
+      <w:rPr>
+        <w:rFonts w:ascii="Symbol" w:hAnsi="Symbol" w:hint="default"/>
+      </w:rPr>
+    </w:lvl>
+    <w:lvl w:ilvl="7" w:tplc="04090003" w:tentative="1">
+      <w:start w:val="1"/>
+      <w:numFmt w:val="bullet"/>
+      <w:lvlText w:val="o"/>
+      <w:lvlJc w:val="left"/>
+      <w:pPr>
+        <w:ind w:left="5760" w:hanging="360"/>
+      </w:pPr>
+      <w:rPr>
+        <w:rFonts w:ascii="Courier New" w:hAnsi="Courier New" w:cs="Courier New" w:hint="default"/>
+      </w:rPr>
+    </w:lvl>
+    <w:lvl w:ilvl="8" w:tplc="04090005" w:tentative="1">
+      <w:start w:val="1"/>
+      <w:numFmt w:val="bullet"/>
+      <w:lvlText w:val=""/>
+      <w:lvlJc w:val="left"/>
+      <w:pPr>
+        <w:ind w:left="6480" w:hanging="360"/>
+      </w:pPr>
+      <w:rPr>
+        <w:rFonts w:ascii="Wingdings" w:hAnsi="Wingdings" w:hint="default"/>
+      </w:rPr>
+    </w:lvl>
+  </w:abstractNum>
+  <w:abstractNum w:abstractNumId="4" w15:restartNumberingAfterBreak="0">
+    <w:nsid w:val="24DE0B05"/>
+    <w:multiLevelType w:val="hybridMultilevel"/>
+    <w:tmpl w:val="254090E4"/>
+    <w:lvl w:ilvl="0" w:tplc="B02036B4">
+      <w:start w:val="2"/>
+      <w:numFmt w:val="bullet"/>
+      <w:lvlText w:val="-"/>
+      <w:lvlJc w:val="left"/>
+      <w:pPr>
+        <w:ind w:left="720" w:hanging="360"/>
+      </w:pPr>
+      <w:rPr>
+        <w:rFonts w:ascii="Times New Roman" w:eastAsiaTheme="minorEastAsia" w:hAnsi="Times New Roman" w:cs="Times New Roman" w:hint="default"/>
+      </w:rPr>
+    </w:lvl>
+    <w:lvl w:ilvl="1" w:tplc="04090003" w:tentative="1">
+      <w:start w:val="1"/>
+      <w:numFmt w:val="bullet"/>
+      <w:lvlText w:val="o"/>
+      <w:lvlJc w:val="left"/>
+      <w:pPr>
+        <w:ind w:left="1440" w:hanging="360"/>
+      </w:pPr>
+      <w:rPr>
+        <w:rFonts w:ascii="Courier New" w:hAnsi="Courier New" w:cs="Courier New" w:hint="default"/>
+      </w:rPr>
+    </w:lvl>
+    <w:lvl w:ilvl="2" w:tplc="04090005" w:tentative="1">
+      <w:start w:val="1"/>
+      <w:numFmt w:val="bullet"/>
+      <w:lvlText w:val=""/>
+      <w:lvlJc w:val="left"/>
+      <w:pPr>
+        <w:ind w:left="2160" w:hanging="360"/>
+      </w:pPr>
+      <w:rPr>
+        <w:rFonts w:ascii="Wingdings" w:hAnsi="Wingdings" w:hint="default"/>
+      </w:rPr>
+    </w:lvl>
+    <w:lvl w:ilvl="3" w:tplc="04090001" w:tentative="1">
+      <w:start w:val="1"/>
+      <w:numFmt w:val="bullet"/>
+      <w:lvlText w:val=""/>
+      <w:lvlJc w:val="left"/>
+      <w:pPr>
+        <w:ind w:left="2880" w:hanging="360"/>
+      </w:pPr>
+      <w:rPr>
+        <w:rFonts w:ascii="Symbol" w:hAnsi="Symbol" w:hint="default"/>
+      </w:rPr>
+    </w:lvl>
+    <w:lvl w:ilvl="4" w:tplc="04090003" w:tentative="1">
+      <w:start w:val="1"/>
+      <w:numFmt w:val="bullet"/>
+      <w:lvlText w:val="o"/>
+      <w:lvlJc w:val="left"/>
+      <w:pPr>
+        <w:ind w:left="3600" w:hanging="360"/>
+      </w:pPr>
+      <w:rPr>
+        <w:rFonts w:ascii="Courier New" w:hAnsi="Courier New" w:cs="Courier New" w:hint="default"/>
+      </w:rPr>
+    </w:lvl>
+    <w:lvl w:ilvl="5" w:tplc="04090005" w:tentative="1">
+      <w:start w:val="1"/>
+      <w:numFmt w:val="bullet"/>
+      <w:lvlText w:val=""/>
+      <w:lvlJc w:val="left"/>
+      <w:pPr>
+        <w:ind w:left="4320" w:hanging="360"/>
+      </w:pPr>
+      <w:rPr>
+        <w:rFonts w:ascii="Wingdings" w:hAnsi="Wingdings" w:hint="default"/>
+      </w:rPr>
+    </w:lvl>
+    <w:lvl w:ilvl="6" w:tplc="04090001" w:tentative="1">
+      <w:start w:val="1"/>
+      <w:numFmt w:val="bullet"/>
+      <w:lvlText w:val=""/>
+      <w:lvlJc w:val="left"/>
+      <w:pPr>
+        <w:ind w:left="5040" w:hanging="360"/>
+      </w:pPr>
+      <w:rPr>
+        <w:rFonts w:ascii="Symbol" w:hAnsi="Symbol" w:hint="default"/>
+      </w:rPr>
+    </w:lvl>
+    <w:lvl w:ilvl="7" w:tplc="04090003" w:tentative="1">
+      <w:start w:val="1"/>
+      <w:numFmt w:val="bullet"/>
+      <w:lvlText w:val="o"/>
+      <w:lvlJc w:val="left"/>
+      <w:pPr>
+        <w:ind w:left="5760" w:hanging="360"/>
+      </w:pPr>
+      <w:rPr>
+        <w:rFonts w:ascii="Courier New" w:hAnsi="Courier New" w:cs="Courier New" w:hint="default"/>
+      </w:rPr>
+    </w:lvl>
+    <w:lvl w:ilvl="8" w:tplc="04090005" w:tentative="1">
+      <w:start w:val="1"/>
+      <w:numFmt w:val="bullet"/>
+      <w:lvlText w:val=""/>
+      <w:lvlJc w:val="left"/>
+      <w:pPr>
+        <w:ind w:left="6480" w:hanging="360"/>
+      </w:pPr>
+      <w:rPr>
+        <w:rFonts w:ascii="Wingdings" w:hAnsi="Wingdings" w:hint="default"/>
+      </w:rPr>
+    </w:lvl>
+  </w:abstractNum>
+  <w:abstractNum w:abstractNumId="5" w15:restartNumberingAfterBreak="0">
     <w:nsid w:val="3717324F"/>
     <w:multiLevelType w:val="hybridMultilevel"/>
     <w:tmpl w:val="57608226"/>
@@ -1789,7 +4963,120 @@
       </w:rPr>
     </w:lvl>
   </w:abstractNum>
-  <w:abstractNum w:abstractNumId="3" w15:restartNumberingAfterBreak="0">
+  <w:abstractNum w:abstractNumId="6" w15:restartNumberingAfterBreak="0">
+    <w:nsid w:val="4C145FD7"/>
+    <w:multiLevelType w:val="hybridMultilevel"/>
+    <w:tmpl w:val="E944861A"/>
+    <w:lvl w:ilvl="0" w:tplc="E6C84E94">
+      <w:start w:val="2"/>
+      <w:numFmt w:val="bullet"/>
+      <w:lvlText w:val="-"/>
+      <w:lvlJc w:val="left"/>
+      <w:pPr>
+        <w:ind w:left="720" w:hanging="360"/>
+      </w:pPr>
+      <w:rPr>
+        <w:rFonts w:ascii="Times New Roman" w:eastAsiaTheme="minorEastAsia" w:hAnsi="Times New Roman" w:cs="Times New Roman" w:hint="default"/>
+      </w:rPr>
+    </w:lvl>
+    <w:lvl w:ilvl="1" w:tplc="04090003" w:tentative="1">
+      <w:start w:val="1"/>
+      <w:numFmt w:val="bullet"/>
+      <w:lvlText w:val="o"/>
+      <w:lvlJc w:val="left"/>
+      <w:pPr>
+        <w:ind w:left="1440" w:hanging="360"/>
+      </w:pPr>
+      <w:rPr>
+        <w:rFonts w:ascii="Courier New" w:hAnsi="Courier New" w:cs="Courier New" w:hint="default"/>
+      </w:rPr>
+    </w:lvl>
+    <w:lvl w:ilvl="2" w:tplc="04090005" w:tentative="1">
+      <w:start w:val="1"/>
+      <w:numFmt w:val="bullet"/>
+      <w:lvlText w:val=""/>
+      <w:lvlJc w:val="left"/>
+      <w:pPr>
+        <w:ind w:left="2160" w:hanging="360"/>
+      </w:pPr>
+      <w:rPr>
+        <w:rFonts w:ascii="Wingdings" w:hAnsi="Wingdings" w:hint="default"/>
+      </w:rPr>
+    </w:lvl>
+    <w:lvl w:ilvl="3" w:tplc="04090001" w:tentative="1">
+      <w:start w:val="1"/>
+      <w:numFmt w:val="bullet"/>
+      <w:lvlText w:val=""/>
+      <w:lvlJc w:val="left"/>
+      <w:pPr>
+        <w:ind w:left="2880" w:hanging="360"/>
+      </w:pPr>
+      <w:rPr>
+        <w:rFonts w:ascii="Symbol" w:hAnsi="Symbol" w:hint="default"/>
+      </w:rPr>
+    </w:lvl>
+    <w:lvl w:ilvl="4" w:tplc="04090003" w:tentative="1">
+      <w:start w:val="1"/>
+      <w:numFmt w:val="bullet"/>
+      <w:lvlText w:val="o"/>
+      <w:lvlJc w:val="left"/>
+      <w:pPr>
+        <w:ind w:left="3600" w:hanging="360"/>
+      </w:pPr>
+      <w:rPr>
+        <w:rFonts w:ascii="Courier New" w:hAnsi="Courier New" w:cs="Courier New" w:hint="default"/>
+      </w:rPr>
+    </w:lvl>
+    <w:lvl w:ilvl="5" w:tplc="04090005" w:tentative="1">
+      <w:start w:val="1"/>
+      <w:numFmt w:val="bullet"/>
+      <w:lvlText w:val=""/>
+      <w:lvlJc w:val="left"/>
+      <w:pPr>
+        <w:ind w:left="4320" w:hanging="360"/>
+      </w:pPr>
+      <w:rPr>
+        <w:rFonts w:ascii="Wingdings" w:hAnsi="Wingdings" w:hint="default"/>
+      </w:rPr>
+    </w:lvl>
+    <w:lvl w:ilvl="6" w:tplc="04090001" w:tentative="1">
+      <w:start w:val="1"/>
+      <w:numFmt w:val="bullet"/>
+      <w:lvlText w:val=""/>
+      <w:lvlJc w:val="left"/>
+      <w:pPr>
+        <w:ind w:left="5040" w:hanging="360"/>
+      </w:pPr>
+      <w:rPr>
+        <w:rFonts w:ascii="Symbol" w:hAnsi="Symbol" w:hint="default"/>
+      </w:rPr>
+    </w:lvl>
+    <w:lvl w:ilvl="7" w:tplc="04090003" w:tentative="1">
+      <w:start w:val="1"/>
+      <w:numFmt w:val="bullet"/>
+      <w:lvlText w:val="o"/>
+      <w:lvlJc w:val="left"/>
+      <w:pPr>
+        <w:ind w:left="5760" w:hanging="360"/>
+      </w:pPr>
+      <w:rPr>
+        <w:rFonts w:ascii="Courier New" w:hAnsi="Courier New" w:cs="Courier New" w:hint="default"/>
+      </w:rPr>
+    </w:lvl>
+    <w:lvl w:ilvl="8" w:tplc="04090005" w:tentative="1">
+      <w:start w:val="1"/>
+      <w:numFmt w:val="bullet"/>
+      <w:lvlText w:val=""/>
+      <w:lvlJc w:val="left"/>
+      <w:pPr>
+        <w:ind w:left="6480" w:hanging="360"/>
+      </w:pPr>
+      <w:rPr>
+        <w:rFonts w:ascii="Wingdings" w:hAnsi="Wingdings" w:hint="default"/>
+      </w:rPr>
+    </w:lvl>
+  </w:abstractNum>
+  <w:abstractNum w:abstractNumId="7" w15:restartNumberingAfterBreak="0">
     <w:nsid w:val="54B61CCA"/>
     <w:multiLevelType w:val="hybridMultilevel"/>
     <w:tmpl w:val="633ED6EE"/>
@@ -1902,7 +5189,7 @@
       </w:rPr>
     </w:lvl>
   </w:abstractNum>
-  <w:abstractNum w:abstractNumId="4" w15:restartNumberingAfterBreak="0">
+  <w:abstractNum w:abstractNumId="8" w15:restartNumberingAfterBreak="0">
     <w:nsid w:val="62F51137"/>
     <w:multiLevelType w:val="hybridMultilevel"/>
     <w:tmpl w:val="43683DB0"/>
@@ -2015,7 +5302,7 @@
       </w:rPr>
     </w:lvl>
   </w:abstractNum>
-  <w:abstractNum w:abstractNumId="5" w15:restartNumberingAfterBreak="0">
+  <w:abstractNum w:abstractNumId="9" w15:restartNumberingAfterBreak="0">
     <w:nsid w:val="6FC47AF9"/>
     <w:multiLevelType w:val="hybridMultilevel"/>
     <w:tmpl w:val="F378E096"/>
@@ -2128,29 +5415,41 @@
       </w:rPr>
     </w:lvl>
   </w:abstractNum>
-  <w:num w:numId="1">
-    <w:abstractNumId w:val="1"/>
-  </w:num>
-  <w:num w:numId="2">
+  <w:num w:numId="1" w16cid:durableId="556816632">
     <w:abstractNumId w:val="2"/>
   </w:num>
-  <w:num w:numId="3">
+  <w:num w:numId="2" w16cid:durableId="1145272722">
+    <w:abstractNumId w:val="5"/>
+  </w:num>
+  <w:num w:numId="3" w16cid:durableId="607348819">
+    <w:abstractNumId w:val="8"/>
+  </w:num>
+  <w:num w:numId="4" w16cid:durableId="502404875">
+    <w:abstractNumId w:val="0"/>
+  </w:num>
+  <w:num w:numId="5" w16cid:durableId="328021455">
+    <w:abstractNumId w:val="9"/>
+  </w:num>
+  <w:num w:numId="6" w16cid:durableId="759059267">
+    <w:abstractNumId w:val="7"/>
+  </w:num>
+  <w:num w:numId="7" w16cid:durableId="720444676">
     <w:abstractNumId w:val="4"/>
   </w:num>
-  <w:num w:numId="4">
-    <w:abstractNumId w:val="0"/>
+  <w:num w:numId="8" w16cid:durableId="295188157">
+    <w:abstractNumId w:val="3"/>
   </w:num>
-  <w:num w:numId="5">
-    <w:abstractNumId w:val="5"/>
+  <w:num w:numId="9" w16cid:durableId="820006966">
+    <w:abstractNumId w:val="6"/>
   </w:num>
-  <w:num w:numId="6">
-    <w:abstractNumId w:val="3"/>
+  <w:num w:numId="10" w16cid:durableId="401025983">
+    <w:abstractNumId w:val="1"/>
   </w:num>
 </w:numbering>
 </file>
 
 <file path=word/styles.xml><?xml version="1.0" encoding="utf-8"?>
-<w:styles xmlns:mc="http://schemas.openxmlformats.org/markup-compatibility/2006" xmlns:r="http://schemas.openxmlformats.org/officeDocument/2006/relationships" xmlns:w="http://schemas.openxmlformats.org/wordprocessingml/2006/main" xmlns:w14="http://schemas.microsoft.com/office/word/2010/wordml" xmlns:w15="http://schemas.microsoft.com/office/word/2012/wordml" xmlns:w16se="http://schemas.microsoft.com/office/word/2015/wordml/symex" mc:Ignorable="w14 w15 w16se">
+<w:styles xmlns:mc="http://schemas.openxmlformats.org/markup-compatibility/2006" xmlns:r="http://schemas.openxmlformats.org/officeDocument/2006/relationships" xmlns:w="http://schemas.openxmlformats.org/wordprocessingml/2006/main" xmlns:w14="http://schemas.microsoft.com/office/word/2010/wordml" xmlns:w15="http://schemas.microsoft.com/office/word/2012/wordml" xmlns:w16cex="http://schemas.microsoft.com/office/word/2018/wordml/cex" xmlns:w16cid="http://schemas.microsoft.com/office/word/2016/wordml/cid" xmlns:w16="http://schemas.microsoft.com/office/word/2018/wordml" xmlns:w16du="http://schemas.microsoft.com/office/word/2023/wordml/word16du" xmlns:w16sdtdh="http://schemas.microsoft.com/office/word/2020/wordml/sdtdatahash" xmlns:w16se="http://schemas.microsoft.com/office/word/2015/wordml/symex" mc:Ignorable="w14 w15 w16se w16cid w16 w16cex w16sdtdh w16du">
   <w:docDefaults>
     <w:rPrDefault>
       <w:rPr>
@@ -2166,7 +5465,7 @@
       </w:pPr>
     </w:pPrDefault>
   </w:docDefaults>
-  <w:latentStyles w:defLockedState="0" w:defUIPriority="99" w:defSemiHidden="0" w:defUnhideWhenUsed="0" w:defQFormat="0" w:count="371">
+  <w:latentStyles w:defLockedState="0" w:defUIPriority="99" w:defSemiHidden="0" w:defUnhideWhenUsed="0" w:defQFormat="0" w:count="376">
     <w:lsdException w:name="Normal" w:uiPriority="0" w:qFormat="1"/>
     <w:lsdException w:name="heading 1" w:uiPriority="9" w:qFormat="1"/>
     <w:lsdException w:name="heading 2" w:semiHidden="1" w:uiPriority="9" w:unhideWhenUsed="1" w:qFormat="1"/>
@@ -2538,11 +5837,16 @@
     <w:lsdException w:name="List Table 5 Dark Accent 6" w:uiPriority="50"/>
     <w:lsdException w:name="List Table 6 Colorful Accent 6" w:uiPriority="51"/>
     <w:lsdException w:name="List Table 7 Colorful Accent 6" w:uiPriority="52"/>
+    <w:lsdException w:name="Mention" w:semiHidden="1" w:unhideWhenUsed="1"/>
+    <w:lsdException w:name="Smart Hyperlink" w:semiHidden="1" w:unhideWhenUsed="1"/>
+    <w:lsdException w:name="Hashtag" w:semiHidden="1" w:unhideWhenUsed="1"/>
+    <w:lsdException w:name="Unresolved Mention" w:semiHidden="1" w:unhideWhenUsed="1"/>
+    <w:lsdException w:name="Smart Link" w:semiHidden="1" w:unhideWhenUsed="1"/>
   </w:latentStyles>
   <w:style w:type="paragraph" w:default="1" w:styleId="Normal">
     <w:name w:val="Normal"/>
     <w:qFormat/>
-    <w:rsid w:val="00EC72E9"/>
+    <w:rsid w:val="005E1E6F"/>
   </w:style>
   <w:style w:type="character" w:default="1" w:styleId="DefaultParagraphFont">
     <w:name w:val="Default Paragraph Font"/>
@@ -2600,6 +5904,33 @@
         <w:insideV w:val="single" w:sz="4" w:space="0" w:color="auto"/>
       </w:tblBorders>
     </w:tblPr>
+  </w:style>
+  <w:style w:type="character" w:styleId="PlaceholderText">
+    <w:name w:val="Placeholder Text"/>
+    <w:basedOn w:val="DefaultParagraphFont"/>
+    <w:uiPriority w:val="99"/>
+    <w:semiHidden/>
+    <w:rsid w:val="005E1E6F"/>
+    <w:rPr>
+      <w:color w:val="666666"/>
+    </w:rPr>
+  </w:style>
+  <w:style w:type="paragraph" w:styleId="NormalWeb">
+    <w:name w:val="Normal (Web)"/>
+    <w:basedOn w:val="Normal"/>
+    <w:uiPriority w:val="99"/>
+    <w:semiHidden/>
+    <w:unhideWhenUsed/>
+    <w:rsid w:val="00744D43"/>
+    <w:pPr>
+      <w:spacing w:before="100" w:beforeAutospacing="1" w:after="100" w:afterAutospacing="1" w:line="240" w:lineRule="auto"/>
+    </w:pPr>
+    <w:rPr>
+      <w:rFonts w:ascii="Times New Roman" w:eastAsia="Times New Roman" w:hAnsi="Times New Roman" w:cs="Times New Roman"/>
+      <w:sz w:val="24"/>
+      <w:szCs w:val="24"/>
+      <w:lang w:eastAsia="en-US"/>
+    </w:rPr>
   </w:style>
 </w:styles>
 </file>
@@ -2863,4 +6194,16 @@
     </a:ext>
   </a:extLst>
 </a:theme>
+</file>
+
+<file path=customXml/item1.xml><?xml version="1.0" encoding="utf-8"?>
+<b:Sources xmlns:b="http://schemas.openxmlformats.org/officeDocument/2006/bibliography" xmlns="http://schemas.openxmlformats.org/officeDocument/2006/bibliography" SelectedStyle="\APASixthEditionOfficeOnline.xsl" StyleName="APA" Version="6"/>
+</file>
+
+<file path=customXml/itemProps1.xml><?xml version="1.0" encoding="utf-8"?>
+<ds:datastoreItem xmlns:ds="http://schemas.openxmlformats.org/officeDocument/2006/customXml" ds:itemID="{E759CEAE-8A14-491C-8D30-6E01067B1479}">
+  <ds:schemaRefs>
+    <ds:schemaRef ds:uri="http://schemas.openxmlformats.org/officeDocument/2006/bibliography"/>
+  </ds:schemaRefs>
+</ds:datastoreItem>
 </file>
--- a/Tuan_1/Báo cáo tuần 1.docx
+++ b/Tuan_1/Báo cáo tuần 1.docx
@@ -1,6 +1,6 @@
 
 <file path=word/document.xml><?xml version="1.0" encoding="utf-8"?>
-<w:document xmlns:wpc="http://schemas.microsoft.com/office/word/2010/wordprocessingCanvas" xmlns:cx="http://schemas.microsoft.com/office/drawing/2014/chartex" xmlns:cx1="http://schemas.microsoft.com/office/drawing/2015/9/8/chartex" xmlns:cx2="http://schemas.microsoft.com/office/drawing/2015/10/21/chartex" xmlns:cx3="http://schemas.microsoft.com/office/drawing/2016/5/9/chartex" xmlns:cx4="http://schemas.microsoft.com/office/drawing/2016/5/10/chartex" xmlns:cx5="http://schemas.microsoft.com/office/drawing/2016/5/11/chartex" xmlns:cx6="http://schemas.microsoft.com/office/drawing/2016/5/12/chartex" xmlns:cx7="http://schemas.microsoft.com/office/drawing/2016/5/13/chartex" xmlns:cx8="http://schemas.microsoft.com/office/drawing/2016/5/14/chartex" xmlns:mc="http://schemas.openxmlformats.org/markup-compatibility/2006" xmlns:aink="http://schemas.microsoft.com/office/drawing/2016/ink" xmlns:am3d="http://schemas.microsoft.com/office/drawing/2017/model3d" xmlns:o="urn:schemas-microsoft-com:office:office" xmlns:oel="http://schemas.microsoft.com/office/2019/extlst" xmlns:r="http://schemas.openxmlformats.org/officeDocument/2006/relationships" xmlns:m="http://schemas.openxmlformats.org/officeDocument/2006/math" xmlns:v="urn:schemas-microsoft-com:vml" xmlns:wp14="http://schemas.microsoft.com/office/word/2010/wordprocessingDrawing" xmlns:wp="http://schemas.openxmlformats.org/drawingml/2006/wordprocessingDrawing" xmlns:w10="urn:schemas-microsoft-com:office:word" xmlns:w="http://schemas.openxmlformats.org/wordprocessingml/2006/main" xmlns:w14="http://schemas.microsoft.com/office/word/2010/wordml" xmlns:w15="http://schemas.microsoft.com/office/word/2012/wordml" xmlns:w16cex="http://schemas.microsoft.com/office/word/2018/wordml/cex" xmlns:w16cid="http://schemas.microsoft.com/office/word/2016/wordml/cid" xmlns:w16="http://schemas.microsoft.com/office/word/2018/wordml" xmlns:w16du="http://schemas.microsoft.com/office/word/2023/wordml/word16du" xmlns:w16sdtdh="http://schemas.microsoft.com/office/word/2020/wordml/sdtdatahash" xmlns:w16se="http://schemas.microsoft.com/office/word/2015/wordml/symex" xmlns:wpg="http://schemas.microsoft.com/office/word/2010/wordprocessingGroup" xmlns:wpi="http://schemas.microsoft.com/office/word/2010/wordprocessingInk" xmlns:wne="http://schemas.microsoft.com/office/word/2006/wordml" xmlns:wps="http://schemas.microsoft.com/office/word/2010/wordprocessingShape" mc:Ignorable="w14 w15 w16se w16cid w16 w16cex w16sdtdh w16du wp14">
+<w:document xmlns:wpc="http://schemas.microsoft.com/office/word/2010/wordprocessingCanvas" xmlns:cx="http://schemas.microsoft.com/office/drawing/2014/chartex" xmlns:mc="http://schemas.openxmlformats.org/markup-compatibility/2006" xmlns:o="urn:schemas-microsoft-com:office:office" xmlns:r="http://schemas.openxmlformats.org/officeDocument/2006/relationships" xmlns:m="http://schemas.openxmlformats.org/officeDocument/2006/math" xmlns:v="urn:schemas-microsoft-com:vml" xmlns:wp14="http://schemas.microsoft.com/office/word/2010/wordprocessingDrawing" xmlns:wp="http://schemas.openxmlformats.org/drawingml/2006/wordprocessingDrawing" xmlns:w10="urn:schemas-microsoft-com:office:word" xmlns:w="http://schemas.openxmlformats.org/wordprocessingml/2006/main" xmlns:w14="http://schemas.microsoft.com/office/word/2010/wordml" xmlns:w15="http://schemas.microsoft.com/office/word/2012/wordml" xmlns:w16se="http://schemas.microsoft.com/office/word/2015/wordml/symex" xmlns:wpg="http://schemas.microsoft.com/office/word/2010/wordprocessingGroup" xmlns:wpi="http://schemas.microsoft.com/office/word/2010/wordprocessingInk" xmlns:wne="http://schemas.microsoft.com/office/word/2006/wordml" xmlns:wps="http://schemas.microsoft.com/office/word/2010/wordprocessingShape" mc:Ignorable="w14 w15 w16se wp14">
   <w:body>
     <w:p>
       <w:pPr>
@@ -1112,6 +1112,7 @@
               <w:rPr>
                 <w:rFonts w:ascii="Times New Roman" w:hAnsi="Times New Roman" w:cs="Times New Roman"/>
               </w:rPr>
+              <w:lastRenderedPageBreak/>
               <w:t>Thuật toán phổ biến</w:t>
             </w:r>
           </w:p>
@@ -1513,16 +1514,7 @@
           <w:sz w:val="24"/>
           <w:szCs w:val="24"/>
         </w:rPr>
-        <w:t>Một vài thuật ngữ và ký hiệu nổi bật trong AI</w:t>
-      </w:r>
-      <w:r>
-        <w:rPr>
-          <w:rFonts w:ascii="Times New Roman" w:hAnsi="Times New Roman" w:cs="Times New Roman"/>
-          <w:bCs/>
-          <w:sz w:val="24"/>
-          <w:szCs w:val="24"/>
-        </w:rPr>
-        <w:t>:</w:t>
+        <w:t>Một vài thuật ngữ và ký hiệu nổi bật trong AI:</w:t>
       </w:r>
     </w:p>
     <w:p>
@@ -3054,9 +3046,190 @@
           <w:sz w:val="24"/>
           <w:szCs w:val="24"/>
         </w:rPr>
-        <w:t>y</w:t>
-      </w:r>
-      <w:r>
+        <w:t>y:</w:t>
+      </w:r>
+    </w:p>
+    <w:p>
+      <w:pPr>
+        <w:rPr>
+          <w:rFonts w:ascii="Times New Roman" w:hAnsi="Times New Roman" w:cs="Times New Roman"/>
+          <w:sz w:val="24"/>
+          <w:szCs w:val="24"/>
+        </w:rPr>
+      </w:pPr>
+      <w:r>
+        <w:rPr>
+          <w:rFonts w:ascii="Times New Roman" w:hAnsi="Times New Roman" w:cs="Times New Roman"/>
+          <w:sz w:val="24"/>
+          <w:szCs w:val="24"/>
+        </w:rPr>
+        <w:t>- Khái niệm: Là thư viện nền tảng cho tính toán khoa học trong Python. Nó cung cấp đối tượng mảng đa chiều hiệu năng cao và các công cụ để làm việc với mảng này.</w:t>
+      </w:r>
+    </w:p>
+    <w:p>
+      <w:pPr>
+        <w:rPr>
+          <w:rFonts w:ascii="Times New Roman" w:hAnsi="Times New Roman" w:cs="Times New Roman"/>
+          <w:sz w:val="24"/>
+          <w:szCs w:val="24"/>
+        </w:rPr>
+      </w:pPr>
+      <w:r>
+        <w:rPr>
+          <w:rFonts w:ascii="Times New Roman" w:hAnsi="Times New Roman" w:cs="Times New Roman"/>
+          <w:sz w:val="24"/>
+          <w:szCs w:val="24"/>
+        </w:rPr>
+        <w:t>- Thời gian ra đời và người sáng lập: Được tạo ra năm 2005 bởi Travis Oliphant.</w:t>
+      </w:r>
+    </w:p>
+    <w:p>
+      <w:pPr>
+        <w:rPr>
+          <w:rFonts w:ascii="Times New Roman" w:hAnsi="Times New Roman" w:cs="Times New Roman"/>
+          <w:sz w:val="24"/>
+          <w:szCs w:val="24"/>
+        </w:rPr>
+      </w:pPr>
+      <w:r>
+        <w:rPr>
+          <w:rFonts w:ascii="Times New Roman" w:hAnsi="Times New Roman" w:cs="Times New Roman"/>
+          <w:sz w:val="24"/>
+          <w:szCs w:val="24"/>
+        </w:rPr>
+        <w:t xml:space="preserve">- Ưu điểm: </w:t>
+      </w:r>
+    </w:p>
+    <w:p>
+      <w:pPr>
+        <w:rPr>
+          <w:rFonts w:ascii="Times New Roman" w:hAnsi="Times New Roman" w:cs="Times New Roman"/>
+          <w:sz w:val="24"/>
+          <w:szCs w:val="24"/>
+        </w:rPr>
+      </w:pPr>
+      <w:r>
+        <w:rPr>
+          <w:rFonts w:ascii="Times New Roman" w:hAnsi="Times New Roman" w:cs="Times New Roman"/>
+          <w:sz w:val="24"/>
+          <w:szCs w:val="24"/>
+        </w:rPr>
+        <w:t>+) Tốc độ xử lí cực nhanh nhờ code lõi viết bằng C/C++.</w:t>
+      </w:r>
+    </w:p>
+    <w:p>
+      <w:pPr>
+        <w:rPr>
+          <w:rFonts w:ascii="Times New Roman" w:hAnsi="Times New Roman" w:cs="Times New Roman"/>
+          <w:sz w:val="24"/>
+          <w:szCs w:val="24"/>
+        </w:rPr>
+      </w:pPr>
+      <w:r>
+        <w:rPr>
+          <w:rFonts w:ascii="Times New Roman" w:hAnsi="Times New Roman" w:cs="Times New Roman"/>
+          <w:sz w:val="24"/>
+          <w:szCs w:val="24"/>
+        </w:rPr>
+        <w:t>+) Tiết kiệm bộ nhớ hơn rất nhiều so với List mặc định của Python.</w:t>
+      </w:r>
+    </w:p>
+    <w:p>
+      <w:pPr>
+        <w:rPr>
+          <w:rFonts w:ascii="Times New Roman" w:hAnsi="Times New Roman" w:cs="Times New Roman"/>
+          <w:sz w:val="24"/>
+          <w:szCs w:val="24"/>
+        </w:rPr>
+      </w:pPr>
+      <w:r>
+        <w:rPr>
+          <w:rFonts w:ascii="Times New Roman" w:hAnsi="Times New Roman" w:cs="Times New Roman"/>
+          <w:sz w:val="24"/>
+          <w:szCs w:val="24"/>
+        </w:rPr>
+        <w:t>+) Hỗ trợ nhiều phép toán đại số tuyến tính, biến đổi Fourier và xử lí số ngẫu nhiên.</w:t>
+      </w:r>
+    </w:p>
+    <w:p>
+      <w:pPr>
+        <w:rPr>
+          <w:rFonts w:ascii="Times New Roman" w:hAnsi="Times New Roman" w:cs="Times New Roman"/>
+          <w:sz w:val="24"/>
+          <w:szCs w:val="24"/>
+        </w:rPr>
+      </w:pPr>
+      <w:r>
+        <w:rPr>
+          <w:rFonts w:ascii="Times New Roman" w:hAnsi="Times New Roman" w:cs="Times New Roman"/>
+          <w:sz w:val="24"/>
+          <w:szCs w:val="24"/>
+        </w:rPr>
+        <w:t>- Nhược điểm:</w:t>
+      </w:r>
+    </w:p>
+    <w:p>
+      <w:pPr>
+        <w:rPr>
+          <w:rFonts w:ascii="Times New Roman" w:hAnsi="Times New Roman" w:cs="Times New Roman"/>
+          <w:sz w:val="24"/>
+          <w:szCs w:val="24"/>
+        </w:rPr>
+      </w:pPr>
+      <w:r>
+        <w:rPr>
+          <w:rFonts w:ascii="Times New Roman" w:hAnsi="Times New Roman" w:cs="Times New Roman"/>
+          <w:sz w:val="24"/>
+          <w:szCs w:val="24"/>
+        </w:rPr>
+        <w:t>+) Yêu cầu tất cả phần tử trong mảng phải cùng một kiểu dữ liệu.</w:t>
+      </w:r>
+    </w:p>
+    <w:p>
+      <w:pPr>
+        <w:rPr>
+          <w:rFonts w:ascii="Times New Roman" w:hAnsi="Times New Roman" w:cs="Times New Roman"/>
+          <w:sz w:val="24"/>
+          <w:szCs w:val="24"/>
+        </w:rPr>
+      </w:pPr>
+      <w:r>
+        <w:rPr>
+          <w:rFonts w:ascii="Times New Roman" w:hAnsi="Times New Roman" w:cs="Times New Roman"/>
+          <w:sz w:val="24"/>
+          <w:szCs w:val="24"/>
+        </w:rPr>
+        <w:t>+) Không hỗ trợ tốt cho việc xử lí dữ liệu dạng bảng có gán nhãn (như file Excel, SQL).</w:t>
+      </w:r>
+    </w:p>
+    <w:p>
+      <w:pPr>
+        <w:rPr>
+          <w:rFonts w:ascii="Times New Roman" w:hAnsi="Times New Roman" w:cs="Times New Roman"/>
+          <w:sz w:val="24"/>
+          <w:szCs w:val="24"/>
+        </w:rPr>
+      </w:pPr>
+      <w:r>
+        <w:rPr>
+          <w:rFonts w:ascii="Times New Roman" w:hAnsi="Times New Roman" w:cs="Times New Roman"/>
+          <w:sz w:val="24"/>
+          <w:szCs w:val="24"/>
+        </w:rPr>
+        <w:t>+) Kích thước mảng kém linh hoạt: Việc thêm, bớt phần tử cực kì tốn kém vì Numpy phải tạo ra mảng hoàn toàn mới và sao chép dữ liệu qua.</w:t>
+      </w:r>
+    </w:p>
+    <w:p>
+      <w:pPr>
+        <w:rPr>
+          <w:rFonts w:ascii="Times New Roman" w:hAnsi="Times New Roman" w:cs="Times New Roman"/>
+          <w:sz w:val="24"/>
+          <w:szCs w:val="24"/>
+        </w:rPr>
+      </w:pPr>
+    </w:p>
+    <w:p>
+      <w:pPr>
         <w:rPr>
           <w:rFonts w:ascii="Times New Roman" w:hAnsi="Times New Roman" w:cs="Times New Roman"/>
           <w:b/>
@@ -3064,230 +3237,8 @@
           <w:sz w:val="24"/>
           <w:szCs w:val="24"/>
         </w:rPr>
-        <w:t>:</w:t>
-      </w:r>
-    </w:p>
-    <w:p>
-      <w:pPr>
-        <w:rPr>
-          <w:rFonts w:ascii="Times New Roman" w:hAnsi="Times New Roman" w:cs="Times New Roman"/>
-          <w:sz w:val="24"/>
-          <w:szCs w:val="24"/>
-        </w:rPr>
-      </w:pPr>
-      <w:r>
-        <w:rPr>
-          <w:rFonts w:ascii="Times New Roman" w:hAnsi="Times New Roman" w:cs="Times New Roman"/>
-          <w:sz w:val="24"/>
-          <w:szCs w:val="24"/>
-        </w:rPr>
-        <w:t xml:space="preserve">- Khái niệm: </w:t>
-      </w:r>
-      <w:r>
-        <w:rPr>
-          <w:rFonts w:ascii="Times New Roman" w:hAnsi="Times New Roman" w:cs="Times New Roman"/>
-          <w:sz w:val="24"/>
-          <w:szCs w:val="24"/>
-        </w:rPr>
-        <w:t>Là thư viện nền tảng cho tính toán khoa học trong Python.</w:t>
-      </w:r>
-      <w:r>
-        <w:rPr>
-          <w:rFonts w:ascii="Times New Roman" w:hAnsi="Times New Roman" w:cs="Times New Roman"/>
-          <w:sz w:val="24"/>
-          <w:szCs w:val="24"/>
-        </w:rPr>
-        <w:t xml:space="preserve"> Nó c</w:t>
-      </w:r>
-      <w:r>
-        <w:rPr>
-          <w:rFonts w:ascii="Times New Roman" w:hAnsi="Times New Roman" w:cs="Times New Roman"/>
-          <w:sz w:val="24"/>
-          <w:szCs w:val="24"/>
-        </w:rPr>
-        <w:t>ung cấp đối tượng mảng đa chiều hiệu năng cao và các công cụ để làm việc với mảng này.</w:t>
-      </w:r>
-    </w:p>
-    <w:p>
-      <w:pPr>
-        <w:rPr>
-          <w:rFonts w:ascii="Times New Roman" w:hAnsi="Times New Roman" w:cs="Times New Roman"/>
-          <w:sz w:val="24"/>
-          <w:szCs w:val="24"/>
-        </w:rPr>
-      </w:pPr>
-      <w:r>
-        <w:rPr>
-          <w:rFonts w:ascii="Times New Roman" w:hAnsi="Times New Roman" w:cs="Times New Roman"/>
-          <w:sz w:val="24"/>
-          <w:szCs w:val="24"/>
-        </w:rPr>
-        <w:t>- Thời gian ra đời và người sáng lập: Được tạo ra năm 2005 bởi Travis Oliphant</w:t>
-      </w:r>
-      <w:r>
-        <w:rPr>
-          <w:rFonts w:ascii="Times New Roman" w:hAnsi="Times New Roman" w:cs="Times New Roman"/>
-          <w:sz w:val="24"/>
-          <w:szCs w:val="24"/>
-        </w:rPr>
-        <w:t>.</w:t>
-      </w:r>
-    </w:p>
-    <w:p>
-      <w:pPr>
-        <w:rPr>
-          <w:rFonts w:ascii="Times New Roman" w:hAnsi="Times New Roman" w:cs="Times New Roman"/>
-          <w:sz w:val="24"/>
-          <w:szCs w:val="24"/>
-        </w:rPr>
-      </w:pPr>
-      <w:r>
-        <w:rPr>
-          <w:rFonts w:ascii="Times New Roman" w:hAnsi="Times New Roman" w:cs="Times New Roman"/>
-          <w:sz w:val="24"/>
-          <w:szCs w:val="24"/>
-        </w:rPr>
-        <w:t>- Ưu điểm</w:t>
-      </w:r>
-      <w:r>
-        <w:rPr>
-          <w:rFonts w:ascii="Times New Roman" w:hAnsi="Times New Roman" w:cs="Times New Roman"/>
-          <w:sz w:val="24"/>
-          <w:szCs w:val="24"/>
-        </w:rPr>
-        <w:t xml:space="preserve">: </w:t>
-      </w:r>
-    </w:p>
-    <w:p>
-      <w:pPr>
-        <w:rPr>
-          <w:rFonts w:ascii="Times New Roman" w:hAnsi="Times New Roman" w:cs="Times New Roman"/>
-          <w:sz w:val="24"/>
-          <w:szCs w:val="24"/>
-        </w:rPr>
-      </w:pPr>
-      <w:r>
-        <w:rPr>
-          <w:rFonts w:ascii="Times New Roman" w:hAnsi="Times New Roman" w:cs="Times New Roman"/>
-          <w:sz w:val="24"/>
-          <w:szCs w:val="24"/>
-        </w:rPr>
-        <w:t>+) Tốc độ xử lí cực nhanh nhờ code lõi viết bằng C/C++.</w:t>
-      </w:r>
-    </w:p>
-    <w:p>
-      <w:pPr>
-        <w:rPr>
-          <w:rFonts w:ascii="Times New Roman" w:hAnsi="Times New Roman" w:cs="Times New Roman"/>
-          <w:sz w:val="24"/>
-          <w:szCs w:val="24"/>
-        </w:rPr>
-      </w:pPr>
-      <w:r>
-        <w:rPr>
-          <w:rFonts w:ascii="Times New Roman" w:hAnsi="Times New Roman" w:cs="Times New Roman"/>
-          <w:sz w:val="24"/>
-          <w:szCs w:val="24"/>
-        </w:rPr>
-        <w:t>+) Tiết kiệm bộ nhớ hơn rất nhiều so với List mặc định của Python.</w:t>
-      </w:r>
-    </w:p>
-    <w:p>
-      <w:pPr>
-        <w:rPr>
-          <w:rFonts w:ascii="Times New Roman" w:hAnsi="Times New Roman" w:cs="Times New Roman"/>
-          <w:sz w:val="24"/>
-          <w:szCs w:val="24"/>
-        </w:rPr>
-      </w:pPr>
-      <w:r>
-        <w:rPr>
-          <w:rFonts w:ascii="Times New Roman" w:hAnsi="Times New Roman" w:cs="Times New Roman"/>
-          <w:sz w:val="24"/>
-          <w:szCs w:val="24"/>
-        </w:rPr>
-        <w:t>+) Hỗ trợ nhiều phép toán đại số tuyến tính, biến đổi Fourier và xử lí số ngẫu nhiên.</w:t>
-      </w:r>
-    </w:p>
-    <w:p>
-      <w:pPr>
-        <w:rPr>
-          <w:rFonts w:ascii="Times New Roman" w:hAnsi="Times New Roman" w:cs="Times New Roman"/>
-          <w:sz w:val="24"/>
-          <w:szCs w:val="24"/>
-        </w:rPr>
-      </w:pPr>
-      <w:r>
-        <w:rPr>
-          <w:rFonts w:ascii="Times New Roman" w:hAnsi="Times New Roman" w:cs="Times New Roman"/>
-          <w:sz w:val="24"/>
-          <w:szCs w:val="24"/>
-        </w:rPr>
-        <w:t>- Nhược điểm:</w:t>
-      </w:r>
-    </w:p>
-    <w:p>
-      <w:pPr>
-        <w:rPr>
-          <w:rFonts w:ascii="Times New Roman" w:hAnsi="Times New Roman" w:cs="Times New Roman"/>
-          <w:sz w:val="24"/>
-          <w:szCs w:val="24"/>
-        </w:rPr>
-      </w:pPr>
-      <w:r>
-        <w:rPr>
-          <w:rFonts w:ascii="Times New Roman" w:hAnsi="Times New Roman" w:cs="Times New Roman"/>
-          <w:sz w:val="24"/>
-          <w:szCs w:val="24"/>
-        </w:rPr>
-        <w:t>+) Yêu cầu tất cả phần tử trong mảng phải cùng một kiểu dữ liệu.</w:t>
-      </w:r>
-    </w:p>
-    <w:p>
-      <w:pPr>
-        <w:rPr>
-          <w:rFonts w:ascii="Times New Roman" w:hAnsi="Times New Roman" w:cs="Times New Roman"/>
-          <w:sz w:val="24"/>
-          <w:szCs w:val="24"/>
-        </w:rPr>
-      </w:pPr>
-      <w:r>
-        <w:rPr>
-          <w:rFonts w:ascii="Times New Roman" w:hAnsi="Times New Roman" w:cs="Times New Roman"/>
-          <w:sz w:val="24"/>
-          <w:szCs w:val="24"/>
-        </w:rPr>
-        <w:t>+) Không hỗ trợ tốt cho việc xử lí dữ liệu dạng bảng có gán nhãn (như file Excel, SQL).</w:t>
-      </w:r>
-    </w:p>
-    <w:p>
-      <w:pPr>
-        <w:rPr>
-          <w:rFonts w:ascii="Times New Roman" w:hAnsi="Times New Roman" w:cs="Times New Roman"/>
-          <w:sz w:val="24"/>
-          <w:szCs w:val="24"/>
-        </w:rPr>
-      </w:pPr>
-      <w:r>
-        <w:rPr>
-          <w:rFonts w:ascii="Times New Roman" w:hAnsi="Times New Roman" w:cs="Times New Roman"/>
-          <w:sz w:val="24"/>
-          <w:szCs w:val="24"/>
-        </w:rPr>
-        <w:t>+) Kích thước mảng kém linh hoạt: Việc thêm, bớt phần tử cực kì tốn kém vì Numpy phải tạo ra mảng hoàn toàn mới và sao chép dữ liệu qua.</w:t>
-      </w:r>
-    </w:p>
-    <w:p>
-      <w:pPr>
-        <w:rPr>
-          <w:rFonts w:ascii="Times New Roman" w:hAnsi="Times New Roman" w:cs="Times New Roman"/>
-          <w:sz w:val="24"/>
-          <w:szCs w:val="24"/>
-        </w:rPr>
-      </w:pPr>
-    </w:p>
-    <w:p>
-      <w:pPr>
+      </w:pPr>
+      <w:r>
         <w:rPr>
           <w:rFonts w:ascii="Times New Roman" w:hAnsi="Times New Roman" w:cs="Times New Roman"/>
           <w:b/>
@@ -3295,8 +3246,174 @@
           <w:sz w:val="24"/>
           <w:szCs w:val="24"/>
         </w:rPr>
-      </w:pPr>
-      <w:r>
+        <w:lastRenderedPageBreak/>
+        <w:t>Pandas:</w:t>
+      </w:r>
+    </w:p>
+    <w:p>
+      <w:pPr>
+        <w:rPr>
+          <w:rFonts w:ascii="Times New Roman" w:hAnsi="Times New Roman" w:cs="Times New Roman"/>
+          <w:sz w:val="24"/>
+          <w:szCs w:val="24"/>
+        </w:rPr>
+      </w:pPr>
+      <w:r>
+        <w:rPr>
+          <w:rFonts w:ascii="Times New Roman" w:hAnsi="Times New Roman" w:cs="Times New Roman"/>
+          <w:sz w:val="24"/>
+          <w:szCs w:val="24"/>
+        </w:rPr>
+        <w:t>- Khái niệm: Là thư viện mã nguồn mở chuyên dụng để thao tác, biến đổi và phân tích dữ liệu cấu trúc (dạng bảng). Thư viện này cung cấp hai cấu trúc dữ liệu chính là Series (1 chiều) và DataFrame (2 chiều).</w:t>
+      </w:r>
+    </w:p>
+    <w:p>
+      <w:pPr>
+        <w:rPr>
+          <w:rFonts w:ascii="Times New Roman" w:hAnsi="Times New Roman" w:cs="Times New Roman"/>
+          <w:sz w:val="24"/>
+          <w:szCs w:val="24"/>
+        </w:rPr>
+      </w:pPr>
+      <w:r>
+        <w:rPr>
+          <w:rFonts w:ascii="Times New Roman" w:hAnsi="Times New Roman" w:cs="Times New Roman"/>
+          <w:sz w:val="24"/>
+          <w:szCs w:val="24"/>
+        </w:rPr>
+        <w:t>- Thời gian ra đời và người sáng lập: Được tạo ra năm 2008 bởi Wes McKinney.</w:t>
+      </w:r>
+    </w:p>
+    <w:p>
+      <w:pPr>
+        <w:rPr>
+          <w:rFonts w:ascii="Times New Roman" w:hAnsi="Times New Roman" w:cs="Times New Roman"/>
+          <w:sz w:val="24"/>
+          <w:szCs w:val="24"/>
+        </w:rPr>
+      </w:pPr>
+      <w:r>
+        <w:rPr>
+          <w:rFonts w:ascii="Times New Roman" w:hAnsi="Times New Roman" w:cs="Times New Roman"/>
+          <w:sz w:val="24"/>
+          <w:szCs w:val="24"/>
+        </w:rPr>
+        <w:t>- Ưu điểm:</w:t>
+      </w:r>
+    </w:p>
+    <w:p>
+      <w:pPr>
+        <w:rPr>
+          <w:rFonts w:ascii="Times New Roman" w:hAnsi="Times New Roman" w:cs="Times New Roman"/>
+          <w:sz w:val="24"/>
+          <w:szCs w:val="24"/>
+        </w:rPr>
+      </w:pPr>
+      <w:r>
+        <w:rPr>
+          <w:rFonts w:ascii="Times New Roman" w:hAnsi="Times New Roman" w:cs="Times New Roman"/>
+          <w:sz w:val="24"/>
+          <w:szCs w:val="24"/>
+        </w:rPr>
+        <w:t>+) Thao tác dữ liệu linh hoạt (nhóm, hợp nhất, trích xuất và xử lí dữ liệu khuyết).</w:t>
+      </w:r>
+    </w:p>
+    <w:p>
+      <w:pPr>
+        <w:rPr>
+          <w:rFonts w:ascii="Times New Roman" w:hAnsi="Times New Roman" w:cs="Times New Roman"/>
+          <w:sz w:val="24"/>
+          <w:szCs w:val="24"/>
+        </w:rPr>
+      </w:pPr>
+      <w:r>
+        <w:rPr>
+          <w:rFonts w:ascii="Times New Roman" w:hAnsi="Times New Roman" w:cs="Times New Roman"/>
+          <w:sz w:val="24"/>
+          <w:szCs w:val="24"/>
+        </w:rPr>
+        <w:t>+) Thao tác với file CSV, Excel, SQL rất dễ dàng.</w:t>
+      </w:r>
+    </w:p>
+    <w:p>
+      <w:pPr>
+        <w:rPr>
+          <w:rFonts w:ascii="Times New Roman" w:hAnsi="Times New Roman" w:cs="Times New Roman"/>
+          <w:sz w:val="24"/>
+          <w:szCs w:val="24"/>
+        </w:rPr>
+      </w:pPr>
+      <w:r>
+        <w:rPr>
+          <w:rFonts w:ascii="Times New Roman" w:hAnsi="Times New Roman" w:cs="Times New Roman"/>
+          <w:sz w:val="24"/>
+          <w:szCs w:val="24"/>
+        </w:rPr>
+        <w:t>+) Đã tích hợp sẵn các công cụ xử lí chuỗi thời gian.</w:t>
+      </w:r>
+    </w:p>
+    <w:p>
+      <w:pPr>
+        <w:rPr>
+          <w:rFonts w:ascii="Times New Roman" w:hAnsi="Times New Roman" w:cs="Times New Roman"/>
+          <w:sz w:val="24"/>
+          <w:szCs w:val="24"/>
+        </w:rPr>
+      </w:pPr>
+      <w:r>
+        <w:rPr>
+          <w:rFonts w:ascii="Times New Roman" w:hAnsi="Times New Roman" w:cs="Times New Roman"/>
+          <w:sz w:val="24"/>
+          <w:szCs w:val="24"/>
+        </w:rPr>
+        <w:t>- Nhược điểm:</w:t>
+      </w:r>
+    </w:p>
+    <w:p>
+      <w:pPr>
+        <w:rPr>
+          <w:rFonts w:ascii="Times New Roman" w:hAnsi="Times New Roman" w:cs="Times New Roman"/>
+          <w:sz w:val="24"/>
+          <w:szCs w:val="24"/>
+        </w:rPr>
+      </w:pPr>
+      <w:r>
+        <w:rPr>
+          <w:rFonts w:ascii="Times New Roman" w:hAnsi="Times New Roman" w:cs="Times New Roman"/>
+          <w:sz w:val="24"/>
+          <w:szCs w:val="24"/>
+        </w:rPr>
+        <w:t>+) Tốn nhiều RAM khi làm việc với tập dữ liệu lớn.</w:t>
+      </w:r>
+    </w:p>
+    <w:p>
+      <w:pPr>
+        <w:rPr>
+          <w:rFonts w:ascii="Times New Roman" w:hAnsi="Times New Roman" w:cs="Times New Roman"/>
+          <w:sz w:val="24"/>
+          <w:szCs w:val="24"/>
+        </w:rPr>
+      </w:pPr>
+      <w:r>
+        <w:rPr>
+          <w:rFonts w:ascii="Times New Roman" w:hAnsi="Times New Roman" w:cs="Times New Roman"/>
+          <w:sz w:val="24"/>
+          <w:szCs w:val="24"/>
+        </w:rPr>
+        <w:t>+) Cú pháp phức tạp, có nhiều cách để đạt cùng một kết quả khiến người mới học dễ bị bối rối.</w:t>
+      </w:r>
+    </w:p>
+    <w:p>
+      <w:pPr>
+        <w:rPr>
+          <w:rFonts w:ascii="Times New Roman" w:hAnsi="Times New Roman" w:cs="Times New Roman"/>
+          <w:sz w:val="24"/>
+          <w:szCs w:val="24"/>
+        </w:rPr>
+      </w:pPr>
+    </w:p>
+    <w:p>
+      <w:pPr>
         <w:rPr>
           <w:rFonts w:ascii="Times New Roman" w:hAnsi="Times New Roman" w:cs="Times New Roman"/>
           <w:b/>
@@ -3304,174 +3421,8 @@
           <w:sz w:val="24"/>
           <w:szCs w:val="24"/>
         </w:rPr>
-        <w:lastRenderedPageBreak/>
-        <w:t>Pandas:</w:t>
-      </w:r>
-    </w:p>
-    <w:p>
-      <w:pPr>
-        <w:rPr>
-          <w:rFonts w:ascii="Times New Roman" w:hAnsi="Times New Roman" w:cs="Times New Roman"/>
-          <w:sz w:val="24"/>
-          <w:szCs w:val="24"/>
-        </w:rPr>
-      </w:pPr>
-      <w:r>
-        <w:rPr>
-          <w:rFonts w:ascii="Times New Roman" w:hAnsi="Times New Roman" w:cs="Times New Roman"/>
-          <w:sz w:val="24"/>
-          <w:szCs w:val="24"/>
-        </w:rPr>
-        <w:t>- Khái niệm: Là thư viện mã nguồn mở chuyên dụng để thao tác, biến đổi và phân tích dữ liệu cấu trúc (dạng bảng). Thư viện này cung cấp hai cấu trúc dữ liệu chính là Series (1 chiều) và DataFrame (2 chiều).</w:t>
-      </w:r>
-    </w:p>
-    <w:p>
-      <w:pPr>
-        <w:rPr>
-          <w:rFonts w:ascii="Times New Roman" w:hAnsi="Times New Roman" w:cs="Times New Roman"/>
-          <w:sz w:val="24"/>
-          <w:szCs w:val="24"/>
-        </w:rPr>
-      </w:pPr>
-      <w:r>
-        <w:rPr>
-          <w:rFonts w:ascii="Times New Roman" w:hAnsi="Times New Roman" w:cs="Times New Roman"/>
-          <w:sz w:val="24"/>
-          <w:szCs w:val="24"/>
-        </w:rPr>
-        <w:t>- Thời gian ra đời và người sáng lập: Được tạo ra năm 2008 bởi Wes McKinney.</w:t>
-      </w:r>
-    </w:p>
-    <w:p>
-      <w:pPr>
-        <w:rPr>
-          <w:rFonts w:ascii="Times New Roman" w:hAnsi="Times New Roman" w:cs="Times New Roman"/>
-          <w:sz w:val="24"/>
-          <w:szCs w:val="24"/>
-        </w:rPr>
-      </w:pPr>
-      <w:r>
-        <w:rPr>
-          <w:rFonts w:ascii="Times New Roman" w:hAnsi="Times New Roman" w:cs="Times New Roman"/>
-          <w:sz w:val="24"/>
-          <w:szCs w:val="24"/>
-        </w:rPr>
-        <w:t>- Ưu điểm:</w:t>
-      </w:r>
-    </w:p>
-    <w:p>
-      <w:pPr>
-        <w:rPr>
-          <w:rFonts w:ascii="Times New Roman" w:hAnsi="Times New Roman" w:cs="Times New Roman"/>
-          <w:sz w:val="24"/>
-          <w:szCs w:val="24"/>
-        </w:rPr>
-      </w:pPr>
-      <w:r>
-        <w:rPr>
-          <w:rFonts w:ascii="Times New Roman" w:hAnsi="Times New Roman" w:cs="Times New Roman"/>
-          <w:sz w:val="24"/>
-          <w:szCs w:val="24"/>
-        </w:rPr>
-        <w:t>+) Thao tác dữ liệu linh hoạt (nhóm, hợp nhất, trích xuất và xử lí dữ liệu khuyết).</w:t>
-      </w:r>
-    </w:p>
-    <w:p>
-      <w:pPr>
-        <w:rPr>
-          <w:rFonts w:ascii="Times New Roman" w:hAnsi="Times New Roman" w:cs="Times New Roman"/>
-          <w:sz w:val="24"/>
-          <w:szCs w:val="24"/>
-        </w:rPr>
-      </w:pPr>
-      <w:r>
-        <w:rPr>
-          <w:rFonts w:ascii="Times New Roman" w:hAnsi="Times New Roman" w:cs="Times New Roman"/>
-          <w:sz w:val="24"/>
-          <w:szCs w:val="24"/>
-        </w:rPr>
-        <w:t>+) Thao tác với file CSV, Excel, SQL rất dễ dàng.</w:t>
-      </w:r>
-    </w:p>
-    <w:p>
-      <w:pPr>
-        <w:rPr>
-          <w:rFonts w:ascii="Times New Roman" w:hAnsi="Times New Roman" w:cs="Times New Roman"/>
-          <w:sz w:val="24"/>
-          <w:szCs w:val="24"/>
-        </w:rPr>
-      </w:pPr>
-      <w:r>
-        <w:rPr>
-          <w:rFonts w:ascii="Times New Roman" w:hAnsi="Times New Roman" w:cs="Times New Roman"/>
-          <w:sz w:val="24"/>
-          <w:szCs w:val="24"/>
-        </w:rPr>
-        <w:t>+) Đã tích hợp sẵn các công cụ xử lí chuỗi thời gian.</w:t>
-      </w:r>
-    </w:p>
-    <w:p>
-      <w:pPr>
-        <w:rPr>
-          <w:rFonts w:ascii="Times New Roman" w:hAnsi="Times New Roman" w:cs="Times New Roman"/>
-          <w:sz w:val="24"/>
-          <w:szCs w:val="24"/>
-        </w:rPr>
-      </w:pPr>
-      <w:r>
-        <w:rPr>
-          <w:rFonts w:ascii="Times New Roman" w:hAnsi="Times New Roman" w:cs="Times New Roman"/>
-          <w:sz w:val="24"/>
-          <w:szCs w:val="24"/>
-        </w:rPr>
-        <w:t>- Nhược điểm:</w:t>
-      </w:r>
-    </w:p>
-    <w:p>
-      <w:pPr>
-        <w:rPr>
-          <w:rFonts w:ascii="Times New Roman" w:hAnsi="Times New Roman" w:cs="Times New Roman"/>
-          <w:sz w:val="24"/>
-          <w:szCs w:val="24"/>
-        </w:rPr>
-      </w:pPr>
-      <w:r>
-        <w:rPr>
-          <w:rFonts w:ascii="Times New Roman" w:hAnsi="Times New Roman" w:cs="Times New Roman"/>
-          <w:sz w:val="24"/>
-          <w:szCs w:val="24"/>
-        </w:rPr>
-        <w:t>+) Tốn nhiều RAM khi làm việc với tập dữ liệu lớn.</w:t>
-      </w:r>
-    </w:p>
-    <w:p>
-      <w:pPr>
-        <w:rPr>
-          <w:rFonts w:ascii="Times New Roman" w:hAnsi="Times New Roman" w:cs="Times New Roman"/>
-          <w:sz w:val="24"/>
-          <w:szCs w:val="24"/>
-        </w:rPr>
-      </w:pPr>
-      <w:r>
-        <w:rPr>
-          <w:rFonts w:ascii="Times New Roman" w:hAnsi="Times New Roman" w:cs="Times New Roman"/>
-          <w:sz w:val="24"/>
-          <w:szCs w:val="24"/>
-        </w:rPr>
-        <w:t>+) Cú pháp phức tạp, có nhiều cách để đạt cùng một kết quả khiến người mới học dễ bị bối rối.</w:t>
-      </w:r>
-    </w:p>
-    <w:p>
-      <w:pPr>
-        <w:rPr>
-          <w:rFonts w:ascii="Times New Roman" w:hAnsi="Times New Roman" w:cs="Times New Roman"/>
-          <w:sz w:val="24"/>
-          <w:szCs w:val="24"/>
-        </w:rPr>
-      </w:pPr>
-    </w:p>
-    <w:p>
-      <w:pPr>
+      </w:pPr>
+      <w:r>
         <w:rPr>
           <w:rFonts w:ascii="Times New Roman" w:hAnsi="Times New Roman" w:cs="Times New Roman"/>
           <w:b/>
@@ -3479,8 +3430,164 @@
           <w:sz w:val="24"/>
           <w:szCs w:val="24"/>
         </w:rPr>
-      </w:pPr>
-      <w:r>
+        <w:t>Matplotlib</w:t>
+      </w:r>
+    </w:p>
+    <w:p>
+      <w:pPr>
+        <w:rPr>
+          <w:rFonts w:ascii="Times New Roman" w:hAnsi="Times New Roman" w:cs="Times New Roman"/>
+          <w:sz w:val="24"/>
+          <w:szCs w:val="24"/>
+        </w:rPr>
+      </w:pPr>
+      <w:r>
+        <w:rPr>
+          <w:rFonts w:ascii="Times New Roman" w:hAnsi="Times New Roman" w:cs="Times New Roman"/>
+          <w:sz w:val="24"/>
+          <w:szCs w:val="24"/>
+        </w:rPr>
+        <w:t>- Khái niệm: Là thư viện đồ họa cơ bản của Python, cho phép tạo ra các đồ thị tĩnh, đồ thị động và đồ thị tương tác 2D/3D.</w:t>
+      </w:r>
+    </w:p>
+    <w:p>
+      <w:pPr>
+        <w:rPr>
+          <w:rFonts w:ascii="Times New Roman" w:hAnsi="Times New Roman" w:cs="Times New Roman"/>
+          <w:sz w:val="24"/>
+          <w:szCs w:val="24"/>
+        </w:rPr>
+      </w:pPr>
+      <w:r>
+        <w:rPr>
+          <w:rFonts w:ascii="Times New Roman" w:hAnsi="Times New Roman" w:cs="Times New Roman"/>
+          <w:sz w:val="24"/>
+          <w:szCs w:val="24"/>
+        </w:rPr>
+        <w:t>- Thời gian ra đời và người sáng lập: Được sáng lập năm 2003 bởi John D. Hunter.</w:t>
+      </w:r>
+    </w:p>
+    <w:p>
+      <w:pPr>
+        <w:rPr>
+          <w:rFonts w:ascii="Times New Roman" w:hAnsi="Times New Roman" w:cs="Times New Roman"/>
+          <w:sz w:val="24"/>
+          <w:szCs w:val="24"/>
+        </w:rPr>
+      </w:pPr>
+      <w:r>
+        <w:rPr>
+          <w:rFonts w:ascii="Times New Roman" w:hAnsi="Times New Roman" w:cs="Times New Roman"/>
+          <w:sz w:val="24"/>
+          <w:szCs w:val="24"/>
+        </w:rPr>
+        <w:t>- Ưu điểm:</w:t>
+      </w:r>
+    </w:p>
+    <w:p>
+      <w:pPr>
+        <w:rPr>
+          <w:rFonts w:ascii="Times New Roman" w:hAnsi="Times New Roman" w:cs="Times New Roman"/>
+          <w:sz w:val="24"/>
+          <w:szCs w:val="24"/>
+        </w:rPr>
+      </w:pPr>
+      <w:r>
+        <w:rPr>
+          <w:rFonts w:ascii="Times New Roman" w:hAnsi="Times New Roman" w:cs="Times New Roman"/>
+          <w:sz w:val="24"/>
+          <w:szCs w:val="24"/>
+        </w:rPr>
+        <w:t>+) Tùy biến cực cao: có thể can thiệp và chỉnh sửa từng chi tiết nhỏ trên biểu đồ</w:t>
+      </w:r>
+    </w:p>
+    <w:p>
+      <w:pPr>
+        <w:rPr>
+          <w:rFonts w:ascii="Times New Roman" w:hAnsi="Times New Roman" w:cs="Times New Roman"/>
+          <w:sz w:val="24"/>
+          <w:szCs w:val="24"/>
+        </w:rPr>
+      </w:pPr>
+      <w:r>
+        <w:rPr>
+          <w:rFonts w:ascii="Times New Roman" w:hAnsi="Times New Roman" w:cs="Times New Roman"/>
+          <w:sz w:val="24"/>
+          <w:szCs w:val="24"/>
+        </w:rPr>
+        <w:t>+) Hỗ trợ xuất ra nhiều định dạng hình ảnh chất lượng cao (PNG, PDF, SVG)</w:t>
+      </w:r>
+    </w:p>
+    <w:p>
+      <w:pPr>
+        <w:rPr>
+          <w:rFonts w:ascii="Times New Roman" w:hAnsi="Times New Roman" w:cs="Times New Roman"/>
+          <w:sz w:val="24"/>
+          <w:szCs w:val="24"/>
+        </w:rPr>
+      </w:pPr>
+      <w:r>
+        <w:rPr>
+          <w:rFonts w:ascii="Times New Roman" w:hAnsi="Times New Roman" w:cs="Times New Roman"/>
+          <w:sz w:val="24"/>
+          <w:szCs w:val="24"/>
+        </w:rPr>
+        <w:t>+) Là thư viện lâu đời với nhiều tài liệu hướng dẫn và tích hợp tốt với NumPy, Pandas.</w:t>
+      </w:r>
+    </w:p>
+    <w:p>
+      <w:pPr>
+        <w:rPr>
+          <w:rFonts w:ascii="Times New Roman" w:hAnsi="Times New Roman" w:cs="Times New Roman"/>
+          <w:sz w:val="24"/>
+          <w:szCs w:val="24"/>
+        </w:rPr>
+      </w:pPr>
+      <w:r>
+        <w:rPr>
+          <w:rFonts w:ascii="Times New Roman" w:hAnsi="Times New Roman" w:cs="Times New Roman"/>
+          <w:sz w:val="24"/>
+          <w:szCs w:val="24"/>
+        </w:rPr>
+        <w:t>- Nhược điểm:</w:t>
+      </w:r>
+    </w:p>
+    <w:p>
+      <w:pPr>
+        <w:rPr>
+          <w:rFonts w:ascii="Times New Roman" w:hAnsi="Times New Roman" w:cs="Times New Roman"/>
+          <w:sz w:val="24"/>
+          <w:szCs w:val="24"/>
+        </w:rPr>
+      </w:pPr>
+      <w:r>
+        <w:rPr>
+          <w:rFonts w:ascii="Times New Roman" w:hAnsi="Times New Roman" w:cs="Times New Roman"/>
+          <w:sz w:val="24"/>
+          <w:szCs w:val="24"/>
+        </w:rPr>
+        <w:t>+) Cú pháp dài dòng, tốn nhiều dòng code để tạo biểu đồ đẹp mắt.</w:t>
+      </w:r>
+    </w:p>
+    <w:p>
+      <w:pPr>
+        <w:rPr>
+          <w:rFonts w:ascii="Times New Roman" w:hAnsi="Times New Roman" w:cs="Times New Roman"/>
+          <w:sz w:val="24"/>
+          <w:szCs w:val="24"/>
+        </w:rPr>
+      </w:pPr>
+      <w:r>
+        <w:rPr>
+          <w:rFonts w:ascii="Times New Roman" w:hAnsi="Times New Roman" w:cs="Times New Roman"/>
+          <w:sz w:val="24"/>
+          <w:szCs w:val="24"/>
+        </w:rPr>
+        <w:t>+) Giao diện lỗi thời, thiếu tương tác hiện đại so với các thư viện mới như Seaborn hay Plotly.</w:t>
+      </w:r>
+    </w:p>
+    <w:p>
+      <w:pPr>
         <w:rPr>
           <w:rFonts w:ascii="Times New Roman" w:hAnsi="Times New Roman" w:cs="Times New Roman"/>
           <w:b/>
@@ -3488,161 +3595,7 @@
           <w:sz w:val="24"/>
           <w:szCs w:val="24"/>
         </w:rPr>
-        <w:t>Matplotlib</w:t>
-      </w:r>
-    </w:p>
-    <w:p>
-      <w:pPr>
-        <w:rPr>
-          <w:rFonts w:ascii="Times New Roman" w:hAnsi="Times New Roman" w:cs="Times New Roman"/>
-          <w:sz w:val="24"/>
-          <w:szCs w:val="24"/>
-        </w:rPr>
-      </w:pPr>
-      <w:r>
-        <w:rPr>
-          <w:rFonts w:ascii="Times New Roman" w:hAnsi="Times New Roman" w:cs="Times New Roman"/>
-          <w:sz w:val="24"/>
-          <w:szCs w:val="24"/>
-        </w:rPr>
-        <w:t>- Khái niệm: Là thư viện đồ họa cơ bản của Python, cho phép tạo ra các đồ thị tĩnh, đồ thị động và đồ thị tương tác 2D/3D.</w:t>
-      </w:r>
-    </w:p>
-    <w:p>
-      <w:pPr>
-        <w:rPr>
-          <w:rFonts w:ascii="Times New Roman" w:hAnsi="Times New Roman" w:cs="Times New Roman"/>
-          <w:sz w:val="24"/>
-          <w:szCs w:val="24"/>
-        </w:rPr>
-      </w:pPr>
-      <w:r>
-        <w:rPr>
-          <w:rFonts w:ascii="Times New Roman" w:hAnsi="Times New Roman" w:cs="Times New Roman"/>
-          <w:sz w:val="24"/>
-          <w:szCs w:val="24"/>
-        </w:rPr>
-        <w:t>- Thời gian ra đời và người sáng lập: Được sáng lập năm 2003 bởi John D. Hunter.</w:t>
-      </w:r>
-    </w:p>
-    <w:p>
-      <w:pPr>
-        <w:rPr>
-          <w:rFonts w:ascii="Times New Roman" w:hAnsi="Times New Roman" w:cs="Times New Roman"/>
-          <w:sz w:val="24"/>
-          <w:szCs w:val="24"/>
-        </w:rPr>
-      </w:pPr>
-      <w:r>
-        <w:rPr>
-          <w:rFonts w:ascii="Times New Roman" w:hAnsi="Times New Roman" w:cs="Times New Roman"/>
-          <w:sz w:val="24"/>
-          <w:szCs w:val="24"/>
-        </w:rPr>
-        <w:t>- Ưu điểm:</w:t>
-      </w:r>
-    </w:p>
-    <w:p>
-      <w:pPr>
-        <w:rPr>
-          <w:rFonts w:ascii="Times New Roman" w:hAnsi="Times New Roman" w:cs="Times New Roman"/>
-          <w:sz w:val="24"/>
-          <w:szCs w:val="24"/>
-        </w:rPr>
-      </w:pPr>
-      <w:r>
-        <w:rPr>
-          <w:rFonts w:ascii="Times New Roman" w:hAnsi="Times New Roman" w:cs="Times New Roman"/>
-          <w:sz w:val="24"/>
-          <w:szCs w:val="24"/>
-        </w:rPr>
-        <w:t>+) Tùy biến cực cao: có thể can thiệp và chỉnh sửa từng chi tiết nhỏ trên biểu đồ</w:t>
-      </w:r>
-    </w:p>
-    <w:p>
-      <w:pPr>
-        <w:rPr>
-          <w:rFonts w:ascii="Times New Roman" w:hAnsi="Times New Roman" w:cs="Times New Roman"/>
-          <w:sz w:val="24"/>
-          <w:szCs w:val="24"/>
-        </w:rPr>
-      </w:pPr>
-      <w:r>
-        <w:rPr>
-          <w:rFonts w:ascii="Times New Roman" w:hAnsi="Times New Roman" w:cs="Times New Roman"/>
-          <w:sz w:val="24"/>
-          <w:szCs w:val="24"/>
-        </w:rPr>
-        <w:t>+) Hỗ trợ xuất ra nhiều định dạng hình ảnh chất lượng cao (PNG, PDF, SVG)</w:t>
-      </w:r>
-    </w:p>
-    <w:p>
-      <w:pPr>
-        <w:rPr>
-          <w:rFonts w:ascii="Times New Roman" w:hAnsi="Times New Roman" w:cs="Times New Roman"/>
-          <w:sz w:val="24"/>
-          <w:szCs w:val="24"/>
-        </w:rPr>
-      </w:pPr>
-      <w:r>
-        <w:rPr>
-          <w:rFonts w:ascii="Times New Roman" w:hAnsi="Times New Roman" w:cs="Times New Roman"/>
-          <w:sz w:val="24"/>
-          <w:szCs w:val="24"/>
-        </w:rPr>
-        <w:t>+) Là thư viện lâu đời với nhiều tài liệu hướng dẫn và tích hợp tốt với NumPy, Pandas.</w:t>
-      </w:r>
-    </w:p>
-    <w:p>
-      <w:pPr>
-        <w:rPr>
-          <w:rFonts w:ascii="Times New Roman" w:hAnsi="Times New Roman" w:cs="Times New Roman"/>
-          <w:sz w:val="24"/>
-          <w:szCs w:val="24"/>
-        </w:rPr>
-      </w:pPr>
-      <w:r>
-        <w:rPr>
-          <w:rFonts w:ascii="Times New Roman" w:hAnsi="Times New Roman" w:cs="Times New Roman"/>
-          <w:sz w:val="24"/>
-          <w:szCs w:val="24"/>
-        </w:rPr>
-        <w:t>- Nhược điểm:</w:t>
-      </w:r>
-    </w:p>
-    <w:p>
-      <w:pPr>
-        <w:rPr>
-          <w:rFonts w:ascii="Times New Roman" w:hAnsi="Times New Roman" w:cs="Times New Roman"/>
-          <w:sz w:val="24"/>
-          <w:szCs w:val="24"/>
-        </w:rPr>
-      </w:pPr>
-      <w:r>
-        <w:rPr>
-          <w:rFonts w:ascii="Times New Roman" w:hAnsi="Times New Roman" w:cs="Times New Roman"/>
-          <w:sz w:val="24"/>
-          <w:szCs w:val="24"/>
-        </w:rPr>
-        <w:t>+) Cú pháp dài dòng, tốn nhiều dòng code để tạo biểu đồ đẹp mắt.</w:t>
-      </w:r>
-    </w:p>
-    <w:p>
-      <w:pPr>
-        <w:rPr>
-          <w:rFonts w:ascii="Times New Roman" w:hAnsi="Times New Roman" w:cs="Times New Roman"/>
-          <w:sz w:val="24"/>
-          <w:szCs w:val="24"/>
-        </w:rPr>
-      </w:pPr>
-      <w:r>
-        <w:rPr>
-          <w:rFonts w:ascii="Times New Roman" w:hAnsi="Times New Roman" w:cs="Times New Roman"/>
-          <w:sz w:val="24"/>
-          <w:szCs w:val="24"/>
-        </w:rPr>
-        <w:t>+) Giao diện lỗi thời, thiếu tương tác hiện đại so với các thư viện mới như Seaborn hay Plotly.</w:t>
-      </w:r>
+      </w:pPr>
     </w:p>
     <w:p>
       <w:pPr>
@@ -3654,9 +3607,7 @@
           <w:szCs w:val="24"/>
         </w:rPr>
       </w:pPr>
-    </w:p>
-    <w:p>
-      <w:pPr>
+      <w:r>
         <w:rPr>
           <w:rFonts w:ascii="Times New Roman" w:hAnsi="Times New Roman" w:cs="Times New Roman"/>
           <w:b/>
@@ -3664,15 +3615,6 @@
           <w:sz w:val="24"/>
           <w:szCs w:val="24"/>
         </w:rPr>
-      </w:pPr>
-      <w:r>
-        <w:rPr>
-          <w:rFonts w:ascii="Times New Roman" w:hAnsi="Times New Roman" w:cs="Times New Roman"/>
-          <w:b/>
-          <w:bCs/>
-          <w:sz w:val="24"/>
-          <w:szCs w:val="24"/>
-        </w:rPr>
         <w:t>Pytorch</w:t>
       </w:r>
     </w:p>
@@ -3851,6 +3793,7 @@
       <w:pPr>
         <w:rPr>
           <w:rFonts w:ascii="Times New Roman" w:hAnsi="Times New Roman" w:cs="Times New Roman"/>
+          <w:b/>
           <w:sz w:val="24"/>
           <w:szCs w:val="24"/>
           <w:lang w:val="vi-VN"/>
@@ -3861,6 +3804,7 @@
       <w:pPr>
         <w:rPr>
           <w:rFonts w:ascii="Times New Roman" w:hAnsi="Times New Roman" w:cs="Times New Roman"/>
+          <w:b/>
           <w:sz w:val="24"/>
           <w:szCs w:val="24"/>
           <w:lang w:val="vi-VN"/>
@@ -3869,6 +3813,7 @@
       <w:r>
         <w:rPr>
           <w:rFonts w:ascii="Times New Roman" w:hAnsi="Times New Roman" w:cs="Times New Roman"/>
+          <w:b/>
           <w:sz w:val="24"/>
           <w:szCs w:val="24"/>
           <w:lang w:val="vi-VN"/>
@@ -3880,20 +3825,26 @@
       <w:pPr>
         <w:pStyle w:val="NormalWeb"/>
         <w:rPr>
+          <w:b/>
           <w:lang w:val="vi-VN"/>
         </w:rPr>
       </w:pPr>
       <w:r>
         <w:rPr>
+          <w:b/>
           <w:lang w:val="vi-VN"/>
         </w:rPr>
         <w:t xml:space="preserve">a) Làm quen với </w:t>
       </w:r>
       <w:r>
+        <w:rPr>
+          <w:b/>
+        </w:rPr>
         <w:t>Jupyter Notebooks, Google Colab, Kaggle</w:t>
       </w:r>
       <w:r>
         <w:rPr>
+          <w:b/>
           <w:lang w:val="vi-VN"/>
         </w:rPr>
         <w:t>:</w:t>
@@ -3908,10 +3859,11 @@
       </w:pPr>
       <w:r>
         <w:rPr>
-          <w:lang w:val="vi-VN"/>
+          <w:noProof/>
+          <w:lang w:eastAsia="ja-JP"/>
         </w:rPr>
         <w:drawing>
-          <wp:anchor distT="0" distB="0" distL="114300" distR="114300" simplePos="0" relativeHeight="251658240" behindDoc="1" locked="0" layoutInCell="1" allowOverlap="1" wp14:anchorId="7098D469" wp14:editId="2594A71C">
+          <wp:anchor distT="0" distB="0" distL="114300" distR="114300" simplePos="0" relativeHeight="251659264" behindDoc="1" locked="0" layoutInCell="1" allowOverlap="1" wp14:anchorId="78DFE218" wp14:editId="3FF1B671">
             <wp:simplePos x="0" y="0"/>
             <wp:positionH relativeFrom="column">
               <wp:posOffset>364490</wp:posOffset>
@@ -4086,6 +4038,7 @@
       <w:pPr>
         <w:rPr>
           <w:rFonts w:ascii="Times New Roman" w:hAnsi="Times New Roman" w:cs="Times New Roman"/>
+          <w:b/>
           <w:sz w:val="24"/>
           <w:szCs w:val="24"/>
           <w:lang w:val="vi-VN"/>
@@ -4094,20 +4047,31 @@
       <w:r>
         <w:rPr>
           <w:rFonts w:ascii="Times New Roman" w:hAnsi="Times New Roman" w:cs="Times New Roman"/>
+          <w:b/>
           <w:sz w:val="24"/>
           <w:szCs w:val="24"/>
           <w:lang w:val="vi-VN"/>
         </w:rPr>
-        <w:t xml:space="preserve">b) Tìm hiểu về nguồn dữ liệu </w:t>
-      </w:r>
-      <w:r>
-        <w:rPr>
-          <w:rFonts w:ascii="Times New Roman" w:hAnsi="Times New Roman" w:cs="Times New Roman"/>
+        <w:t>b) Tìm hiểu về nguồn dữ liệ</w:t>
+      </w:r>
+      <w:r>
+        <w:rPr>
+          <w:rFonts w:ascii="Times New Roman" w:hAnsi="Times New Roman" w:cs="Times New Roman"/>
+          <w:b/>
           <w:sz w:val="24"/>
           <w:szCs w:val="24"/>
           <w:lang w:val="vi-VN"/>
         </w:rPr>
-        <w:tab/>
+        <w:t xml:space="preserve">u </w:t>
+      </w:r>
+      <w:r>
+        <w:rPr>
+          <w:rFonts w:ascii="Times New Roman" w:hAnsi="Times New Roman" w:cs="Times New Roman"/>
+          <w:b/>
+          <w:sz w:val="24"/>
+          <w:szCs w:val="24"/>
+          <w:lang w:val="vi-VN"/>
+        </w:rPr>
         <w:t>(Data Sources)</w:t>
       </w:r>
     </w:p>
@@ -4185,93 +4149,729 @@
           <w:szCs w:val="24"/>
           <w:lang w:val="vi-VN"/>
         </w:rPr>
-        <w:t>+) Kho dữ liệu (Datasets): Thư viện công khai chứa hàng chục nghìn bộ dữ liệu đa dạng thuộc nhiều lĩnh vực khác nhau để người dùng tự do tải về hoặc phân tích.</w:t>
-      </w:r>
-      <w:r>
+        <w:t>+) Kho dữ liệu (Datasets): Thư viện công khai chứa hàng chục nghìn bộ dữ liệu đa dạng thuộc nhiều lĩnh vực khác nhau để người dùng tự do tải về hoặc phân tích. Một số dataset phổ biến gồm MNIST -  bộ dữ liệu chứa 70.000 hình ảnh chữ số viết tay từ 0 đến 9; ImageNet – kho dữ liệu với hơn 14 triệu hình ảnh gán nhãn thuộc nhiều danh mục khác nhau; Cats vs Dogs – bộ dữ liệu chứa hàng nghìn hình ảnh chó và mèo.</w:t>
+      </w:r>
+    </w:p>
+    <w:p>
+      <w:pPr>
         <w:rPr>
           <w:rFonts w:ascii="Times New Roman" w:hAnsi="Times New Roman" w:cs="Times New Roman"/>
           <w:sz w:val="24"/>
           <w:szCs w:val="24"/>
           <w:lang w:val="vi-VN"/>
         </w:rPr>
-        <w:t xml:space="preserve"> Một số dataset phổ biến gồm MNIST -  bộ dữ liệu chứa 70.000 hình ảnh chữ số viết tay từ 0 đến 9; ImageNet – kho dữ liệu với hơn 14 triệu hình ảnh gán nhãn thuộc nhiều danh mục khác nhau; Cats vs Dogs – bộ dữ liệu chứa hàng nghìn hình ảnh chó và mèo.</w:t>
-      </w:r>
-    </w:p>
-    <w:p>
-      <w:pPr>
+      </w:pPr>
+      <w:r>
         <w:rPr>
           <w:rFonts w:ascii="Times New Roman" w:hAnsi="Times New Roman" w:cs="Times New Roman"/>
           <w:sz w:val="24"/>
           <w:szCs w:val="24"/>
           <w:lang w:val="vi-VN"/>
         </w:rPr>
-      </w:pPr>
-      <w:r>
+        <w:t>+) Môi trường lập trình (Notebooks): Cung cấp không gian lập trình trên mây miễn phí tích hợp sẵn phần cứng mạnh mẽ như GPU và TPU hỗ trợ huấn luyện mô hình máy học.</w:t>
+      </w:r>
+    </w:p>
+    <w:p>
+      <w:pPr>
         <w:rPr>
           <w:rFonts w:ascii="Times New Roman" w:hAnsi="Times New Roman" w:cs="Times New Roman"/>
           <w:sz w:val="24"/>
           <w:szCs w:val="24"/>
           <w:lang w:val="vi-VN"/>
         </w:rPr>
-        <w:t>+) Môi trường lập trình (Notebooks): Cung cấp không gian lập trình trên mây miễn phí tích hợp sẵn phần cứng mạnh mẽ như GPU và TPU hỗ trợ huấn luyện mô hình máy học.</w:t>
-      </w:r>
-    </w:p>
-    <w:p>
-      <w:pPr>
+      </w:pPr>
+      <w:r>
         <w:rPr>
           <w:rFonts w:ascii="Times New Roman" w:hAnsi="Times New Roman" w:cs="Times New Roman"/>
           <w:sz w:val="24"/>
           <w:szCs w:val="24"/>
           <w:lang w:val="vi-VN"/>
         </w:rPr>
-      </w:pPr>
-      <w:r>
+        <w:t>+) Cộng đồng và Khóa học: Nơi người dùng có thể học hỏi qua các khóa học cơ bản, chia sẻ mã nguồn, thảo luận và xây dựng hồ sơ cá nhân.</w:t>
+      </w:r>
+    </w:p>
+    <w:p>
+      <w:pPr>
         <w:rPr>
           <w:rFonts w:ascii="Times New Roman" w:hAnsi="Times New Roman" w:cs="Times New Roman"/>
           <w:sz w:val="24"/>
           <w:szCs w:val="24"/>
           <w:lang w:val="vi-VN"/>
         </w:rPr>
-        <w:t>+) Cộng đồng và Khóa học: Nơi người dùng có thể học hỏi qua các khóa học cơ bản, chia sẻ mã nguồn, thảo luận và xây dựng hồ sơ cá nhân.</w:t>
-      </w:r>
-    </w:p>
-    <w:p>
-      <w:pPr>
+      </w:pPr>
+      <w:r>
         <w:rPr>
           <w:rFonts w:ascii="Times New Roman" w:hAnsi="Times New Roman" w:cs="Times New Roman"/>
           <w:sz w:val="24"/>
           <w:szCs w:val="24"/>
           <w:lang w:val="vi-VN"/>
         </w:rPr>
-      </w:pPr>
-      <w:r>
+        <w:t>- HuggingFace: Là nền tảng mở và là cộng đồng về trí tuệ nhân tạo lớn nhất hiện nay, thường được ví như “GitHub của giới AI và Data Science”.</w:t>
+      </w:r>
+    </w:p>
+    <w:p>
+      <w:pPr>
         <w:rPr>
           <w:rFonts w:ascii="Times New Roman" w:hAnsi="Times New Roman" w:cs="Times New Roman"/>
           <w:sz w:val="24"/>
           <w:szCs w:val="24"/>
           <w:lang w:val="vi-VN"/>
         </w:rPr>
-        <w:t>- HuggingFace: Là nền tảng mở và là cộng đồng về trí tuệ nhân tạo lớn nhất hiện nay, thường được ví như “GitHub của giới AI và Data Science”.</w:t>
-      </w:r>
-    </w:p>
-    <w:p>
-      <w:pPr>
+      </w:pPr>
+      <w:r>
         <w:rPr>
           <w:rFonts w:ascii="Times New Roman" w:hAnsi="Times New Roman" w:cs="Times New Roman"/>
           <w:sz w:val="24"/>
           <w:szCs w:val="24"/>
           <w:lang w:val="vi-VN"/>
         </w:rPr>
-      </w:pPr>
-      <w:r>
+        <w:t>HuggingFace bao gồm các phần sau:</w:t>
+      </w:r>
+    </w:p>
+    <w:p>
+      <w:pPr>
         <w:rPr>
           <w:rFonts w:ascii="Times New Roman" w:hAnsi="Times New Roman" w:cs="Times New Roman"/>
           <w:sz w:val="24"/>
           <w:szCs w:val="24"/>
           <w:lang w:val="vi-VN"/>
         </w:rPr>
-        <w:t>HuggingFace bao gồm các phần sau:</w:t>
-      </w:r>
+      </w:pPr>
+      <w:r>
+        <w:rPr>
+          <w:rFonts w:ascii="Times New Roman" w:hAnsi="Times New Roman" w:cs="Times New Roman"/>
+          <w:sz w:val="24"/>
+          <w:szCs w:val="24"/>
+          <w:lang w:val="vi-VN"/>
+        </w:rPr>
+        <w:t>- Models: Chứa hàng trăm nghìn mô hình AI được huấn luyện sẵn thuộc nhiều lĩnh vực: Xử lí ngôn ngữ tự nhiên (NLP), Thị giác máy tính (Computer Vision), Âm thanh (Audio), và Đa phương thức (Multimodal).</w:t>
+      </w:r>
+    </w:p>
+    <w:p>
+      <w:pPr>
+        <w:rPr>
+          <w:rFonts w:ascii="Times New Roman" w:hAnsi="Times New Roman" w:cs="Times New Roman"/>
+          <w:sz w:val="24"/>
+          <w:szCs w:val="24"/>
+          <w:lang w:val="vi-VN"/>
+        </w:rPr>
+      </w:pPr>
+      <w:r>
+        <w:rPr>
+          <w:rFonts w:ascii="Times New Roman" w:hAnsi="Times New Roman" w:cs="Times New Roman"/>
+          <w:sz w:val="24"/>
+          <w:szCs w:val="24"/>
+          <w:lang w:val="vi-VN"/>
+        </w:rPr>
+        <w:t>- Datasets: Hàng chục nghìn bộ dữ liệu đa dạng phục vụ cho việc huấn luyện và đánh giá mô hình ML/AI.</w:t>
+      </w:r>
+    </w:p>
+    <w:p>
+      <w:pPr>
+        <w:rPr>
+          <w:rFonts w:ascii="Times New Roman" w:hAnsi="Times New Roman" w:cs="Times New Roman"/>
+          <w:sz w:val="24"/>
+          <w:szCs w:val="24"/>
+          <w:lang w:val="vi-VN"/>
+        </w:rPr>
+      </w:pPr>
+      <w:r>
+        <w:rPr>
+          <w:rFonts w:ascii="Times New Roman" w:hAnsi="Times New Roman" w:cs="Times New Roman"/>
+          <w:sz w:val="24"/>
+          <w:szCs w:val="24"/>
+          <w:lang w:val="vi-VN"/>
+        </w:rPr>
+        <w:t>- Spaces: Nơi người dùng có thể tạo và lưu trữ các ứng dụng web AI tương tác ngay trên trình duyệt mà không cần dựng server riêng.</w:t>
+      </w:r>
+    </w:p>
+    <w:p>
+      <w:pPr>
+        <w:rPr>
+          <w:rFonts w:ascii="Times New Roman" w:hAnsi="Times New Roman" w:cs="Times New Roman"/>
+          <w:sz w:val="24"/>
+          <w:szCs w:val="24"/>
+          <w:lang w:val="vi-VN"/>
+        </w:rPr>
+      </w:pPr>
+      <w:r>
+        <w:rPr>
+          <w:rFonts w:ascii="Times New Roman" w:hAnsi="Times New Roman" w:cs="Times New Roman"/>
+          <w:sz w:val="24"/>
+          <w:szCs w:val="24"/>
+          <w:lang w:val="vi-VN"/>
+        </w:rPr>
+        <w:t>- Thư viện Transformers: Thư viện Python mã nguồn mở cực kỳ phổ biến do HuggingFace phát triển, giúp các lập trình viên dễ dàng tải, huấn luyện và tích hợp các mô hình AI tiên tiến chỉ với vài dòng code.</w:t>
+      </w:r>
+    </w:p>
+    <w:p>
+      <w:pPr>
+        <w:rPr>
+          <w:rFonts w:ascii="Times New Roman" w:hAnsi="Times New Roman" w:cs="Times New Roman"/>
+          <w:sz w:val="24"/>
+          <w:szCs w:val="24"/>
+        </w:rPr>
+      </w:pPr>
+      <w:r>
+        <w:rPr>
+          <w:rFonts w:ascii="Times New Roman" w:hAnsi="Times New Roman" w:cs="Times New Roman"/>
+          <w:sz w:val="24"/>
+          <w:szCs w:val="24"/>
+          <w:lang w:val="vi-VN"/>
+        </w:rPr>
+        <w:t>4. Phân tích dữ liệu sơ bộ - Ex</w:t>
+      </w:r>
+      <w:r>
+        <w:rPr>
+          <w:rFonts w:ascii="Times New Roman" w:hAnsi="Times New Roman" w:cs="Times New Roman"/>
+          <w:sz w:val="24"/>
+          <w:szCs w:val="24"/>
+        </w:rPr>
+        <w:t>ploratory Data Analysis (EDA)</w:t>
+      </w:r>
+    </w:p>
+    <w:p>
+      <w:pPr>
+        <w:rPr>
+          <w:rFonts w:ascii="Times New Roman" w:hAnsi="Times New Roman" w:cs="Times New Roman"/>
+          <w:sz w:val="24"/>
+          <w:szCs w:val="24"/>
+        </w:rPr>
+      </w:pPr>
+      <w:r>
+        <w:rPr>
+          <w:rFonts w:ascii="Times New Roman" w:hAnsi="Times New Roman" w:cs="Times New Roman"/>
+          <w:sz w:val="24"/>
+          <w:szCs w:val="24"/>
+        </w:rPr>
+        <w:t>- Là phương pháp khám phá, tóm tắt và tìm hiểu cấu trúc, tính chất, mẫu hình hoặc các giá trị bất thường của tập dữ liệu thô trước khi xây dựng mô hình chính thức.</w:t>
+      </w:r>
+    </w:p>
+    <w:p>
+      <w:pPr>
+        <w:rPr>
+          <w:rFonts w:ascii="Times New Roman" w:hAnsi="Times New Roman" w:cs="Times New Roman"/>
+          <w:sz w:val="24"/>
+          <w:szCs w:val="24"/>
+        </w:rPr>
+      </w:pPr>
+      <w:r>
+        <w:rPr>
+          <w:rFonts w:ascii="Times New Roman" w:hAnsi="Times New Roman" w:cs="Times New Roman"/>
+          <w:sz w:val="24"/>
+          <w:szCs w:val="24"/>
+        </w:rPr>
+        <w:t>a) Hiểu dữ liệu (Data Understanding)</w:t>
+      </w:r>
+    </w:p>
+    <w:p>
+      <w:pPr>
+        <w:rPr>
+          <w:rFonts w:ascii="Times New Roman" w:hAnsi="Times New Roman" w:cs="Times New Roman"/>
+          <w:sz w:val="24"/>
+          <w:szCs w:val="24"/>
+        </w:rPr>
+      </w:pPr>
+      <w:r>
+        <w:rPr>
+          <w:rFonts w:ascii="Times New Roman" w:hAnsi="Times New Roman" w:cs="Times New Roman"/>
+          <w:sz w:val="24"/>
+          <w:szCs w:val="24"/>
+        </w:rPr>
+        <w:t>Đây là giai đoạn đầu tiên tập trung làm quen với dữ liệu để nắm được bức tranh tổng quan và chất lượng dữ liệu ban đầu.</w:t>
+      </w:r>
+    </w:p>
+    <w:p>
+      <w:pPr>
+        <w:rPr>
+          <w:rFonts w:ascii="Times New Roman" w:hAnsi="Times New Roman" w:cs="Times New Roman"/>
+          <w:sz w:val="24"/>
+          <w:szCs w:val="24"/>
+        </w:rPr>
+      </w:pPr>
+      <w:r>
+        <w:rPr>
+          <w:rFonts w:ascii="Times New Roman" w:hAnsi="Times New Roman" w:cs="Times New Roman"/>
+          <w:sz w:val="24"/>
+          <w:szCs w:val="24"/>
+        </w:rPr>
+        <w:t>- Kiểm tra thông tin tổng quan:</w:t>
+      </w:r>
+    </w:p>
+    <w:p>
+      <w:pPr>
+        <w:rPr>
+          <w:rFonts w:ascii="Times New Roman" w:hAnsi="Times New Roman" w:cs="Times New Roman"/>
+          <w:sz w:val="24"/>
+          <w:szCs w:val="24"/>
+        </w:rPr>
+      </w:pPr>
+      <w:r>
+        <w:rPr>
+          <w:rFonts w:ascii="Times New Roman" w:hAnsi="Times New Roman" w:cs="Times New Roman"/>
+          <w:sz w:val="24"/>
+          <w:szCs w:val="24"/>
+        </w:rPr>
+        <w:lastRenderedPageBreak/>
+        <w:t>+) Xác định số lượng hàng và số lượng cột.</w:t>
+      </w:r>
+    </w:p>
+    <w:p>
+      <w:pPr>
+        <w:rPr>
+          <w:rFonts w:ascii="Times New Roman" w:hAnsi="Times New Roman" w:cs="Times New Roman"/>
+          <w:sz w:val="24"/>
+          <w:szCs w:val="24"/>
+        </w:rPr>
+      </w:pPr>
+      <w:r>
+        <w:rPr>
+          <w:rFonts w:ascii="Times New Roman" w:hAnsi="Times New Roman" w:cs="Times New Roman"/>
+          <w:sz w:val="24"/>
+          <w:szCs w:val="24"/>
+        </w:rPr>
+        <w:t>+) Mỗi cột/dòng đại diện cho điều gì.</w:t>
+      </w:r>
+    </w:p>
+    <w:p>
+      <w:pPr>
+        <w:rPr>
+          <w:rFonts w:ascii="Times New Roman" w:hAnsi="Times New Roman" w:cs="Times New Roman"/>
+          <w:sz w:val="24"/>
+          <w:szCs w:val="24"/>
+        </w:rPr>
+      </w:pPr>
+      <w:r>
+        <w:rPr>
+          <w:rFonts w:ascii="Times New Roman" w:hAnsi="Times New Roman" w:cs="Times New Roman"/>
+          <w:sz w:val="24"/>
+          <w:szCs w:val="24"/>
+        </w:rPr>
+        <w:t>- Xác định kiểu dữ liệu của từng biến:</w:t>
+      </w:r>
+    </w:p>
+    <w:p>
+      <w:pPr>
+        <w:rPr>
+          <w:rFonts w:ascii="Times New Roman" w:hAnsi="Times New Roman" w:cs="Times New Roman"/>
+          <w:sz w:val="24"/>
+          <w:szCs w:val="24"/>
+        </w:rPr>
+      </w:pPr>
+      <w:r>
+        <w:rPr>
+          <w:rFonts w:ascii="Times New Roman" w:hAnsi="Times New Roman" w:cs="Times New Roman"/>
+          <w:sz w:val="24"/>
+          <w:szCs w:val="24"/>
+        </w:rPr>
+        <w:t>+) Dữ liệu định lượng (Numerical): Liên tục (VD: giá nhà, chiều cao) hoặc Đếm được (VD: số phòng, số lượng đơn hàng).</w:t>
+      </w:r>
+    </w:p>
+    <w:p>
+      <w:pPr>
+        <w:rPr>
+          <w:rFonts w:ascii="Times New Roman" w:hAnsi="Times New Roman" w:cs="Times New Roman"/>
+          <w:sz w:val="24"/>
+          <w:szCs w:val="24"/>
+        </w:rPr>
+      </w:pPr>
+      <w:r>
+        <w:rPr>
+          <w:rFonts w:ascii="Times New Roman" w:hAnsi="Times New Roman" w:cs="Times New Roman"/>
+          <w:sz w:val="24"/>
+          <w:szCs w:val="24"/>
+        </w:rPr>
+        <w:t>+) Dữ liệu định tính (Categorical): Phân loại không thứ tự (VD: màu sắc, giới tính) hoặc Có thứ tự (VD: mức độ hài lòng: Thấp/Trung bình/Cao).</w:t>
+      </w:r>
+    </w:p>
+    <w:p>
+      <w:pPr>
+        <w:rPr>
+          <w:rFonts w:ascii="Times New Roman" w:hAnsi="Times New Roman" w:cs="Times New Roman"/>
+          <w:sz w:val="24"/>
+          <w:szCs w:val="24"/>
+        </w:rPr>
+      </w:pPr>
+      <w:r>
+        <w:rPr>
+          <w:rFonts w:ascii="Times New Roman" w:hAnsi="Times New Roman" w:cs="Times New Roman"/>
+          <w:sz w:val="24"/>
+          <w:szCs w:val="24"/>
+        </w:rPr>
+        <w:t>- Phát hiện vấn đề về chất lượng dữ liệu:</w:t>
+      </w:r>
+    </w:p>
+    <w:p>
+      <w:pPr>
+        <w:rPr>
+          <w:rFonts w:ascii="Times New Roman" w:hAnsi="Times New Roman" w:cs="Times New Roman"/>
+          <w:sz w:val="24"/>
+          <w:szCs w:val="24"/>
+        </w:rPr>
+      </w:pPr>
+      <w:r>
+        <w:rPr>
+          <w:rFonts w:ascii="Times New Roman" w:hAnsi="Times New Roman" w:cs="Times New Roman"/>
+          <w:sz w:val="24"/>
+          <w:szCs w:val="24"/>
+        </w:rPr>
+        <w:t>+) Giá trị khuyết thiếu: Kiểm tra xem cột nào bị thiếu dữ liệu, tỉ lệ thiếu là bao nhiêu để đưa ra phương án xử lí (xóa, điền mean, median,…).</w:t>
+      </w:r>
+    </w:p>
+    <w:p>
+      <w:pPr>
+        <w:rPr>
+          <w:rFonts w:ascii="Times New Roman" w:hAnsi="Times New Roman" w:cs="Times New Roman"/>
+          <w:sz w:val="24"/>
+          <w:szCs w:val="24"/>
+        </w:rPr>
+      </w:pPr>
+      <w:r>
+        <w:rPr>
+          <w:rFonts w:ascii="Times New Roman" w:hAnsi="Times New Roman" w:cs="Times New Roman"/>
+          <w:sz w:val="24"/>
+          <w:szCs w:val="24"/>
+        </w:rPr>
+        <w:t>+) Giá trị trùng lặp: Kiểm tra và loại bỏ các bản ghi trùng lặp hoàn toàn.</w:t>
+      </w:r>
+    </w:p>
+    <w:p>
+      <w:pPr>
+        <w:rPr>
+          <w:rFonts w:ascii="Times New Roman" w:hAnsi="Times New Roman" w:cs="Times New Roman"/>
+          <w:sz w:val="24"/>
+          <w:szCs w:val="24"/>
+        </w:rPr>
+      </w:pPr>
+      <w:r>
+        <w:rPr>
+          <w:rFonts w:ascii="Times New Roman" w:hAnsi="Times New Roman" w:cs="Times New Roman"/>
+          <w:sz w:val="24"/>
+          <w:szCs w:val="24"/>
+        </w:rPr>
+        <w:t>+) Kiểm tra tính hợp lệ của dữ liệu (VD: Tuổi = -5).</w:t>
+      </w:r>
+    </w:p>
+    <w:p>
+      <w:pPr>
+        <w:rPr>
+          <w:rFonts w:ascii="Times New Roman" w:hAnsi="Times New Roman" w:cs="Times New Roman"/>
+          <w:sz w:val="24"/>
+          <w:szCs w:val="24"/>
+        </w:rPr>
+      </w:pPr>
+    </w:p>
+    <w:p>
+      <w:pPr>
+        <w:rPr>
+          <w:rFonts w:ascii="Times New Roman" w:hAnsi="Times New Roman" w:cs="Times New Roman"/>
+          <w:sz w:val="24"/>
+          <w:szCs w:val="24"/>
+        </w:rPr>
+      </w:pPr>
+      <w:r>
+        <w:rPr>
+          <w:rFonts w:ascii="Times New Roman" w:hAnsi="Times New Roman" w:cs="Times New Roman"/>
+          <w:sz w:val="24"/>
+          <w:szCs w:val="24"/>
+        </w:rPr>
+        <w:t>b) Phân tích dữ liệu (Data Analysis)</w:t>
+      </w:r>
+    </w:p>
+    <w:p>
+      <w:pPr>
+        <w:rPr>
+          <w:rFonts w:ascii="Times New Roman" w:hAnsi="Times New Roman" w:cs="Times New Roman"/>
+          <w:sz w:val="24"/>
+          <w:szCs w:val="24"/>
+        </w:rPr>
+      </w:pPr>
+      <w:r>
+        <w:rPr>
+          <w:rFonts w:ascii="Times New Roman" w:hAnsi="Times New Roman" w:cs="Times New Roman"/>
+          <w:sz w:val="24"/>
+          <w:szCs w:val="24"/>
+        </w:rPr>
+        <w:t>Đây là giai đoạn sử dựng các phương pháp thống kê để đo lường, tìm mối liên hệ và lọc ra các điểm bất thường sâu hơn bên trong dữ liệu.</w:t>
+      </w:r>
+    </w:p>
+    <w:p>
+      <w:pPr>
+        <w:rPr>
+          <w:rFonts w:ascii="Times New Roman" w:hAnsi="Times New Roman" w:cs="Times New Roman"/>
+          <w:sz w:val="24"/>
+          <w:szCs w:val="24"/>
+        </w:rPr>
+      </w:pPr>
+      <w:r>
+        <w:rPr>
+          <w:rFonts w:ascii="Times New Roman" w:hAnsi="Times New Roman" w:cs="Times New Roman"/>
+          <w:sz w:val="24"/>
+          <w:szCs w:val="24"/>
+        </w:rPr>
+        <w:t>- Phân tích đơn biến:</w:t>
+      </w:r>
+    </w:p>
+    <w:p>
+      <w:pPr>
+        <w:rPr>
+          <w:rFonts w:ascii="Times New Roman" w:hAnsi="Times New Roman" w:cs="Times New Roman"/>
+          <w:sz w:val="24"/>
+          <w:szCs w:val="24"/>
+        </w:rPr>
+      </w:pPr>
+      <w:r>
+        <w:rPr>
+          <w:rFonts w:ascii="Times New Roman" w:hAnsi="Times New Roman" w:cs="Times New Roman"/>
+          <w:sz w:val="24"/>
+          <w:szCs w:val="24"/>
+        </w:rPr>
+        <w:t>+) Chỉ xét một biến. Nếu là biến số: mean, median, min, max,…; Nếu là biến phân loại: số lượng và tỉ lệ từng nhóm.</w:t>
+      </w:r>
+    </w:p>
+    <w:p>
+      <w:pPr>
+        <w:rPr>
+          <w:rFonts w:ascii="Times New Roman" w:hAnsi="Times New Roman" w:cs="Times New Roman"/>
+          <w:sz w:val="24"/>
+          <w:szCs w:val="24"/>
+        </w:rPr>
+      </w:pPr>
+      <w:r>
+        <w:rPr>
+          <w:rFonts w:ascii="Times New Roman" w:hAnsi="Times New Roman" w:cs="Times New Roman"/>
+          <w:sz w:val="24"/>
+          <w:szCs w:val="24"/>
+        </w:rPr>
+        <w:t>+) VD: Với biến “Age”, ta xem tuổi trung bình, tuổi nhỏ nhất/lớn nhất, độ phân tán và phân bố tuổi.</w:t>
+      </w:r>
+    </w:p>
+    <w:p>
+      <w:pPr>
+        <w:rPr>
+          <w:rFonts w:ascii="Times New Roman" w:hAnsi="Times New Roman" w:cs="Times New Roman"/>
+          <w:sz w:val="24"/>
+          <w:szCs w:val="24"/>
+        </w:rPr>
+      </w:pPr>
+      <w:r>
+        <w:rPr>
+          <w:rFonts w:ascii="Times New Roman" w:hAnsi="Times New Roman" w:cs="Times New Roman"/>
+          <w:sz w:val="24"/>
+          <w:szCs w:val="24"/>
+        </w:rPr>
+        <w:t xml:space="preserve">- Phân tích hai biến: </w:t>
+      </w:r>
+    </w:p>
+    <w:p>
+      <w:pPr>
+        <w:rPr>
+          <w:rFonts w:ascii="Times New Roman" w:hAnsi="Times New Roman" w:cs="Times New Roman"/>
+          <w:sz w:val="24"/>
+          <w:szCs w:val="24"/>
+        </w:rPr>
+      </w:pPr>
+      <w:r>
+        <w:rPr>
+          <w:rFonts w:ascii="Times New Roman" w:hAnsi="Times New Roman" w:cs="Times New Roman"/>
+          <w:sz w:val="24"/>
+          <w:szCs w:val="24"/>
+        </w:rPr>
+        <w:t>+) Phân tích hai biến để tìm mối quan hệ giữa chúng.</w:t>
+      </w:r>
+    </w:p>
+    <w:p>
+      <w:pPr>
+        <w:rPr>
+          <w:rFonts w:ascii="Times New Roman" w:hAnsi="Times New Roman" w:cs="Times New Roman"/>
+          <w:sz w:val="24"/>
+          <w:szCs w:val="24"/>
+        </w:rPr>
+      </w:pPr>
+      <w:r>
+        <w:rPr>
+          <w:rFonts w:ascii="Times New Roman" w:hAnsi="Times New Roman" w:cs="Times New Roman"/>
+          <w:sz w:val="24"/>
+          <w:szCs w:val="24"/>
+        </w:rPr>
+        <w:t xml:space="preserve">+) Có thể dùng tương quan, scatter plot, so sánh giữa các nhóm,… </w:t>
+      </w:r>
+    </w:p>
+    <w:p>
+      <w:pPr>
+        <w:rPr>
+          <w:rFonts w:ascii="Times New Roman" w:hAnsi="Times New Roman" w:cs="Times New Roman"/>
+          <w:sz w:val="24"/>
+          <w:szCs w:val="24"/>
+        </w:rPr>
+      </w:pPr>
+      <w:r>
+        <w:rPr>
+          <w:rFonts w:ascii="Times New Roman" w:hAnsi="Times New Roman" w:cs="Times New Roman"/>
+          <w:sz w:val="24"/>
+          <w:szCs w:val="24"/>
+        </w:rPr>
+        <w:t>+) VD: Thu nhập có liên quan đến số tiền mua hàng không?</w:t>
+      </w:r>
+    </w:p>
+    <w:p>
+      <w:pPr>
+        <w:rPr>
+          <w:rFonts w:ascii="Times New Roman" w:hAnsi="Times New Roman" w:cs="Times New Roman"/>
+          <w:sz w:val="24"/>
+          <w:szCs w:val="24"/>
+        </w:rPr>
+      </w:pPr>
+      <w:r>
+        <w:rPr>
+          <w:rFonts w:ascii="Times New Roman" w:hAnsi="Times New Roman" w:cs="Times New Roman"/>
+          <w:sz w:val="24"/>
+          <w:szCs w:val="24"/>
+        </w:rPr>
+        <w:t>- Phân tích đa biến:</w:t>
+      </w:r>
+    </w:p>
+    <w:p>
+      <w:pPr>
+        <w:rPr>
+          <w:rFonts w:ascii="Times New Roman" w:hAnsi="Times New Roman" w:cs="Times New Roman"/>
+          <w:sz w:val="24"/>
+          <w:szCs w:val="24"/>
+        </w:rPr>
+      </w:pPr>
+      <w:r>
+        <w:rPr>
+          <w:rFonts w:ascii="Times New Roman" w:hAnsi="Times New Roman" w:cs="Times New Roman"/>
+          <w:sz w:val="24"/>
+          <w:szCs w:val="24"/>
+        </w:rPr>
+        <w:t>+) Phân tích nhiều biến cùng lúc để phát hiện những pattern phức tạp hơn.</w:t>
+      </w:r>
+    </w:p>
+    <w:p>
+      <w:pPr>
+        <w:rPr>
+          <w:rFonts w:ascii="Times New Roman" w:hAnsi="Times New Roman" w:cs="Times New Roman"/>
+          <w:sz w:val="24"/>
+          <w:szCs w:val="24"/>
+        </w:rPr>
+      </w:pPr>
+      <w:r>
+        <w:rPr>
+          <w:rFonts w:ascii="Times New Roman" w:hAnsi="Times New Roman" w:cs="Times New Roman"/>
+          <w:sz w:val="24"/>
+          <w:szCs w:val="24"/>
+        </w:rPr>
+        <w:t>+) VD: Có thể nghiên cứu: Tuổi + Thu nhập + Mức thành viên =&gt; Số tiền mua hàng?</w:t>
+      </w:r>
+    </w:p>
+    <w:p>
+      <w:pPr>
+        <w:rPr>
+          <w:rFonts w:ascii="Times New Roman" w:hAnsi="Times New Roman" w:cs="Times New Roman"/>
+          <w:sz w:val="24"/>
+          <w:szCs w:val="24"/>
+        </w:rPr>
+      </w:pPr>
+      <w:r>
+        <w:rPr>
+          <w:rFonts w:ascii="Times New Roman" w:hAnsi="Times New Roman" w:cs="Times New Roman"/>
+          <w:sz w:val="24"/>
+          <w:szCs w:val="24"/>
+        </w:rPr>
+        <w:t>Từ đó phát hiện một nhóm khách hàng như: Khách hàng 25 – 35 tuổi, thu nhập cao và có Premium Membership có mức chi tiêu trung bình cao nhất.</w:t>
+      </w:r>
+    </w:p>
+    <w:p>
+      <w:pPr>
+        <w:rPr>
+          <w:rFonts w:ascii="Times New Roman" w:hAnsi="Times New Roman" w:cs="Times New Roman"/>
+          <w:sz w:val="24"/>
+          <w:szCs w:val="24"/>
+        </w:rPr>
+      </w:pPr>
+    </w:p>
+    <w:p>
+      <w:pPr>
+        <w:rPr>
+          <w:rFonts w:ascii="Times New Roman" w:hAnsi="Times New Roman" w:cs="Times New Roman"/>
+          <w:sz w:val="24"/>
+          <w:szCs w:val="24"/>
+        </w:rPr>
+      </w:pPr>
+      <w:r>
+        <w:rPr>
+          <w:rFonts w:ascii="Times New Roman" w:hAnsi="Times New Roman" w:cs="Times New Roman"/>
+          <w:sz w:val="24"/>
+          <w:szCs w:val="24"/>
+        </w:rPr>
+        <w:lastRenderedPageBreak/>
+        <w:t>c) Trực quan hóa dữ liệu (Data Visualization):</w:t>
+      </w:r>
+    </w:p>
+    <w:p>
+      <w:pPr>
+        <w:rPr>
+          <w:rFonts w:ascii="Times New Roman" w:hAnsi="Times New Roman" w:cs="Times New Roman"/>
+          <w:sz w:val="24"/>
+          <w:szCs w:val="24"/>
+        </w:rPr>
+      </w:pPr>
+      <w:r>
+        <w:rPr>
+          <w:rFonts w:ascii="Times New Roman" w:hAnsi="Times New Roman" w:cs="Times New Roman"/>
+          <w:sz w:val="24"/>
+          <w:szCs w:val="24"/>
+        </w:rPr>
+        <w:t>- Đây là bước chuyển dữ liệu thành biểu đồ, đồ thị hoặc hình ảnh để dễ dàng quan sát các pattern.</w:t>
+      </w:r>
+    </w:p>
+    <w:p>
+      <w:pPr>
+        <w:rPr>
+          <w:rFonts w:ascii="Times New Roman" w:hAnsi="Times New Roman" w:cs="Times New Roman"/>
+          <w:sz w:val="24"/>
+          <w:szCs w:val="24"/>
+        </w:rPr>
+      </w:pPr>
+      <w:r>
+        <w:rPr>
+          <w:rFonts w:ascii="Times New Roman" w:hAnsi="Times New Roman" w:cs="Times New Roman"/>
+          <w:sz w:val="24"/>
+          <w:szCs w:val="24"/>
+        </w:rPr>
+        <w:t>- Một số biểu đồ thường dùng bao gồm: Bar Chart, Histogram, Scatter Plot, Line chart,…; Mỗi biểu đồ được chọn với mục đích riêng.</w:t>
+      </w:r>
+    </w:p>
+    <w:p>
+      <w:pPr>
+        <w:rPr>
+          <w:rFonts w:ascii="Times New Roman" w:hAnsi="Times New Roman" w:cs="Times New Roman"/>
+          <w:sz w:val="24"/>
+          <w:szCs w:val="24"/>
+        </w:rPr>
+      </w:pPr>
+      <w:r>
+        <w:rPr>
+          <w:rFonts w:ascii="Times New Roman" w:hAnsi="Times New Roman" w:cs="Times New Roman"/>
+          <w:sz w:val="24"/>
+          <w:szCs w:val="24"/>
+        </w:rPr>
+        <w:t>- Trực quan hóa là công cụ phân tích dữ liệu: Thông qua màu sắc, ta có thể nhanh chóng nhận ra những cặp biến có tương quan mạnh hoặc yếu.</w:t>
+      </w:r>
+    </w:p>
+    <w:p>
+      <w:pPr>
+        <w:rPr>
+          <w:rFonts w:ascii="Times New Roman" w:hAnsi="Times New Roman" w:cs="Times New Roman"/>
+          <w:sz w:val="24"/>
+          <w:szCs w:val="24"/>
+        </w:rPr>
+      </w:pPr>
+    </w:p>
+    <w:p>
+      <w:bookmarkStart w:id="0" w:name="_GoBack"/>
+      <w:bookmarkEnd w:id="0"/>
     </w:p>
     <w:sectPr>
       <w:pgSz w:w="12240" w:h="15840"/>
@@ -4284,7 +4884,7 @@
 </file>
 
 <file path=word/numbering.xml><?xml version="1.0" encoding="utf-8"?>
-<w:numbering xmlns:wpc="http://schemas.microsoft.com/office/word/2010/wordprocessingCanvas" xmlns:cx="http://schemas.microsoft.com/office/drawing/2014/chartex" xmlns:cx1="http://schemas.microsoft.com/office/drawing/2015/9/8/chartex" xmlns:cx2="http://schemas.microsoft.com/office/drawing/2015/10/21/chartex" xmlns:cx3="http://schemas.microsoft.com/office/drawing/2016/5/9/chartex" xmlns:cx4="http://schemas.microsoft.com/office/drawing/2016/5/10/chartex" xmlns:cx5="http://schemas.microsoft.com/office/drawing/2016/5/11/chartex" xmlns:cx6="http://schemas.microsoft.com/office/drawing/2016/5/12/chartex" xmlns:cx7="http://schemas.microsoft.com/office/drawing/2016/5/13/chartex" xmlns:cx8="http://schemas.microsoft.com/office/drawing/2016/5/14/chartex" xmlns:mc="http://schemas.openxmlformats.org/markup-compatibility/2006" xmlns:aink="http://schemas.microsoft.com/office/drawing/2016/ink" xmlns:am3d="http://schemas.microsoft.com/office/drawing/2017/model3d" xmlns:o="urn:schemas-microsoft-com:office:office" xmlns:oel="http://schemas.microsoft.com/office/2019/extlst" xmlns:r="http://schemas.openxmlformats.org/officeDocument/2006/relationships" xmlns:m="http://schemas.openxmlformats.org/officeDocument/2006/math" xmlns:v="urn:schemas-microsoft-com:vml" xmlns:wp14="http://schemas.microsoft.com/office/word/2010/wordprocessingDrawing" xmlns:wp="http://schemas.openxmlformats.org/drawingml/2006/wordprocessingDrawing" xmlns:w10="urn:schemas-microsoft-com:office:word" xmlns:w="http://schemas.openxmlformats.org/wordprocessingml/2006/main" xmlns:w14="http://schemas.microsoft.com/office/word/2010/wordml" xmlns:w15="http://schemas.microsoft.com/office/word/2012/wordml" xmlns:w16cex="http://schemas.microsoft.com/office/word/2018/wordml/cex" xmlns:w16cid="http://schemas.microsoft.com/office/word/2016/wordml/cid" xmlns:w16="http://schemas.microsoft.com/office/word/2018/wordml" xmlns:w16du="http://schemas.microsoft.com/office/word/2023/wordml/word16du" xmlns:w16sdtdh="http://schemas.microsoft.com/office/word/2020/wordml/sdtdatahash" xmlns:w16se="http://schemas.microsoft.com/office/word/2015/wordml/symex" xmlns:wpg="http://schemas.microsoft.com/office/word/2010/wordprocessingGroup" xmlns:wpi="http://schemas.microsoft.com/office/word/2010/wordprocessingInk" xmlns:wne="http://schemas.microsoft.com/office/word/2006/wordml" xmlns:wps="http://schemas.microsoft.com/office/word/2010/wordprocessingShape" mc:Ignorable="w14 w15 w16se w16cid w16 w16cex w16sdtdh w16du wp14">
+<w:numbering xmlns:wpc="http://schemas.microsoft.com/office/word/2010/wordprocessingCanvas" xmlns:cx="http://schemas.microsoft.com/office/drawing/2014/chartex" xmlns:mc="http://schemas.openxmlformats.org/markup-compatibility/2006" xmlns:o="urn:schemas-microsoft-com:office:office" xmlns:r="http://schemas.openxmlformats.org/officeDocument/2006/relationships" xmlns:m="http://schemas.openxmlformats.org/officeDocument/2006/math" xmlns:v="urn:schemas-microsoft-com:vml" xmlns:wp14="http://schemas.microsoft.com/office/word/2010/wordprocessingDrawing" xmlns:wp="http://schemas.openxmlformats.org/drawingml/2006/wordprocessingDrawing" xmlns:w10="urn:schemas-microsoft-com:office:word" xmlns:w="http://schemas.openxmlformats.org/wordprocessingml/2006/main" xmlns:w14="http://schemas.microsoft.com/office/word/2010/wordml" xmlns:w15="http://schemas.microsoft.com/office/word/2012/wordml" xmlns:w16se="http://schemas.microsoft.com/office/word/2015/wordml/symex" xmlns:wpg="http://schemas.microsoft.com/office/word/2010/wordprocessingGroup" xmlns:wpi="http://schemas.microsoft.com/office/word/2010/wordprocessingInk" xmlns:wne="http://schemas.microsoft.com/office/word/2006/wordml" xmlns:wps="http://schemas.microsoft.com/office/word/2010/wordprocessingShape" mc:Ignorable="w14 w15 w16se wp14">
   <w:abstractNum w:abstractNumId="0" w15:restartNumberingAfterBreak="0">
     <w:nsid w:val="05C3433F"/>
     <w:multiLevelType w:val="hybridMultilevel"/>
@@ -5415,41 +6015,41 @@
       </w:rPr>
     </w:lvl>
   </w:abstractNum>
-  <w:num w:numId="1" w16cid:durableId="556816632">
+  <w:num w:numId="1">
     <w:abstractNumId w:val="2"/>
   </w:num>
-  <w:num w:numId="2" w16cid:durableId="1145272722">
+  <w:num w:numId="2">
     <w:abstractNumId w:val="5"/>
   </w:num>
-  <w:num w:numId="3" w16cid:durableId="607348819">
+  <w:num w:numId="3">
     <w:abstractNumId w:val="8"/>
   </w:num>
-  <w:num w:numId="4" w16cid:durableId="502404875">
+  <w:num w:numId="4">
     <w:abstractNumId w:val="0"/>
   </w:num>
-  <w:num w:numId="5" w16cid:durableId="328021455">
+  <w:num w:numId="5">
     <w:abstractNumId w:val="9"/>
   </w:num>
-  <w:num w:numId="6" w16cid:durableId="759059267">
+  <w:num w:numId="6">
     <w:abstractNumId w:val="7"/>
   </w:num>
-  <w:num w:numId="7" w16cid:durableId="720444676">
+  <w:num w:numId="7">
     <w:abstractNumId w:val="4"/>
   </w:num>
-  <w:num w:numId="8" w16cid:durableId="295188157">
+  <w:num w:numId="8">
     <w:abstractNumId w:val="3"/>
   </w:num>
-  <w:num w:numId="9" w16cid:durableId="820006966">
+  <w:num w:numId="9">
     <w:abstractNumId w:val="6"/>
   </w:num>
-  <w:num w:numId="10" w16cid:durableId="401025983">
+  <w:num w:numId="10">
     <w:abstractNumId w:val="1"/>
   </w:num>
 </w:numbering>
 </file>
 
 <file path=word/styles.xml><?xml version="1.0" encoding="utf-8"?>
-<w:styles xmlns:mc="http://schemas.openxmlformats.org/markup-compatibility/2006" xmlns:r="http://schemas.openxmlformats.org/officeDocument/2006/relationships" xmlns:w="http://schemas.openxmlformats.org/wordprocessingml/2006/main" xmlns:w14="http://schemas.microsoft.com/office/word/2010/wordml" xmlns:w15="http://schemas.microsoft.com/office/word/2012/wordml" xmlns:w16cex="http://schemas.microsoft.com/office/word/2018/wordml/cex" xmlns:w16cid="http://schemas.microsoft.com/office/word/2016/wordml/cid" xmlns:w16="http://schemas.microsoft.com/office/word/2018/wordml" xmlns:w16du="http://schemas.microsoft.com/office/word/2023/wordml/word16du" xmlns:w16sdtdh="http://schemas.microsoft.com/office/word/2020/wordml/sdtdatahash" xmlns:w16se="http://schemas.microsoft.com/office/word/2015/wordml/symex" mc:Ignorable="w14 w15 w16se w16cid w16 w16cex w16sdtdh w16du">
+<w:styles xmlns:mc="http://schemas.openxmlformats.org/markup-compatibility/2006" xmlns:r="http://schemas.openxmlformats.org/officeDocument/2006/relationships" xmlns:w="http://schemas.openxmlformats.org/wordprocessingml/2006/main" xmlns:w14="http://schemas.microsoft.com/office/word/2010/wordml" xmlns:w15="http://schemas.microsoft.com/office/word/2012/wordml" xmlns:w16se="http://schemas.microsoft.com/office/word/2015/wordml/symex" mc:Ignorable="w14 w15 w16se">
   <w:docDefaults>
     <w:rPrDefault>
       <w:rPr>
@@ -5465,7 +6065,7 @@
       </w:pPr>
     </w:pPrDefault>
   </w:docDefaults>
-  <w:latentStyles w:defLockedState="0" w:defUIPriority="99" w:defSemiHidden="0" w:defUnhideWhenUsed="0" w:defQFormat="0" w:count="376">
+  <w:latentStyles w:defLockedState="0" w:defUIPriority="99" w:defSemiHidden="0" w:defUnhideWhenUsed="0" w:defQFormat="0" w:count="371">
     <w:lsdException w:name="Normal" w:uiPriority="0" w:qFormat="1"/>
     <w:lsdException w:name="heading 1" w:uiPriority="9" w:qFormat="1"/>
     <w:lsdException w:name="heading 2" w:semiHidden="1" w:uiPriority="9" w:unhideWhenUsed="1" w:qFormat="1"/>
@@ -5837,16 +6437,11 @@
     <w:lsdException w:name="List Table 5 Dark Accent 6" w:uiPriority="50"/>
     <w:lsdException w:name="List Table 6 Colorful Accent 6" w:uiPriority="51"/>
     <w:lsdException w:name="List Table 7 Colorful Accent 6" w:uiPriority="52"/>
-    <w:lsdException w:name="Mention" w:semiHidden="1" w:unhideWhenUsed="1"/>
-    <w:lsdException w:name="Smart Hyperlink" w:semiHidden="1" w:unhideWhenUsed="1"/>
-    <w:lsdException w:name="Hashtag" w:semiHidden="1" w:unhideWhenUsed="1"/>
-    <w:lsdException w:name="Unresolved Mention" w:semiHidden="1" w:unhideWhenUsed="1"/>
-    <w:lsdException w:name="Smart Link" w:semiHidden="1" w:unhideWhenUsed="1"/>
   </w:latentStyles>
   <w:style w:type="paragraph" w:default="1" w:styleId="Normal">
     <w:name w:val="Normal"/>
     <w:qFormat/>
-    <w:rsid w:val="005E1E6F"/>
+    <w:rsid w:val="00BA62AF"/>
   </w:style>
   <w:style w:type="character" w:default="1" w:styleId="DefaultParagraphFont">
     <w:name w:val="Default Paragraph Font"/>
@@ -6201,7 +6796,7 @@
 </file>
 
 <file path=customXml/itemProps1.xml><?xml version="1.0" encoding="utf-8"?>
-<ds:datastoreItem xmlns:ds="http://schemas.openxmlformats.org/officeDocument/2006/customXml" ds:itemID="{E759CEAE-8A14-491C-8D30-6E01067B1479}">
+<ds:datastoreItem xmlns:ds="http://schemas.openxmlformats.org/officeDocument/2006/customXml" ds:itemID="{E1B4A1D2-C1B1-41D8-859A-F244F94EA74C}">
   <ds:schemaRefs>
     <ds:schemaRef ds:uri="http://schemas.openxmlformats.org/officeDocument/2006/bibliography"/>
   </ds:schemaRefs>

--- a/Tuan_1/Báo cáo tuần 1.docx
+++ b/Tuan_1/Báo cáo tuần 1.docx
@@ -4,36 +4,40 @@
   <w:body>
     <w:p>
       <w:pPr>
+        <w:spacing w:before="240" w:line="276" w:lineRule="auto"/>
         <w:jc w:val="center"/>
         <w:rPr>
           <w:rFonts w:ascii="Times New Roman" w:hAnsi="Times New Roman" w:cs="Times New Roman"/>
           <w:b/>
-          <w:sz w:val="24"/>
-          <w:szCs w:val="24"/>
-        </w:rPr>
-      </w:pPr>
-      <w:r>
-        <w:rPr>
-          <w:rFonts w:ascii="Times New Roman" w:hAnsi="Times New Roman" w:cs="Times New Roman"/>
-          <w:b/>
-          <w:sz w:val="24"/>
-          <w:szCs w:val="24"/>
+          <w:sz w:val="28"/>
+          <w:szCs w:val="28"/>
+        </w:rPr>
+      </w:pPr>
+      <w:r>
+        <w:rPr>
+          <w:rFonts w:ascii="Times New Roman" w:hAnsi="Times New Roman" w:cs="Times New Roman"/>
+          <w:b/>
+          <w:sz w:val="28"/>
+          <w:szCs w:val="28"/>
         </w:rPr>
         <w:t>BÁO CÁO TUẦN 1</w:t>
       </w:r>
     </w:p>
     <w:p>
       <w:pPr>
-        <w:jc w:val="center"/>
-        <w:rPr>
-          <w:rFonts w:ascii="Times New Roman" w:hAnsi="Times New Roman" w:cs="Times New Roman"/>
-          <w:sz w:val="24"/>
-          <w:szCs w:val="24"/>
-        </w:rPr>
-      </w:pPr>
-    </w:p>
-    <w:p>
-      <w:pPr>
+        <w:spacing w:before="240" w:line="276" w:lineRule="auto"/>
+        <w:jc w:val="both"/>
+        <w:rPr>
+          <w:rFonts w:ascii="Times New Roman" w:hAnsi="Times New Roman" w:cs="Times New Roman"/>
+          <w:sz w:val="24"/>
+          <w:szCs w:val="24"/>
+        </w:rPr>
+      </w:pPr>
+    </w:p>
+    <w:p>
+      <w:pPr>
+        <w:spacing w:after="120" w:line="276" w:lineRule="auto"/>
+        <w:jc w:val="both"/>
         <w:rPr>
           <w:rFonts w:ascii="Times New Roman" w:hAnsi="Times New Roman" w:cs="Times New Roman"/>
           <w:b/>
@@ -53,155 +57,115 @@
     </w:p>
     <w:p>
       <w:pPr>
-        <w:rPr>
-          <w:rFonts w:ascii="Times New Roman" w:hAnsi="Times New Roman" w:cs="Times New Roman"/>
-          <w:sz w:val="24"/>
-          <w:szCs w:val="24"/>
-        </w:rPr>
-      </w:pPr>
-      <w:r>
-        <w:rPr>
-          <w:rFonts w:ascii="Times New Roman" w:hAnsi="Times New Roman" w:cs="Times New Roman"/>
-          <w:sz w:val="24"/>
-          <w:szCs w:val="24"/>
-        </w:rPr>
-        <w:t>- AI (Artificial Intelligence – Trí tuệ nhân tạo): Là công nghệ cho phép máy móc thực hiện các tác vụ giải quyết vấn đề giống con người.</w:t>
-      </w:r>
-    </w:p>
-    <w:p>
-      <w:pPr>
-        <w:rPr>
-          <w:rFonts w:ascii="Times New Roman" w:hAnsi="Times New Roman" w:cs="Times New Roman"/>
-          <w:sz w:val="24"/>
-          <w:szCs w:val="24"/>
-        </w:rPr>
-      </w:pPr>
-      <w:r>
-        <w:rPr>
-          <w:rFonts w:ascii="Times New Roman" w:hAnsi="Times New Roman" w:cs="Times New Roman"/>
-          <w:sz w:val="24"/>
-          <w:szCs w:val="24"/>
-        </w:rPr>
-        <w:t>- Các lĩnh vực chính của AI:</w:t>
-      </w:r>
-    </w:p>
-    <w:p>
-      <w:pPr>
-        <w:rPr>
-          <w:rFonts w:ascii="Times New Roman" w:hAnsi="Times New Roman" w:cs="Times New Roman"/>
-          <w:sz w:val="24"/>
-          <w:szCs w:val="24"/>
-        </w:rPr>
-      </w:pPr>
-      <w:r>
-        <w:rPr>
-          <w:rFonts w:ascii="Times New Roman" w:hAnsi="Times New Roman" w:cs="Times New Roman"/>
-          <w:sz w:val="24"/>
-          <w:szCs w:val="24"/>
-        </w:rPr>
-        <w:t xml:space="preserve">+) Học máy (Machine learning - ML): Lĩnh vực nghiên cứu cách xây dựng các thuật toán giúp máy tính tự học hỏi và rút kinh nghiệm từ dữ liệu mà không cần lập trình từng bước cụ thể. </w:t>
-      </w:r>
-    </w:p>
-    <w:p>
-      <w:pPr>
-        <w:rPr>
-          <w:rFonts w:ascii="Times New Roman" w:hAnsi="Times New Roman" w:cs="Times New Roman"/>
-          <w:sz w:val="24"/>
-          <w:szCs w:val="24"/>
-        </w:rPr>
-      </w:pPr>
-      <w:r>
-        <w:rPr>
-          <w:rFonts w:ascii="Times New Roman" w:hAnsi="Times New Roman" w:cs="Times New Roman"/>
-          <w:sz w:val="24"/>
-          <w:szCs w:val="24"/>
-        </w:rPr>
-        <w:t>+) Học sâu (Deep learning - DL): Một nhánh nâng cao của ML sử dụng mạng neural nhân tạo mô phỏng bộ não người để xử lí dữ liệu phức tạp.</w:t>
-      </w:r>
-    </w:p>
-    <w:p>
-      <w:pPr>
-        <w:rPr>
-          <w:rFonts w:ascii="Times New Roman" w:hAnsi="Times New Roman" w:cs="Times New Roman"/>
-          <w:sz w:val="24"/>
-          <w:szCs w:val="24"/>
-        </w:rPr>
-      </w:pPr>
-      <w:r>
-        <w:rPr>
-          <w:rFonts w:ascii="Times New Roman" w:hAnsi="Times New Roman" w:cs="Times New Roman"/>
-          <w:sz w:val="24"/>
-          <w:szCs w:val="24"/>
-        </w:rPr>
-        <w:t>+) Xử lí ngôn ngữ phức tạp (Natural Language Processing – NLP): Giúp máy móc đọc, hiểu, dịch và giao tiếp bằng ngôn ngữ của con người.</w:t>
-      </w:r>
-    </w:p>
-    <w:p>
-      <w:pPr>
-        <w:rPr>
-          <w:rFonts w:ascii="Times New Roman" w:hAnsi="Times New Roman" w:cs="Times New Roman"/>
-          <w:sz w:val="24"/>
-          <w:szCs w:val="24"/>
-        </w:rPr>
-      </w:pPr>
-      <w:r>
-        <w:rPr>
-          <w:rFonts w:ascii="Times New Roman" w:hAnsi="Times New Roman" w:cs="Times New Roman"/>
-          <w:sz w:val="24"/>
-          <w:szCs w:val="24"/>
-        </w:rPr>
-        <w:t>+) Thị giác máy tính (Computer Vision): Giúp máy tính “nhìn” và “hiểu” hình ảnh, video.</w:t>
-      </w:r>
-    </w:p>
-    <w:p>
-      <w:pPr>
-        <w:rPr>
-          <w:rFonts w:ascii="Times New Roman" w:hAnsi="Times New Roman" w:cs="Times New Roman"/>
-          <w:sz w:val="24"/>
-          <w:szCs w:val="24"/>
-        </w:rPr>
-      </w:pPr>
-      <w:r>
-        <w:rPr>
-          <w:rFonts w:ascii="Times New Roman" w:hAnsi="Times New Roman" w:cs="Times New Roman"/>
-          <w:sz w:val="24"/>
-          <w:szCs w:val="24"/>
-        </w:rPr>
-        <w:t>+) Kỹ thuật robot (Robotics): Kết hợp AI và cơ khí để tạo ra các robot tự hành.</w:t>
-      </w:r>
-    </w:p>
-    <w:p>
-      <w:pPr>
-        <w:rPr>
-          <w:rFonts w:ascii="Times New Roman" w:hAnsi="Times New Roman" w:cs="Times New Roman"/>
-          <w:sz w:val="24"/>
-          <w:szCs w:val="24"/>
-        </w:rPr>
-      </w:pPr>
-      <w:r>
-        <w:rPr>
-          <w:rFonts w:ascii="Times New Roman" w:hAnsi="Times New Roman" w:cs="Times New Roman"/>
-          <w:sz w:val="24"/>
-          <w:szCs w:val="24"/>
-        </w:rPr>
-        <w:t>- Các ứng dụng thực tế của AI:</w:t>
-      </w:r>
-    </w:p>
-    <w:p>
-      <w:pPr>
-        <w:rPr>
-          <w:rFonts w:ascii="Times New Roman" w:hAnsi="Times New Roman" w:cs="Times New Roman"/>
-          <w:sz w:val="24"/>
-          <w:szCs w:val="24"/>
-        </w:rPr>
-      </w:pPr>
-      <w:r>
-        <w:rPr>
-          <w:rFonts w:ascii="Times New Roman" w:hAnsi="Times New Roman" w:cs="Times New Roman"/>
-          <w:sz w:val="24"/>
-          <w:szCs w:val="24"/>
-        </w:rPr>
-        <w:t xml:space="preserve">+) Y tế và Chăm sóc sức khỏe: </w:t>
+        <w:spacing w:before="240" w:line="276" w:lineRule="auto"/>
+        <w:jc w:val="both"/>
+        <w:rPr>
+          <w:rFonts w:ascii="Times New Roman" w:hAnsi="Times New Roman" w:cs="Times New Roman"/>
+          <w:b/>
+          <w:sz w:val="24"/>
+          <w:szCs w:val="24"/>
+        </w:rPr>
+      </w:pPr>
+      <w:r>
+        <w:rPr>
+          <w:rFonts w:ascii="Times New Roman" w:hAnsi="Times New Roman" w:cs="Times New Roman"/>
+          <w:b/>
+          <w:sz w:val="24"/>
+          <w:szCs w:val="24"/>
+        </w:rPr>
+        <w:t xml:space="preserve">1.1. </w:t>
+      </w:r>
+      <w:r>
+        <w:rPr>
+          <w:rFonts w:ascii="Times New Roman" w:hAnsi="Times New Roman" w:cs="Times New Roman"/>
+          <w:b/>
+          <w:sz w:val="24"/>
+          <w:szCs w:val="24"/>
+        </w:rPr>
+        <w:t>Khái niệ</w:t>
+      </w:r>
+      <w:r>
+        <w:rPr>
+          <w:rFonts w:ascii="Times New Roman" w:hAnsi="Times New Roman" w:cs="Times New Roman"/>
+          <w:b/>
+          <w:sz w:val="24"/>
+          <w:szCs w:val="24"/>
+        </w:rPr>
+        <w:t>m</w:t>
+      </w:r>
+    </w:p>
+    <w:p>
+      <w:pPr>
+        <w:spacing w:before="240" w:line="276" w:lineRule="auto"/>
+        <w:jc w:val="both"/>
+        <w:rPr>
+          <w:rFonts w:ascii="Times New Roman" w:hAnsi="Times New Roman" w:cs="Times New Roman"/>
+          <w:sz w:val="24"/>
+          <w:szCs w:val="24"/>
+        </w:rPr>
+      </w:pPr>
+      <w:r>
+        <w:rPr>
+          <w:rFonts w:ascii="Times New Roman" w:hAnsi="Times New Roman" w:cs="Times New Roman"/>
+          <w:sz w:val="24"/>
+          <w:szCs w:val="24"/>
+        </w:rPr>
+        <w:t>AI (Artificial Intelligence – Trí tuệ nhân tạ</w:t>
+      </w:r>
+      <w:r>
+        <w:rPr>
+          <w:rFonts w:ascii="Times New Roman" w:hAnsi="Times New Roman" w:cs="Times New Roman"/>
+          <w:sz w:val="24"/>
+          <w:szCs w:val="24"/>
+        </w:rPr>
+        <w:t>o) l</w:t>
+      </w:r>
+      <w:r>
+        <w:rPr>
+          <w:rFonts w:ascii="Times New Roman" w:hAnsi="Times New Roman" w:cs="Times New Roman"/>
+          <w:sz w:val="24"/>
+          <w:szCs w:val="24"/>
+        </w:rPr>
+        <w:t>à công nghệ cho phép máy móc thực hiện các tác vụ giải quyết vấn đề giống con người.</w:t>
+      </w:r>
+    </w:p>
+    <w:p>
+      <w:pPr>
+        <w:spacing w:before="240" w:line="276" w:lineRule="auto"/>
+        <w:jc w:val="both"/>
+        <w:rPr>
+          <w:rFonts w:ascii="Times New Roman" w:hAnsi="Times New Roman" w:cs="Times New Roman"/>
+          <w:b/>
+          <w:sz w:val="24"/>
+          <w:szCs w:val="24"/>
+        </w:rPr>
+      </w:pPr>
+      <w:r>
+        <w:rPr>
+          <w:rFonts w:ascii="Times New Roman" w:hAnsi="Times New Roman" w:cs="Times New Roman"/>
+          <w:b/>
+          <w:sz w:val="24"/>
+          <w:szCs w:val="24"/>
+        </w:rPr>
+        <w:t xml:space="preserve">1.2. </w:t>
+      </w:r>
+      <w:r>
+        <w:rPr>
+          <w:rFonts w:ascii="Times New Roman" w:hAnsi="Times New Roman" w:cs="Times New Roman"/>
+          <w:b/>
+          <w:sz w:val="24"/>
+          <w:szCs w:val="24"/>
+        </w:rPr>
+        <w:t>Các lĩnh vực chính củ</w:t>
+      </w:r>
+      <w:r>
+        <w:rPr>
+          <w:rFonts w:ascii="Times New Roman" w:hAnsi="Times New Roman" w:cs="Times New Roman"/>
+          <w:b/>
+          <w:sz w:val="24"/>
+          <w:szCs w:val="24"/>
+        </w:rPr>
+        <w:t>a AI</w:t>
       </w:r>
     </w:p>
     <w:p>
@@ -209,21 +173,32 @@
         <w:pStyle w:val="ListParagraph"/>
         <w:numPr>
           <w:ilvl w:val="0"/>
-          <w:numId w:val="1"/>
+          <w:numId w:val="13"/>
         </w:numPr>
-        <w:rPr>
-          <w:rFonts w:ascii="Times New Roman" w:hAnsi="Times New Roman" w:cs="Times New Roman"/>
-          <w:sz w:val="24"/>
-          <w:szCs w:val="24"/>
-        </w:rPr>
-      </w:pPr>
-      <w:r>
-        <w:rPr>
-          <w:rFonts w:ascii="Times New Roman" w:hAnsi="Times New Roman" w:cs="Times New Roman"/>
-          <w:sz w:val="24"/>
-          <w:szCs w:val="24"/>
-        </w:rPr>
-        <w:t>Chẩn đoán bệnh: Phân tích phim chụp X – quang, MRI để phát hiện sớm dấu hiệu ung thư hoặc tổn thương với độ chính xác cao (VD: IBM Watson Health).</w:t>
+        <w:spacing w:before="240" w:line="276" w:lineRule="auto"/>
+        <w:jc w:val="both"/>
+        <w:rPr>
+          <w:rFonts w:ascii="Times New Roman" w:hAnsi="Times New Roman" w:cs="Times New Roman"/>
+          <w:sz w:val="24"/>
+          <w:szCs w:val="24"/>
+        </w:rPr>
+      </w:pPr>
+      <w:r>
+        <w:rPr>
+          <w:rFonts w:ascii="Times New Roman" w:hAnsi="Times New Roman" w:cs="Times New Roman"/>
+          <w:b/>
+          <w:sz w:val="24"/>
+          <w:szCs w:val="24"/>
+        </w:rPr>
+        <w:t>Học máy (Machine learning - ML):</w:t>
+      </w:r>
+      <w:r>
+        <w:rPr>
+          <w:rFonts w:ascii="Times New Roman" w:hAnsi="Times New Roman" w:cs="Times New Roman"/>
+          <w:sz w:val="24"/>
+          <w:szCs w:val="24"/>
+        </w:rPr>
+        <w:t xml:space="preserve"> Lĩnh vực nghiên cứu cách xây dựng các thuật toán giúp máy tính tự học hỏi và rút kinh nghiệm từ dữ liệu mà không cần lập trình từng bước cụ thể. </w:t>
       </w:r>
     </w:p>
     <w:p>
@@ -231,38 +206,323 @@
         <w:pStyle w:val="ListParagraph"/>
         <w:numPr>
           <w:ilvl w:val="0"/>
-          <w:numId w:val="1"/>
+          <w:numId w:val="14"/>
         </w:numPr>
-        <w:rPr>
-          <w:rFonts w:ascii="Times New Roman" w:hAnsi="Times New Roman" w:cs="Times New Roman"/>
-          <w:sz w:val="24"/>
-          <w:szCs w:val="24"/>
-        </w:rPr>
-      </w:pPr>
-      <w:r>
-        <w:rPr>
-          <w:rFonts w:ascii="Times New Roman" w:hAnsi="Times New Roman" w:cs="Times New Roman"/>
-          <w:sz w:val="24"/>
-          <w:szCs w:val="24"/>
-        </w:rPr>
-        <w:t>Phát triển dược phẩm: Rút ngắn đáng kể thời gian nghiên cứu và bào chế thuốc hoặc vaccine mới nhờ mô phỏng phân tử (VD: Google AlphaFold).</w:t>
-      </w:r>
-    </w:p>
-    <w:p>
-      <w:pPr>
-        <w:rPr>
-          <w:rFonts w:ascii="Times New Roman" w:hAnsi="Times New Roman" w:cs="Times New Roman"/>
-          <w:sz w:val="24"/>
-          <w:szCs w:val="24"/>
-        </w:rPr>
-      </w:pPr>
-      <w:r>
-        <w:rPr>
-          <w:rFonts w:ascii="Times New Roman" w:hAnsi="Times New Roman" w:cs="Times New Roman"/>
-          <w:sz w:val="24"/>
-          <w:szCs w:val="24"/>
-        </w:rPr>
-        <w:t>+) Giáo dục và Đào tạo:</w:t>
+        <w:spacing w:before="240" w:line="276" w:lineRule="auto"/>
+        <w:jc w:val="both"/>
+        <w:rPr>
+          <w:rFonts w:ascii="Times New Roman" w:hAnsi="Times New Roman" w:cs="Times New Roman"/>
+          <w:sz w:val="24"/>
+          <w:szCs w:val="24"/>
+        </w:rPr>
+      </w:pPr>
+      <w:r>
+        <w:rPr>
+          <w:rFonts w:ascii="Times New Roman" w:hAnsi="Times New Roman" w:cs="Times New Roman"/>
+          <w:b/>
+          <w:sz w:val="24"/>
+          <w:szCs w:val="24"/>
+        </w:rPr>
+        <w:t>Học sâu (Deep learning - DL):</w:t>
+      </w:r>
+      <w:r>
+        <w:rPr>
+          <w:rFonts w:ascii="Times New Roman" w:hAnsi="Times New Roman" w:cs="Times New Roman"/>
+          <w:sz w:val="24"/>
+          <w:szCs w:val="24"/>
+        </w:rPr>
+        <w:t xml:space="preserve"> Một nhánh nâng cao của ML sử dụng mạng neural nhân tạo mô phỏng bộ não người để xử lí dữ liệu phức tạp.</w:t>
+      </w:r>
+    </w:p>
+    <w:p>
+      <w:pPr>
+        <w:pStyle w:val="ListParagraph"/>
+        <w:numPr>
+          <w:ilvl w:val="0"/>
+          <w:numId w:val="15"/>
+        </w:numPr>
+        <w:spacing w:before="240" w:line="276" w:lineRule="auto"/>
+        <w:jc w:val="both"/>
+        <w:rPr>
+          <w:rFonts w:ascii="Times New Roman" w:hAnsi="Times New Roman" w:cs="Times New Roman"/>
+          <w:sz w:val="24"/>
+          <w:szCs w:val="24"/>
+        </w:rPr>
+      </w:pPr>
+      <w:r>
+        <w:rPr>
+          <w:rFonts w:ascii="Times New Roman" w:hAnsi="Times New Roman" w:cs="Times New Roman"/>
+          <w:b/>
+          <w:sz w:val="24"/>
+          <w:szCs w:val="24"/>
+        </w:rPr>
+        <w:t>Xử lí ngôn ngữ phức tạp (Natural Language Processing – NLP):</w:t>
+      </w:r>
+      <w:r>
+        <w:rPr>
+          <w:rFonts w:ascii="Times New Roman" w:hAnsi="Times New Roman" w:cs="Times New Roman"/>
+          <w:sz w:val="24"/>
+          <w:szCs w:val="24"/>
+        </w:rPr>
+        <w:t xml:space="preserve"> Giúp máy móc đọc, hiểu, dịch và giao tiếp bằng ngôn ngữ của con người.</w:t>
+      </w:r>
+    </w:p>
+    <w:p>
+      <w:pPr>
+        <w:pStyle w:val="ListParagraph"/>
+        <w:numPr>
+          <w:ilvl w:val="0"/>
+          <w:numId w:val="15"/>
+        </w:numPr>
+        <w:spacing w:before="240" w:line="276" w:lineRule="auto"/>
+        <w:jc w:val="both"/>
+        <w:rPr>
+          <w:rFonts w:ascii="Times New Roman" w:hAnsi="Times New Roman" w:cs="Times New Roman"/>
+          <w:sz w:val="24"/>
+          <w:szCs w:val="24"/>
+        </w:rPr>
+      </w:pPr>
+      <w:r>
+        <w:rPr>
+          <w:rFonts w:ascii="Times New Roman" w:hAnsi="Times New Roman" w:cs="Times New Roman"/>
+          <w:b/>
+          <w:sz w:val="24"/>
+          <w:szCs w:val="24"/>
+        </w:rPr>
+        <w:t>Thị giác máy tính (Computer Vision):</w:t>
+      </w:r>
+      <w:r>
+        <w:rPr>
+          <w:rFonts w:ascii="Times New Roman" w:hAnsi="Times New Roman" w:cs="Times New Roman"/>
+          <w:sz w:val="24"/>
+          <w:szCs w:val="24"/>
+        </w:rPr>
+        <w:t xml:space="preserve"> Giúp máy tính “nhìn” và “hiểu” hình ảnh, video.</w:t>
+      </w:r>
+    </w:p>
+    <w:p>
+      <w:pPr>
+        <w:pStyle w:val="ListParagraph"/>
+        <w:numPr>
+          <w:ilvl w:val="0"/>
+          <w:numId w:val="15"/>
+        </w:numPr>
+        <w:spacing w:before="240" w:line="276" w:lineRule="auto"/>
+        <w:jc w:val="both"/>
+        <w:rPr>
+          <w:rFonts w:ascii="Times New Roman" w:hAnsi="Times New Roman" w:cs="Times New Roman"/>
+          <w:sz w:val="24"/>
+          <w:szCs w:val="24"/>
+        </w:rPr>
+      </w:pPr>
+      <w:r>
+        <w:rPr>
+          <w:rFonts w:ascii="Times New Roman" w:hAnsi="Times New Roman" w:cs="Times New Roman"/>
+          <w:b/>
+          <w:sz w:val="24"/>
+          <w:szCs w:val="24"/>
+        </w:rPr>
+        <w:t>Kỹ thuật robot (Robotics):</w:t>
+      </w:r>
+      <w:r>
+        <w:rPr>
+          <w:rFonts w:ascii="Times New Roman" w:hAnsi="Times New Roman" w:cs="Times New Roman"/>
+          <w:sz w:val="24"/>
+          <w:szCs w:val="24"/>
+        </w:rPr>
+        <w:t xml:space="preserve"> Kết hợp AI và cơ khí để tạo ra các robot tự hành.</w:t>
+      </w:r>
+    </w:p>
+    <w:p>
+      <w:pPr>
+        <w:spacing w:before="240" w:line="276" w:lineRule="auto"/>
+        <w:jc w:val="both"/>
+        <w:rPr>
+          <w:rFonts w:ascii="Times New Roman" w:hAnsi="Times New Roman" w:cs="Times New Roman"/>
+          <w:b/>
+          <w:sz w:val="24"/>
+          <w:szCs w:val="24"/>
+        </w:rPr>
+      </w:pPr>
+      <w:r>
+        <w:rPr>
+          <w:rFonts w:ascii="Times New Roman" w:hAnsi="Times New Roman" w:cs="Times New Roman"/>
+          <w:b/>
+          <w:sz w:val="24"/>
+          <w:szCs w:val="24"/>
+        </w:rPr>
+        <w:t xml:space="preserve">1.3. </w:t>
+      </w:r>
+      <w:r>
+        <w:rPr>
+          <w:rFonts w:ascii="Times New Roman" w:hAnsi="Times New Roman" w:cs="Times New Roman"/>
+          <w:b/>
+          <w:sz w:val="24"/>
+          <w:szCs w:val="24"/>
+        </w:rPr>
+        <w:t>Các ứng dụng thực tế củ</w:t>
+      </w:r>
+      <w:r>
+        <w:rPr>
+          <w:rFonts w:ascii="Times New Roman" w:hAnsi="Times New Roman" w:cs="Times New Roman"/>
+          <w:b/>
+          <w:sz w:val="24"/>
+          <w:szCs w:val="24"/>
+        </w:rPr>
+        <w:t>a AI</w:t>
+      </w:r>
+    </w:p>
+    <w:p>
+      <w:pPr>
+        <w:spacing w:before="240" w:line="276" w:lineRule="auto"/>
+        <w:jc w:val="both"/>
+        <w:rPr>
+          <w:rFonts w:ascii="Times New Roman" w:hAnsi="Times New Roman" w:cs="Times New Roman"/>
+          <w:b/>
+          <w:sz w:val="24"/>
+          <w:szCs w:val="24"/>
+        </w:rPr>
+      </w:pPr>
+      <w:r>
+        <w:rPr>
+          <w:rFonts w:ascii="Times New Roman" w:hAnsi="Times New Roman" w:cs="Times New Roman"/>
+          <w:b/>
+          <w:sz w:val="24"/>
+          <w:szCs w:val="24"/>
+        </w:rPr>
+        <w:t xml:space="preserve">a) </w:t>
+      </w:r>
+      <w:r>
+        <w:rPr>
+          <w:rFonts w:ascii="Times New Roman" w:hAnsi="Times New Roman" w:cs="Times New Roman"/>
+          <w:b/>
+          <w:sz w:val="24"/>
+          <w:szCs w:val="24"/>
+        </w:rPr>
+        <w:t>Y tế và Chăm sóc sức khỏ</w:t>
+      </w:r>
+      <w:r>
+        <w:rPr>
+          <w:rFonts w:ascii="Times New Roman" w:hAnsi="Times New Roman" w:cs="Times New Roman"/>
+          <w:b/>
+          <w:sz w:val="24"/>
+          <w:szCs w:val="24"/>
+        </w:rPr>
+        <w:t>e</w:t>
+      </w:r>
+    </w:p>
+    <w:p>
+      <w:pPr>
+        <w:pStyle w:val="ListParagraph"/>
+        <w:numPr>
+          <w:ilvl w:val="0"/>
+          <w:numId w:val="17"/>
+        </w:numPr>
+        <w:spacing w:before="240" w:line="276" w:lineRule="auto"/>
+        <w:jc w:val="both"/>
+        <w:rPr>
+          <w:rFonts w:ascii="Times New Roman" w:hAnsi="Times New Roman" w:cs="Times New Roman"/>
+          <w:sz w:val="24"/>
+          <w:szCs w:val="24"/>
+        </w:rPr>
+      </w:pPr>
+      <w:r>
+        <w:rPr>
+          <w:rFonts w:ascii="Times New Roman" w:hAnsi="Times New Roman" w:cs="Times New Roman"/>
+          <w:b/>
+          <w:sz w:val="24"/>
+          <w:szCs w:val="24"/>
+        </w:rPr>
+        <w:t>Chẩn đoán bệnh:</w:t>
+      </w:r>
+      <w:r>
+        <w:rPr>
+          <w:rFonts w:ascii="Times New Roman" w:hAnsi="Times New Roman" w:cs="Times New Roman"/>
+          <w:sz w:val="24"/>
+          <w:szCs w:val="24"/>
+        </w:rPr>
+        <w:t xml:space="preserve"> Phân tích phim chụp X – quang, MRI để phát hiện sớm dấu hiệu ung thư hoặc tổn thương với độ chính xác cao (VD: IBM Watson Health).</w:t>
+      </w:r>
+    </w:p>
+    <w:p>
+      <w:pPr>
+        <w:pStyle w:val="ListParagraph"/>
+        <w:numPr>
+          <w:ilvl w:val="0"/>
+          <w:numId w:val="17"/>
+        </w:numPr>
+        <w:spacing w:before="240" w:line="276" w:lineRule="auto"/>
+        <w:jc w:val="both"/>
+        <w:rPr>
+          <w:rFonts w:ascii="Times New Roman" w:hAnsi="Times New Roman" w:cs="Times New Roman"/>
+          <w:sz w:val="24"/>
+          <w:szCs w:val="24"/>
+        </w:rPr>
+      </w:pPr>
+      <w:r>
+        <w:rPr>
+          <w:rFonts w:ascii="Times New Roman" w:hAnsi="Times New Roman" w:cs="Times New Roman"/>
+          <w:b/>
+          <w:sz w:val="24"/>
+          <w:szCs w:val="24"/>
+        </w:rPr>
+        <w:t>Phát triển dược phẩm:</w:t>
+      </w:r>
+      <w:r>
+        <w:rPr>
+          <w:rFonts w:ascii="Times New Roman" w:hAnsi="Times New Roman" w:cs="Times New Roman"/>
+          <w:sz w:val="24"/>
+          <w:szCs w:val="24"/>
+        </w:rPr>
+        <w:t xml:space="preserve"> Rút ngắn đáng kể thời gian nghiên cứu và bào chế thuốc hoặc vaccine mới nhờ mô phỏng phân tử (VD: Google AlphaFold).</w:t>
+      </w:r>
+    </w:p>
+    <w:p>
+      <w:pPr>
+        <w:spacing w:before="240" w:line="276" w:lineRule="auto"/>
+        <w:jc w:val="both"/>
+        <w:rPr>
+          <w:rFonts w:ascii="Times New Roman" w:hAnsi="Times New Roman" w:cs="Times New Roman"/>
+          <w:b/>
+          <w:sz w:val="24"/>
+          <w:szCs w:val="24"/>
+        </w:rPr>
+      </w:pPr>
+      <w:r>
+        <w:rPr>
+          <w:rFonts w:ascii="Times New Roman" w:hAnsi="Times New Roman" w:cs="Times New Roman"/>
+          <w:b/>
+          <w:sz w:val="24"/>
+          <w:szCs w:val="24"/>
+        </w:rPr>
+        <w:t>b</w:t>
+      </w:r>
+      <w:r>
+        <w:rPr>
+          <w:rFonts w:ascii="Times New Roman" w:hAnsi="Times New Roman" w:cs="Times New Roman"/>
+          <w:b/>
+          <w:sz w:val="24"/>
+          <w:szCs w:val="24"/>
+        </w:rPr>
+        <w:t xml:space="preserve">) </w:t>
+      </w:r>
+      <w:r>
+        <w:rPr>
+          <w:rFonts w:ascii="Times New Roman" w:hAnsi="Times New Roman" w:cs="Times New Roman"/>
+          <w:b/>
+          <w:sz w:val="24"/>
+          <w:szCs w:val="24"/>
+        </w:rPr>
+        <w:t>Giáo dục và Đào tạ</w:t>
+      </w:r>
+      <w:r>
+        <w:rPr>
+          <w:rFonts w:ascii="Times New Roman" w:hAnsi="Times New Roman" w:cs="Times New Roman"/>
+          <w:b/>
+          <w:sz w:val="24"/>
+          <w:szCs w:val="24"/>
+        </w:rPr>
+        <w:t>o</w:t>
       </w:r>
     </w:p>
     <w:p>
@@ -272,19 +532,30 @@
           <w:ilvl w:val="0"/>
           <w:numId w:val="2"/>
         </w:numPr>
-        <w:rPr>
-          <w:rFonts w:ascii="Times New Roman" w:hAnsi="Times New Roman" w:cs="Times New Roman"/>
-          <w:sz w:val="24"/>
-          <w:szCs w:val="24"/>
-        </w:rPr>
-      </w:pPr>
-      <w:r>
-        <w:rPr>
-          <w:rFonts w:ascii="Times New Roman" w:hAnsi="Times New Roman" w:cs="Times New Roman"/>
-          <w:sz w:val="24"/>
-          <w:szCs w:val="24"/>
-        </w:rPr>
-        <w:t>Cá nhân hóa học tập: Hệ thống AI theo dõi tiến độ của từng học viên để điều chỉnh lộ trình và bài tập phù hợp.</w:t>
+        <w:spacing w:before="240" w:line="276" w:lineRule="auto"/>
+        <w:jc w:val="both"/>
+        <w:rPr>
+          <w:rFonts w:ascii="Times New Roman" w:hAnsi="Times New Roman" w:cs="Times New Roman"/>
+          <w:sz w:val="24"/>
+          <w:szCs w:val="24"/>
+        </w:rPr>
+      </w:pPr>
+      <w:r>
+        <w:rPr>
+          <w:rFonts w:ascii="Times New Roman" w:hAnsi="Times New Roman" w:cs="Times New Roman"/>
+          <w:b/>
+          <w:sz w:val="24"/>
+          <w:szCs w:val="24"/>
+        </w:rPr>
+        <w:t>Cá nhân hóa học tập:</w:t>
+      </w:r>
+      <w:r>
+        <w:rPr>
+          <w:rFonts w:ascii="Times New Roman" w:hAnsi="Times New Roman" w:cs="Times New Roman"/>
+          <w:sz w:val="24"/>
+          <w:szCs w:val="24"/>
+        </w:rPr>
+        <w:t xml:space="preserve"> Hệ thống AI theo dõi tiến độ của từng học viên để điều chỉnh lộ trình và bài tập phù hợp.</w:t>
       </w:r>
     </w:p>
     <w:p>
@@ -294,36 +565,69 @@
           <w:ilvl w:val="0"/>
           <w:numId w:val="2"/>
         </w:numPr>
-        <w:rPr>
-          <w:rFonts w:ascii="Times New Roman" w:hAnsi="Times New Roman" w:cs="Times New Roman"/>
-          <w:sz w:val="24"/>
-          <w:szCs w:val="24"/>
-        </w:rPr>
-      </w:pPr>
-      <w:r>
-        <w:rPr>
-          <w:rFonts w:ascii="Times New Roman" w:hAnsi="Times New Roman" w:cs="Times New Roman"/>
-          <w:sz w:val="24"/>
-          <w:szCs w:val="24"/>
-        </w:rPr>
-        <w:t>Trợ lý giảng dạy: Tự động chấm điểm, phản hồi bài làm và giải đáp thắc mắc cho sinh viên qua các mô hình ngôn ngữ.</w:t>
-      </w:r>
-    </w:p>
-    <w:p>
-      <w:pPr>
-        <w:rPr>
-          <w:rFonts w:ascii="Times New Roman" w:hAnsi="Times New Roman" w:cs="Times New Roman"/>
-          <w:sz w:val="24"/>
-          <w:szCs w:val="24"/>
-        </w:rPr>
-      </w:pPr>
-      <w:r>
-        <w:rPr>
-          <w:rFonts w:ascii="Times New Roman" w:hAnsi="Times New Roman" w:cs="Times New Roman"/>
-          <w:sz w:val="24"/>
-          <w:szCs w:val="24"/>
-        </w:rPr>
-        <w:t>+) Giao thông vận tải:</w:t>
+        <w:spacing w:before="240" w:line="276" w:lineRule="auto"/>
+        <w:jc w:val="both"/>
+        <w:rPr>
+          <w:rFonts w:ascii="Times New Roman" w:hAnsi="Times New Roman" w:cs="Times New Roman"/>
+          <w:sz w:val="24"/>
+          <w:szCs w:val="24"/>
+        </w:rPr>
+      </w:pPr>
+      <w:r>
+        <w:rPr>
+          <w:rFonts w:ascii="Times New Roman" w:hAnsi="Times New Roman" w:cs="Times New Roman"/>
+          <w:b/>
+          <w:sz w:val="24"/>
+          <w:szCs w:val="24"/>
+        </w:rPr>
+        <w:t>Trợ lý giảng dạy:</w:t>
+      </w:r>
+      <w:r>
+        <w:rPr>
+          <w:rFonts w:ascii="Times New Roman" w:hAnsi="Times New Roman" w:cs="Times New Roman"/>
+          <w:sz w:val="24"/>
+          <w:szCs w:val="24"/>
+        </w:rPr>
+        <w:t xml:space="preserve"> Tự động chấm điểm, phản hồi bài làm và giải đáp thắc mắc cho sinh viên qua các mô hình ngôn ngữ.</w:t>
+      </w:r>
+    </w:p>
+    <w:p>
+      <w:pPr>
+        <w:spacing w:before="240" w:line="276" w:lineRule="auto"/>
+        <w:jc w:val="both"/>
+        <w:rPr>
+          <w:rFonts w:ascii="Times New Roman" w:hAnsi="Times New Roman" w:cs="Times New Roman"/>
+          <w:b/>
+          <w:sz w:val="24"/>
+          <w:szCs w:val="24"/>
+        </w:rPr>
+      </w:pPr>
+      <w:r>
+        <w:rPr>
+          <w:rFonts w:ascii="Times New Roman" w:hAnsi="Times New Roman" w:cs="Times New Roman"/>
+          <w:b/>
+          <w:sz w:val="24"/>
+          <w:szCs w:val="24"/>
+        </w:rPr>
+        <w:t>c</w:t>
+      </w:r>
+      <w:r>
+        <w:rPr>
+          <w:rFonts w:ascii="Times New Roman" w:hAnsi="Times New Roman" w:cs="Times New Roman"/>
+          <w:b/>
+          <w:sz w:val="24"/>
+          <w:szCs w:val="24"/>
+        </w:rPr>
+        <w:t>) Giao thông vận tả</w:t>
+      </w:r>
+      <w:r>
+        <w:rPr>
+          <w:rFonts w:ascii="Times New Roman" w:hAnsi="Times New Roman" w:cs="Times New Roman"/>
+          <w:b/>
+          <w:sz w:val="24"/>
+          <w:szCs w:val="24"/>
+        </w:rPr>
+        <w:t>i</w:t>
       </w:r>
     </w:p>
     <w:p>
@@ -333,19 +637,31 @@
           <w:ilvl w:val="0"/>
           <w:numId w:val="3"/>
         </w:numPr>
-        <w:rPr>
-          <w:rFonts w:ascii="Times New Roman" w:hAnsi="Times New Roman" w:cs="Times New Roman"/>
-          <w:sz w:val="24"/>
-          <w:szCs w:val="24"/>
-        </w:rPr>
-      </w:pPr>
-      <w:r>
-        <w:rPr>
-          <w:rFonts w:ascii="Times New Roman" w:hAnsi="Times New Roman" w:cs="Times New Roman"/>
-          <w:sz w:val="24"/>
-          <w:szCs w:val="24"/>
-        </w:rPr>
-        <w:t>Xe tự lái: Công nghệ tự hành giúp xe nhận diện chướng ngại vật, người đi bộ và tự động điều hướng an toàn.</w:t>
+        <w:spacing w:before="240" w:line="276" w:lineRule="auto"/>
+        <w:jc w:val="both"/>
+        <w:rPr>
+          <w:rFonts w:ascii="Times New Roman" w:hAnsi="Times New Roman" w:cs="Times New Roman"/>
+          <w:sz w:val="24"/>
+          <w:szCs w:val="24"/>
+        </w:rPr>
+      </w:pPr>
+      <w:r>
+        <w:rPr>
+          <w:rFonts w:ascii="Times New Roman" w:hAnsi="Times New Roman" w:cs="Times New Roman"/>
+          <w:b/>
+          <w:sz w:val="24"/>
+          <w:szCs w:val="24"/>
+        </w:rPr>
+        <w:lastRenderedPageBreak/>
+        <w:t>Xe tự lái:</w:t>
+      </w:r>
+      <w:r>
+        <w:rPr>
+          <w:rFonts w:ascii="Times New Roman" w:hAnsi="Times New Roman" w:cs="Times New Roman"/>
+          <w:sz w:val="24"/>
+          <w:szCs w:val="24"/>
+        </w:rPr>
+        <w:t xml:space="preserve"> Công nghệ tự hành giúp xe nhận diện chướng ngại vật, người đi bộ và tự động điều hướng an toàn.</w:t>
       </w:r>
     </w:p>
     <w:p>
@@ -355,36 +671,60 @@
           <w:ilvl w:val="0"/>
           <w:numId w:val="3"/>
         </w:numPr>
-        <w:rPr>
-          <w:rFonts w:ascii="Times New Roman" w:hAnsi="Times New Roman" w:cs="Times New Roman"/>
-          <w:sz w:val="24"/>
-          <w:szCs w:val="24"/>
-        </w:rPr>
-      </w:pPr>
-      <w:r>
-        <w:rPr>
-          <w:rFonts w:ascii="Times New Roman" w:hAnsi="Times New Roman" w:cs="Times New Roman"/>
-          <w:sz w:val="24"/>
-          <w:szCs w:val="24"/>
-        </w:rPr>
-        <w:t>Quan lý giao thông: Tối ưu hóa luồng phương tiện tại các đô thị lớn, giảm thời gian ùn tắc.</w:t>
-      </w:r>
-    </w:p>
-    <w:p>
-      <w:pPr>
-        <w:rPr>
-          <w:rFonts w:ascii="Times New Roman" w:hAnsi="Times New Roman" w:cs="Times New Roman"/>
-          <w:sz w:val="24"/>
-          <w:szCs w:val="24"/>
-        </w:rPr>
-      </w:pPr>
-      <w:r>
-        <w:rPr>
-          <w:rFonts w:ascii="Times New Roman" w:hAnsi="Times New Roman" w:cs="Times New Roman"/>
-          <w:sz w:val="24"/>
-          <w:szCs w:val="24"/>
-        </w:rPr>
-        <w:t>+) Tài chính và Ngân hàng:</w:t>
+        <w:spacing w:before="240" w:line="276" w:lineRule="auto"/>
+        <w:jc w:val="both"/>
+        <w:rPr>
+          <w:rFonts w:ascii="Times New Roman" w:hAnsi="Times New Roman" w:cs="Times New Roman"/>
+          <w:sz w:val="24"/>
+          <w:szCs w:val="24"/>
+        </w:rPr>
+      </w:pPr>
+      <w:r>
+        <w:rPr>
+          <w:rFonts w:ascii="Times New Roman" w:hAnsi="Times New Roman" w:cs="Times New Roman"/>
+          <w:b/>
+          <w:sz w:val="24"/>
+          <w:szCs w:val="24"/>
+        </w:rPr>
+        <w:t>Quả</w:t>
+      </w:r>
+      <w:r>
+        <w:rPr>
+          <w:rFonts w:ascii="Times New Roman" w:hAnsi="Times New Roman" w:cs="Times New Roman"/>
+          <w:b/>
+          <w:sz w:val="24"/>
+          <w:szCs w:val="24"/>
+        </w:rPr>
+        <w:t>n lý giao thông:</w:t>
+      </w:r>
+      <w:r>
+        <w:rPr>
+          <w:rFonts w:ascii="Times New Roman" w:hAnsi="Times New Roman" w:cs="Times New Roman"/>
+          <w:sz w:val="24"/>
+          <w:szCs w:val="24"/>
+        </w:rPr>
+        <w:t xml:space="preserve"> Tối ưu hóa luồng phương tiện tại các đô thị lớn, giảm thời gian ùn tắc.</w:t>
+      </w:r>
+    </w:p>
+    <w:p>
+      <w:pPr>
+        <w:spacing w:before="240" w:line="276" w:lineRule="auto"/>
+        <w:jc w:val="both"/>
+        <w:rPr>
+          <w:rFonts w:ascii="Times New Roman" w:hAnsi="Times New Roman" w:cs="Times New Roman"/>
+          <w:b/>
+          <w:sz w:val="24"/>
+          <w:szCs w:val="24"/>
+        </w:rPr>
+      </w:pPr>
+      <w:r>
+        <w:rPr>
+          <w:rFonts w:ascii="Times New Roman" w:hAnsi="Times New Roman" w:cs="Times New Roman"/>
+          <w:b/>
+          <w:sz w:val="24"/>
+          <w:szCs w:val="24"/>
+        </w:rPr>
+        <w:t>d) Tài chính và Ngân hàng</w:t>
       </w:r>
     </w:p>
     <w:p>
@@ -394,19 +734,30 @@
           <w:ilvl w:val="0"/>
           <w:numId w:val="4"/>
         </w:numPr>
-        <w:rPr>
-          <w:rFonts w:ascii="Times New Roman" w:hAnsi="Times New Roman" w:cs="Times New Roman"/>
-          <w:sz w:val="24"/>
-          <w:szCs w:val="24"/>
-        </w:rPr>
-      </w:pPr>
-      <w:r>
-        <w:rPr>
-          <w:rFonts w:ascii="Times New Roman" w:hAnsi="Times New Roman" w:cs="Times New Roman"/>
-          <w:sz w:val="24"/>
-          <w:szCs w:val="24"/>
-        </w:rPr>
-        <w:t>Phát hiện gian lận: Theo dõi giao dịch theo thời gian thực để ngăn hành vi truy cập trái phép hoặc lừa đảo</w:t>
+        <w:spacing w:before="240" w:line="276" w:lineRule="auto"/>
+        <w:jc w:val="both"/>
+        <w:rPr>
+          <w:rFonts w:ascii="Times New Roman" w:hAnsi="Times New Roman" w:cs="Times New Roman"/>
+          <w:sz w:val="24"/>
+          <w:szCs w:val="24"/>
+        </w:rPr>
+      </w:pPr>
+      <w:r>
+        <w:rPr>
+          <w:rFonts w:ascii="Times New Roman" w:hAnsi="Times New Roman" w:cs="Times New Roman"/>
+          <w:b/>
+          <w:sz w:val="24"/>
+          <w:szCs w:val="24"/>
+        </w:rPr>
+        <w:t>Phát hiện gian lận:</w:t>
+      </w:r>
+      <w:r>
+        <w:rPr>
+          <w:rFonts w:ascii="Times New Roman" w:hAnsi="Times New Roman" w:cs="Times New Roman"/>
+          <w:sz w:val="24"/>
+          <w:szCs w:val="24"/>
+        </w:rPr>
+        <w:t xml:space="preserve"> Theo dõi giao dịch theo thời gian thực để ngăn hành vi truy cập trái phép hoặc lừa đảo</w:t>
       </w:r>
     </w:p>
     <w:p>
@@ -416,46 +767,69 @@
           <w:ilvl w:val="0"/>
           <w:numId w:val="4"/>
         </w:numPr>
-        <w:rPr>
-          <w:rFonts w:ascii="Times New Roman" w:hAnsi="Times New Roman" w:cs="Times New Roman"/>
-          <w:sz w:val="24"/>
-          <w:szCs w:val="24"/>
-        </w:rPr>
-      </w:pPr>
-      <w:r>
-        <w:rPr>
-          <w:rFonts w:ascii="Times New Roman" w:hAnsi="Times New Roman" w:cs="Times New Roman"/>
-          <w:sz w:val="24"/>
-          <w:szCs w:val="24"/>
-        </w:rPr>
-        <w:lastRenderedPageBreak/>
-        <w:t>Tư vấn tự động: Cung cấp giải pháp quản lí tài chính, phân tích báo cáo và định giá tín dụng cá nhân (VD: Alipay).</w:t>
-      </w:r>
-    </w:p>
-    <w:p>
-      <w:pPr>
-        <w:rPr>
-          <w:rFonts w:ascii="Times New Roman" w:hAnsi="Times New Roman" w:cs="Times New Roman"/>
-          <w:sz w:val="24"/>
-          <w:szCs w:val="24"/>
-        </w:rPr>
-      </w:pPr>
-    </w:p>
-    <w:p>
-      <w:pPr>
-        <w:rPr>
-          <w:rFonts w:ascii="Times New Roman" w:hAnsi="Times New Roman" w:cs="Times New Roman"/>
-          <w:sz w:val="24"/>
-          <w:szCs w:val="24"/>
-        </w:rPr>
-      </w:pPr>
-      <w:r>
-        <w:rPr>
-          <w:rFonts w:ascii="Times New Roman" w:hAnsi="Times New Roman" w:cs="Times New Roman"/>
-          <w:sz w:val="24"/>
-          <w:szCs w:val="24"/>
-        </w:rPr>
-        <w:t>+) Sản xuất:</w:t>
+        <w:spacing w:before="240" w:line="276" w:lineRule="auto"/>
+        <w:jc w:val="both"/>
+        <w:rPr>
+          <w:rFonts w:ascii="Times New Roman" w:hAnsi="Times New Roman" w:cs="Times New Roman"/>
+          <w:sz w:val="24"/>
+          <w:szCs w:val="24"/>
+        </w:rPr>
+      </w:pPr>
+      <w:r>
+        <w:rPr>
+          <w:rFonts w:ascii="Times New Roman" w:hAnsi="Times New Roman" w:cs="Times New Roman"/>
+          <w:b/>
+          <w:sz w:val="24"/>
+          <w:szCs w:val="24"/>
+        </w:rPr>
+        <w:t>Tư vấn tự động:</w:t>
+      </w:r>
+      <w:r>
+        <w:rPr>
+          <w:rFonts w:ascii="Times New Roman" w:hAnsi="Times New Roman" w:cs="Times New Roman"/>
+          <w:sz w:val="24"/>
+          <w:szCs w:val="24"/>
+        </w:rPr>
+        <w:t xml:space="preserve"> Cung cấp giải pháp quản lí tài chính, phân tích báo cáo và định giá tín dụng cá nhân (VD: Alipay).</w:t>
+      </w:r>
+    </w:p>
+    <w:p>
+      <w:pPr>
+        <w:spacing w:before="240" w:line="276" w:lineRule="auto"/>
+        <w:jc w:val="both"/>
+        <w:rPr>
+          <w:rFonts w:ascii="Times New Roman" w:hAnsi="Times New Roman" w:cs="Times New Roman"/>
+          <w:b/>
+          <w:sz w:val="24"/>
+          <w:szCs w:val="24"/>
+        </w:rPr>
+      </w:pPr>
+      <w:r>
+        <w:rPr>
+          <w:rFonts w:ascii="Times New Roman" w:hAnsi="Times New Roman" w:cs="Times New Roman"/>
+          <w:b/>
+          <w:sz w:val="24"/>
+          <w:szCs w:val="24"/>
+        </w:rPr>
+        <w:t>e</w:t>
+      </w:r>
+      <w:r>
+        <w:rPr>
+          <w:rFonts w:ascii="Times New Roman" w:hAnsi="Times New Roman" w:cs="Times New Roman"/>
+          <w:b/>
+          <w:sz w:val="24"/>
+          <w:szCs w:val="24"/>
+        </w:rPr>
+        <w:t>) Sản xuấ</w:t>
+      </w:r>
+      <w:r>
+        <w:rPr>
+          <w:rFonts w:ascii="Times New Roman" w:hAnsi="Times New Roman" w:cs="Times New Roman"/>
+          <w:b/>
+          <w:sz w:val="24"/>
+          <w:szCs w:val="24"/>
+        </w:rPr>
+        <w:t>t</w:t>
       </w:r>
     </w:p>
     <w:p>
@@ -465,19 +839,30 @@
           <w:ilvl w:val="0"/>
           <w:numId w:val="5"/>
         </w:numPr>
-        <w:rPr>
-          <w:rFonts w:ascii="Times New Roman" w:hAnsi="Times New Roman" w:cs="Times New Roman"/>
-          <w:sz w:val="24"/>
-          <w:szCs w:val="24"/>
-        </w:rPr>
-      </w:pPr>
-      <w:r>
-        <w:rPr>
-          <w:rFonts w:ascii="Times New Roman" w:hAnsi="Times New Roman" w:cs="Times New Roman"/>
-          <w:sz w:val="24"/>
-          <w:szCs w:val="24"/>
-        </w:rPr>
-        <w:t>Bảo trì dự đoán: Dự báo thời điểm hỏng hóc của máy móc để bảo trì trước, tránh ngưng trệ dây chuyền.</w:t>
+        <w:spacing w:before="240" w:line="276" w:lineRule="auto"/>
+        <w:jc w:val="both"/>
+        <w:rPr>
+          <w:rFonts w:ascii="Times New Roman" w:hAnsi="Times New Roman" w:cs="Times New Roman"/>
+          <w:sz w:val="24"/>
+          <w:szCs w:val="24"/>
+        </w:rPr>
+      </w:pPr>
+      <w:r>
+        <w:rPr>
+          <w:rFonts w:ascii="Times New Roman" w:hAnsi="Times New Roman" w:cs="Times New Roman"/>
+          <w:b/>
+          <w:sz w:val="24"/>
+          <w:szCs w:val="24"/>
+        </w:rPr>
+        <w:t>Bảo trì dự đoán:</w:t>
+      </w:r>
+      <w:r>
+        <w:rPr>
+          <w:rFonts w:ascii="Times New Roman" w:hAnsi="Times New Roman" w:cs="Times New Roman"/>
+          <w:sz w:val="24"/>
+          <w:szCs w:val="24"/>
+        </w:rPr>
+        <w:t xml:space="preserve"> Dự báo thời điểm hỏng hóc của máy móc để bảo trì trước, tránh ngưng trệ dây chuyền.</w:t>
       </w:r>
     </w:p>
     <w:p>
@@ -487,36 +872,69 @@
           <w:ilvl w:val="0"/>
           <w:numId w:val="5"/>
         </w:numPr>
-        <w:rPr>
-          <w:rFonts w:ascii="Times New Roman" w:hAnsi="Times New Roman" w:cs="Times New Roman"/>
-          <w:sz w:val="24"/>
-          <w:szCs w:val="24"/>
-        </w:rPr>
-      </w:pPr>
-      <w:r>
-        <w:rPr>
-          <w:rFonts w:ascii="Times New Roman" w:hAnsi="Times New Roman" w:cs="Times New Roman"/>
-          <w:sz w:val="24"/>
-          <w:szCs w:val="24"/>
-        </w:rPr>
-        <w:t>Tự động hóa: Robot thông minh tham gia vào khâu lắp ráp, kiểm tra lỗi sản phẩm và quản lý kho hàng.</w:t>
-      </w:r>
-    </w:p>
-    <w:p>
-      <w:pPr>
-        <w:rPr>
-          <w:rFonts w:ascii="Times New Roman" w:hAnsi="Times New Roman" w:cs="Times New Roman"/>
-          <w:sz w:val="24"/>
-          <w:szCs w:val="24"/>
-        </w:rPr>
-      </w:pPr>
-      <w:r>
-        <w:rPr>
-          <w:rFonts w:ascii="Times New Roman" w:hAnsi="Times New Roman" w:cs="Times New Roman"/>
-          <w:sz w:val="24"/>
-          <w:szCs w:val="24"/>
-        </w:rPr>
-        <w:t>+) Đời sống hàng ngày và Giải trí:</w:t>
+        <w:spacing w:before="240" w:line="276" w:lineRule="auto"/>
+        <w:jc w:val="both"/>
+        <w:rPr>
+          <w:rFonts w:ascii="Times New Roman" w:hAnsi="Times New Roman" w:cs="Times New Roman"/>
+          <w:sz w:val="24"/>
+          <w:szCs w:val="24"/>
+        </w:rPr>
+      </w:pPr>
+      <w:r>
+        <w:rPr>
+          <w:rFonts w:ascii="Times New Roman" w:hAnsi="Times New Roman" w:cs="Times New Roman"/>
+          <w:b/>
+          <w:sz w:val="24"/>
+          <w:szCs w:val="24"/>
+        </w:rPr>
+        <w:t>Tự động hóa:</w:t>
+      </w:r>
+      <w:r>
+        <w:rPr>
+          <w:rFonts w:ascii="Times New Roman" w:hAnsi="Times New Roman" w:cs="Times New Roman"/>
+          <w:sz w:val="24"/>
+          <w:szCs w:val="24"/>
+        </w:rPr>
+        <w:t xml:space="preserve"> Robot thông minh tham gia vào khâu lắp ráp, kiểm tra lỗi sản phẩm và quản lý kho hàng.</w:t>
+      </w:r>
+    </w:p>
+    <w:p>
+      <w:pPr>
+        <w:spacing w:before="240" w:line="276" w:lineRule="auto"/>
+        <w:jc w:val="both"/>
+        <w:rPr>
+          <w:rFonts w:ascii="Times New Roman" w:hAnsi="Times New Roman" w:cs="Times New Roman"/>
+          <w:b/>
+          <w:sz w:val="24"/>
+          <w:szCs w:val="24"/>
+        </w:rPr>
+      </w:pPr>
+      <w:r>
+        <w:rPr>
+          <w:rFonts w:ascii="Times New Roman" w:hAnsi="Times New Roman" w:cs="Times New Roman"/>
+          <w:b/>
+          <w:sz w:val="24"/>
+          <w:szCs w:val="24"/>
+        </w:rPr>
+        <w:t>f</w:t>
+      </w:r>
+      <w:r>
+        <w:rPr>
+          <w:rFonts w:ascii="Times New Roman" w:hAnsi="Times New Roman" w:cs="Times New Roman"/>
+          <w:b/>
+          <w:sz w:val="24"/>
+          <w:szCs w:val="24"/>
+        </w:rPr>
+        <w:t>) Đời sống hàng ngày và Giả</w:t>
+      </w:r>
+      <w:r>
+        <w:rPr>
+          <w:rFonts w:ascii="Times New Roman" w:hAnsi="Times New Roman" w:cs="Times New Roman"/>
+          <w:b/>
+          <w:sz w:val="24"/>
+          <w:szCs w:val="24"/>
+        </w:rPr>
+        <w:t>i trí</w:t>
       </w:r>
     </w:p>
     <w:p>
@@ -526,19 +944,30 @@
           <w:ilvl w:val="0"/>
           <w:numId w:val="6"/>
         </w:numPr>
-        <w:rPr>
-          <w:rFonts w:ascii="Times New Roman" w:hAnsi="Times New Roman" w:cs="Times New Roman"/>
-          <w:sz w:val="24"/>
-          <w:szCs w:val="24"/>
-        </w:rPr>
-      </w:pPr>
-      <w:r>
-        <w:rPr>
-          <w:rFonts w:ascii="Times New Roman" w:hAnsi="Times New Roman" w:cs="Times New Roman"/>
-          <w:sz w:val="24"/>
-          <w:szCs w:val="24"/>
-        </w:rPr>
-        <w:t>Trợ lí ảo: Các hệ thống như Alexa và ChatGPT hỗ trợ đặt lịch, tra cứu thông tin,…</w:t>
+        <w:spacing w:before="240" w:line="276" w:lineRule="auto"/>
+        <w:jc w:val="both"/>
+        <w:rPr>
+          <w:rFonts w:ascii="Times New Roman" w:hAnsi="Times New Roman" w:cs="Times New Roman"/>
+          <w:sz w:val="24"/>
+          <w:szCs w:val="24"/>
+        </w:rPr>
+      </w:pPr>
+      <w:r>
+        <w:rPr>
+          <w:rFonts w:ascii="Times New Roman" w:hAnsi="Times New Roman" w:cs="Times New Roman"/>
+          <w:b/>
+          <w:sz w:val="24"/>
+          <w:szCs w:val="24"/>
+        </w:rPr>
+        <w:t>Trợ lí ảo:</w:t>
+      </w:r>
+      <w:r>
+        <w:rPr>
+          <w:rFonts w:ascii="Times New Roman" w:hAnsi="Times New Roman" w:cs="Times New Roman"/>
+          <w:sz w:val="24"/>
+          <w:szCs w:val="24"/>
+        </w:rPr>
+        <w:t xml:space="preserve"> Các hệ thống như Alexa và ChatGPT hỗ trợ đặt lịch, tra cứu thông tin,…</w:t>
       </w:r>
     </w:p>
     <w:p>
@@ -548,61 +977,23 @@
           <w:ilvl w:val="0"/>
           <w:numId w:val="6"/>
         </w:numPr>
-        <w:rPr>
-          <w:rFonts w:ascii="Times New Roman" w:hAnsi="Times New Roman" w:cs="Times New Roman"/>
-          <w:sz w:val="24"/>
-          <w:szCs w:val="24"/>
-        </w:rPr>
-      </w:pPr>
-      <w:r>
-        <w:rPr>
-          <w:rFonts w:ascii="Times New Roman" w:hAnsi="Times New Roman" w:cs="Times New Roman"/>
-          <w:sz w:val="24"/>
-          <w:szCs w:val="24"/>
-        </w:rPr>
-        <w:t xml:space="preserve">Gợi ý nội dung: Đề xuất phim, nhạc hoặc sản phẩm mua sắm dựa trên sở thích cá nhân của người dùng (VD: TikTok, Netflix). </w:t>
-      </w:r>
-    </w:p>
-    <w:p>
-      <w:pPr>
-        <w:rPr>
-          <w:rFonts w:ascii="Times New Roman" w:hAnsi="Times New Roman" w:cs="Times New Roman"/>
-          <w:sz w:val="24"/>
-          <w:szCs w:val="24"/>
-        </w:rPr>
-      </w:pPr>
-      <w:r>
-        <w:rPr>
-          <w:rFonts w:ascii="Times New Roman" w:hAnsi="Times New Roman" w:cs="Times New Roman"/>
-          <w:sz w:val="24"/>
-          <w:szCs w:val="24"/>
-        </w:rPr>
-        <w:t>- Dữ liệu:</w:t>
-      </w:r>
-      <w:r>
-        <w:rPr>
-          <w:rFonts w:ascii="Times New Roman" w:hAnsi="Times New Roman" w:cs="Times New Roman"/>
-          <w:sz w:val="24"/>
-          <w:szCs w:val="24"/>
-        </w:rPr>
-        <w:t xml:space="preserve"> là tập hợp các ký hiệu, chữ viết, chữ số, hình ảnh, âm thanh hoặc các số liệu, tài liệu thô chưa được xử lí.</w:t>
-      </w:r>
-    </w:p>
-    <w:p>
-      <w:pPr>
-        <w:rPr>
-          <w:rFonts w:ascii="Times New Roman" w:hAnsi="Times New Roman" w:cs="Times New Roman"/>
-          <w:sz w:val="24"/>
-          <w:szCs w:val="24"/>
-        </w:rPr>
-      </w:pPr>
-      <w:r>
-        <w:rPr>
-          <w:rFonts w:ascii="Times New Roman" w:hAnsi="Times New Roman" w:cs="Times New Roman"/>
-          <w:sz w:val="24"/>
-          <w:szCs w:val="24"/>
-        </w:rPr>
-        <w:t xml:space="preserve">- Dữ liệu cần thiết và quan trọng trong AI vì: </w:t>
+        <w:spacing w:before="240" w:line="276" w:lineRule="auto"/>
+        <w:jc w:val="both"/>
+        <w:rPr>
+          <w:rFonts w:ascii="Times New Roman" w:hAnsi="Times New Roman" w:cs="Times New Roman"/>
+          <w:sz w:val="24"/>
+          <w:szCs w:val="24"/>
+        </w:rPr>
+      </w:pPr>
+      <w:bookmarkStart w:id="0" w:name="_GoBack"/>
+      <w:r>
+        <w:rPr>
+          <w:rFonts w:ascii="Times New Roman" w:hAnsi="Times New Roman" w:cs="Times New Roman"/>
+          <w:b/>
+          <w:sz w:val="24"/>
+          <w:szCs w:val="24"/>
+        </w:rPr>
+        <w:t>Gợi ý nội dung:</w:t>
       </w:r>
       <w:r>
         <w:rPr>
@@ -612,89 +1003,307 @@
         </w:rPr>
         <w:t xml:space="preserve"> </w:t>
       </w:r>
-    </w:p>
-    <w:p>
-      <w:pPr>
-        <w:rPr>
-          <w:rFonts w:ascii="Times New Roman" w:hAnsi="Times New Roman" w:cs="Times New Roman"/>
-          <w:sz w:val="24"/>
-          <w:szCs w:val="24"/>
-        </w:rPr>
-      </w:pPr>
-      <w:r>
-        <w:rPr>
-          <w:rFonts w:ascii="Times New Roman" w:hAnsi="Times New Roman" w:cs="Times New Roman"/>
-          <w:sz w:val="24"/>
-          <w:szCs w:val="24"/>
-        </w:rPr>
-        <w:t>+) Dữ liệu là tài liệu học tập của AI: Các thuật toán học máy không tự nhiên thông minh mà cần xử lí các tập dữ liệu lớn để nhận diện quy luật, mối quan hệ và đặc trưng ẩn bên trong.</w:t>
-      </w:r>
-    </w:p>
-    <w:p>
-      <w:pPr>
-        <w:rPr>
-          <w:rFonts w:ascii="Times New Roman" w:hAnsi="Times New Roman" w:cs="Times New Roman"/>
-          <w:sz w:val="24"/>
-          <w:szCs w:val="24"/>
-        </w:rPr>
-      </w:pPr>
-      <w:r>
-        <w:rPr>
-          <w:rFonts w:ascii="Times New Roman" w:hAnsi="Times New Roman" w:cs="Times New Roman"/>
-          <w:sz w:val="24"/>
-          <w:szCs w:val="24"/>
-        </w:rPr>
-        <w:t>+) Chất lượng dữ liệu quyết định độ chính xác: Dữ liệu đầu vào phản ánh thế giới thực; dữ liệu càng chất lượng, đa dạng và chính xác thì mô hình AI dự đoán càng chuẩn xác.</w:t>
-      </w:r>
-    </w:p>
-    <w:p>
-      <w:pPr>
-        <w:rPr>
-          <w:rFonts w:ascii="Times New Roman" w:hAnsi="Times New Roman" w:cs="Times New Roman"/>
-          <w:sz w:val="24"/>
-          <w:szCs w:val="24"/>
-        </w:rPr>
-      </w:pPr>
-      <w:r>
-        <w:rPr>
-          <w:rFonts w:ascii="Times New Roman" w:hAnsi="Times New Roman" w:cs="Times New Roman"/>
-          <w:sz w:val="24"/>
-          <w:szCs w:val="24"/>
-        </w:rPr>
-        <w:t>+) Dữ liệu giúp hệ thống phát triển theo thời gian: Nhờ dòng dữ liệu liên tục được cập nhật, AI có thể thể thích ứng, tự học hỏi và tối ưu hóa hiệu suất theo thực tế.</w:t>
-      </w:r>
-    </w:p>
-    <w:p>
-      <w:pPr>
-        <w:rPr>
-          <w:rFonts w:ascii="Times New Roman" w:hAnsi="Times New Roman" w:cs="Times New Roman"/>
-          <w:sz w:val="24"/>
-          <w:szCs w:val="24"/>
-        </w:rPr>
-      </w:pPr>
-      <w:r>
-        <w:rPr>
-          <w:rFonts w:ascii="Times New Roman" w:hAnsi="Times New Roman" w:cs="Times New Roman"/>
-          <w:sz w:val="24"/>
-          <w:szCs w:val="24"/>
-        </w:rPr>
-        <w:t>- 3 loại bài toán chính trong Machine Learning là Học có giám sát, Học không giám sát và Học tăng cường.</w:t>
-      </w:r>
-    </w:p>
-    <w:p>
-      <w:pPr>
-        <w:rPr>
-          <w:rFonts w:ascii="Times New Roman" w:hAnsi="Times New Roman" w:cs="Times New Roman"/>
-          <w:sz w:val="24"/>
-          <w:szCs w:val="24"/>
-        </w:rPr>
-      </w:pPr>
-      <w:r>
-        <w:rPr>
-          <w:rFonts w:ascii="Times New Roman" w:hAnsi="Times New Roman" w:cs="Times New Roman"/>
-          <w:sz w:val="24"/>
-          <w:szCs w:val="24"/>
-        </w:rPr>
+      <w:bookmarkEnd w:id="0"/>
+      <w:r>
+        <w:rPr>
+          <w:rFonts w:ascii="Times New Roman" w:hAnsi="Times New Roman" w:cs="Times New Roman"/>
+          <w:sz w:val="24"/>
+          <w:szCs w:val="24"/>
+        </w:rPr>
+        <w:t xml:space="preserve">Đề xuất phim, nhạc hoặc sản phẩm mua sắm dựa trên sở thích cá nhân của người dùng (VD: TikTok, Netflix). </w:t>
+      </w:r>
+    </w:p>
+    <w:p>
+      <w:pPr>
+        <w:spacing w:before="240" w:line="276" w:lineRule="auto"/>
+        <w:jc w:val="both"/>
+        <w:rPr>
+          <w:rFonts w:ascii="Times New Roman" w:hAnsi="Times New Roman" w:cs="Times New Roman"/>
+          <w:b/>
+          <w:sz w:val="24"/>
+          <w:szCs w:val="24"/>
+        </w:rPr>
+      </w:pPr>
+      <w:r>
+        <w:rPr>
+          <w:rFonts w:ascii="Times New Roman" w:hAnsi="Times New Roman" w:cs="Times New Roman"/>
+          <w:b/>
+          <w:sz w:val="24"/>
+          <w:szCs w:val="24"/>
+        </w:rPr>
+        <w:t xml:space="preserve">1.4. </w:t>
+      </w:r>
+      <w:r>
+        <w:rPr>
+          <w:rFonts w:ascii="Times New Roman" w:hAnsi="Times New Roman" w:cs="Times New Roman"/>
+          <w:b/>
+          <w:sz w:val="24"/>
+          <w:szCs w:val="24"/>
+        </w:rPr>
+        <w:t>Dữ liệ</w:t>
+      </w:r>
+      <w:r>
+        <w:rPr>
+          <w:rFonts w:ascii="Times New Roman" w:hAnsi="Times New Roman" w:cs="Times New Roman"/>
+          <w:b/>
+          <w:sz w:val="24"/>
+          <w:szCs w:val="24"/>
+        </w:rPr>
+        <w:t>u</w:t>
+      </w:r>
+    </w:p>
+    <w:p>
+      <w:pPr>
+        <w:spacing w:before="240" w:line="276" w:lineRule="auto"/>
+        <w:jc w:val="both"/>
+        <w:rPr>
+          <w:rFonts w:ascii="Times New Roman" w:hAnsi="Times New Roman" w:cs="Times New Roman"/>
+          <w:b/>
+          <w:sz w:val="24"/>
+          <w:szCs w:val="24"/>
+        </w:rPr>
+      </w:pPr>
+      <w:r>
+        <w:rPr>
+          <w:rFonts w:ascii="Times New Roman" w:hAnsi="Times New Roman" w:cs="Times New Roman"/>
+          <w:b/>
+          <w:sz w:val="24"/>
+          <w:szCs w:val="24"/>
+        </w:rPr>
+        <w:t>1.4.1. Khái niệm</w:t>
+      </w:r>
+    </w:p>
+    <w:p>
+      <w:pPr>
+        <w:spacing w:before="240" w:line="276" w:lineRule="auto"/>
+        <w:jc w:val="both"/>
+        <w:rPr>
+          <w:rFonts w:ascii="Times New Roman" w:hAnsi="Times New Roman" w:cs="Times New Roman"/>
+          <w:sz w:val="24"/>
+          <w:szCs w:val="24"/>
+        </w:rPr>
+      </w:pPr>
+      <w:r>
+        <w:rPr>
+          <w:rFonts w:ascii="Times New Roman" w:hAnsi="Times New Roman" w:cs="Times New Roman"/>
+          <w:sz w:val="24"/>
+          <w:szCs w:val="24"/>
+        </w:rPr>
+        <w:t>Dữ liệu l</w:t>
+      </w:r>
+      <w:r>
+        <w:rPr>
+          <w:rFonts w:ascii="Times New Roman" w:hAnsi="Times New Roman" w:cs="Times New Roman"/>
+          <w:sz w:val="24"/>
+          <w:szCs w:val="24"/>
+        </w:rPr>
+        <w:t>à tập hợp các ký hiệu, chữ viết, chữ số, hình ảnh, âm thanh hoặc các số liệu, tài liệu thô chưa được xử lí.</w:t>
+      </w:r>
+    </w:p>
+    <w:p>
+      <w:pPr>
+        <w:spacing w:before="240" w:line="276" w:lineRule="auto"/>
+        <w:jc w:val="both"/>
+        <w:rPr>
+          <w:rFonts w:ascii="Times New Roman" w:hAnsi="Times New Roman" w:cs="Times New Roman"/>
+          <w:b/>
+          <w:sz w:val="24"/>
+          <w:szCs w:val="24"/>
+        </w:rPr>
+      </w:pPr>
+      <w:r>
+        <w:rPr>
+          <w:rFonts w:ascii="Times New Roman" w:hAnsi="Times New Roman" w:cs="Times New Roman"/>
+          <w:b/>
+          <w:sz w:val="24"/>
+          <w:szCs w:val="24"/>
+        </w:rPr>
+        <w:t>1.4.2. Vai trò của dữ liệu</w:t>
+      </w:r>
+    </w:p>
+    <w:p>
+      <w:pPr>
+        <w:pStyle w:val="ListParagraph"/>
+        <w:numPr>
+          <w:ilvl w:val="0"/>
+          <w:numId w:val="18"/>
+        </w:numPr>
+        <w:spacing w:before="240" w:line="276" w:lineRule="auto"/>
+        <w:jc w:val="both"/>
+        <w:rPr>
+          <w:rFonts w:ascii="Times New Roman" w:hAnsi="Times New Roman" w:cs="Times New Roman"/>
+          <w:sz w:val="24"/>
+          <w:szCs w:val="24"/>
+        </w:rPr>
+      </w:pPr>
+      <w:r>
+        <w:rPr>
+          <w:rFonts w:ascii="Times New Roman" w:hAnsi="Times New Roman" w:cs="Times New Roman"/>
+          <w:b/>
+          <w:sz w:val="24"/>
+          <w:szCs w:val="24"/>
+        </w:rPr>
+        <w:t>Dữ liệu là tài liệu học tập của AI:</w:t>
+      </w:r>
+      <w:r>
+        <w:rPr>
+          <w:rFonts w:ascii="Times New Roman" w:hAnsi="Times New Roman" w:cs="Times New Roman"/>
+          <w:sz w:val="24"/>
+          <w:szCs w:val="24"/>
+        </w:rPr>
+        <w:t xml:space="preserve"> Các thuật toán học máy không tự nhiên thông minh mà cần xử lí các tập dữ liệu lớn để nhận diện quy luật, mối quan hệ và đặc trưng ẩn bên trong.</w:t>
+      </w:r>
+    </w:p>
+    <w:p>
+      <w:pPr>
+        <w:pStyle w:val="ListParagraph"/>
+        <w:numPr>
+          <w:ilvl w:val="0"/>
+          <w:numId w:val="18"/>
+        </w:numPr>
+        <w:spacing w:before="240" w:line="276" w:lineRule="auto"/>
+        <w:jc w:val="both"/>
+        <w:rPr>
+          <w:rFonts w:ascii="Times New Roman" w:hAnsi="Times New Roman" w:cs="Times New Roman"/>
+          <w:sz w:val="24"/>
+          <w:szCs w:val="24"/>
+        </w:rPr>
+      </w:pPr>
+      <w:r>
+        <w:rPr>
+          <w:rFonts w:ascii="Times New Roman" w:hAnsi="Times New Roman" w:cs="Times New Roman"/>
+          <w:b/>
+          <w:sz w:val="24"/>
+          <w:szCs w:val="24"/>
+        </w:rPr>
+        <w:t>Chất lượng dữ liệu quyết định độ chính xác:</w:t>
+      </w:r>
+      <w:r>
+        <w:rPr>
+          <w:rFonts w:ascii="Times New Roman" w:hAnsi="Times New Roman" w:cs="Times New Roman"/>
+          <w:sz w:val="24"/>
+          <w:szCs w:val="24"/>
+        </w:rPr>
+        <w:t xml:space="preserve"> Dữ liệu đầu vào phản ánh thế giới thực; dữ liệu càng chất lượng, đa dạng và chính xác thì mô hình AI dự đoán càng chuẩn xác.</w:t>
+      </w:r>
+    </w:p>
+    <w:p>
+      <w:pPr>
+        <w:pStyle w:val="ListParagraph"/>
+        <w:numPr>
+          <w:ilvl w:val="0"/>
+          <w:numId w:val="18"/>
+        </w:numPr>
+        <w:spacing w:before="240" w:line="276" w:lineRule="auto"/>
+        <w:jc w:val="both"/>
+        <w:rPr>
+          <w:rFonts w:ascii="Times New Roman" w:hAnsi="Times New Roman" w:cs="Times New Roman"/>
+          <w:sz w:val="24"/>
+          <w:szCs w:val="24"/>
+        </w:rPr>
+      </w:pPr>
+      <w:r>
+        <w:rPr>
+          <w:rFonts w:ascii="Times New Roman" w:hAnsi="Times New Roman" w:cs="Times New Roman"/>
+          <w:b/>
+          <w:sz w:val="24"/>
+          <w:szCs w:val="24"/>
+        </w:rPr>
+        <w:t>Dữ liệu giúp hệ thống phát triển theo thời gian:</w:t>
+      </w:r>
+      <w:r>
+        <w:rPr>
+          <w:rFonts w:ascii="Times New Roman" w:hAnsi="Times New Roman" w:cs="Times New Roman"/>
+          <w:sz w:val="24"/>
+          <w:szCs w:val="24"/>
+        </w:rPr>
+        <w:t xml:space="preserve"> Nhờ dòng dữ liệu liên tục được cập nhật, AI có thể thể thích ứng, tự học hỏi và tối ưu hóa hiệu suất theo thực tế.</w:t>
+      </w:r>
+    </w:p>
+    <w:p>
+      <w:pPr>
+        <w:spacing w:before="240" w:line="276" w:lineRule="auto"/>
+        <w:jc w:val="both"/>
+        <w:rPr>
+          <w:rFonts w:ascii="Times New Roman" w:hAnsi="Times New Roman" w:cs="Times New Roman"/>
+          <w:sz w:val="24"/>
+          <w:szCs w:val="24"/>
+        </w:rPr>
+      </w:pPr>
+      <w:r>
+        <w:rPr>
+          <w:rFonts w:ascii="Times New Roman" w:hAnsi="Times New Roman" w:cs="Times New Roman"/>
+          <w:b/>
+          <w:sz w:val="24"/>
+          <w:szCs w:val="24"/>
+        </w:rPr>
+        <w:t xml:space="preserve">1.5. </w:t>
+      </w:r>
+      <w:r>
+        <w:rPr>
+          <w:rFonts w:ascii="Times New Roman" w:hAnsi="Times New Roman" w:cs="Times New Roman"/>
+          <w:b/>
+          <w:sz w:val="24"/>
+          <w:szCs w:val="24"/>
+        </w:rPr>
+        <w:t>3</w:t>
+      </w:r>
+      <w:r>
+        <w:rPr>
+          <w:rFonts w:ascii="Times New Roman" w:hAnsi="Times New Roman" w:cs="Times New Roman"/>
+          <w:b/>
+          <w:sz w:val="24"/>
+          <w:szCs w:val="24"/>
+        </w:rPr>
+        <w:t xml:space="preserve"> loại bài toán chính trong Machine Learning </w:t>
+      </w:r>
+      <w:r>
+        <w:rPr>
+          <w:rFonts w:ascii="Times New Roman" w:hAnsi="Times New Roman" w:cs="Times New Roman"/>
+          <w:b/>
+          <w:sz w:val="24"/>
+          <w:szCs w:val="24"/>
+        </w:rPr>
+        <w:t>(</w:t>
+      </w:r>
+      <w:r>
+        <w:rPr>
+          <w:rFonts w:ascii="Times New Roman" w:hAnsi="Times New Roman" w:cs="Times New Roman"/>
+          <w:b/>
+          <w:sz w:val="24"/>
+          <w:szCs w:val="24"/>
+        </w:rPr>
+        <w:t>Học có giám sát, Học không giám sát và Học tăng cườ</w:t>
+      </w:r>
+      <w:r>
+        <w:rPr>
+          <w:rFonts w:ascii="Times New Roman" w:hAnsi="Times New Roman" w:cs="Times New Roman"/>
+          <w:b/>
+          <w:sz w:val="24"/>
+          <w:szCs w:val="24"/>
+        </w:rPr>
+        <w:t>ng)</w:t>
+      </w:r>
+    </w:p>
+    <w:p>
+      <w:pPr>
+        <w:spacing w:before="240" w:line="276" w:lineRule="auto"/>
+        <w:jc w:val="both"/>
+        <w:rPr>
+          <w:rFonts w:ascii="Times New Roman" w:hAnsi="Times New Roman" w:cs="Times New Roman"/>
+          <w:b/>
+          <w:sz w:val="24"/>
+          <w:szCs w:val="24"/>
+        </w:rPr>
+      </w:pPr>
+      <w:r>
+        <w:rPr>
+          <w:rFonts w:ascii="Times New Roman" w:hAnsi="Times New Roman" w:cs="Times New Roman"/>
+          <w:b/>
+          <w:sz w:val="24"/>
+          <w:szCs w:val="24"/>
+        </w:rPr>
+        <w:lastRenderedPageBreak/>
         <w:t xml:space="preserve">Bảng so sánh 3 loại bài toán chính trong Machine Learning: </w:t>
       </w:r>
     </w:p>
@@ -702,29 +1311,41 @@
       <w:tblPr>
         <w:tblStyle w:val="TableGrid"/>
         <w:tblW w:w="0" w:type="auto"/>
+        <w:jc w:val="center"/>
+        <w:tblCellMar>
+          <w:top w:w="115" w:type="dxa"/>
+          <w:left w:w="115" w:type="dxa"/>
+          <w:bottom w:w="115" w:type="dxa"/>
+          <w:right w:w="115" w:type="dxa"/>
+        </w:tblCellMar>
         <w:tblLook w:val="04A0" w:firstRow="1" w:lastRow="0" w:firstColumn="1" w:lastColumn="0" w:noHBand="0" w:noVBand="1"/>
       </w:tblPr>
       <w:tblGrid>
-        <w:gridCol w:w="1705"/>
-        <w:gridCol w:w="2070"/>
-        <w:gridCol w:w="1980"/>
-        <w:gridCol w:w="3595"/>
+        <w:gridCol w:w="1165"/>
+        <w:gridCol w:w="2790"/>
+        <w:gridCol w:w="2790"/>
+        <w:gridCol w:w="2605"/>
       </w:tblGrid>
       <w:tr>
+        <w:trPr>
+          <w:jc w:val="center"/>
+        </w:trPr>
         <w:tc>
           <w:tcPr>
-            <w:tcW w:w="1705" w:type="dxa"/>
+            <w:tcW w:w="1165" w:type="dxa"/>
           </w:tcPr>
           <w:p>
             <w:pPr>
-              <w:jc w:val="center"/>
-              <w:rPr>
-                <w:rFonts w:ascii="Times New Roman" w:hAnsi="Times New Roman" w:cs="Times New Roman"/>
+              <w:spacing w:before="240" w:line="276" w:lineRule="auto"/>
+              <w:rPr>
+                <w:rFonts w:ascii="Times New Roman" w:hAnsi="Times New Roman" w:cs="Times New Roman"/>
+                <w:b/>
               </w:rPr>
             </w:pPr>
             <w:r>
               <w:rPr>
                 <w:rFonts w:ascii="Times New Roman" w:hAnsi="Times New Roman" w:cs="Times New Roman"/>
+                <w:b/>
               </w:rPr>
               <w:t>Tiêu chí</w:t>
             </w:r>
@@ -732,18 +1353,20 @@
         </w:tc>
         <w:tc>
           <w:tcPr>
-            <w:tcW w:w="2070" w:type="dxa"/>
+            <w:tcW w:w="2790" w:type="dxa"/>
           </w:tcPr>
           <w:p>
             <w:pPr>
-              <w:jc w:val="center"/>
-              <w:rPr>
-                <w:rFonts w:ascii="Times New Roman" w:hAnsi="Times New Roman" w:cs="Times New Roman"/>
+              <w:spacing w:before="240" w:line="276" w:lineRule="auto"/>
+              <w:rPr>
+                <w:rFonts w:ascii="Times New Roman" w:hAnsi="Times New Roman" w:cs="Times New Roman"/>
+                <w:b/>
               </w:rPr>
             </w:pPr>
             <w:r>
               <w:rPr>
                 <w:rFonts w:ascii="Times New Roman" w:hAnsi="Times New Roman" w:cs="Times New Roman"/>
+                <w:b/>
               </w:rPr>
               <w:t>Học có giám sát</w:t>
             </w:r>
@@ -751,18 +1374,20 @@
         </w:tc>
         <w:tc>
           <w:tcPr>
-            <w:tcW w:w="1980" w:type="dxa"/>
+            <w:tcW w:w="2790" w:type="dxa"/>
           </w:tcPr>
           <w:p>
             <w:pPr>
-              <w:jc w:val="center"/>
-              <w:rPr>
-                <w:rFonts w:ascii="Times New Roman" w:hAnsi="Times New Roman" w:cs="Times New Roman"/>
+              <w:spacing w:before="240" w:line="276" w:lineRule="auto"/>
+              <w:rPr>
+                <w:rFonts w:ascii="Times New Roman" w:hAnsi="Times New Roman" w:cs="Times New Roman"/>
+                <w:b/>
               </w:rPr>
             </w:pPr>
             <w:r>
               <w:rPr>
                 <w:rFonts w:ascii="Times New Roman" w:hAnsi="Times New Roman" w:cs="Times New Roman"/>
+                <w:b/>
               </w:rPr>
               <w:t>Học không giám sát</w:t>
             </w:r>
@@ -770,18 +1395,20 @@
         </w:tc>
         <w:tc>
           <w:tcPr>
-            <w:tcW w:w="3595" w:type="dxa"/>
+            <w:tcW w:w="2605" w:type="dxa"/>
           </w:tcPr>
           <w:p>
             <w:pPr>
-              <w:jc w:val="center"/>
-              <w:rPr>
-                <w:rFonts w:ascii="Times New Roman" w:hAnsi="Times New Roman" w:cs="Times New Roman"/>
+              <w:spacing w:before="240" w:line="276" w:lineRule="auto"/>
+              <w:rPr>
+                <w:rFonts w:ascii="Times New Roman" w:hAnsi="Times New Roman" w:cs="Times New Roman"/>
+                <w:b/>
               </w:rPr>
             </w:pPr>
             <w:r>
               <w:rPr>
                 <w:rFonts w:ascii="Times New Roman" w:hAnsi="Times New Roman" w:cs="Times New Roman"/>
+                <w:b/>
               </w:rPr>
               <w:t>Học tăng cường</w:t>
             </w:r>
@@ -789,14 +1416,16 @@
         </w:tc>
       </w:tr>
       <w:tr>
+        <w:trPr>
+          <w:jc w:val="center"/>
+        </w:trPr>
         <w:tc>
           <w:tcPr>
-            <w:tcW w:w="1705" w:type="dxa"/>
-            <w:vAlign w:val="center"/>
+            <w:tcW w:w="1165" w:type="dxa"/>
           </w:tcPr>
           <w:p>
             <w:pPr>
-              <w:jc w:val="center"/>
+              <w:spacing w:before="240" w:line="276" w:lineRule="auto"/>
               <w:rPr>
                 <w:rFonts w:ascii="Times New Roman" w:hAnsi="Times New Roman" w:cs="Times New Roman"/>
               </w:rPr>
@@ -811,412 +1440,7 @@
         </w:tc>
         <w:tc>
           <w:tcPr>
-            <w:tcW w:w="2070" w:type="dxa"/>
-            <w:tcMar>
-              <w:top w:w="43" w:type="dxa"/>
-              <w:left w:w="115" w:type="dxa"/>
-              <w:bottom w:w="72" w:type="dxa"/>
-              <w:right w:w="115" w:type="dxa"/>
-            </w:tcMar>
-            <w:vAlign w:val="center"/>
-          </w:tcPr>
-          <w:p>
-            <w:pPr>
-              <w:rPr>
-                <w:rFonts w:ascii="Times New Roman" w:hAnsi="Times New Roman" w:cs="Times New Roman"/>
-              </w:rPr>
-            </w:pPr>
-            <w:r>
-              <w:rPr>
-                <w:rFonts w:ascii="Times New Roman" w:hAnsi="Times New Roman" w:cs="Times New Roman"/>
-              </w:rPr>
-              <w:t>Có nhãn (Đã biết trước cặp đầu vào – ra)</w:t>
-            </w:r>
-          </w:p>
-        </w:tc>
-        <w:tc>
-          <w:tcPr>
-            <w:tcW w:w="1980" w:type="dxa"/>
-            <w:tcMar>
-              <w:top w:w="43" w:type="dxa"/>
-              <w:left w:w="115" w:type="dxa"/>
-              <w:bottom w:w="72" w:type="dxa"/>
-              <w:right w:w="115" w:type="dxa"/>
-            </w:tcMar>
-            <w:vAlign w:val="center"/>
-          </w:tcPr>
-          <w:p>
-            <w:pPr>
-              <w:rPr>
-                <w:rFonts w:ascii="Times New Roman" w:hAnsi="Times New Roman" w:cs="Times New Roman"/>
-              </w:rPr>
-            </w:pPr>
-            <w:r>
-              <w:rPr>
-                <w:rFonts w:ascii="Times New Roman" w:hAnsi="Times New Roman" w:cs="Times New Roman"/>
-              </w:rPr>
-              <w:t>Không có nhãn (Chỉ có dữ liệu thô, chưa phân loại)</w:t>
-            </w:r>
-          </w:p>
-        </w:tc>
-        <w:tc>
-          <w:tcPr>
-            <w:tcW w:w="3595" w:type="dxa"/>
-            <w:tcMar>
-              <w:top w:w="43" w:type="dxa"/>
-              <w:left w:w="115" w:type="dxa"/>
-              <w:bottom w:w="72" w:type="dxa"/>
-              <w:right w:w="115" w:type="dxa"/>
-            </w:tcMar>
-            <w:vAlign w:val="center"/>
-          </w:tcPr>
-          <w:p>
-            <w:pPr>
-              <w:rPr>
-                <w:rFonts w:ascii="Times New Roman" w:hAnsi="Times New Roman" w:cs="Times New Roman"/>
-              </w:rPr>
-            </w:pPr>
-            <w:r>
-              <w:rPr>
-                <w:rFonts w:ascii="Times New Roman" w:hAnsi="Times New Roman" w:cs="Times New Roman"/>
-              </w:rPr>
-              <w:t>Không có tập dữ liệu tĩnh; dữ liệu được tạo ra thông qua tương tác</w:t>
-            </w:r>
-          </w:p>
-        </w:tc>
-      </w:tr>
-      <w:tr>
-        <w:tc>
-          <w:tcPr>
-            <w:tcW w:w="1705" w:type="dxa"/>
-            <w:vAlign w:val="center"/>
-          </w:tcPr>
-          <w:p>
-            <w:pPr>
-              <w:jc w:val="center"/>
-              <w:rPr>
-                <w:rFonts w:ascii="Times New Roman" w:hAnsi="Times New Roman" w:cs="Times New Roman"/>
-              </w:rPr>
-            </w:pPr>
-            <w:r>
-              <w:rPr>
-                <w:rFonts w:ascii="Times New Roman" w:hAnsi="Times New Roman" w:cs="Times New Roman"/>
-              </w:rPr>
-              <w:t>Mục tiêu chính</w:t>
-            </w:r>
-          </w:p>
-        </w:tc>
-        <w:tc>
-          <w:tcPr>
-            <w:tcW w:w="2070" w:type="dxa"/>
-            <w:tcMar>
-              <w:top w:w="43" w:type="dxa"/>
-              <w:left w:w="115" w:type="dxa"/>
-              <w:bottom w:w="72" w:type="dxa"/>
-              <w:right w:w="115" w:type="dxa"/>
-            </w:tcMar>
-            <w:vAlign w:val="center"/>
-          </w:tcPr>
-          <w:p>
-            <w:pPr>
-              <w:rPr>
-                <w:rFonts w:ascii="Times New Roman" w:hAnsi="Times New Roman" w:cs="Times New Roman"/>
-              </w:rPr>
-            </w:pPr>
-            <w:r>
-              <w:rPr>
-                <w:rFonts w:ascii="Times New Roman" w:hAnsi="Times New Roman" w:cs="Times New Roman"/>
-              </w:rPr>
-              <w:t>Dự đoán kết quả cho dữ liệu mới dựa trên các cặp dữ liệu đã học</w:t>
-            </w:r>
-          </w:p>
-        </w:tc>
-        <w:tc>
-          <w:tcPr>
-            <w:tcW w:w="1980" w:type="dxa"/>
-            <w:tcMar>
-              <w:top w:w="43" w:type="dxa"/>
-              <w:left w:w="115" w:type="dxa"/>
-              <w:bottom w:w="72" w:type="dxa"/>
-              <w:right w:w="115" w:type="dxa"/>
-            </w:tcMar>
-            <w:vAlign w:val="center"/>
-          </w:tcPr>
-          <w:p>
-            <w:pPr>
-              <w:rPr>
-                <w:rFonts w:ascii="Times New Roman" w:hAnsi="Times New Roman" w:cs="Times New Roman"/>
-              </w:rPr>
-            </w:pPr>
-            <w:r>
-              <w:rPr>
-                <w:rFonts w:ascii="Times New Roman" w:hAnsi="Times New Roman" w:cs="Times New Roman"/>
-              </w:rPr>
-              <w:t>Tìm ra cấu trúc ẩn, quy luật hoặc phân cụm dữ liệu</w:t>
-            </w:r>
-          </w:p>
-        </w:tc>
-        <w:tc>
-          <w:tcPr>
-            <w:tcW w:w="3595" w:type="dxa"/>
-            <w:tcMar>
-              <w:top w:w="43" w:type="dxa"/>
-              <w:left w:w="115" w:type="dxa"/>
-              <w:bottom w:w="72" w:type="dxa"/>
-              <w:right w:w="115" w:type="dxa"/>
-            </w:tcMar>
-            <w:vAlign w:val="center"/>
-          </w:tcPr>
-          <w:p>
-            <w:pPr>
-              <w:rPr>
-                <w:rFonts w:ascii="Times New Roman" w:hAnsi="Times New Roman" w:cs="Times New Roman"/>
-              </w:rPr>
-            </w:pPr>
-            <w:r>
-              <w:rPr>
-                <w:rFonts w:ascii="Times New Roman" w:hAnsi="Times New Roman" w:cs="Times New Roman"/>
-              </w:rPr>
-              <w:t>Học các đưa ra chuỗi quyết định tối ưu để đạt phần thưởng cao nhất</w:t>
-            </w:r>
-          </w:p>
-        </w:tc>
-      </w:tr>
-      <w:tr>
-        <w:tc>
-          <w:tcPr>
-            <w:tcW w:w="1705" w:type="dxa"/>
-            <w:vAlign w:val="center"/>
-          </w:tcPr>
-          <w:p>
-            <w:pPr>
-              <w:jc w:val="center"/>
-              <w:rPr>
-                <w:rFonts w:ascii="Times New Roman" w:hAnsi="Times New Roman" w:cs="Times New Roman"/>
-              </w:rPr>
-            </w:pPr>
-            <w:r>
-              <w:rPr>
-                <w:rFonts w:ascii="Times New Roman" w:hAnsi="Times New Roman" w:cs="Times New Roman"/>
-              </w:rPr>
-              <w:t>Cơ chế học</w:t>
-            </w:r>
-          </w:p>
-        </w:tc>
-        <w:tc>
-          <w:tcPr>
-            <w:tcW w:w="2070" w:type="dxa"/>
-            <w:tcMar>
-              <w:top w:w="43" w:type="dxa"/>
-              <w:left w:w="115" w:type="dxa"/>
-              <w:bottom w:w="72" w:type="dxa"/>
-              <w:right w:w="115" w:type="dxa"/>
-            </w:tcMar>
-            <w:vAlign w:val="center"/>
-          </w:tcPr>
-          <w:p>
-            <w:pPr>
-              <w:rPr>
-                <w:rFonts w:ascii="Times New Roman" w:hAnsi="Times New Roman" w:cs="Times New Roman"/>
-              </w:rPr>
-            </w:pPr>
-            <w:r>
-              <w:rPr>
-                <w:rFonts w:ascii="Times New Roman" w:hAnsi="Times New Roman" w:cs="Times New Roman"/>
-              </w:rPr>
-              <w:t xml:space="preserve">So sánh trực tiếp kết quả dự đoán với nhãn đúng có sẵn </w:t>
-            </w:r>
-            <w:r>
-              <w:rPr>
-                <w:rFonts w:ascii="Times New Roman" w:hAnsi="Times New Roman" w:cs="Times New Roman"/>
-              </w:rPr>
-              <w:lastRenderedPageBreak/>
-              <w:t>trong dữ liệu huấn luyện</w:t>
-            </w:r>
-          </w:p>
-        </w:tc>
-        <w:tc>
-          <w:tcPr>
-            <w:tcW w:w="1980" w:type="dxa"/>
-            <w:tcMar>
-              <w:top w:w="43" w:type="dxa"/>
-              <w:left w:w="115" w:type="dxa"/>
-              <w:bottom w:w="72" w:type="dxa"/>
-              <w:right w:w="115" w:type="dxa"/>
-            </w:tcMar>
-            <w:vAlign w:val="center"/>
-          </w:tcPr>
-          <w:p>
-            <w:pPr>
-              <w:rPr>
-                <w:rFonts w:ascii="Times New Roman" w:hAnsi="Times New Roman" w:cs="Times New Roman"/>
-              </w:rPr>
-            </w:pPr>
-            <w:r>
-              <w:rPr>
-                <w:rFonts w:ascii="Times New Roman" w:hAnsi="Times New Roman" w:cs="Times New Roman"/>
-              </w:rPr>
-              <w:lastRenderedPageBreak/>
-              <w:t xml:space="preserve">Tự tìm điểm tương đồng và khác biệt </w:t>
-            </w:r>
-            <w:r>
-              <w:rPr>
-                <w:rFonts w:ascii="Times New Roman" w:hAnsi="Times New Roman" w:cs="Times New Roman"/>
-              </w:rPr>
-              <w:lastRenderedPageBreak/>
-              <w:t>giữa các phần tử dữ liệu</w:t>
-            </w:r>
-          </w:p>
-        </w:tc>
-        <w:tc>
-          <w:tcPr>
-            <w:tcW w:w="3595" w:type="dxa"/>
-            <w:tcMar>
-              <w:top w:w="43" w:type="dxa"/>
-              <w:left w:w="115" w:type="dxa"/>
-              <w:bottom w:w="72" w:type="dxa"/>
-              <w:right w:w="115" w:type="dxa"/>
-            </w:tcMar>
-            <w:vAlign w:val="center"/>
-          </w:tcPr>
-          <w:p>
-            <w:pPr>
-              <w:rPr>
-                <w:rFonts w:ascii="Times New Roman" w:hAnsi="Times New Roman" w:cs="Times New Roman"/>
-              </w:rPr>
-            </w:pPr>
-            <w:r>
-              <w:rPr>
-                <w:rFonts w:ascii="Times New Roman" w:hAnsi="Times New Roman" w:cs="Times New Roman"/>
-              </w:rPr>
-              <w:lastRenderedPageBreak/>
-              <w:t>Nhận tín hiệu thưởng/phạt từ môi trường sau mỗi hành động</w:t>
-            </w:r>
-          </w:p>
-        </w:tc>
-      </w:tr>
-      <w:tr>
-        <w:tc>
-          <w:tcPr>
-            <w:tcW w:w="1705" w:type="dxa"/>
-            <w:vAlign w:val="center"/>
-          </w:tcPr>
-          <w:p>
-            <w:pPr>
-              <w:jc w:val="center"/>
-              <w:rPr>
-                <w:rFonts w:ascii="Times New Roman" w:hAnsi="Times New Roman" w:cs="Times New Roman"/>
-              </w:rPr>
-            </w:pPr>
-            <w:r>
-              <w:rPr>
-                <w:rFonts w:ascii="Times New Roman" w:hAnsi="Times New Roman" w:cs="Times New Roman"/>
-              </w:rPr>
-              <w:lastRenderedPageBreak/>
-              <w:t>Thuật toán phổ biến</w:t>
-            </w:r>
-          </w:p>
-        </w:tc>
-        <w:tc>
-          <w:tcPr>
-            <w:tcW w:w="2070" w:type="dxa"/>
-            <w:tcMar>
-              <w:top w:w="43" w:type="dxa"/>
-              <w:left w:w="115" w:type="dxa"/>
-              <w:bottom w:w="72" w:type="dxa"/>
-              <w:right w:w="115" w:type="dxa"/>
-            </w:tcMar>
-            <w:vAlign w:val="center"/>
-          </w:tcPr>
-          <w:p>
-            <w:pPr>
-              <w:rPr>
-                <w:rFonts w:ascii="Times New Roman" w:hAnsi="Times New Roman" w:cs="Times New Roman"/>
-              </w:rPr>
-            </w:pPr>
-            <w:r>
-              <w:rPr>
-                <w:rFonts w:ascii="Times New Roman" w:hAnsi="Times New Roman" w:cs="Times New Roman"/>
-              </w:rPr>
-              <w:t>Hồi quy tuyến tính, SVM, Cây quyết định, KNN</w:t>
-            </w:r>
-          </w:p>
-        </w:tc>
-        <w:tc>
-          <w:tcPr>
-            <w:tcW w:w="1980" w:type="dxa"/>
-            <w:tcMar>
-              <w:top w:w="43" w:type="dxa"/>
-              <w:left w:w="115" w:type="dxa"/>
-              <w:bottom w:w="72" w:type="dxa"/>
-              <w:right w:w="115" w:type="dxa"/>
-            </w:tcMar>
-            <w:vAlign w:val="center"/>
-          </w:tcPr>
-          <w:p>
-            <w:pPr>
-              <w:rPr>
-                <w:rFonts w:ascii="Times New Roman" w:hAnsi="Times New Roman" w:cs="Times New Roman"/>
-              </w:rPr>
-            </w:pPr>
-            <w:r>
-              <w:rPr>
-                <w:rFonts w:ascii="Times New Roman" w:hAnsi="Times New Roman" w:cs="Times New Roman"/>
-              </w:rPr>
-              <w:t>K-Means, PCA, Phân cụm phân cấp</w:t>
-            </w:r>
-          </w:p>
-        </w:tc>
-        <w:tc>
-          <w:tcPr>
-            <w:tcW w:w="3595" w:type="dxa"/>
-            <w:tcMar>
-              <w:top w:w="43" w:type="dxa"/>
-              <w:left w:w="115" w:type="dxa"/>
-              <w:bottom w:w="72" w:type="dxa"/>
-              <w:right w:w="115" w:type="dxa"/>
-            </w:tcMar>
-            <w:vAlign w:val="center"/>
-          </w:tcPr>
-          <w:p>
-            <w:pPr>
-              <w:rPr>
-                <w:rFonts w:ascii="Times New Roman" w:hAnsi="Times New Roman" w:cs="Times New Roman"/>
-              </w:rPr>
-            </w:pPr>
-            <w:r>
-              <w:rPr>
-                <w:rFonts w:ascii="Times New Roman" w:hAnsi="Times New Roman" w:cs="Times New Roman"/>
-              </w:rPr>
-              <w:t>Q-Learning, Deep Q-Network (DQN), PPO</w:t>
-            </w:r>
-          </w:p>
-        </w:tc>
-      </w:tr>
-      <w:tr>
-        <w:tc>
-          <w:tcPr>
-            <w:tcW w:w="1705" w:type="dxa"/>
-            <w:vAlign w:val="center"/>
-          </w:tcPr>
-          <w:p>
-            <w:pPr>
-              <w:jc w:val="center"/>
-              <w:rPr>
-                <w:rFonts w:ascii="Times New Roman" w:hAnsi="Times New Roman" w:cs="Times New Roman"/>
-              </w:rPr>
-            </w:pPr>
-            <w:r>
-              <w:rPr>
-                <w:rFonts w:ascii="Times New Roman" w:hAnsi="Times New Roman" w:cs="Times New Roman"/>
-              </w:rPr>
-              <w:t>Nhóm bài toán nhỏ</w:t>
-            </w:r>
-          </w:p>
-        </w:tc>
-        <w:tc>
-          <w:tcPr>
-            <w:tcW w:w="2070" w:type="dxa"/>
+            <w:tcW w:w="2790" w:type="dxa"/>
             <w:tcMar>
               <w:top w:w="43" w:type="dxa"/>
               <w:left w:w="115" w:type="dxa"/>
@@ -1226,6 +1450,7 @@
           </w:tcPr>
           <w:p>
             <w:pPr>
+              <w:spacing w:before="240" w:line="276" w:lineRule="auto"/>
               <w:rPr>
                 <w:rFonts w:ascii="Times New Roman" w:hAnsi="Times New Roman" w:cs="Times New Roman"/>
               </w:rPr>
@@ -1234,111 +1459,13 @@
               <w:rPr>
                 <w:rFonts w:ascii="Times New Roman" w:hAnsi="Times New Roman" w:cs="Times New Roman"/>
               </w:rPr>
-              <w:t>- Phân loại</w:t>
-            </w:r>
-          </w:p>
-          <w:p>
-            <w:pPr>
-              <w:rPr>
-                <w:rFonts w:ascii="Times New Roman" w:hAnsi="Times New Roman" w:cs="Times New Roman"/>
-              </w:rPr>
-            </w:pPr>
-            <w:r>
-              <w:rPr>
-                <w:rFonts w:ascii="Times New Roman" w:hAnsi="Times New Roman" w:cs="Times New Roman"/>
-              </w:rPr>
-              <w:t>(Classification): Dự đoán nhãn rời rạc.</w:t>
-            </w:r>
-          </w:p>
-          <w:p>
-            <w:pPr>
-              <w:rPr>
-                <w:rFonts w:ascii="Times New Roman" w:hAnsi="Times New Roman" w:cs="Times New Roman"/>
-              </w:rPr>
-            </w:pPr>
-          </w:p>
-          <w:p>
-            <w:pPr>
-              <w:rPr>
-                <w:rFonts w:ascii="Times New Roman" w:hAnsi="Times New Roman" w:cs="Times New Roman"/>
-              </w:rPr>
-            </w:pPr>
-            <w:r>
-              <w:rPr>
-                <w:rFonts w:ascii="Times New Roman" w:hAnsi="Times New Roman" w:cs="Times New Roman"/>
-              </w:rPr>
-              <w:t>- Hồi quy (Regression): Dự đoán giá trị liên tục.</w:t>
+              <w:t>Có nhãn (Đã biết trước cặp đầu vào – ra)</w:t>
             </w:r>
           </w:p>
         </w:tc>
         <w:tc>
           <w:tcPr>
-            <w:tcW w:w="1980" w:type="dxa"/>
-            <w:tcMar>
-              <w:top w:w="43" w:type="dxa"/>
-              <w:left w:w="115" w:type="dxa"/>
-              <w:bottom w:w="72" w:type="dxa"/>
-              <w:right w:w="115" w:type="dxa"/>
-            </w:tcMar>
-            <w:vAlign w:val="center"/>
-          </w:tcPr>
-          <w:p>
-            <w:pPr>
-              <w:rPr>
-                <w:rFonts w:ascii="Times New Roman" w:hAnsi="Times New Roman" w:cs="Times New Roman"/>
-              </w:rPr>
-            </w:pPr>
-            <w:r>
-              <w:rPr>
-                <w:rFonts w:ascii="Times New Roman" w:hAnsi="Times New Roman" w:cs="Times New Roman"/>
-              </w:rPr>
-              <w:t>- Gom cụm (Clustering): Nhóm dữ liệu tương đồng.</w:t>
-            </w:r>
-          </w:p>
-          <w:p>
-            <w:pPr>
-              <w:rPr>
-                <w:rFonts w:ascii="Times New Roman" w:hAnsi="Times New Roman" w:cs="Times New Roman"/>
-              </w:rPr>
-            </w:pPr>
-          </w:p>
-          <w:p>
-            <w:pPr>
-              <w:rPr>
-                <w:rFonts w:ascii="Times New Roman" w:hAnsi="Times New Roman" w:cs="Times New Roman"/>
-              </w:rPr>
-            </w:pPr>
-            <w:r>
-              <w:rPr>
-                <w:rFonts w:ascii="Times New Roman" w:hAnsi="Times New Roman" w:cs="Times New Roman"/>
-              </w:rPr>
-              <w:t>- Giảm chiều dữ liệu (Dimensionality Reduction): Nén dữ liệu.</w:t>
-            </w:r>
-          </w:p>
-          <w:p>
-            <w:pPr>
-              <w:rPr>
-                <w:rFonts w:ascii="Times New Roman" w:hAnsi="Times New Roman" w:cs="Times New Roman"/>
-              </w:rPr>
-            </w:pPr>
-          </w:p>
-          <w:p>
-            <w:pPr>
-              <w:rPr>
-                <w:rFonts w:ascii="Times New Roman" w:hAnsi="Times New Roman" w:cs="Times New Roman"/>
-              </w:rPr>
-            </w:pPr>
-            <w:r>
-              <w:rPr>
-                <w:rFonts w:ascii="Times New Roman" w:hAnsi="Times New Roman" w:cs="Times New Roman"/>
-              </w:rPr>
-              <w:t>- Luật kết hợp (Association): Tìm mối liên hệ giữa các mặt hàng.</w:t>
-            </w:r>
-          </w:p>
-        </w:tc>
-        <w:tc>
-          <w:tcPr>
-            <w:tcW w:w="3595" w:type="dxa"/>
+            <w:tcW w:w="2790" w:type="dxa"/>
             <w:tcMar>
               <w:top w:w="43" w:type="dxa"/>
               <w:left w:w="115" w:type="dxa"/>
@@ -1348,6 +1475,7 @@
           </w:tcPr>
           <w:p>
             <w:pPr>
+              <w:spacing w:before="240" w:line="276" w:lineRule="auto"/>
               <w:rPr>
                 <w:rFonts w:ascii="Times New Roman" w:hAnsi="Times New Roman" w:cs="Times New Roman"/>
               </w:rPr>
@@ -1356,65 +1484,23 @@
               <w:rPr>
                 <w:rFonts w:ascii="Times New Roman" w:hAnsi="Times New Roman" w:cs="Times New Roman"/>
               </w:rPr>
-              <w:t>- Tác vụ điều khiển (Control Tasks): Điều khiển các hệ thống cơ học, thiết bị vật lý trong môi trường liên tục.</w:t>
-            </w:r>
-          </w:p>
-          <w:p>
-            <w:pPr>
-              <w:rPr>
-                <w:rFonts w:ascii="Times New Roman" w:hAnsi="Times New Roman" w:cs="Times New Roman"/>
-              </w:rPr>
-            </w:pPr>
-          </w:p>
-          <w:p>
-            <w:pPr>
-              <w:rPr>
-                <w:rFonts w:ascii="Times New Roman" w:hAnsi="Times New Roman" w:cs="Times New Roman"/>
-              </w:rPr>
-            </w:pPr>
-            <w:r>
-              <w:rPr>
-                <w:rFonts w:ascii="Times New Roman" w:hAnsi="Times New Roman" w:cs="Times New Roman"/>
-              </w:rPr>
-              <w:t>- Tối ưu hóa chuỗi quyết định (Decision Making): Tìm chuỗi nước đi tối ưu trong môi trường có luật chơi cố định.</w:t>
-            </w:r>
-          </w:p>
-        </w:tc>
-      </w:tr>
-      <w:tr>
-        <w:tc>
-          <w:tcPr>
-            <w:tcW w:w="1705" w:type="dxa"/>
-            <w:vAlign w:val="center"/>
-          </w:tcPr>
-          <w:p>
-            <w:pPr>
-              <w:jc w:val="center"/>
-              <w:rPr>
-                <w:rFonts w:ascii="Times New Roman" w:hAnsi="Times New Roman" w:cs="Times New Roman"/>
-              </w:rPr>
-            </w:pPr>
-            <w:r>
-              <w:rPr>
-                <w:rFonts w:ascii="Times New Roman" w:hAnsi="Times New Roman" w:cs="Times New Roman"/>
-              </w:rPr>
-              <w:t>Ví dụ thực tế</w:t>
+              <w:t>Không có nhãn (Chỉ có dữ liệu thô, chưa phân loại)</w:t>
             </w:r>
           </w:p>
         </w:tc>
         <w:tc>
           <w:tcPr>
-            <w:tcW w:w="2070" w:type="dxa"/>
+            <w:tcW w:w="2605" w:type="dxa"/>
             <w:tcMar>
               <w:top w:w="43" w:type="dxa"/>
               <w:left w:w="115" w:type="dxa"/>
               <w:bottom w:w="72" w:type="dxa"/>
               <w:right w:w="115" w:type="dxa"/>
             </w:tcMar>
-            <w:vAlign w:val="center"/>
           </w:tcPr>
           <w:p>
             <w:pPr>
+              <w:spacing w:before="240" w:line="276" w:lineRule="auto"/>
               <w:rPr>
                 <w:rFonts w:ascii="Times New Roman" w:hAnsi="Times New Roman" w:cs="Times New Roman"/>
               </w:rPr>
@@ -1423,23 +1509,47 @@
               <w:rPr>
                 <w:rFonts w:ascii="Times New Roman" w:hAnsi="Times New Roman" w:cs="Times New Roman"/>
               </w:rPr>
-              <w:t>Dự đoán bệnh dựa trên chỉ số y tế, nhận diện khuôn mặt, phát hiện giao dịch gian lận.</w:t>
+              <w:t>Không có tập dữ liệu tĩnh; dữ liệu được tạo ra thông qua tương tác</w:t>
+            </w:r>
+          </w:p>
+        </w:tc>
+      </w:tr>
+      <w:tr>
+        <w:trPr>
+          <w:jc w:val="center"/>
+        </w:trPr>
+        <w:tc>
+          <w:tcPr>
+            <w:tcW w:w="1165" w:type="dxa"/>
+          </w:tcPr>
+          <w:p>
+            <w:pPr>
+              <w:spacing w:before="240" w:line="276" w:lineRule="auto"/>
+              <w:rPr>
+                <w:rFonts w:ascii="Times New Roman" w:hAnsi="Times New Roman" w:cs="Times New Roman"/>
+              </w:rPr>
+            </w:pPr>
+            <w:r>
+              <w:rPr>
+                <w:rFonts w:ascii="Times New Roman" w:hAnsi="Times New Roman" w:cs="Times New Roman"/>
+              </w:rPr>
+              <w:t>Mục tiêu chính</w:t>
             </w:r>
           </w:p>
         </w:tc>
         <w:tc>
           <w:tcPr>
-            <w:tcW w:w="1980" w:type="dxa"/>
+            <w:tcW w:w="2790" w:type="dxa"/>
             <w:tcMar>
               <w:top w:w="43" w:type="dxa"/>
               <w:left w:w="115" w:type="dxa"/>
               <w:bottom w:w="72" w:type="dxa"/>
               <w:right w:w="115" w:type="dxa"/>
             </w:tcMar>
-            <w:vAlign w:val="center"/>
           </w:tcPr>
           <w:p>
             <w:pPr>
+              <w:spacing w:before="240" w:line="276" w:lineRule="auto"/>
               <w:rPr>
                 <w:rFonts w:ascii="Times New Roman" w:hAnsi="Times New Roman" w:cs="Times New Roman"/>
               </w:rPr>
@@ -1448,23 +1558,821 @@
               <w:rPr>
                 <w:rFonts w:ascii="Times New Roman" w:hAnsi="Times New Roman" w:cs="Times New Roman"/>
               </w:rPr>
-              <w:t>Hệ thống gợi ý sản phẩm, phát hiện điểm bất thường.</w:t>
+              <w:t>Dự đoán kết quả cho dữ liệu mới dựa trên các cặp dữ liệu đã học</w:t>
             </w:r>
           </w:p>
         </w:tc>
         <w:tc>
           <w:tcPr>
-            <w:tcW w:w="3595" w:type="dxa"/>
+            <w:tcW w:w="2790" w:type="dxa"/>
             <w:tcMar>
               <w:top w:w="43" w:type="dxa"/>
               <w:left w:w="115" w:type="dxa"/>
               <w:bottom w:w="72" w:type="dxa"/>
               <w:right w:w="115" w:type="dxa"/>
             </w:tcMar>
+          </w:tcPr>
+          <w:p>
+            <w:pPr>
+              <w:spacing w:before="240" w:line="276" w:lineRule="auto"/>
+              <w:rPr>
+                <w:rFonts w:ascii="Times New Roman" w:hAnsi="Times New Roman" w:cs="Times New Roman"/>
+              </w:rPr>
+            </w:pPr>
+            <w:r>
+              <w:rPr>
+                <w:rFonts w:ascii="Times New Roman" w:hAnsi="Times New Roman" w:cs="Times New Roman"/>
+              </w:rPr>
+              <w:t>Tìm ra cấu trúc ẩn, quy luật hoặc phân cụm dữ liệu</w:t>
+            </w:r>
+          </w:p>
+        </w:tc>
+        <w:tc>
+          <w:tcPr>
+            <w:tcW w:w="2605" w:type="dxa"/>
+            <w:tcMar>
+              <w:top w:w="43" w:type="dxa"/>
+              <w:left w:w="115" w:type="dxa"/>
+              <w:bottom w:w="72" w:type="dxa"/>
+              <w:right w:w="115" w:type="dxa"/>
+            </w:tcMar>
+          </w:tcPr>
+          <w:p>
+            <w:pPr>
+              <w:spacing w:before="240" w:line="276" w:lineRule="auto"/>
+              <w:rPr>
+                <w:rFonts w:ascii="Times New Roman" w:hAnsi="Times New Roman" w:cs="Times New Roman"/>
+              </w:rPr>
+            </w:pPr>
+            <w:r>
+              <w:rPr>
+                <w:rFonts w:ascii="Times New Roman" w:hAnsi="Times New Roman" w:cs="Times New Roman"/>
+              </w:rPr>
+              <w:t>Học các đưa ra chuỗi quyết định tối ưu để đạt phần thưởng cao nhất</w:t>
+            </w:r>
+          </w:p>
+        </w:tc>
+      </w:tr>
+      <w:tr>
+        <w:trPr>
+          <w:jc w:val="center"/>
+        </w:trPr>
+        <w:tc>
+          <w:tcPr>
+            <w:tcW w:w="1165" w:type="dxa"/>
+          </w:tcPr>
+          <w:p>
+            <w:pPr>
+              <w:spacing w:before="240" w:line="276" w:lineRule="auto"/>
+              <w:rPr>
+                <w:rFonts w:ascii="Times New Roman" w:hAnsi="Times New Roman" w:cs="Times New Roman"/>
+              </w:rPr>
+            </w:pPr>
+            <w:r>
+              <w:rPr>
+                <w:rFonts w:ascii="Times New Roman" w:hAnsi="Times New Roman" w:cs="Times New Roman"/>
+              </w:rPr>
+              <w:t>Cơ chế học</w:t>
+            </w:r>
+          </w:p>
+        </w:tc>
+        <w:tc>
+          <w:tcPr>
+            <w:tcW w:w="2790" w:type="dxa"/>
+            <w:tcMar>
+              <w:top w:w="43" w:type="dxa"/>
+              <w:left w:w="115" w:type="dxa"/>
+              <w:bottom w:w="72" w:type="dxa"/>
+              <w:right w:w="115" w:type="dxa"/>
+            </w:tcMar>
+          </w:tcPr>
+          <w:p>
+            <w:pPr>
+              <w:spacing w:before="240" w:line="276" w:lineRule="auto"/>
+              <w:rPr>
+                <w:rFonts w:ascii="Times New Roman" w:hAnsi="Times New Roman" w:cs="Times New Roman"/>
+              </w:rPr>
+            </w:pPr>
+            <w:r>
+              <w:rPr>
+                <w:rFonts w:ascii="Times New Roman" w:hAnsi="Times New Roman" w:cs="Times New Roman"/>
+              </w:rPr>
+              <w:t>So sánh trực tiếp kết quả dự đoán với nhãn đúng có sẵn trong dữ liệu huấn luyện</w:t>
+            </w:r>
+          </w:p>
+        </w:tc>
+        <w:tc>
+          <w:tcPr>
+            <w:tcW w:w="2790" w:type="dxa"/>
+            <w:tcMar>
+              <w:top w:w="43" w:type="dxa"/>
+              <w:left w:w="115" w:type="dxa"/>
+              <w:bottom w:w="72" w:type="dxa"/>
+              <w:right w:w="115" w:type="dxa"/>
+            </w:tcMar>
+          </w:tcPr>
+          <w:p>
+            <w:pPr>
+              <w:spacing w:before="240" w:line="276" w:lineRule="auto"/>
+              <w:rPr>
+                <w:rFonts w:ascii="Times New Roman" w:hAnsi="Times New Roman" w:cs="Times New Roman"/>
+              </w:rPr>
+            </w:pPr>
+            <w:r>
+              <w:rPr>
+                <w:rFonts w:ascii="Times New Roman" w:hAnsi="Times New Roman" w:cs="Times New Roman"/>
+              </w:rPr>
+              <w:t>Tự tìm điểm tương đồng và khác biệt giữa các phần tử dữ liệu</w:t>
+            </w:r>
+          </w:p>
+        </w:tc>
+        <w:tc>
+          <w:tcPr>
+            <w:tcW w:w="2605" w:type="dxa"/>
+            <w:tcMar>
+              <w:top w:w="43" w:type="dxa"/>
+              <w:left w:w="115" w:type="dxa"/>
+              <w:bottom w:w="72" w:type="dxa"/>
+              <w:right w:w="115" w:type="dxa"/>
+            </w:tcMar>
+          </w:tcPr>
+          <w:p>
+            <w:pPr>
+              <w:spacing w:before="240" w:line="276" w:lineRule="auto"/>
+              <w:rPr>
+                <w:rFonts w:ascii="Times New Roman" w:hAnsi="Times New Roman" w:cs="Times New Roman"/>
+              </w:rPr>
+            </w:pPr>
+            <w:r>
+              <w:rPr>
+                <w:rFonts w:ascii="Times New Roman" w:hAnsi="Times New Roman" w:cs="Times New Roman"/>
+              </w:rPr>
+              <w:t>Nhận tín hiệu thưởng/phạt từ môi trường sau mỗi hành động</w:t>
+            </w:r>
+          </w:p>
+        </w:tc>
+      </w:tr>
+      <w:tr>
+        <w:trPr>
+          <w:trHeight w:val="991"/>
+          <w:jc w:val="center"/>
+        </w:trPr>
+        <w:tc>
+          <w:tcPr>
+            <w:tcW w:w="1165" w:type="dxa"/>
+          </w:tcPr>
+          <w:p>
+            <w:pPr>
+              <w:spacing w:before="240" w:line="276" w:lineRule="auto"/>
+              <w:rPr>
+                <w:rFonts w:ascii="Times New Roman" w:hAnsi="Times New Roman" w:cs="Times New Roman"/>
+              </w:rPr>
+            </w:pPr>
+            <w:r>
+              <w:rPr>
+                <w:rFonts w:ascii="Times New Roman" w:hAnsi="Times New Roman" w:cs="Times New Roman"/>
+              </w:rPr>
+              <w:t>Thuật toán phổ biến</w:t>
+            </w:r>
+          </w:p>
+        </w:tc>
+        <w:tc>
+          <w:tcPr>
+            <w:tcW w:w="2790" w:type="dxa"/>
+            <w:tcMar>
+              <w:top w:w="43" w:type="dxa"/>
+              <w:left w:w="115" w:type="dxa"/>
+              <w:bottom w:w="72" w:type="dxa"/>
+              <w:right w:w="115" w:type="dxa"/>
+            </w:tcMar>
+          </w:tcPr>
+          <w:p>
+            <w:pPr>
+              <w:spacing w:before="240" w:line="276" w:lineRule="auto"/>
+              <w:rPr>
+                <w:rFonts w:ascii="Times New Roman" w:hAnsi="Times New Roman" w:cs="Times New Roman"/>
+              </w:rPr>
+            </w:pPr>
+            <w:r>
+              <w:rPr>
+                <w:rFonts w:ascii="Times New Roman" w:hAnsi="Times New Roman" w:cs="Times New Roman"/>
+              </w:rPr>
+              <w:t>Hồi quy tuyến tính, SVM, Cây quyết định, KNN</w:t>
+            </w:r>
+          </w:p>
+        </w:tc>
+        <w:tc>
+          <w:tcPr>
+            <w:tcW w:w="2790" w:type="dxa"/>
+            <w:tcMar>
+              <w:top w:w="43" w:type="dxa"/>
+              <w:left w:w="115" w:type="dxa"/>
+              <w:bottom w:w="72" w:type="dxa"/>
+              <w:right w:w="115" w:type="dxa"/>
+            </w:tcMar>
+          </w:tcPr>
+          <w:p>
+            <w:pPr>
+              <w:spacing w:before="240" w:line="276" w:lineRule="auto"/>
+              <w:rPr>
+                <w:rFonts w:ascii="Times New Roman" w:hAnsi="Times New Roman" w:cs="Times New Roman"/>
+              </w:rPr>
+            </w:pPr>
+            <w:r>
+              <w:rPr>
+                <w:rFonts w:ascii="Times New Roman" w:hAnsi="Times New Roman" w:cs="Times New Roman"/>
+              </w:rPr>
+              <w:t>K-Means, PCA, Phân cụm phân cấp</w:t>
+            </w:r>
+          </w:p>
+        </w:tc>
+        <w:tc>
+          <w:tcPr>
+            <w:tcW w:w="2605" w:type="dxa"/>
+            <w:tcMar>
+              <w:top w:w="43" w:type="dxa"/>
+              <w:left w:w="115" w:type="dxa"/>
+              <w:bottom w:w="72" w:type="dxa"/>
+              <w:right w:w="115" w:type="dxa"/>
+            </w:tcMar>
+          </w:tcPr>
+          <w:p>
+            <w:pPr>
+              <w:spacing w:before="240" w:line="276" w:lineRule="auto"/>
+              <w:rPr>
+                <w:rFonts w:ascii="Times New Roman" w:hAnsi="Times New Roman" w:cs="Times New Roman"/>
+              </w:rPr>
+            </w:pPr>
+            <w:r>
+              <w:rPr>
+                <w:rFonts w:ascii="Times New Roman" w:hAnsi="Times New Roman" w:cs="Times New Roman"/>
+              </w:rPr>
+              <w:t>Q-Learning, Deep Q-Network (DQN), PPO</w:t>
+            </w:r>
+          </w:p>
+        </w:tc>
+      </w:tr>
+      <w:tr>
+        <w:trPr>
+          <w:jc w:val="center"/>
+        </w:trPr>
+        <w:tc>
+          <w:tcPr>
+            <w:tcW w:w="1165" w:type="dxa"/>
             <w:vAlign w:val="center"/>
           </w:tcPr>
           <w:p>
             <w:pPr>
+              <w:spacing w:before="240" w:line="276" w:lineRule="auto"/>
+              <w:rPr>
+                <w:rFonts w:ascii="Times New Roman" w:hAnsi="Times New Roman" w:cs="Times New Roman"/>
+              </w:rPr>
+            </w:pPr>
+            <w:r>
+              <w:rPr>
+                <w:rFonts w:ascii="Times New Roman" w:hAnsi="Times New Roman" w:cs="Times New Roman"/>
+              </w:rPr>
+              <w:t>Nhóm bài toán nhỏ</w:t>
+            </w:r>
+          </w:p>
+        </w:tc>
+        <w:tc>
+          <w:tcPr>
+            <w:tcW w:w="2790" w:type="dxa"/>
+            <w:tcMar>
+              <w:top w:w="43" w:type="dxa"/>
+              <w:left w:w="115" w:type="dxa"/>
+              <w:bottom w:w="72" w:type="dxa"/>
+              <w:right w:w="115" w:type="dxa"/>
+            </w:tcMar>
+          </w:tcPr>
+          <w:p>
+            <w:pPr>
+              <w:pStyle w:val="ListParagraph"/>
+              <w:numPr>
+                <w:ilvl w:val="0"/>
+                <w:numId w:val="20"/>
+              </w:numPr>
+              <w:spacing w:line="276" w:lineRule="auto"/>
+              <w:jc w:val="both"/>
+              <w:rPr>
+                <w:rFonts w:ascii="Times New Roman" w:hAnsi="Times New Roman" w:cs="Times New Roman"/>
+              </w:rPr>
+            </w:pPr>
+            <w:r>
+              <w:rPr>
+                <w:rFonts w:ascii="Times New Roman" w:hAnsi="Times New Roman" w:cs="Times New Roman"/>
+              </w:rPr>
+              <w:t xml:space="preserve"> </w:t>
+            </w:r>
+            <w:r>
+              <w:rPr>
+                <w:rFonts w:ascii="Times New Roman" w:hAnsi="Times New Roman" w:cs="Times New Roman"/>
+              </w:rPr>
+              <w:t>Phân loại</w:t>
+            </w:r>
+            <w:r>
+              <w:rPr>
+                <w:rFonts w:ascii="Times New Roman" w:hAnsi="Times New Roman" w:cs="Times New Roman"/>
+              </w:rPr>
+              <w:t xml:space="preserve"> (Classification):</w:t>
+            </w:r>
+          </w:p>
+          <w:p>
+            <w:pPr>
+              <w:spacing w:line="276" w:lineRule="auto"/>
+              <w:jc w:val="both"/>
+              <w:rPr>
+                <w:rFonts w:ascii="Times New Roman" w:hAnsi="Times New Roman" w:cs="Times New Roman"/>
+              </w:rPr>
+            </w:pPr>
+            <w:r>
+              <w:rPr>
+                <w:rFonts w:ascii="Times New Roman" w:hAnsi="Times New Roman" w:cs="Times New Roman"/>
+              </w:rPr>
+              <w:t>Dự đoán nhãn rời rạc.</w:t>
+            </w:r>
+          </w:p>
+          <w:p>
+            <w:pPr>
+              <w:spacing w:line="276" w:lineRule="auto"/>
+              <w:jc w:val="both"/>
+              <w:rPr>
+                <w:rFonts w:ascii="Times New Roman" w:hAnsi="Times New Roman" w:cs="Times New Roman"/>
+              </w:rPr>
+            </w:pPr>
+          </w:p>
+          <w:p>
+            <w:pPr>
+              <w:pStyle w:val="ListParagraph"/>
+              <w:numPr>
+                <w:ilvl w:val="0"/>
+                <w:numId w:val="20"/>
+              </w:numPr>
+              <w:spacing w:line="276" w:lineRule="auto"/>
+              <w:jc w:val="both"/>
+              <w:rPr>
+                <w:rFonts w:ascii="Times New Roman" w:hAnsi="Times New Roman" w:cs="Times New Roman"/>
+              </w:rPr>
+            </w:pPr>
+            <w:r>
+              <w:rPr>
+                <w:rFonts w:ascii="Times New Roman" w:hAnsi="Times New Roman" w:cs="Times New Roman"/>
+              </w:rPr>
+              <w:t xml:space="preserve"> </w:t>
+            </w:r>
+            <w:r>
+              <w:rPr>
+                <w:rFonts w:ascii="Times New Roman" w:hAnsi="Times New Roman" w:cs="Times New Roman"/>
+              </w:rPr>
+              <w:t xml:space="preserve">Hồi quy (Regression): </w:t>
+            </w:r>
+          </w:p>
+          <w:p>
+            <w:pPr>
+              <w:spacing w:line="276" w:lineRule="auto"/>
+              <w:jc w:val="both"/>
+              <w:rPr>
+                <w:rFonts w:ascii="Times New Roman" w:hAnsi="Times New Roman" w:cs="Times New Roman"/>
+              </w:rPr>
+            </w:pPr>
+            <w:r>
+              <w:rPr>
+                <w:rFonts w:ascii="Times New Roman" w:hAnsi="Times New Roman" w:cs="Times New Roman"/>
+              </w:rPr>
+              <w:t>Dự đoán giá trị liên tục.</w:t>
+            </w:r>
+          </w:p>
+        </w:tc>
+        <w:tc>
+          <w:tcPr>
+            <w:tcW w:w="2790" w:type="dxa"/>
+            <w:tcMar>
+              <w:top w:w="43" w:type="dxa"/>
+              <w:left w:w="115" w:type="dxa"/>
+              <w:bottom w:w="72" w:type="dxa"/>
+              <w:right w:w="115" w:type="dxa"/>
+            </w:tcMar>
+          </w:tcPr>
+          <w:p>
+            <w:pPr>
+              <w:pStyle w:val="ListParagraph"/>
+              <w:numPr>
+                <w:ilvl w:val="0"/>
+                <w:numId w:val="20"/>
+              </w:numPr>
+              <w:spacing w:line="276" w:lineRule="auto"/>
+              <w:jc w:val="both"/>
+              <w:rPr>
+                <w:rFonts w:ascii="Times New Roman" w:hAnsi="Times New Roman" w:cs="Times New Roman"/>
+              </w:rPr>
+            </w:pPr>
+            <w:r>
+              <w:rPr>
+                <w:rFonts w:ascii="Times New Roman" w:hAnsi="Times New Roman" w:cs="Times New Roman"/>
+              </w:rPr>
+              <w:t xml:space="preserve"> </w:t>
+            </w:r>
+            <w:r>
+              <w:rPr>
+                <w:rFonts w:ascii="Times New Roman" w:hAnsi="Times New Roman" w:cs="Times New Roman"/>
+              </w:rPr>
+              <w:t>Gom cụ</w:t>
+            </w:r>
+            <w:r>
+              <w:rPr>
+                <w:rFonts w:ascii="Times New Roman" w:hAnsi="Times New Roman" w:cs="Times New Roman"/>
+              </w:rPr>
+              <w:t>m (Clustering):</w:t>
+            </w:r>
+          </w:p>
+          <w:p>
+            <w:pPr>
+              <w:spacing w:line="276" w:lineRule="auto"/>
+              <w:jc w:val="both"/>
+              <w:rPr>
+                <w:rFonts w:ascii="Times New Roman" w:hAnsi="Times New Roman" w:cs="Times New Roman"/>
+              </w:rPr>
+            </w:pPr>
+            <w:r>
+              <w:rPr>
+                <w:rFonts w:ascii="Times New Roman" w:hAnsi="Times New Roman" w:cs="Times New Roman"/>
+              </w:rPr>
+              <w:t>Nhóm dữ liệu tương đồng.</w:t>
+            </w:r>
+          </w:p>
+          <w:p>
+            <w:pPr>
+              <w:spacing w:line="276" w:lineRule="auto"/>
+              <w:jc w:val="both"/>
+              <w:rPr>
+                <w:rFonts w:ascii="Times New Roman" w:hAnsi="Times New Roman" w:cs="Times New Roman"/>
+              </w:rPr>
+            </w:pPr>
+          </w:p>
+          <w:p>
+            <w:pPr>
+              <w:pStyle w:val="ListParagraph"/>
+              <w:numPr>
+                <w:ilvl w:val="0"/>
+                <w:numId w:val="20"/>
+              </w:numPr>
+              <w:spacing w:line="276" w:lineRule="auto"/>
+              <w:jc w:val="both"/>
+              <w:rPr>
+                <w:rFonts w:ascii="Times New Roman" w:hAnsi="Times New Roman" w:cs="Times New Roman"/>
+              </w:rPr>
+            </w:pPr>
+            <w:r>
+              <w:rPr>
+                <w:rFonts w:ascii="Times New Roman" w:hAnsi="Times New Roman" w:cs="Times New Roman"/>
+              </w:rPr>
+              <w:t xml:space="preserve"> </w:t>
+            </w:r>
+            <w:r>
+              <w:rPr>
+                <w:rFonts w:ascii="Times New Roman" w:hAnsi="Times New Roman" w:cs="Times New Roman"/>
+              </w:rPr>
+              <w:t>Giảm chiều dữ liệ</w:t>
+            </w:r>
+            <w:r>
+              <w:rPr>
+                <w:rFonts w:ascii="Times New Roman" w:hAnsi="Times New Roman" w:cs="Times New Roman"/>
+              </w:rPr>
+              <w:t>u</w:t>
+            </w:r>
+          </w:p>
+          <w:p>
+            <w:pPr>
+              <w:spacing w:line="276" w:lineRule="auto"/>
+              <w:jc w:val="both"/>
+              <w:rPr>
+                <w:rFonts w:ascii="Times New Roman" w:hAnsi="Times New Roman" w:cs="Times New Roman"/>
+              </w:rPr>
+            </w:pPr>
+            <w:r>
+              <w:rPr>
+                <w:rFonts w:ascii="Times New Roman" w:hAnsi="Times New Roman" w:cs="Times New Roman"/>
+              </w:rPr>
+              <w:t xml:space="preserve">(Dimensionality Reduction): </w:t>
+            </w:r>
+          </w:p>
+          <w:p>
+            <w:pPr>
+              <w:spacing w:line="276" w:lineRule="auto"/>
+              <w:jc w:val="both"/>
+              <w:rPr>
+                <w:rFonts w:ascii="Times New Roman" w:hAnsi="Times New Roman" w:cs="Times New Roman"/>
+              </w:rPr>
+            </w:pPr>
+            <w:r>
+              <w:rPr>
+                <w:rFonts w:ascii="Times New Roman" w:hAnsi="Times New Roman" w:cs="Times New Roman"/>
+              </w:rPr>
+              <w:t>Nén dữ liệu.</w:t>
+            </w:r>
+          </w:p>
+          <w:p>
+            <w:pPr>
+              <w:spacing w:line="276" w:lineRule="auto"/>
+              <w:jc w:val="both"/>
+              <w:rPr>
+                <w:rFonts w:ascii="Times New Roman" w:hAnsi="Times New Roman" w:cs="Times New Roman"/>
+              </w:rPr>
+            </w:pPr>
+          </w:p>
+          <w:p>
+            <w:pPr>
+              <w:pStyle w:val="ListParagraph"/>
+              <w:numPr>
+                <w:ilvl w:val="0"/>
+                <w:numId w:val="20"/>
+              </w:numPr>
+              <w:spacing w:line="276" w:lineRule="auto"/>
+              <w:jc w:val="both"/>
+              <w:rPr>
+                <w:rFonts w:ascii="Times New Roman" w:hAnsi="Times New Roman" w:cs="Times New Roman"/>
+              </w:rPr>
+            </w:pPr>
+            <w:r>
+              <w:rPr>
+                <w:rFonts w:ascii="Times New Roman" w:hAnsi="Times New Roman" w:cs="Times New Roman"/>
+              </w:rPr>
+              <w:t xml:space="preserve"> </w:t>
+            </w:r>
+            <w:r>
+              <w:rPr>
+                <w:rFonts w:ascii="Times New Roman" w:hAnsi="Times New Roman" w:cs="Times New Roman"/>
+              </w:rPr>
+              <w:t>Luật kết hợ</w:t>
+            </w:r>
+            <w:r>
+              <w:rPr>
+                <w:rFonts w:ascii="Times New Roman" w:hAnsi="Times New Roman" w:cs="Times New Roman"/>
+              </w:rPr>
+              <w:t>p (Association):</w:t>
+            </w:r>
+          </w:p>
+          <w:p>
+            <w:pPr>
+              <w:spacing w:line="276" w:lineRule="auto"/>
+              <w:jc w:val="both"/>
+              <w:rPr>
+                <w:rFonts w:ascii="Times New Roman" w:hAnsi="Times New Roman" w:cs="Times New Roman"/>
+              </w:rPr>
+            </w:pPr>
+            <w:r>
+              <w:rPr>
+                <w:rFonts w:ascii="Times New Roman" w:hAnsi="Times New Roman" w:cs="Times New Roman"/>
+              </w:rPr>
+              <w:t>Tìm mối liên hệ giữa các mặt hàng.</w:t>
+            </w:r>
+          </w:p>
+        </w:tc>
+        <w:tc>
+          <w:tcPr>
+            <w:tcW w:w="2605" w:type="dxa"/>
+            <w:tcMar>
+              <w:top w:w="43" w:type="dxa"/>
+              <w:left w:w="115" w:type="dxa"/>
+              <w:bottom w:w="72" w:type="dxa"/>
+              <w:right w:w="115" w:type="dxa"/>
+            </w:tcMar>
+          </w:tcPr>
+          <w:p>
+            <w:pPr>
+              <w:pStyle w:val="ListParagraph"/>
+              <w:numPr>
+                <w:ilvl w:val="0"/>
+                <w:numId w:val="20"/>
+              </w:numPr>
+              <w:spacing w:line="276" w:lineRule="auto"/>
+              <w:jc w:val="both"/>
+              <w:rPr>
+                <w:rFonts w:ascii="Times New Roman" w:hAnsi="Times New Roman" w:cs="Times New Roman"/>
+              </w:rPr>
+            </w:pPr>
+            <w:r>
+              <w:rPr>
+                <w:rFonts w:ascii="Times New Roman" w:hAnsi="Times New Roman" w:cs="Times New Roman"/>
+              </w:rPr>
+              <w:t xml:space="preserve"> </w:t>
+            </w:r>
+            <w:r>
+              <w:rPr>
+                <w:rFonts w:ascii="Times New Roman" w:hAnsi="Times New Roman" w:cs="Times New Roman"/>
+              </w:rPr>
+              <w:t>Tác vụ điều khiể</w:t>
+            </w:r>
+            <w:r>
+              <w:rPr>
+                <w:rFonts w:ascii="Times New Roman" w:hAnsi="Times New Roman" w:cs="Times New Roman"/>
+              </w:rPr>
+              <w:t>n</w:t>
+            </w:r>
+          </w:p>
+          <w:p>
+            <w:pPr>
+              <w:spacing w:line="276" w:lineRule="auto"/>
+              <w:jc w:val="both"/>
+              <w:rPr>
+                <w:rFonts w:ascii="Times New Roman" w:hAnsi="Times New Roman" w:cs="Times New Roman"/>
+              </w:rPr>
+            </w:pPr>
+            <w:r>
+              <w:rPr>
+                <w:rFonts w:ascii="Times New Roman" w:hAnsi="Times New Roman" w:cs="Times New Roman"/>
+              </w:rPr>
+              <w:t xml:space="preserve">(Control Tasks): </w:t>
+            </w:r>
+          </w:p>
+          <w:p>
+            <w:pPr>
+              <w:spacing w:line="276" w:lineRule="auto"/>
+              <w:jc w:val="both"/>
+              <w:rPr>
+                <w:rFonts w:ascii="Times New Roman" w:hAnsi="Times New Roman" w:cs="Times New Roman"/>
+              </w:rPr>
+            </w:pPr>
+            <w:r>
+              <w:rPr>
+                <w:rFonts w:ascii="Times New Roman" w:hAnsi="Times New Roman" w:cs="Times New Roman"/>
+              </w:rPr>
+              <w:t>Điều khiển các hệ thống cơ học, thiết bị vật lý trong môi trường liên tụ</w:t>
+            </w:r>
+            <w:r>
+              <w:rPr>
+                <w:rFonts w:ascii="Times New Roman" w:hAnsi="Times New Roman" w:cs="Times New Roman"/>
+              </w:rPr>
+              <w:t>c.</w:t>
+            </w:r>
+          </w:p>
+          <w:p>
+            <w:pPr>
+              <w:spacing w:line="276" w:lineRule="auto"/>
+              <w:jc w:val="both"/>
+              <w:rPr>
+                <w:rFonts w:ascii="Times New Roman" w:hAnsi="Times New Roman" w:cs="Times New Roman"/>
+              </w:rPr>
+            </w:pPr>
+          </w:p>
+          <w:p>
+            <w:pPr>
+              <w:spacing w:line="276" w:lineRule="auto"/>
+              <w:jc w:val="both"/>
+              <w:rPr>
+                <w:rFonts w:ascii="Times New Roman" w:hAnsi="Times New Roman" w:cs="Times New Roman"/>
+              </w:rPr>
+            </w:pPr>
+          </w:p>
+          <w:p>
+            <w:pPr>
+              <w:pStyle w:val="ListParagraph"/>
+              <w:numPr>
+                <w:ilvl w:val="0"/>
+                <w:numId w:val="20"/>
+              </w:numPr>
+              <w:spacing w:line="276" w:lineRule="auto"/>
+              <w:jc w:val="both"/>
+              <w:rPr>
+                <w:rFonts w:ascii="Times New Roman" w:hAnsi="Times New Roman" w:cs="Times New Roman"/>
+              </w:rPr>
+            </w:pPr>
+            <w:r>
+              <w:rPr>
+                <w:rFonts w:ascii="Times New Roman" w:hAnsi="Times New Roman" w:cs="Times New Roman"/>
+              </w:rPr>
+              <w:t xml:space="preserve"> </w:t>
+            </w:r>
+            <w:r>
+              <w:rPr>
+                <w:rFonts w:ascii="Times New Roman" w:hAnsi="Times New Roman" w:cs="Times New Roman"/>
+              </w:rPr>
+              <w:t>Tối ưu hóa chuỗi quyế</w:t>
+            </w:r>
+            <w:r>
+              <w:rPr>
+                <w:rFonts w:ascii="Times New Roman" w:hAnsi="Times New Roman" w:cs="Times New Roman"/>
+              </w:rPr>
+              <w:t>t</w:t>
+            </w:r>
+          </w:p>
+          <w:p>
+            <w:pPr>
+              <w:spacing w:line="276" w:lineRule="auto"/>
+              <w:jc w:val="both"/>
+              <w:rPr>
+                <w:rFonts w:ascii="Times New Roman" w:hAnsi="Times New Roman" w:cs="Times New Roman"/>
+              </w:rPr>
+            </w:pPr>
+            <w:r>
+              <w:rPr>
+                <w:rFonts w:ascii="Times New Roman" w:hAnsi="Times New Roman" w:cs="Times New Roman"/>
+              </w:rPr>
+              <w:t>đị</w:t>
+            </w:r>
+            <w:r>
+              <w:rPr>
+                <w:rFonts w:ascii="Times New Roman" w:hAnsi="Times New Roman" w:cs="Times New Roman"/>
+              </w:rPr>
+              <w:t xml:space="preserve">nh (Decision </w:t>
+            </w:r>
+            <w:r>
+              <w:rPr>
+                <w:rFonts w:ascii="Times New Roman" w:hAnsi="Times New Roman" w:cs="Times New Roman"/>
+              </w:rPr>
+              <w:t>Making): Tìm chuỗi nước đi tối ưu trong môi trường có luật chơi cố định.</w:t>
+            </w:r>
+          </w:p>
+        </w:tc>
+      </w:tr>
+      <w:tr>
+        <w:trPr>
+          <w:jc w:val="center"/>
+        </w:trPr>
+        <w:tc>
+          <w:tcPr>
+            <w:tcW w:w="1165" w:type="dxa"/>
+            <w:vAlign w:val="center"/>
+          </w:tcPr>
+          <w:p>
+            <w:pPr>
+              <w:spacing w:before="240" w:line="276" w:lineRule="auto"/>
+              <w:rPr>
+                <w:rFonts w:ascii="Times New Roman" w:hAnsi="Times New Roman" w:cs="Times New Roman"/>
+              </w:rPr>
+            </w:pPr>
+            <w:r>
+              <w:rPr>
+                <w:rFonts w:ascii="Times New Roman" w:hAnsi="Times New Roman" w:cs="Times New Roman"/>
+              </w:rPr>
+              <w:t>Ví dụ thực tế</w:t>
+            </w:r>
+          </w:p>
+        </w:tc>
+        <w:tc>
+          <w:tcPr>
+            <w:tcW w:w="2790" w:type="dxa"/>
+            <w:tcMar>
+              <w:top w:w="43" w:type="dxa"/>
+              <w:left w:w="115" w:type="dxa"/>
+              <w:bottom w:w="72" w:type="dxa"/>
+              <w:right w:w="115" w:type="dxa"/>
+            </w:tcMar>
+          </w:tcPr>
+          <w:p>
+            <w:pPr>
+              <w:spacing w:before="240" w:line="276" w:lineRule="auto"/>
+              <w:rPr>
+                <w:rFonts w:ascii="Times New Roman" w:hAnsi="Times New Roman" w:cs="Times New Roman"/>
+              </w:rPr>
+            </w:pPr>
+            <w:r>
+              <w:rPr>
+                <w:rFonts w:ascii="Times New Roman" w:hAnsi="Times New Roman" w:cs="Times New Roman"/>
+              </w:rPr>
+              <w:t>Dự đoán bệnh dựa trên chỉ số y tế, nhận diện khuôn mặt, phát hiện giao dịch gian lận.</w:t>
+            </w:r>
+          </w:p>
+        </w:tc>
+        <w:tc>
+          <w:tcPr>
+            <w:tcW w:w="2790" w:type="dxa"/>
+            <w:tcMar>
+              <w:top w:w="43" w:type="dxa"/>
+              <w:left w:w="115" w:type="dxa"/>
+              <w:bottom w:w="72" w:type="dxa"/>
+              <w:right w:w="115" w:type="dxa"/>
+            </w:tcMar>
+          </w:tcPr>
+          <w:p>
+            <w:pPr>
+              <w:spacing w:before="240" w:line="276" w:lineRule="auto"/>
+              <w:rPr>
+                <w:rFonts w:ascii="Times New Roman" w:hAnsi="Times New Roman" w:cs="Times New Roman"/>
+              </w:rPr>
+            </w:pPr>
+            <w:r>
+              <w:rPr>
+                <w:rFonts w:ascii="Times New Roman" w:hAnsi="Times New Roman" w:cs="Times New Roman"/>
+              </w:rPr>
+              <w:t>Hệ thống gợi ý sản phẩm, phát hiện điểm bất thường.</w:t>
+            </w:r>
+          </w:p>
+        </w:tc>
+        <w:tc>
+          <w:tcPr>
+            <w:tcW w:w="2605" w:type="dxa"/>
+            <w:tcMar>
+              <w:top w:w="43" w:type="dxa"/>
+              <w:left w:w="115" w:type="dxa"/>
+              <w:bottom w:w="72" w:type="dxa"/>
+              <w:right w:w="115" w:type="dxa"/>
+            </w:tcMar>
+          </w:tcPr>
+          <w:p>
+            <w:pPr>
+              <w:spacing w:before="240" w:line="276" w:lineRule="auto"/>
               <w:rPr>
                 <w:rFonts w:ascii="Times New Roman" w:hAnsi="Times New Roman" w:cs="Times New Roman"/>
               </w:rPr>
@@ -1481,18 +2389,23 @@
     </w:tbl>
     <w:p>
       <w:pPr>
-        <w:rPr>
-          <w:rFonts w:ascii="Times New Roman" w:hAnsi="Times New Roman" w:cs="Times New Roman"/>
-          <w:b/>
-          <w:sz w:val="24"/>
-          <w:szCs w:val="24"/>
-        </w:rPr>
-      </w:pPr>
-    </w:p>
-    <w:p>
-      <w:pPr>
-        <w:rPr>
-          <w:rFonts w:ascii="Times New Roman" w:hAnsi="Times New Roman" w:cs="Times New Roman"/>
+        <w:spacing w:before="240" w:line="276" w:lineRule="auto"/>
+        <w:jc w:val="both"/>
+        <w:rPr>
+          <w:rFonts w:ascii="Times New Roman" w:hAnsi="Times New Roman" w:cs="Times New Roman"/>
+          <w:b/>
+          <w:sz w:val="24"/>
+          <w:szCs w:val="24"/>
+        </w:rPr>
+      </w:pPr>
+    </w:p>
+    <w:p>
+      <w:pPr>
+        <w:spacing w:before="240" w:line="276" w:lineRule="auto"/>
+        <w:jc w:val="both"/>
+        <w:rPr>
+          <w:rFonts w:ascii="Times New Roman" w:hAnsi="Times New Roman" w:cs="Times New Roman"/>
+          <w:b/>
           <w:bCs/>
           <w:sz w:val="24"/>
           <w:szCs w:val="24"/>
@@ -1502,25 +2415,21 @@
         <w:rPr>
           <w:rFonts w:ascii="Times New Roman" w:hAnsi="Times New Roman" w:cs="Times New Roman"/>
           <w:b/>
-          <w:sz w:val="24"/>
-          <w:szCs w:val="24"/>
-        </w:rPr>
-        <w:t xml:space="preserve">- </w:t>
-      </w:r>
-      <w:r>
-        <w:rPr>
-          <w:rFonts w:ascii="Times New Roman" w:hAnsi="Times New Roman" w:cs="Times New Roman"/>
           <w:bCs/>
           <w:sz w:val="24"/>
           <w:szCs w:val="24"/>
         </w:rPr>
+        <w:lastRenderedPageBreak/>
         <w:t>Một vài thuật ngữ và ký hiệu nổi bật trong AI:</w:t>
       </w:r>
     </w:p>
     <w:p>
       <w:pPr>
-        <w:rPr>
-          <w:rFonts w:ascii="Times New Roman" w:hAnsi="Times New Roman" w:cs="Times New Roman"/>
+        <w:spacing w:before="240" w:line="276" w:lineRule="auto"/>
+        <w:jc w:val="both"/>
+        <w:rPr>
+          <w:rFonts w:ascii="Times New Roman" w:hAnsi="Times New Roman" w:cs="Times New Roman"/>
+          <w:b/>
           <w:bCs/>
           <w:sz w:val="24"/>
           <w:szCs w:val="24"/>
@@ -1529,6 +2438,7 @@
       <w:r>
         <w:rPr>
           <w:rFonts w:ascii="Times New Roman" w:hAnsi="Times New Roman" w:cs="Times New Roman"/>
+          <w:b/>
           <w:bCs/>
           <w:sz w:val="24"/>
           <w:szCs w:val="24"/>
@@ -1554,15 +2464,18 @@
           </w:tcPr>
           <w:p>
             <w:pPr>
+              <w:spacing w:before="240" w:line="276" w:lineRule="auto"/>
               <w:jc w:val="center"/>
               <w:rPr>
                 <w:rFonts w:ascii="Times New Roman" w:hAnsi="Times New Roman" w:cs="Times New Roman"/>
+                <w:b/>
                 <w:bCs/>
               </w:rPr>
             </w:pPr>
             <w:r>
               <w:rPr>
                 <w:rFonts w:ascii="Times New Roman" w:hAnsi="Times New Roman" w:cs="Times New Roman"/>
+                <w:b/>
                 <w:bCs/>
               </w:rPr>
               <w:t>Tiếng Anh</w:t>
@@ -1575,15 +2488,18 @@
           </w:tcPr>
           <w:p>
             <w:pPr>
+              <w:spacing w:before="240" w:line="276" w:lineRule="auto"/>
               <w:jc w:val="center"/>
               <w:rPr>
                 <w:rFonts w:ascii="Times New Roman" w:hAnsi="Times New Roman" w:cs="Times New Roman"/>
+                <w:b/>
                 <w:bCs/>
               </w:rPr>
             </w:pPr>
             <w:r>
               <w:rPr>
                 <w:rFonts w:ascii="Times New Roman" w:hAnsi="Times New Roman" w:cs="Times New Roman"/>
+                <w:b/>
                 <w:bCs/>
               </w:rPr>
               <w:t>Tiếng Việt</w:t>
@@ -1603,15 +2519,18 @@
           </w:tcPr>
           <w:p>
             <w:pPr>
+              <w:spacing w:before="240" w:line="276" w:lineRule="auto"/>
               <w:jc w:val="center"/>
               <w:rPr>
                 <w:rFonts w:ascii="Times New Roman" w:hAnsi="Times New Roman" w:cs="Times New Roman"/>
+                <w:b/>
                 <w:bCs/>
               </w:rPr>
             </w:pPr>
             <w:r>
               <w:rPr>
                 <w:rFonts w:ascii="Times New Roman" w:hAnsi="Times New Roman" w:cs="Times New Roman"/>
+                <w:b/>
                 <w:bCs/>
               </w:rPr>
               <w:t>Ý nghĩa</w:t>
@@ -1627,7 +2546,8 @@
           </w:tcPr>
           <w:p>
             <w:pPr>
-              <w:jc w:val="center"/>
+              <w:spacing w:before="240" w:line="276" w:lineRule="auto"/>
+              <w:jc w:val="both"/>
               <w:rPr>
                 <w:rFonts w:ascii="Times New Roman" w:hAnsi="Times New Roman" w:cs="Times New Roman"/>
                 <w:bCs/>
@@ -1649,7 +2569,8 @@
           </w:tcPr>
           <w:p>
             <w:pPr>
-              <w:jc w:val="center"/>
+              <w:spacing w:before="240" w:line="276" w:lineRule="auto"/>
+              <w:jc w:val="both"/>
               <w:rPr>
                 <w:rFonts w:ascii="Times New Roman" w:hAnsi="Times New Roman" w:cs="Times New Roman"/>
                 <w:bCs/>
@@ -1677,6 +2598,7 @@
           </w:tcPr>
           <w:p>
             <w:pPr>
+              <w:spacing w:before="240" w:line="276" w:lineRule="auto"/>
               <w:jc w:val="both"/>
               <w:rPr>
                 <w:rFonts w:ascii="Times New Roman" w:hAnsi="Times New Roman" w:cs="Times New Roman"/>
@@ -1693,6 +2615,7 @@
           </w:p>
           <w:p>
             <w:pPr>
+              <w:spacing w:before="240" w:line="276" w:lineRule="auto"/>
               <w:jc w:val="both"/>
               <w:rPr>
                 <w:rFonts w:ascii="Times New Roman" w:hAnsi="Times New Roman" w:cs="Times New Roman"/>
@@ -1717,7 +2640,8 @@
           </w:tcPr>
           <w:p>
             <w:pPr>
-              <w:jc w:val="center"/>
+              <w:spacing w:before="240" w:line="276" w:lineRule="auto"/>
+              <w:jc w:val="both"/>
               <w:rPr>
                 <w:rFonts w:ascii="Times New Roman" w:hAnsi="Times New Roman" w:cs="Times New Roman"/>
                 <w:bCs/>
@@ -1739,7 +2663,8 @@
           </w:tcPr>
           <w:p>
             <w:pPr>
-              <w:jc w:val="center"/>
+              <w:spacing w:before="240" w:line="276" w:lineRule="auto"/>
+              <w:jc w:val="both"/>
               <w:rPr>
                 <w:rFonts w:ascii="Times New Roman" w:hAnsi="Times New Roman" w:cs="Times New Roman"/>
                 <w:bCs/>
@@ -1767,6 +2692,7 @@
           </w:tcPr>
           <w:p>
             <w:pPr>
+              <w:spacing w:before="240" w:line="276" w:lineRule="auto"/>
               <w:jc w:val="both"/>
               <w:rPr>
                 <w:rFonts w:ascii="Times New Roman" w:hAnsi="Times New Roman" w:cs="Times New Roman"/>
@@ -1791,7 +2717,8 @@
           </w:tcPr>
           <w:p>
             <w:pPr>
-              <w:jc w:val="center"/>
+              <w:spacing w:before="240" w:line="276" w:lineRule="auto"/>
+              <w:jc w:val="both"/>
               <w:rPr>
                 <w:rFonts w:ascii="Times New Roman" w:hAnsi="Times New Roman" w:cs="Times New Roman"/>
                 <w:bCs/>
@@ -1813,7 +2740,8 @@
           </w:tcPr>
           <w:p>
             <w:pPr>
-              <w:jc w:val="center"/>
+              <w:spacing w:before="240" w:line="276" w:lineRule="auto"/>
+              <w:jc w:val="both"/>
               <w:rPr>
                 <w:rFonts w:ascii="Times New Roman" w:hAnsi="Times New Roman" w:cs="Times New Roman"/>
                 <w:bCs/>
@@ -1841,6 +2769,7 @@
           </w:tcPr>
           <w:p>
             <w:pPr>
+              <w:spacing w:before="240" w:line="276" w:lineRule="auto"/>
               <w:jc w:val="both"/>
               <w:rPr>
                 <w:rFonts w:ascii="Times New Roman" w:hAnsi="Times New Roman" w:cs="Times New Roman"/>
@@ -1865,7 +2794,8 @@
           </w:tcPr>
           <w:p>
             <w:pPr>
-              <w:jc w:val="center"/>
+              <w:spacing w:before="240" w:line="276" w:lineRule="auto"/>
+              <w:jc w:val="both"/>
               <w:rPr>
                 <w:rFonts w:ascii="Times New Roman" w:hAnsi="Times New Roman" w:cs="Times New Roman"/>
                 <w:bCs/>
@@ -1887,7 +2817,8 @@
           </w:tcPr>
           <w:p>
             <w:pPr>
-              <w:jc w:val="center"/>
+              <w:spacing w:before="240" w:line="276" w:lineRule="auto"/>
+              <w:jc w:val="both"/>
               <w:rPr>
                 <w:rFonts w:ascii="Times New Roman" w:hAnsi="Times New Roman" w:cs="Times New Roman"/>
                 <w:bCs/>
@@ -1915,6 +2846,7 @@
           </w:tcPr>
           <w:p>
             <w:pPr>
+              <w:spacing w:before="240" w:line="276" w:lineRule="auto"/>
               <w:jc w:val="both"/>
               <w:rPr>
                 <w:rFonts w:ascii="Times New Roman" w:hAnsi="Times New Roman" w:cs="Times New Roman"/>
@@ -1939,7 +2871,8 @@
           </w:tcPr>
           <w:p>
             <w:pPr>
-              <w:jc w:val="center"/>
+              <w:spacing w:before="240" w:line="276" w:lineRule="auto"/>
+              <w:jc w:val="both"/>
               <w:rPr>
                 <w:rFonts w:ascii="Times New Roman" w:hAnsi="Times New Roman" w:cs="Times New Roman"/>
                 <w:bCs/>
@@ -1961,7 +2894,8 @@
           </w:tcPr>
           <w:p>
             <w:pPr>
-              <w:jc w:val="center"/>
+              <w:spacing w:before="240" w:line="276" w:lineRule="auto"/>
+              <w:jc w:val="both"/>
               <w:rPr>
                 <w:rFonts w:ascii="Times New Roman" w:hAnsi="Times New Roman" w:cs="Times New Roman"/>
                 <w:bCs/>
@@ -1989,6 +2923,7 @@
           </w:tcPr>
           <w:p>
             <w:pPr>
+              <w:spacing w:before="240" w:line="276" w:lineRule="auto"/>
               <w:jc w:val="both"/>
               <w:rPr>
                 <w:rFonts w:ascii="Times New Roman" w:hAnsi="Times New Roman" w:cs="Times New Roman"/>
@@ -2013,7 +2948,8 @@
           </w:tcPr>
           <w:p>
             <w:pPr>
-              <w:jc w:val="center"/>
+              <w:spacing w:before="240" w:line="276" w:lineRule="auto"/>
+              <w:jc w:val="both"/>
               <w:rPr>
                 <w:rFonts w:ascii="Times New Roman" w:hAnsi="Times New Roman" w:cs="Times New Roman"/>
                 <w:bCs/>
@@ -2035,7 +2971,8 @@
           </w:tcPr>
           <w:p>
             <w:pPr>
-              <w:jc w:val="center"/>
+              <w:spacing w:before="240" w:line="276" w:lineRule="auto"/>
+              <w:jc w:val="both"/>
               <w:rPr>
                 <w:rFonts w:ascii="Times New Roman" w:hAnsi="Times New Roman" w:cs="Times New Roman"/>
                 <w:bCs/>
@@ -2063,6 +3000,7 @@
           </w:tcPr>
           <w:p>
             <w:pPr>
+              <w:spacing w:before="240" w:line="276" w:lineRule="auto"/>
               <w:jc w:val="both"/>
               <w:rPr>
                 <w:rFonts w:ascii="Times New Roman" w:hAnsi="Times New Roman" w:cs="Times New Roman"/>
@@ -2087,7 +3025,8 @@
           </w:tcPr>
           <w:p>
             <w:pPr>
-              <w:jc w:val="center"/>
+              <w:spacing w:before="240" w:line="276" w:lineRule="auto"/>
+              <w:jc w:val="both"/>
               <w:rPr>
                 <w:rFonts w:ascii="Times New Roman" w:hAnsi="Times New Roman" w:cs="Times New Roman"/>
                 <w:bCs/>
@@ -2109,7 +3048,8 @@
           </w:tcPr>
           <w:p>
             <w:pPr>
-              <w:jc w:val="center"/>
+              <w:spacing w:before="240" w:line="276" w:lineRule="auto"/>
+              <w:jc w:val="both"/>
               <w:rPr>
                 <w:rFonts w:ascii="Times New Roman" w:hAnsi="Times New Roman" w:cs="Times New Roman"/>
                 <w:bCs/>
@@ -2137,6 +3077,7 @@
           </w:tcPr>
           <w:p>
             <w:pPr>
+              <w:spacing w:before="240" w:line="276" w:lineRule="auto"/>
               <w:jc w:val="both"/>
               <w:rPr>
                 <w:rFonts w:ascii="Times New Roman" w:hAnsi="Times New Roman" w:cs="Times New Roman"/>
@@ -2161,7 +3102,8 @@
           </w:tcPr>
           <w:p>
             <w:pPr>
-              <w:jc w:val="center"/>
+              <w:spacing w:before="240" w:line="276" w:lineRule="auto"/>
+              <w:jc w:val="both"/>
               <w:rPr>
                 <w:rFonts w:ascii="Times New Roman" w:hAnsi="Times New Roman" w:cs="Times New Roman"/>
                 <w:bCs/>
@@ -2172,7 +3114,6 @@
                 <w:rFonts w:ascii="Times New Roman" w:hAnsi="Times New Roman" w:cs="Times New Roman"/>
                 <w:bCs/>
               </w:rPr>
-              <w:lastRenderedPageBreak/>
               <w:t>Reinforcement Learning</w:t>
             </w:r>
           </w:p>
@@ -2184,7 +3125,8 @@
           </w:tcPr>
           <w:p>
             <w:pPr>
-              <w:jc w:val="center"/>
+              <w:spacing w:before="240" w:line="276" w:lineRule="auto"/>
+              <w:jc w:val="both"/>
               <w:rPr>
                 <w:rFonts w:ascii="Times New Roman" w:hAnsi="Times New Roman" w:cs="Times New Roman"/>
                 <w:bCs/>
@@ -2212,6 +3154,7 @@
           </w:tcPr>
           <w:p>
             <w:pPr>
+              <w:spacing w:before="240" w:line="276" w:lineRule="auto"/>
               <w:jc w:val="both"/>
               <w:rPr>
                 <w:rFonts w:ascii="Times New Roman" w:hAnsi="Times New Roman" w:cs="Times New Roman"/>
@@ -2236,7 +3179,8 @@
           </w:tcPr>
           <w:p>
             <w:pPr>
-              <w:jc w:val="center"/>
+              <w:spacing w:before="240" w:line="276" w:lineRule="auto"/>
+              <w:jc w:val="both"/>
               <w:rPr>
                 <w:rFonts w:ascii="Times New Roman" w:hAnsi="Times New Roman" w:cs="Times New Roman"/>
                 <w:bCs/>
@@ -2258,7 +3202,8 @@
           </w:tcPr>
           <w:p>
             <w:pPr>
-              <w:jc w:val="center"/>
+              <w:spacing w:before="240" w:line="276" w:lineRule="auto"/>
+              <w:jc w:val="both"/>
               <w:rPr>
                 <w:rFonts w:ascii="Times New Roman" w:hAnsi="Times New Roman" w:cs="Times New Roman"/>
                 <w:bCs/>
@@ -2286,6 +3231,7 @@
           </w:tcPr>
           <w:p>
             <w:pPr>
+              <w:spacing w:before="240" w:line="276" w:lineRule="auto"/>
               <w:jc w:val="both"/>
               <w:rPr>
                 <w:rFonts w:ascii="Times New Roman" w:hAnsi="Times New Roman" w:cs="Times New Roman"/>
@@ -2310,7 +3256,8 @@
           </w:tcPr>
           <w:p>
             <w:pPr>
-              <w:jc w:val="center"/>
+              <w:spacing w:before="240" w:line="276" w:lineRule="auto"/>
+              <w:jc w:val="both"/>
               <w:rPr>
                 <w:rFonts w:ascii="Times New Roman" w:hAnsi="Times New Roman" w:cs="Times New Roman"/>
                 <w:bCs/>
@@ -2332,7 +3279,8 @@
           </w:tcPr>
           <w:p>
             <w:pPr>
-              <w:jc w:val="center"/>
+              <w:spacing w:before="240" w:line="276" w:lineRule="auto"/>
+              <w:jc w:val="both"/>
               <w:rPr>
                 <w:rFonts w:ascii="Times New Roman" w:hAnsi="Times New Roman" w:cs="Times New Roman"/>
                 <w:bCs/>
@@ -2360,6 +3308,7 @@
           </w:tcPr>
           <w:p>
             <w:pPr>
+              <w:spacing w:before="240" w:line="276" w:lineRule="auto"/>
               <w:jc w:val="both"/>
               <w:rPr>
                 <w:rFonts w:ascii="Times New Roman" w:hAnsi="Times New Roman" w:cs="Times New Roman"/>
@@ -2379,6 +3328,8 @@
     </w:tbl>
     <w:p>
       <w:pPr>
+        <w:spacing w:before="240" w:line="276" w:lineRule="auto"/>
+        <w:jc w:val="both"/>
         <w:rPr>
           <w:rFonts w:ascii="Times New Roman" w:hAnsi="Times New Roman" w:cs="Times New Roman"/>
           <w:bCs/>
@@ -2389,20 +3340,38 @@
     </w:p>
     <w:p>
       <w:pPr>
-        <w:rPr>
-          <w:rFonts w:ascii="Times New Roman" w:hAnsi="Times New Roman" w:cs="Times New Roman"/>
+        <w:spacing w:before="240" w:line="276" w:lineRule="auto"/>
+        <w:jc w:val="both"/>
+        <w:rPr>
+          <w:rFonts w:ascii="Times New Roman" w:hAnsi="Times New Roman" w:cs="Times New Roman"/>
+          <w:b/>
           <w:bCs/>
           <w:sz w:val="24"/>
           <w:szCs w:val="24"/>
         </w:rPr>
       </w:pPr>
-      <w:r>
-        <w:rPr>
-          <w:rFonts w:ascii="Times New Roman" w:hAnsi="Times New Roman" w:cs="Times New Roman"/>
+    </w:p>
+    <w:p>
+      <w:pPr>
+        <w:spacing w:before="240" w:line="276" w:lineRule="auto"/>
+        <w:jc w:val="both"/>
+        <w:rPr>
+          <w:rFonts w:ascii="Times New Roman" w:hAnsi="Times New Roman" w:cs="Times New Roman"/>
+          <w:b/>
           <w:bCs/>
           <w:sz w:val="24"/>
           <w:szCs w:val="24"/>
         </w:rPr>
+      </w:pPr>
+      <w:r>
+        <w:rPr>
+          <w:rFonts w:ascii="Times New Roman" w:hAnsi="Times New Roman" w:cs="Times New Roman"/>
+          <w:b/>
+          <w:bCs/>
+          <w:sz w:val="24"/>
+          <w:szCs w:val="24"/>
+        </w:rPr>
+        <w:lastRenderedPageBreak/>
         <w:t>Bảng ký hiệu:</w:t>
       </w:r>
     </w:p>
@@ -2413,26 +3382,30 @@
         <w:tblLook w:val="04A0" w:firstRow="1" w:lastRow="0" w:firstColumn="1" w:lastColumn="0" w:noHBand="0" w:noVBand="1"/>
       </w:tblPr>
       <w:tblGrid>
-        <w:gridCol w:w="1705"/>
-        <w:gridCol w:w="2070"/>
+        <w:gridCol w:w="985"/>
+        <w:gridCol w:w="2790"/>
         <w:gridCol w:w="5575"/>
       </w:tblGrid>
       <w:tr>
         <w:tc>
           <w:tcPr>
-            <w:tcW w:w="1705" w:type="dxa"/>
+            <w:tcW w:w="985" w:type="dxa"/>
+            <w:vAlign w:val="center"/>
           </w:tcPr>
           <w:p>
             <w:pPr>
+              <w:spacing w:before="240" w:line="276" w:lineRule="auto"/>
               <w:jc w:val="center"/>
               <w:rPr>
                 <w:rFonts w:ascii="Times New Roman" w:hAnsi="Times New Roman" w:cs="Times New Roman"/>
+                <w:b/>
                 <w:bCs/>
               </w:rPr>
             </w:pPr>
             <w:r>
               <w:rPr>
                 <w:rFonts w:ascii="Times New Roman" w:hAnsi="Times New Roman" w:cs="Times New Roman"/>
+                <w:b/>
                 <w:bCs/>
               </w:rPr>
               <w:t>Ký hiệu</w:t>
@@ -2441,19 +3414,23 @@
         </w:tc>
         <w:tc>
           <w:tcPr>
-            <w:tcW w:w="2070" w:type="dxa"/>
+            <w:tcW w:w="2790" w:type="dxa"/>
+            <w:vAlign w:val="center"/>
           </w:tcPr>
           <w:p>
             <w:pPr>
+              <w:spacing w:before="240" w:line="276" w:lineRule="auto"/>
               <w:jc w:val="center"/>
               <w:rPr>
                 <w:rFonts w:ascii="Times New Roman" w:hAnsi="Times New Roman" w:cs="Times New Roman"/>
+                <w:b/>
                 <w:bCs/>
               </w:rPr>
             </w:pPr>
             <w:r>
               <w:rPr>
                 <w:rFonts w:ascii="Times New Roman" w:hAnsi="Times New Roman" w:cs="Times New Roman"/>
+                <w:b/>
                 <w:bCs/>
               </w:rPr>
               <w:t>Tên gọi</w:t>
@@ -2473,15 +3450,18 @@
           </w:tcPr>
           <w:p>
             <w:pPr>
+              <w:spacing w:before="240" w:line="276" w:lineRule="auto"/>
               <w:jc w:val="center"/>
               <w:rPr>
                 <w:rFonts w:ascii="Times New Roman" w:hAnsi="Times New Roman" w:cs="Times New Roman"/>
+                <w:b/>
                 <w:bCs/>
               </w:rPr>
             </w:pPr>
             <w:r>
               <w:rPr>
                 <w:rFonts w:ascii="Times New Roman" w:hAnsi="Times New Roman" w:cs="Times New Roman"/>
+                <w:b/>
                 <w:bCs/>
               </w:rPr>
               <w:t>Ý nghĩa</w:t>
@@ -2492,11 +3472,12 @@
       <w:tr>
         <w:tc>
           <w:tcPr>
-            <w:tcW w:w="1705" w:type="dxa"/>
+            <w:tcW w:w="985" w:type="dxa"/>
             <w:vAlign w:val="center"/>
           </w:tcPr>
           <w:p>
             <w:pPr>
+              <w:spacing w:before="240" w:line="276" w:lineRule="auto"/>
               <w:jc w:val="center"/>
               <w:rPr>
                 <w:rFonts w:ascii="Times New Roman" w:hAnsi="Times New Roman" w:cs="Times New Roman"/>
@@ -2514,12 +3495,13 @@
         </w:tc>
         <w:tc>
           <w:tcPr>
-            <w:tcW w:w="2070" w:type="dxa"/>
+            <w:tcW w:w="2790" w:type="dxa"/>
             <w:vAlign w:val="center"/>
           </w:tcPr>
           <w:p>
             <w:pPr>
-              <w:jc w:val="center"/>
+              <w:spacing w:before="240" w:line="276" w:lineRule="auto"/>
+              <w:jc w:val="both"/>
               <w:rPr>
                 <w:rFonts w:ascii="Times New Roman" w:hAnsi="Times New Roman" w:cs="Times New Roman"/>
                 <w:bCs/>
@@ -2547,6 +3529,7 @@
           </w:tcPr>
           <w:p>
             <w:pPr>
+              <w:spacing w:before="240" w:line="276" w:lineRule="auto"/>
               <w:jc w:val="both"/>
               <w:rPr>
                 <w:rFonts w:ascii="Times New Roman" w:hAnsi="Times New Roman" w:cs="Times New Roman"/>
@@ -2566,11 +3549,12 @@
       <w:tr>
         <w:tc>
           <w:tcPr>
-            <w:tcW w:w="1705" w:type="dxa"/>
+            <w:tcW w:w="985" w:type="dxa"/>
             <w:vAlign w:val="center"/>
           </w:tcPr>
           <w:p>
             <w:pPr>
+              <w:spacing w:before="240" w:line="276" w:lineRule="auto"/>
               <w:jc w:val="center"/>
               <w:rPr>
                 <w:rFonts w:ascii="Times New Roman" w:hAnsi="Times New Roman" w:cs="Times New Roman"/>
@@ -2588,12 +3572,13 @@
         </w:tc>
         <w:tc>
           <w:tcPr>
-            <w:tcW w:w="2070" w:type="dxa"/>
+            <w:tcW w:w="2790" w:type="dxa"/>
             <w:vAlign w:val="center"/>
           </w:tcPr>
           <w:p>
             <w:pPr>
-              <w:jc w:val="center"/>
+              <w:spacing w:before="240" w:line="276" w:lineRule="auto"/>
+              <w:jc w:val="both"/>
               <w:rPr>
                 <w:rFonts w:ascii="Times New Roman" w:hAnsi="Times New Roman" w:cs="Times New Roman"/>
                 <w:bCs/>
@@ -2621,6 +3606,7 @@
           </w:tcPr>
           <w:p>
             <w:pPr>
+              <w:spacing w:before="240" w:line="276" w:lineRule="auto"/>
               <w:jc w:val="both"/>
               <w:rPr>
                 <w:rFonts w:ascii="Times New Roman" w:hAnsi="Times New Roman" w:cs="Times New Roman"/>
@@ -2640,12 +3626,12 @@
       <w:tr>
         <w:tc>
           <w:tcPr>
-            <w:tcW w:w="1705" w:type="dxa"/>
+            <w:tcW w:w="985" w:type="dxa"/>
             <w:vAlign w:val="center"/>
           </w:tcPr>
           <w:p>
             <w:pPr>
-              <w:jc w:val="center"/>
+              <w:spacing w:before="240" w:line="276" w:lineRule="auto"/>
               <w:rPr>
                 <w:rFonts w:ascii="Times New Roman" w:hAnsi="Times New Roman" w:cs="Times New Roman"/>
                 <w:bCs/>
@@ -2678,12 +3664,13 @@
         </w:tc>
         <w:tc>
           <w:tcPr>
-            <w:tcW w:w="2070" w:type="dxa"/>
+            <w:tcW w:w="2790" w:type="dxa"/>
             <w:vAlign w:val="center"/>
           </w:tcPr>
           <w:p>
             <w:pPr>
-              <w:jc w:val="center"/>
+              <w:spacing w:before="240" w:line="276" w:lineRule="auto"/>
+              <w:jc w:val="both"/>
               <w:rPr>
                 <w:rFonts w:ascii="Times New Roman" w:hAnsi="Times New Roman" w:cs="Times New Roman"/>
                 <w:bCs/>
@@ -2711,6 +3698,7 @@
           </w:tcPr>
           <w:p>
             <w:pPr>
+              <w:spacing w:before="240" w:line="276" w:lineRule="auto"/>
               <w:jc w:val="both"/>
               <w:rPr>
                 <w:rFonts w:ascii="Times New Roman" w:hAnsi="Times New Roman" w:cs="Times New Roman"/>
@@ -2730,11 +3718,12 @@
       <w:tr>
         <w:tc>
           <w:tcPr>
-            <w:tcW w:w="1705" w:type="dxa"/>
+            <w:tcW w:w="985" w:type="dxa"/>
             <w:vAlign w:val="center"/>
           </w:tcPr>
           <w:p>
             <w:pPr>
+              <w:spacing w:before="240" w:line="276" w:lineRule="auto"/>
               <w:jc w:val="center"/>
               <w:rPr>
                 <w:rFonts w:ascii="Times New Roman" w:hAnsi="Times New Roman" w:cs="Times New Roman"/>
@@ -2752,12 +3741,13 @@
         </w:tc>
         <w:tc>
           <w:tcPr>
-            <w:tcW w:w="2070" w:type="dxa"/>
+            <w:tcW w:w="2790" w:type="dxa"/>
             <w:vAlign w:val="center"/>
           </w:tcPr>
           <w:p>
             <w:pPr>
-              <w:jc w:val="center"/>
+              <w:spacing w:before="240" w:line="276" w:lineRule="auto"/>
+              <w:jc w:val="both"/>
               <w:rPr>
                 <w:rFonts w:ascii="Times New Roman" w:hAnsi="Times New Roman" w:cs="Times New Roman"/>
                 <w:bCs/>
@@ -2785,6 +3775,7 @@
           </w:tcPr>
           <w:p>
             <w:pPr>
+              <w:spacing w:before="240" w:line="276" w:lineRule="auto"/>
               <w:jc w:val="both"/>
               <w:rPr>
                 <w:rFonts w:ascii="Times New Roman" w:hAnsi="Times New Roman" w:cs="Times New Roman"/>
@@ -2804,11 +3795,12 @@
       <w:tr>
         <w:tc>
           <w:tcPr>
-            <w:tcW w:w="1705" w:type="dxa"/>
+            <w:tcW w:w="985" w:type="dxa"/>
             <w:vAlign w:val="center"/>
           </w:tcPr>
           <w:p>
             <w:pPr>
+              <w:spacing w:before="240" w:line="276" w:lineRule="auto"/>
               <w:jc w:val="center"/>
               <w:rPr>
                 <w:rFonts w:ascii="Times New Roman" w:hAnsi="Times New Roman" w:cs="Times New Roman"/>
@@ -2826,12 +3818,13 @@
         </w:tc>
         <w:tc>
           <w:tcPr>
-            <w:tcW w:w="2070" w:type="dxa"/>
+            <w:tcW w:w="2790" w:type="dxa"/>
             <w:vAlign w:val="center"/>
           </w:tcPr>
           <w:p>
             <w:pPr>
-              <w:jc w:val="center"/>
+              <w:spacing w:before="240" w:line="276" w:lineRule="auto"/>
+              <w:jc w:val="both"/>
               <w:rPr>
                 <w:rFonts w:ascii="Times New Roman" w:hAnsi="Times New Roman" w:cs="Times New Roman"/>
                 <w:bCs/>
@@ -2859,6 +3852,7 @@
           </w:tcPr>
           <w:p>
             <w:pPr>
+              <w:spacing w:before="240" w:line="276" w:lineRule="auto"/>
               <w:jc w:val="both"/>
               <w:rPr>
                 <w:rFonts w:ascii="Times New Roman" w:hAnsi="Times New Roman" w:cs="Times New Roman"/>
@@ -2878,11 +3872,12 @@
       <w:tr>
         <w:tc>
           <w:tcPr>
-            <w:tcW w:w="1705" w:type="dxa"/>
+            <w:tcW w:w="985" w:type="dxa"/>
             <w:vAlign w:val="center"/>
           </w:tcPr>
           <w:p>
             <w:pPr>
+              <w:spacing w:before="240" w:line="276" w:lineRule="auto"/>
               <w:jc w:val="center"/>
               <w:rPr>
                 <w:rFonts w:ascii="Times New Roman" w:hAnsi="Times New Roman" w:cs="Times New Roman"/>
@@ -2911,12 +3906,13 @@
         </w:tc>
         <w:tc>
           <w:tcPr>
-            <w:tcW w:w="2070" w:type="dxa"/>
+            <w:tcW w:w="2790" w:type="dxa"/>
             <w:vAlign w:val="center"/>
           </w:tcPr>
           <w:p>
             <w:pPr>
-              <w:jc w:val="center"/>
+              <w:spacing w:before="240" w:line="276" w:lineRule="auto"/>
+              <w:jc w:val="both"/>
               <w:rPr>
                 <w:rFonts w:ascii="Times New Roman" w:hAnsi="Times New Roman" w:cs="Times New Roman"/>
                 <w:bCs/>
@@ -2944,6 +3940,7 @@
           </w:tcPr>
           <w:p>
             <w:pPr>
+              <w:spacing w:before="240" w:line="276" w:lineRule="auto"/>
               <w:jc w:val="both"/>
               <w:rPr>
                 <w:rFonts w:ascii="Times New Roman" w:hAnsi="Times New Roman" w:cs="Times New Roman"/>
@@ -2981,6 +3978,8 @@
     </w:tbl>
     <w:p>
       <w:pPr>
+        <w:spacing w:before="240" w:line="276" w:lineRule="auto"/>
+        <w:jc w:val="both"/>
         <w:rPr>
           <w:rFonts w:ascii="Times New Roman" w:hAnsi="Times New Roman" w:cs="Times New Roman"/>
           <w:bCs/>
@@ -2991,6 +3990,8 @@
     </w:p>
     <w:p>
       <w:pPr>
+        <w:spacing w:before="240" w:line="276" w:lineRule="auto"/>
+        <w:jc w:val="both"/>
         <w:rPr>
           <w:rFonts w:ascii="Times New Roman" w:hAnsi="Times New Roman" w:cs="Times New Roman"/>
           <w:b/>
@@ -3010,6 +4011,8 @@
     </w:p>
     <w:p>
       <w:pPr>
+        <w:spacing w:before="240" w:line="276" w:lineRule="auto"/>
+        <w:jc w:val="both"/>
         <w:rPr>
           <w:rFonts w:ascii="Times New Roman" w:hAnsi="Times New Roman" w:cs="Times New Roman"/>
           <w:b/>
@@ -3026,6 +4029,16 @@
           <w:sz w:val="24"/>
           <w:szCs w:val="24"/>
         </w:rPr>
+        <w:t xml:space="preserve">2.1. </w:t>
+      </w:r>
+      <w:r>
+        <w:rPr>
+          <w:rFonts w:ascii="Times New Roman" w:hAnsi="Times New Roman" w:cs="Times New Roman"/>
+          <w:b/>
+          <w:bCs/>
+          <w:sz w:val="24"/>
+          <w:szCs w:val="24"/>
+        </w:rPr>
         <w:t>Num</w:t>
       </w:r>
       <w:r>
@@ -3046,190 +4059,380 @@
           <w:sz w:val="24"/>
           <w:szCs w:val="24"/>
         </w:rPr>
-        <w:t>y:</w:t>
-      </w:r>
-    </w:p>
-    <w:p>
-      <w:pPr>
-        <w:rPr>
-          <w:rFonts w:ascii="Times New Roman" w:hAnsi="Times New Roman" w:cs="Times New Roman"/>
-          <w:sz w:val="24"/>
-          <w:szCs w:val="24"/>
-        </w:rPr>
-      </w:pPr>
-      <w:r>
-        <w:rPr>
-          <w:rFonts w:ascii="Times New Roman" w:hAnsi="Times New Roman" w:cs="Times New Roman"/>
-          <w:sz w:val="24"/>
-          <w:szCs w:val="24"/>
-        </w:rPr>
-        <w:t>- Khái niệm: Là thư viện nền tảng cho tính toán khoa học trong Python. Nó cung cấp đối tượng mảng đa chiều hiệu năng cao và các công cụ để làm việc với mảng này.</w:t>
-      </w:r>
-    </w:p>
-    <w:p>
-      <w:pPr>
-        <w:rPr>
-          <w:rFonts w:ascii="Times New Roman" w:hAnsi="Times New Roman" w:cs="Times New Roman"/>
-          <w:sz w:val="24"/>
-          <w:szCs w:val="24"/>
-        </w:rPr>
-      </w:pPr>
-      <w:r>
-        <w:rPr>
-          <w:rFonts w:ascii="Times New Roman" w:hAnsi="Times New Roman" w:cs="Times New Roman"/>
-          <w:sz w:val="24"/>
-          <w:szCs w:val="24"/>
-        </w:rPr>
-        <w:t>- Thời gian ra đời và người sáng lập: Được tạo ra năm 2005 bởi Travis Oliphant.</w:t>
-      </w:r>
-    </w:p>
-    <w:p>
-      <w:pPr>
-        <w:rPr>
-          <w:rFonts w:ascii="Times New Roman" w:hAnsi="Times New Roman" w:cs="Times New Roman"/>
-          <w:sz w:val="24"/>
-          <w:szCs w:val="24"/>
-        </w:rPr>
-      </w:pPr>
-      <w:r>
-        <w:rPr>
-          <w:rFonts w:ascii="Times New Roman" w:hAnsi="Times New Roman" w:cs="Times New Roman"/>
-          <w:sz w:val="24"/>
-          <w:szCs w:val="24"/>
-        </w:rPr>
-        <w:t xml:space="preserve">- Ưu điểm: </w:t>
-      </w:r>
-    </w:p>
-    <w:p>
-      <w:pPr>
-        <w:rPr>
-          <w:rFonts w:ascii="Times New Roman" w:hAnsi="Times New Roman" w:cs="Times New Roman"/>
-          <w:sz w:val="24"/>
-          <w:szCs w:val="24"/>
-        </w:rPr>
-      </w:pPr>
-      <w:r>
-        <w:rPr>
-          <w:rFonts w:ascii="Times New Roman" w:hAnsi="Times New Roman" w:cs="Times New Roman"/>
-          <w:sz w:val="24"/>
-          <w:szCs w:val="24"/>
-        </w:rPr>
-        <w:t>+) Tốc độ xử lí cực nhanh nhờ code lõi viết bằng C/C++.</w:t>
-      </w:r>
-    </w:p>
-    <w:p>
-      <w:pPr>
-        <w:rPr>
-          <w:rFonts w:ascii="Times New Roman" w:hAnsi="Times New Roman" w:cs="Times New Roman"/>
-          <w:sz w:val="24"/>
-          <w:szCs w:val="24"/>
-        </w:rPr>
-      </w:pPr>
-      <w:r>
-        <w:rPr>
-          <w:rFonts w:ascii="Times New Roman" w:hAnsi="Times New Roman" w:cs="Times New Roman"/>
-          <w:sz w:val="24"/>
-          <w:szCs w:val="24"/>
-        </w:rPr>
-        <w:t>+) Tiết kiệm bộ nhớ hơn rất nhiều so với List mặc định của Python.</w:t>
-      </w:r>
-    </w:p>
-    <w:p>
-      <w:pPr>
-        <w:rPr>
-          <w:rFonts w:ascii="Times New Roman" w:hAnsi="Times New Roman" w:cs="Times New Roman"/>
-          <w:sz w:val="24"/>
-          <w:szCs w:val="24"/>
-        </w:rPr>
-      </w:pPr>
-      <w:r>
-        <w:rPr>
-          <w:rFonts w:ascii="Times New Roman" w:hAnsi="Times New Roman" w:cs="Times New Roman"/>
-          <w:sz w:val="24"/>
-          <w:szCs w:val="24"/>
-        </w:rPr>
-        <w:t>+) Hỗ trợ nhiều phép toán đại số tuyến tính, biến đổi Fourier và xử lí số ngẫu nhiên.</w:t>
-      </w:r>
-    </w:p>
-    <w:p>
-      <w:pPr>
-        <w:rPr>
-          <w:rFonts w:ascii="Times New Roman" w:hAnsi="Times New Roman" w:cs="Times New Roman"/>
-          <w:sz w:val="24"/>
-          <w:szCs w:val="24"/>
-        </w:rPr>
-      </w:pPr>
-      <w:r>
-        <w:rPr>
-          <w:rFonts w:ascii="Times New Roman" w:hAnsi="Times New Roman" w:cs="Times New Roman"/>
-          <w:sz w:val="24"/>
-          <w:szCs w:val="24"/>
-        </w:rPr>
-        <w:t>- Nhược điểm:</w:t>
-      </w:r>
-    </w:p>
-    <w:p>
-      <w:pPr>
-        <w:rPr>
-          <w:rFonts w:ascii="Times New Roman" w:hAnsi="Times New Roman" w:cs="Times New Roman"/>
-          <w:sz w:val="24"/>
-          <w:szCs w:val="24"/>
-        </w:rPr>
-      </w:pPr>
-      <w:r>
-        <w:rPr>
-          <w:rFonts w:ascii="Times New Roman" w:hAnsi="Times New Roman" w:cs="Times New Roman"/>
-          <w:sz w:val="24"/>
-          <w:szCs w:val="24"/>
-        </w:rPr>
-        <w:t>+) Yêu cầu tất cả phần tử trong mảng phải cùng một kiểu dữ liệu.</w:t>
-      </w:r>
-    </w:p>
-    <w:p>
-      <w:pPr>
-        <w:rPr>
-          <w:rFonts w:ascii="Times New Roman" w:hAnsi="Times New Roman" w:cs="Times New Roman"/>
-          <w:sz w:val="24"/>
-          <w:szCs w:val="24"/>
-        </w:rPr>
-      </w:pPr>
-      <w:r>
-        <w:rPr>
-          <w:rFonts w:ascii="Times New Roman" w:hAnsi="Times New Roman" w:cs="Times New Roman"/>
-          <w:sz w:val="24"/>
-          <w:szCs w:val="24"/>
-        </w:rPr>
-        <w:t>+) Không hỗ trợ tốt cho việc xử lí dữ liệu dạng bảng có gán nhãn (như file Excel, SQL).</w:t>
-      </w:r>
-    </w:p>
-    <w:p>
-      <w:pPr>
-        <w:rPr>
-          <w:rFonts w:ascii="Times New Roman" w:hAnsi="Times New Roman" w:cs="Times New Roman"/>
-          <w:sz w:val="24"/>
-          <w:szCs w:val="24"/>
-        </w:rPr>
-      </w:pPr>
-      <w:r>
-        <w:rPr>
-          <w:rFonts w:ascii="Times New Roman" w:hAnsi="Times New Roman" w:cs="Times New Roman"/>
-          <w:sz w:val="24"/>
-          <w:szCs w:val="24"/>
-        </w:rPr>
-        <w:t>+) Kích thước mảng kém linh hoạt: Việc thêm, bớt phần tử cực kì tốn kém vì Numpy phải tạo ra mảng hoàn toàn mới và sao chép dữ liệu qua.</w:t>
-      </w:r>
-    </w:p>
-    <w:p>
-      <w:pPr>
-        <w:rPr>
-          <w:rFonts w:ascii="Times New Roman" w:hAnsi="Times New Roman" w:cs="Times New Roman"/>
-          <w:sz w:val="24"/>
-          <w:szCs w:val="24"/>
-        </w:rPr>
-      </w:pPr>
-    </w:p>
-    <w:p>
-      <w:pPr>
+        <w:t>y</w:t>
+      </w:r>
+    </w:p>
+    <w:p>
+      <w:pPr>
+        <w:spacing w:before="240" w:line="276" w:lineRule="auto"/>
+        <w:jc w:val="both"/>
+        <w:rPr>
+          <w:rFonts w:ascii="Times New Roman" w:hAnsi="Times New Roman" w:cs="Times New Roman"/>
+          <w:b/>
+          <w:sz w:val="24"/>
+          <w:szCs w:val="24"/>
+        </w:rPr>
+      </w:pPr>
+      <w:r>
+        <w:rPr>
+          <w:rFonts w:ascii="Times New Roman" w:hAnsi="Times New Roman" w:cs="Times New Roman"/>
+          <w:b/>
+          <w:sz w:val="24"/>
+          <w:szCs w:val="24"/>
+        </w:rPr>
+        <w:t xml:space="preserve">a) </w:t>
+      </w:r>
+      <w:r>
+        <w:rPr>
+          <w:rFonts w:ascii="Times New Roman" w:hAnsi="Times New Roman" w:cs="Times New Roman"/>
+          <w:b/>
+          <w:sz w:val="24"/>
+          <w:szCs w:val="24"/>
+        </w:rPr>
+        <w:t>Khái niệ</w:t>
+      </w:r>
+      <w:r>
+        <w:rPr>
+          <w:rFonts w:ascii="Times New Roman" w:hAnsi="Times New Roman" w:cs="Times New Roman"/>
+          <w:b/>
+          <w:sz w:val="24"/>
+          <w:szCs w:val="24"/>
+        </w:rPr>
+        <w:t>m</w:t>
+      </w:r>
+    </w:p>
+    <w:p>
+      <w:pPr>
+        <w:spacing w:before="240" w:line="276" w:lineRule="auto"/>
+        <w:jc w:val="both"/>
+        <w:rPr>
+          <w:rFonts w:ascii="Times New Roman" w:hAnsi="Times New Roman" w:cs="Times New Roman"/>
+          <w:sz w:val="24"/>
+          <w:szCs w:val="24"/>
+        </w:rPr>
+      </w:pPr>
+      <w:r>
+        <w:rPr>
+          <w:rFonts w:ascii="Times New Roman" w:hAnsi="Times New Roman" w:cs="Times New Roman"/>
+          <w:sz w:val="24"/>
+          <w:szCs w:val="24"/>
+        </w:rPr>
+        <w:t>Là thư viện nền tảng cho tính toán khoa học trong Python. Nó cung cấp đối tượng mảng đa chiều hiệu năng cao và các công cụ để làm việc với mảng này.</w:t>
+      </w:r>
+    </w:p>
+    <w:p>
+      <w:pPr>
+        <w:spacing w:before="240" w:line="276" w:lineRule="auto"/>
+        <w:jc w:val="both"/>
+        <w:rPr>
+          <w:rFonts w:ascii="Times New Roman" w:hAnsi="Times New Roman" w:cs="Times New Roman"/>
+          <w:sz w:val="24"/>
+          <w:szCs w:val="24"/>
+        </w:rPr>
+      </w:pPr>
+      <w:r>
+        <w:rPr>
+          <w:rFonts w:ascii="Times New Roman" w:hAnsi="Times New Roman" w:cs="Times New Roman"/>
+          <w:b/>
+          <w:sz w:val="24"/>
+          <w:szCs w:val="24"/>
+        </w:rPr>
+        <w:t>b</w:t>
+      </w:r>
+      <w:r>
+        <w:rPr>
+          <w:rFonts w:ascii="Times New Roman" w:hAnsi="Times New Roman" w:cs="Times New Roman"/>
+          <w:b/>
+          <w:sz w:val="24"/>
+          <w:szCs w:val="24"/>
+        </w:rPr>
+        <w:t xml:space="preserve">) </w:t>
+      </w:r>
+      <w:r>
+        <w:rPr>
+          <w:rFonts w:ascii="Times New Roman" w:hAnsi="Times New Roman" w:cs="Times New Roman"/>
+          <w:b/>
+          <w:sz w:val="24"/>
+          <w:szCs w:val="24"/>
+        </w:rPr>
+        <w:t>Thời gian ra đời và người sáng lập</w:t>
+      </w:r>
+    </w:p>
+    <w:p>
+      <w:pPr>
+        <w:spacing w:before="240" w:line="276" w:lineRule="auto"/>
+        <w:jc w:val="both"/>
+        <w:rPr>
+          <w:rFonts w:ascii="Times New Roman" w:hAnsi="Times New Roman" w:cs="Times New Roman"/>
+          <w:sz w:val="24"/>
+          <w:szCs w:val="24"/>
+        </w:rPr>
+      </w:pPr>
+      <w:r>
+        <w:rPr>
+          <w:rFonts w:ascii="Times New Roman" w:hAnsi="Times New Roman" w:cs="Times New Roman"/>
+          <w:sz w:val="24"/>
+          <w:szCs w:val="24"/>
+        </w:rPr>
+        <w:t>Được tạo ra năm 2005 bởi Travis Oliphant.</w:t>
+      </w:r>
+    </w:p>
+    <w:p>
+      <w:pPr>
+        <w:spacing w:before="240" w:line="276" w:lineRule="auto"/>
+        <w:jc w:val="both"/>
+        <w:rPr>
+          <w:rFonts w:ascii="Times New Roman" w:hAnsi="Times New Roman" w:cs="Times New Roman"/>
+          <w:b/>
+          <w:sz w:val="24"/>
+          <w:szCs w:val="24"/>
+        </w:rPr>
+      </w:pPr>
+      <w:r>
+        <w:rPr>
+          <w:rFonts w:ascii="Times New Roman" w:hAnsi="Times New Roman" w:cs="Times New Roman"/>
+          <w:b/>
+          <w:sz w:val="24"/>
+          <w:szCs w:val="24"/>
+        </w:rPr>
+        <w:t>c</w:t>
+      </w:r>
+      <w:r>
+        <w:rPr>
+          <w:rFonts w:ascii="Times New Roman" w:hAnsi="Times New Roman" w:cs="Times New Roman"/>
+          <w:b/>
+          <w:sz w:val="24"/>
+          <w:szCs w:val="24"/>
+        </w:rPr>
+        <w:t xml:space="preserve">) </w:t>
+      </w:r>
+      <w:r>
+        <w:rPr>
+          <w:rFonts w:ascii="Times New Roman" w:hAnsi="Times New Roman" w:cs="Times New Roman"/>
+          <w:b/>
+          <w:sz w:val="24"/>
+          <w:szCs w:val="24"/>
+        </w:rPr>
+        <w:t>Ưu điể</w:t>
+      </w:r>
+      <w:r>
+        <w:rPr>
+          <w:rFonts w:ascii="Times New Roman" w:hAnsi="Times New Roman" w:cs="Times New Roman"/>
+          <w:b/>
+          <w:sz w:val="24"/>
+          <w:szCs w:val="24"/>
+        </w:rPr>
+        <w:t>m</w:t>
+      </w:r>
+    </w:p>
+    <w:p>
+      <w:pPr>
+        <w:pStyle w:val="ListParagraph"/>
+        <w:numPr>
+          <w:ilvl w:val="0"/>
+          <w:numId w:val="6"/>
+        </w:numPr>
+        <w:spacing w:before="240" w:line="276" w:lineRule="auto"/>
+        <w:jc w:val="both"/>
+        <w:rPr>
+          <w:rFonts w:ascii="Times New Roman" w:hAnsi="Times New Roman" w:cs="Times New Roman"/>
+          <w:sz w:val="24"/>
+          <w:szCs w:val="24"/>
+        </w:rPr>
+      </w:pPr>
+      <w:r>
+        <w:rPr>
+          <w:rFonts w:ascii="Times New Roman" w:hAnsi="Times New Roman" w:cs="Times New Roman"/>
+          <w:sz w:val="24"/>
+          <w:szCs w:val="24"/>
+        </w:rPr>
+        <w:t>Tốc độ xử lí cực nhanh nhờ code lõi viết bằng C/C++.</w:t>
+      </w:r>
+    </w:p>
+    <w:p>
+      <w:pPr>
+        <w:pStyle w:val="ListParagraph"/>
+        <w:numPr>
+          <w:ilvl w:val="0"/>
+          <w:numId w:val="6"/>
+        </w:numPr>
+        <w:spacing w:before="240" w:line="276" w:lineRule="auto"/>
+        <w:jc w:val="both"/>
+        <w:rPr>
+          <w:rFonts w:ascii="Times New Roman" w:hAnsi="Times New Roman" w:cs="Times New Roman"/>
+          <w:sz w:val="24"/>
+          <w:szCs w:val="24"/>
+        </w:rPr>
+      </w:pPr>
+      <w:r>
+        <w:rPr>
+          <w:rFonts w:ascii="Times New Roman" w:hAnsi="Times New Roman" w:cs="Times New Roman"/>
+          <w:sz w:val="24"/>
+          <w:szCs w:val="24"/>
+        </w:rPr>
+        <w:t>Tiết kiệm bộ nhớ hơn rất nhiều so với List mặc định của Python.</w:t>
+      </w:r>
+    </w:p>
+    <w:p>
+      <w:pPr>
+        <w:pStyle w:val="ListParagraph"/>
+        <w:numPr>
+          <w:ilvl w:val="0"/>
+          <w:numId w:val="6"/>
+        </w:numPr>
+        <w:spacing w:before="240" w:line="276" w:lineRule="auto"/>
+        <w:jc w:val="both"/>
+        <w:rPr>
+          <w:rFonts w:ascii="Times New Roman" w:hAnsi="Times New Roman" w:cs="Times New Roman"/>
+          <w:sz w:val="24"/>
+          <w:szCs w:val="24"/>
+        </w:rPr>
+      </w:pPr>
+      <w:r>
+        <w:rPr>
+          <w:rFonts w:ascii="Times New Roman" w:hAnsi="Times New Roman" w:cs="Times New Roman"/>
+          <w:sz w:val="24"/>
+          <w:szCs w:val="24"/>
+        </w:rPr>
+        <w:t>Hỗ trợ nhiều phép toán đại số tuyến tính, biến đổi Fourier và xử lí số ngẫu nhiên.</w:t>
+      </w:r>
+    </w:p>
+    <w:p>
+      <w:pPr>
+        <w:spacing w:before="240" w:line="276" w:lineRule="auto"/>
+        <w:jc w:val="both"/>
+        <w:rPr>
+          <w:rFonts w:ascii="Times New Roman" w:hAnsi="Times New Roman" w:cs="Times New Roman"/>
+          <w:b/>
+          <w:sz w:val="24"/>
+          <w:szCs w:val="24"/>
+        </w:rPr>
+      </w:pPr>
+      <w:r>
+        <w:rPr>
+          <w:rFonts w:ascii="Times New Roman" w:hAnsi="Times New Roman" w:cs="Times New Roman"/>
+          <w:b/>
+          <w:sz w:val="24"/>
+          <w:szCs w:val="24"/>
+        </w:rPr>
+        <w:t>d</w:t>
+      </w:r>
+      <w:r>
+        <w:rPr>
+          <w:rFonts w:ascii="Times New Roman" w:hAnsi="Times New Roman" w:cs="Times New Roman"/>
+          <w:b/>
+          <w:sz w:val="24"/>
+          <w:szCs w:val="24"/>
+        </w:rPr>
+        <w:t xml:space="preserve">) </w:t>
+      </w:r>
+      <w:r>
+        <w:rPr>
+          <w:rFonts w:ascii="Times New Roman" w:hAnsi="Times New Roman" w:cs="Times New Roman"/>
+          <w:b/>
+          <w:sz w:val="24"/>
+          <w:szCs w:val="24"/>
+        </w:rPr>
+        <w:t>Nhược điể</w:t>
+      </w:r>
+      <w:r>
+        <w:rPr>
+          <w:rFonts w:ascii="Times New Roman" w:hAnsi="Times New Roman" w:cs="Times New Roman"/>
+          <w:b/>
+          <w:sz w:val="24"/>
+          <w:szCs w:val="24"/>
+        </w:rPr>
+        <w:t>m</w:t>
+      </w:r>
+    </w:p>
+    <w:p>
+      <w:pPr>
+        <w:pStyle w:val="ListParagraph"/>
+        <w:numPr>
+          <w:ilvl w:val="0"/>
+          <w:numId w:val="6"/>
+        </w:numPr>
+        <w:spacing w:before="240" w:line="276" w:lineRule="auto"/>
+        <w:jc w:val="both"/>
+        <w:rPr>
+          <w:rFonts w:ascii="Times New Roman" w:hAnsi="Times New Roman" w:cs="Times New Roman"/>
+          <w:sz w:val="24"/>
+          <w:szCs w:val="24"/>
+        </w:rPr>
+      </w:pPr>
+      <w:r>
+        <w:rPr>
+          <w:rFonts w:ascii="Times New Roman" w:hAnsi="Times New Roman" w:cs="Times New Roman"/>
+          <w:sz w:val="24"/>
+          <w:szCs w:val="24"/>
+        </w:rPr>
+        <w:t>Yêu cầu tất cả phần tử trong mảng phải cùng một kiểu dữ liệu.</w:t>
+      </w:r>
+    </w:p>
+    <w:p>
+      <w:pPr>
+        <w:pStyle w:val="ListParagraph"/>
+        <w:numPr>
+          <w:ilvl w:val="0"/>
+          <w:numId w:val="6"/>
+        </w:numPr>
+        <w:spacing w:before="240" w:line="276" w:lineRule="auto"/>
+        <w:jc w:val="both"/>
+        <w:rPr>
+          <w:rFonts w:ascii="Times New Roman" w:hAnsi="Times New Roman" w:cs="Times New Roman"/>
+          <w:sz w:val="24"/>
+          <w:szCs w:val="24"/>
+        </w:rPr>
+      </w:pPr>
+      <w:r>
+        <w:rPr>
+          <w:rFonts w:ascii="Times New Roman" w:hAnsi="Times New Roman" w:cs="Times New Roman"/>
+          <w:sz w:val="24"/>
+          <w:szCs w:val="24"/>
+        </w:rPr>
+        <w:t>Không hỗ trợ tốt cho việc xử lí dữ liệu dạng bảng có gán nhãn (như file Excel, SQL).</w:t>
+      </w:r>
+    </w:p>
+    <w:p>
+      <w:pPr>
+        <w:pStyle w:val="ListParagraph"/>
+        <w:numPr>
+          <w:ilvl w:val="0"/>
+          <w:numId w:val="6"/>
+        </w:numPr>
+        <w:spacing w:before="240" w:line="276" w:lineRule="auto"/>
+        <w:jc w:val="both"/>
+        <w:rPr>
+          <w:rFonts w:ascii="Times New Roman" w:hAnsi="Times New Roman" w:cs="Times New Roman"/>
+          <w:sz w:val="24"/>
+          <w:szCs w:val="24"/>
+        </w:rPr>
+      </w:pPr>
+      <w:r>
+        <w:rPr>
+          <w:rFonts w:ascii="Times New Roman" w:hAnsi="Times New Roman" w:cs="Times New Roman"/>
+          <w:sz w:val="24"/>
+          <w:szCs w:val="24"/>
+        </w:rPr>
+        <w:lastRenderedPageBreak/>
+        <w:t>Kích thước mảng kém linh hoạt: Việc thêm, bớt phần tử cực kì tốn kém vì Numpy phải tạo ra mảng hoàn toàn mới và sao chép dữ liệu qua.</w:t>
+      </w:r>
+    </w:p>
+    <w:p>
+      <w:pPr>
+        <w:spacing w:before="240" w:line="276" w:lineRule="auto"/>
+        <w:jc w:val="both"/>
+        <w:rPr>
+          <w:rFonts w:ascii="Times New Roman" w:hAnsi="Times New Roman" w:cs="Times New Roman"/>
+          <w:sz w:val="24"/>
+          <w:szCs w:val="24"/>
+        </w:rPr>
+      </w:pPr>
+    </w:p>
+    <w:p>
+      <w:pPr>
+        <w:spacing w:before="240" w:line="276" w:lineRule="auto"/>
+        <w:jc w:val="both"/>
         <w:rPr>
           <w:rFonts w:ascii="Times New Roman" w:hAnsi="Times New Roman" w:cs="Times New Roman"/>
           <w:b/>
@@ -3246,174 +4449,623 @@
           <w:sz w:val="24"/>
           <w:szCs w:val="24"/>
         </w:rPr>
+        <w:t>2.</w:t>
+      </w:r>
+      <w:r>
+        <w:rPr>
+          <w:rFonts w:ascii="Times New Roman" w:hAnsi="Times New Roman" w:cs="Times New Roman"/>
+          <w:b/>
+          <w:bCs/>
+          <w:sz w:val="24"/>
+          <w:szCs w:val="24"/>
+        </w:rPr>
+        <w:t>2</w:t>
+      </w:r>
+      <w:r>
+        <w:rPr>
+          <w:rFonts w:ascii="Times New Roman" w:hAnsi="Times New Roman" w:cs="Times New Roman"/>
+          <w:b/>
+          <w:bCs/>
+          <w:sz w:val="24"/>
+          <w:szCs w:val="24"/>
+        </w:rPr>
+        <w:t xml:space="preserve">. </w:t>
+      </w:r>
+      <w:r>
+        <w:rPr>
+          <w:rFonts w:ascii="Times New Roman" w:hAnsi="Times New Roman" w:cs="Times New Roman"/>
+          <w:b/>
+          <w:bCs/>
+          <w:sz w:val="24"/>
+          <w:szCs w:val="24"/>
+        </w:rPr>
+        <w:t>Pandas</w:t>
+      </w:r>
+    </w:p>
+    <w:p>
+      <w:pPr>
+        <w:spacing w:before="240" w:line="276" w:lineRule="auto"/>
+        <w:jc w:val="both"/>
+        <w:rPr>
+          <w:rFonts w:ascii="Times New Roman" w:hAnsi="Times New Roman" w:cs="Times New Roman"/>
+          <w:b/>
+          <w:sz w:val="24"/>
+          <w:szCs w:val="24"/>
+        </w:rPr>
+      </w:pPr>
+      <w:r>
+        <w:rPr>
+          <w:rFonts w:ascii="Times New Roman" w:hAnsi="Times New Roman" w:cs="Times New Roman"/>
+          <w:b/>
+          <w:sz w:val="24"/>
+          <w:szCs w:val="24"/>
+        </w:rPr>
+        <w:t>a) Khái niệm</w:t>
+      </w:r>
+    </w:p>
+    <w:p>
+      <w:pPr>
+        <w:spacing w:before="240" w:line="276" w:lineRule="auto"/>
+        <w:jc w:val="both"/>
+        <w:rPr>
+          <w:rFonts w:ascii="Times New Roman" w:hAnsi="Times New Roman" w:cs="Times New Roman"/>
+          <w:sz w:val="24"/>
+          <w:szCs w:val="24"/>
+        </w:rPr>
+      </w:pPr>
+      <w:r>
+        <w:rPr>
+          <w:rFonts w:ascii="Times New Roman" w:hAnsi="Times New Roman" w:cs="Times New Roman"/>
+          <w:sz w:val="24"/>
+          <w:szCs w:val="24"/>
+        </w:rPr>
+        <w:t>Là thư viện mã nguồn mở chuyên dụng để thao tác, biến đổi và phân tích dữ liệu cấu trúc (dạng bảng). Thư viện này cung cấp hai cấu trúc dữ liệu chính là Series (1 chiều) và DataFrame (2 chiều).</w:t>
+      </w:r>
+    </w:p>
+    <w:p>
+      <w:pPr>
+        <w:spacing w:before="240" w:line="276" w:lineRule="auto"/>
+        <w:jc w:val="both"/>
+        <w:rPr>
+          <w:rFonts w:ascii="Times New Roman" w:hAnsi="Times New Roman" w:cs="Times New Roman"/>
+          <w:sz w:val="24"/>
+          <w:szCs w:val="24"/>
+        </w:rPr>
+      </w:pPr>
+      <w:r>
+        <w:rPr>
+          <w:rFonts w:ascii="Times New Roman" w:hAnsi="Times New Roman" w:cs="Times New Roman"/>
+          <w:b/>
+          <w:sz w:val="24"/>
+          <w:szCs w:val="24"/>
+        </w:rPr>
+        <w:t>b) Thời gian ra đời và người sáng lập</w:t>
+      </w:r>
+    </w:p>
+    <w:p>
+      <w:pPr>
+        <w:spacing w:before="240" w:line="276" w:lineRule="auto"/>
+        <w:jc w:val="both"/>
+        <w:rPr>
+          <w:rFonts w:ascii="Times New Roman" w:hAnsi="Times New Roman" w:cs="Times New Roman"/>
+          <w:sz w:val="24"/>
+          <w:szCs w:val="24"/>
+        </w:rPr>
+      </w:pPr>
+      <w:r>
+        <w:rPr>
+          <w:rFonts w:ascii="Times New Roman" w:hAnsi="Times New Roman" w:cs="Times New Roman"/>
+          <w:sz w:val="24"/>
+          <w:szCs w:val="24"/>
+        </w:rPr>
+        <w:t>Được tạo ra năm 2008 bởi Wes McKinney.</w:t>
+      </w:r>
+    </w:p>
+    <w:p>
+      <w:pPr>
+        <w:spacing w:before="240" w:line="276" w:lineRule="auto"/>
+        <w:jc w:val="both"/>
+        <w:rPr>
+          <w:rFonts w:ascii="Times New Roman" w:hAnsi="Times New Roman" w:cs="Times New Roman"/>
+          <w:b/>
+          <w:sz w:val="24"/>
+          <w:szCs w:val="24"/>
+        </w:rPr>
+      </w:pPr>
+      <w:r>
+        <w:rPr>
+          <w:rFonts w:ascii="Times New Roman" w:hAnsi="Times New Roman" w:cs="Times New Roman"/>
+          <w:b/>
+          <w:sz w:val="24"/>
+          <w:szCs w:val="24"/>
+        </w:rPr>
+        <w:t>c) Ưu điể</w:t>
+      </w:r>
+      <w:r>
+        <w:rPr>
+          <w:rFonts w:ascii="Times New Roman" w:hAnsi="Times New Roman" w:cs="Times New Roman"/>
+          <w:b/>
+          <w:sz w:val="24"/>
+          <w:szCs w:val="24"/>
+        </w:rPr>
+        <w:t>m</w:t>
+      </w:r>
+    </w:p>
+    <w:p>
+      <w:pPr>
+        <w:pStyle w:val="ListParagraph"/>
+        <w:numPr>
+          <w:ilvl w:val="0"/>
+          <w:numId w:val="6"/>
+        </w:numPr>
+        <w:spacing w:before="240" w:line="276" w:lineRule="auto"/>
+        <w:jc w:val="both"/>
+        <w:rPr>
+          <w:rFonts w:ascii="Times New Roman" w:hAnsi="Times New Roman" w:cs="Times New Roman"/>
+          <w:sz w:val="24"/>
+          <w:szCs w:val="24"/>
+        </w:rPr>
+      </w:pPr>
+      <w:r>
+        <w:rPr>
+          <w:rFonts w:ascii="Times New Roman" w:hAnsi="Times New Roman" w:cs="Times New Roman"/>
+          <w:sz w:val="24"/>
+          <w:szCs w:val="24"/>
+        </w:rPr>
+        <w:t>Thao tác dữ liệu linh hoạt (nhóm, hợp nhất, trích xuất và xử lí dữ liệu khuyết).</w:t>
+      </w:r>
+    </w:p>
+    <w:p>
+      <w:pPr>
+        <w:pStyle w:val="ListParagraph"/>
+        <w:numPr>
+          <w:ilvl w:val="0"/>
+          <w:numId w:val="6"/>
+        </w:numPr>
+        <w:spacing w:before="240" w:line="276" w:lineRule="auto"/>
+        <w:jc w:val="both"/>
+        <w:rPr>
+          <w:rFonts w:ascii="Times New Roman" w:hAnsi="Times New Roman" w:cs="Times New Roman"/>
+          <w:sz w:val="24"/>
+          <w:szCs w:val="24"/>
+        </w:rPr>
+      </w:pPr>
+      <w:r>
+        <w:rPr>
+          <w:rFonts w:ascii="Times New Roman" w:hAnsi="Times New Roman" w:cs="Times New Roman"/>
+          <w:sz w:val="24"/>
+          <w:szCs w:val="24"/>
+        </w:rPr>
+        <w:t>Thao tác với file CSV, Excel, SQL rất dễ dàng.</w:t>
+      </w:r>
+    </w:p>
+    <w:p>
+      <w:pPr>
+        <w:pStyle w:val="ListParagraph"/>
+        <w:numPr>
+          <w:ilvl w:val="0"/>
+          <w:numId w:val="6"/>
+        </w:numPr>
+        <w:spacing w:before="240" w:line="276" w:lineRule="auto"/>
+        <w:jc w:val="both"/>
+        <w:rPr>
+          <w:rFonts w:ascii="Times New Roman" w:hAnsi="Times New Roman" w:cs="Times New Roman"/>
+          <w:sz w:val="24"/>
+          <w:szCs w:val="24"/>
+        </w:rPr>
+      </w:pPr>
+      <w:r>
+        <w:rPr>
+          <w:rFonts w:ascii="Times New Roman" w:hAnsi="Times New Roman" w:cs="Times New Roman"/>
+          <w:sz w:val="24"/>
+          <w:szCs w:val="24"/>
+        </w:rPr>
+        <w:t>Đã tích hợp sẵn các công cụ xử lí chuỗi thời gian.</w:t>
+      </w:r>
+    </w:p>
+    <w:p>
+      <w:pPr>
+        <w:spacing w:before="240" w:line="276" w:lineRule="auto"/>
+        <w:jc w:val="both"/>
+        <w:rPr>
+          <w:rFonts w:ascii="Times New Roman" w:hAnsi="Times New Roman" w:cs="Times New Roman"/>
+          <w:b/>
+          <w:sz w:val="24"/>
+          <w:szCs w:val="24"/>
+        </w:rPr>
+      </w:pPr>
+      <w:r>
+        <w:rPr>
+          <w:rFonts w:ascii="Times New Roman" w:hAnsi="Times New Roman" w:cs="Times New Roman"/>
+          <w:b/>
+          <w:sz w:val="24"/>
+          <w:szCs w:val="24"/>
+        </w:rPr>
+        <w:t>d) Nhược điể</w:t>
+      </w:r>
+      <w:r>
+        <w:rPr>
+          <w:rFonts w:ascii="Times New Roman" w:hAnsi="Times New Roman" w:cs="Times New Roman"/>
+          <w:b/>
+          <w:sz w:val="24"/>
+          <w:szCs w:val="24"/>
+        </w:rPr>
+        <w:t>m</w:t>
+      </w:r>
+    </w:p>
+    <w:p>
+      <w:pPr>
+        <w:pStyle w:val="ListParagraph"/>
+        <w:numPr>
+          <w:ilvl w:val="0"/>
+          <w:numId w:val="6"/>
+        </w:numPr>
+        <w:spacing w:before="240" w:line="276" w:lineRule="auto"/>
+        <w:jc w:val="both"/>
+        <w:rPr>
+          <w:rFonts w:ascii="Times New Roman" w:hAnsi="Times New Roman" w:cs="Times New Roman"/>
+          <w:sz w:val="24"/>
+          <w:szCs w:val="24"/>
+        </w:rPr>
+      </w:pPr>
+      <w:r>
+        <w:rPr>
+          <w:rFonts w:ascii="Times New Roman" w:hAnsi="Times New Roman" w:cs="Times New Roman"/>
+          <w:sz w:val="24"/>
+          <w:szCs w:val="24"/>
+        </w:rPr>
+        <w:t>Tốn nhiều RAM khi làm việc với tập dữ liệu lớn.</w:t>
+      </w:r>
+    </w:p>
+    <w:p>
+      <w:pPr>
+        <w:pStyle w:val="ListParagraph"/>
+        <w:numPr>
+          <w:ilvl w:val="0"/>
+          <w:numId w:val="6"/>
+        </w:numPr>
+        <w:spacing w:before="240" w:line="276" w:lineRule="auto"/>
+        <w:jc w:val="both"/>
+        <w:rPr>
+          <w:rFonts w:ascii="Times New Roman" w:hAnsi="Times New Roman" w:cs="Times New Roman"/>
+          <w:sz w:val="24"/>
+          <w:szCs w:val="24"/>
+        </w:rPr>
+      </w:pPr>
+      <w:r>
+        <w:rPr>
+          <w:rFonts w:ascii="Times New Roman" w:hAnsi="Times New Roman" w:cs="Times New Roman"/>
+          <w:sz w:val="24"/>
+          <w:szCs w:val="24"/>
+        </w:rPr>
+        <w:t>Cú pháp phức tạp, có nhiều cách để đạt cùng một kết quả khiến người mới học dễ bị bối rối</w:t>
+      </w:r>
+      <w:r>
+        <w:rPr>
+          <w:rFonts w:ascii="Times New Roman" w:hAnsi="Times New Roman" w:cs="Times New Roman"/>
+          <w:sz w:val="24"/>
+          <w:szCs w:val="24"/>
+        </w:rPr>
+        <w:t xml:space="preserve"> </w:t>
+      </w:r>
+    </w:p>
+    <w:p>
+      <w:pPr>
+        <w:spacing w:before="240" w:line="276" w:lineRule="auto"/>
+        <w:jc w:val="both"/>
+        <w:rPr>
+          <w:rFonts w:ascii="Times New Roman" w:hAnsi="Times New Roman" w:cs="Times New Roman"/>
+          <w:b/>
+          <w:bCs/>
+          <w:sz w:val="24"/>
+          <w:szCs w:val="24"/>
+        </w:rPr>
+      </w:pPr>
+      <w:r>
+        <w:rPr>
+          <w:rFonts w:ascii="Times New Roman" w:hAnsi="Times New Roman" w:cs="Times New Roman"/>
+          <w:b/>
+          <w:bCs/>
+          <w:sz w:val="24"/>
+          <w:szCs w:val="24"/>
+        </w:rPr>
+        <w:t>2.</w:t>
+      </w:r>
+      <w:r>
+        <w:rPr>
+          <w:rFonts w:ascii="Times New Roman" w:hAnsi="Times New Roman" w:cs="Times New Roman"/>
+          <w:b/>
+          <w:bCs/>
+          <w:sz w:val="24"/>
+          <w:szCs w:val="24"/>
+        </w:rPr>
+        <w:t>3</w:t>
+      </w:r>
+      <w:r>
+        <w:rPr>
+          <w:rFonts w:ascii="Times New Roman" w:hAnsi="Times New Roman" w:cs="Times New Roman"/>
+          <w:b/>
+          <w:bCs/>
+          <w:sz w:val="24"/>
+          <w:szCs w:val="24"/>
+        </w:rPr>
+        <w:t xml:space="preserve">. </w:t>
+      </w:r>
+      <w:r>
+        <w:rPr>
+          <w:rFonts w:ascii="Times New Roman" w:hAnsi="Times New Roman" w:cs="Times New Roman"/>
+          <w:b/>
+          <w:bCs/>
+          <w:sz w:val="24"/>
+          <w:szCs w:val="24"/>
+        </w:rPr>
+        <w:t>Matplotlib</w:t>
+      </w:r>
+    </w:p>
+    <w:p>
+      <w:pPr>
+        <w:spacing w:before="240" w:line="276" w:lineRule="auto"/>
+        <w:jc w:val="both"/>
+        <w:rPr>
+          <w:rFonts w:ascii="Times New Roman" w:hAnsi="Times New Roman" w:cs="Times New Roman"/>
+          <w:b/>
+          <w:sz w:val="24"/>
+          <w:szCs w:val="24"/>
+        </w:rPr>
+      </w:pPr>
+      <w:r>
+        <w:rPr>
+          <w:rFonts w:ascii="Times New Roman" w:hAnsi="Times New Roman" w:cs="Times New Roman"/>
+          <w:b/>
+          <w:sz w:val="24"/>
+          <w:szCs w:val="24"/>
+        </w:rPr>
+        <w:t>a) Khái niệm</w:t>
+      </w:r>
+    </w:p>
+    <w:p>
+      <w:pPr>
+        <w:spacing w:before="240" w:line="276" w:lineRule="auto"/>
+        <w:jc w:val="both"/>
+        <w:rPr>
+          <w:rFonts w:ascii="Times New Roman" w:hAnsi="Times New Roman" w:cs="Times New Roman"/>
+          <w:sz w:val="24"/>
+          <w:szCs w:val="24"/>
+        </w:rPr>
+      </w:pPr>
+      <w:r>
+        <w:rPr>
+          <w:rFonts w:ascii="Times New Roman" w:hAnsi="Times New Roman" w:cs="Times New Roman"/>
+          <w:sz w:val="24"/>
+          <w:szCs w:val="24"/>
+        </w:rPr>
+        <w:t>Là thư viện đồ họa cơ bản của Python, cho phép tạo ra các đồ thị tĩnh, đồ thị động và đồ thị tương tác 2D/3D.</w:t>
+      </w:r>
+    </w:p>
+    <w:p>
+      <w:pPr>
+        <w:spacing w:before="240" w:line="276" w:lineRule="auto"/>
+        <w:jc w:val="both"/>
+        <w:rPr>
+          <w:rFonts w:ascii="Times New Roman" w:hAnsi="Times New Roman" w:cs="Times New Roman"/>
+          <w:sz w:val="24"/>
+          <w:szCs w:val="24"/>
+        </w:rPr>
+      </w:pPr>
+      <w:r>
+        <w:rPr>
+          <w:rFonts w:ascii="Times New Roman" w:hAnsi="Times New Roman" w:cs="Times New Roman"/>
+          <w:b/>
+          <w:sz w:val="24"/>
+          <w:szCs w:val="24"/>
+        </w:rPr>
+        <w:t>b) Thời gian ra đời và người sáng lập</w:t>
+      </w:r>
+    </w:p>
+    <w:p>
+      <w:pPr>
+        <w:spacing w:before="240" w:line="276" w:lineRule="auto"/>
+        <w:jc w:val="both"/>
+        <w:rPr>
+          <w:rFonts w:ascii="Times New Roman" w:hAnsi="Times New Roman" w:cs="Times New Roman"/>
+          <w:sz w:val="24"/>
+          <w:szCs w:val="24"/>
+        </w:rPr>
+      </w:pPr>
+      <w:r>
+        <w:rPr>
+          <w:rFonts w:ascii="Times New Roman" w:hAnsi="Times New Roman" w:cs="Times New Roman"/>
+          <w:sz w:val="24"/>
+          <w:szCs w:val="24"/>
+        </w:rPr>
+        <w:t>Được sáng lập năm 2003 bởi John D. Hunter.</w:t>
+      </w:r>
+    </w:p>
+    <w:p>
+      <w:pPr>
+        <w:spacing w:before="240" w:line="276" w:lineRule="auto"/>
+        <w:jc w:val="both"/>
+        <w:rPr>
+          <w:rFonts w:ascii="Times New Roman" w:hAnsi="Times New Roman" w:cs="Times New Roman"/>
+          <w:b/>
+          <w:sz w:val="24"/>
+          <w:szCs w:val="24"/>
+        </w:rPr>
+      </w:pPr>
+      <w:r>
+        <w:rPr>
+          <w:rFonts w:ascii="Times New Roman" w:hAnsi="Times New Roman" w:cs="Times New Roman"/>
+          <w:b/>
+          <w:sz w:val="24"/>
+          <w:szCs w:val="24"/>
+        </w:rPr>
+        <w:t>c) Ưu điể</w:t>
+      </w:r>
+      <w:r>
+        <w:rPr>
+          <w:rFonts w:ascii="Times New Roman" w:hAnsi="Times New Roman" w:cs="Times New Roman"/>
+          <w:b/>
+          <w:sz w:val="24"/>
+          <w:szCs w:val="24"/>
+        </w:rPr>
+        <w:t>m</w:t>
+      </w:r>
+    </w:p>
+    <w:p>
+      <w:pPr>
+        <w:pStyle w:val="ListParagraph"/>
+        <w:numPr>
+          <w:ilvl w:val="0"/>
+          <w:numId w:val="6"/>
+        </w:numPr>
+        <w:spacing w:before="240" w:line="276" w:lineRule="auto"/>
+        <w:jc w:val="both"/>
+        <w:rPr>
+          <w:rFonts w:ascii="Times New Roman" w:hAnsi="Times New Roman" w:cs="Times New Roman"/>
+          <w:sz w:val="24"/>
+          <w:szCs w:val="24"/>
+        </w:rPr>
+      </w:pPr>
+      <w:r>
+        <w:rPr>
+          <w:rFonts w:ascii="Times New Roman" w:hAnsi="Times New Roman" w:cs="Times New Roman"/>
+          <w:sz w:val="24"/>
+          <w:szCs w:val="24"/>
+        </w:rPr>
+        <w:t>Tùy biến cực cao: có thể can thiệp và chỉnh sửa từng chi tiết nhỏ trên biểu đồ</w:t>
+      </w:r>
+    </w:p>
+    <w:p>
+      <w:pPr>
+        <w:pStyle w:val="ListParagraph"/>
+        <w:numPr>
+          <w:ilvl w:val="0"/>
+          <w:numId w:val="6"/>
+        </w:numPr>
+        <w:spacing w:before="240" w:line="276" w:lineRule="auto"/>
+        <w:jc w:val="both"/>
+        <w:rPr>
+          <w:rFonts w:ascii="Times New Roman" w:hAnsi="Times New Roman" w:cs="Times New Roman"/>
+          <w:sz w:val="24"/>
+          <w:szCs w:val="24"/>
+        </w:rPr>
+      </w:pPr>
+      <w:r>
+        <w:rPr>
+          <w:rFonts w:ascii="Times New Roman" w:hAnsi="Times New Roman" w:cs="Times New Roman"/>
+          <w:sz w:val="24"/>
+          <w:szCs w:val="24"/>
+        </w:rPr>
+        <w:t>Hỗ trợ xuất ra nhiều định dạng hình ảnh chất lượng cao (PNG, PDF, SVG)</w:t>
+      </w:r>
+    </w:p>
+    <w:p>
+      <w:pPr>
+        <w:pStyle w:val="ListParagraph"/>
+        <w:numPr>
+          <w:ilvl w:val="0"/>
+          <w:numId w:val="6"/>
+        </w:numPr>
+        <w:spacing w:before="240" w:line="276" w:lineRule="auto"/>
+        <w:jc w:val="both"/>
+        <w:rPr>
+          <w:rFonts w:ascii="Times New Roman" w:hAnsi="Times New Roman" w:cs="Times New Roman"/>
+          <w:sz w:val="24"/>
+          <w:szCs w:val="24"/>
+        </w:rPr>
+      </w:pPr>
+      <w:r>
+        <w:rPr>
+          <w:rFonts w:ascii="Times New Roman" w:hAnsi="Times New Roman" w:cs="Times New Roman"/>
+          <w:sz w:val="24"/>
+          <w:szCs w:val="24"/>
+        </w:rPr>
+        <w:t>Là thư viện lâu đời với nhiều tài liệu hướng dẫn và tích hợp tốt với NumPy, Pandas.</w:t>
+      </w:r>
+    </w:p>
+    <w:p>
+      <w:pPr>
+        <w:spacing w:before="240" w:line="276" w:lineRule="auto"/>
+        <w:jc w:val="both"/>
+        <w:rPr>
+          <w:rFonts w:ascii="Times New Roman" w:hAnsi="Times New Roman" w:cs="Times New Roman"/>
+          <w:b/>
+          <w:sz w:val="24"/>
+          <w:szCs w:val="24"/>
+        </w:rPr>
+      </w:pPr>
+      <w:r>
+        <w:rPr>
+          <w:rFonts w:ascii="Times New Roman" w:hAnsi="Times New Roman" w:cs="Times New Roman"/>
+          <w:b/>
+          <w:sz w:val="24"/>
+          <w:szCs w:val="24"/>
+        </w:rPr>
         <w:lastRenderedPageBreak/>
-        <w:t>Pandas:</w:t>
-      </w:r>
-    </w:p>
-    <w:p>
-      <w:pPr>
-        <w:rPr>
-          <w:rFonts w:ascii="Times New Roman" w:hAnsi="Times New Roman" w:cs="Times New Roman"/>
-          <w:sz w:val="24"/>
-          <w:szCs w:val="24"/>
-        </w:rPr>
-      </w:pPr>
-      <w:r>
-        <w:rPr>
-          <w:rFonts w:ascii="Times New Roman" w:hAnsi="Times New Roman" w:cs="Times New Roman"/>
-          <w:sz w:val="24"/>
-          <w:szCs w:val="24"/>
-        </w:rPr>
-        <w:t>- Khái niệm: Là thư viện mã nguồn mở chuyên dụng để thao tác, biến đổi và phân tích dữ liệu cấu trúc (dạng bảng). Thư viện này cung cấp hai cấu trúc dữ liệu chính là Series (1 chiều) và DataFrame (2 chiều).</w:t>
-      </w:r>
-    </w:p>
-    <w:p>
-      <w:pPr>
-        <w:rPr>
-          <w:rFonts w:ascii="Times New Roman" w:hAnsi="Times New Roman" w:cs="Times New Roman"/>
-          <w:sz w:val="24"/>
-          <w:szCs w:val="24"/>
-        </w:rPr>
-      </w:pPr>
-      <w:r>
-        <w:rPr>
-          <w:rFonts w:ascii="Times New Roman" w:hAnsi="Times New Roman" w:cs="Times New Roman"/>
-          <w:sz w:val="24"/>
-          <w:szCs w:val="24"/>
-        </w:rPr>
-        <w:t>- Thời gian ra đời và người sáng lập: Được tạo ra năm 2008 bởi Wes McKinney.</w:t>
-      </w:r>
-    </w:p>
-    <w:p>
-      <w:pPr>
-        <w:rPr>
-          <w:rFonts w:ascii="Times New Roman" w:hAnsi="Times New Roman" w:cs="Times New Roman"/>
-          <w:sz w:val="24"/>
-          <w:szCs w:val="24"/>
-        </w:rPr>
-      </w:pPr>
-      <w:r>
-        <w:rPr>
-          <w:rFonts w:ascii="Times New Roman" w:hAnsi="Times New Roman" w:cs="Times New Roman"/>
-          <w:sz w:val="24"/>
-          <w:szCs w:val="24"/>
-        </w:rPr>
-        <w:t>- Ưu điểm:</w:t>
-      </w:r>
-    </w:p>
-    <w:p>
-      <w:pPr>
-        <w:rPr>
-          <w:rFonts w:ascii="Times New Roman" w:hAnsi="Times New Roman" w:cs="Times New Roman"/>
-          <w:sz w:val="24"/>
-          <w:szCs w:val="24"/>
-        </w:rPr>
-      </w:pPr>
-      <w:r>
-        <w:rPr>
-          <w:rFonts w:ascii="Times New Roman" w:hAnsi="Times New Roman" w:cs="Times New Roman"/>
-          <w:sz w:val="24"/>
-          <w:szCs w:val="24"/>
-        </w:rPr>
-        <w:t>+) Thao tác dữ liệu linh hoạt (nhóm, hợp nhất, trích xuất và xử lí dữ liệu khuyết).</w:t>
-      </w:r>
-    </w:p>
-    <w:p>
-      <w:pPr>
-        <w:rPr>
-          <w:rFonts w:ascii="Times New Roman" w:hAnsi="Times New Roman" w:cs="Times New Roman"/>
-          <w:sz w:val="24"/>
-          <w:szCs w:val="24"/>
-        </w:rPr>
-      </w:pPr>
-      <w:r>
-        <w:rPr>
-          <w:rFonts w:ascii="Times New Roman" w:hAnsi="Times New Roman" w:cs="Times New Roman"/>
-          <w:sz w:val="24"/>
-          <w:szCs w:val="24"/>
-        </w:rPr>
-        <w:t>+) Thao tác với file CSV, Excel, SQL rất dễ dàng.</w:t>
-      </w:r>
-    </w:p>
-    <w:p>
-      <w:pPr>
-        <w:rPr>
-          <w:rFonts w:ascii="Times New Roman" w:hAnsi="Times New Roman" w:cs="Times New Roman"/>
-          <w:sz w:val="24"/>
-          <w:szCs w:val="24"/>
-        </w:rPr>
-      </w:pPr>
-      <w:r>
-        <w:rPr>
-          <w:rFonts w:ascii="Times New Roman" w:hAnsi="Times New Roman" w:cs="Times New Roman"/>
-          <w:sz w:val="24"/>
-          <w:szCs w:val="24"/>
-        </w:rPr>
-        <w:t>+) Đã tích hợp sẵn các công cụ xử lí chuỗi thời gian.</w:t>
-      </w:r>
-    </w:p>
-    <w:p>
-      <w:pPr>
-        <w:rPr>
-          <w:rFonts w:ascii="Times New Roman" w:hAnsi="Times New Roman" w:cs="Times New Roman"/>
-          <w:sz w:val="24"/>
-          <w:szCs w:val="24"/>
-        </w:rPr>
-      </w:pPr>
-      <w:r>
-        <w:rPr>
-          <w:rFonts w:ascii="Times New Roman" w:hAnsi="Times New Roman" w:cs="Times New Roman"/>
-          <w:sz w:val="24"/>
-          <w:szCs w:val="24"/>
-        </w:rPr>
-        <w:t>- Nhược điểm:</w:t>
-      </w:r>
-    </w:p>
-    <w:p>
-      <w:pPr>
-        <w:rPr>
-          <w:rFonts w:ascii="Times New Roman" w:hAnsi="Times New Roman" w:cs="Times New Roman"/>
-          <w:sz w:val="24"/>
-          <w:szCs w:val="24"/>
-        </w:rPr>
-      </w:pPr>
-      <w:r>
-        <w:rPr>
-          <w:rFonts w:ascii="Times New Roman" w:hAnsi="Times New Roman" w:cs="Times New Roman"/>
-          <w:sz w:val="24"/>
-          <w:szCs w:val="24"/>
-        </w:rPr>
-        <w:t>+) Tốn nhiều RAM khi làm việc với tập dữ liệu lớn.</w:t>
-      </w:r>
-    </w:p>
-    <w:p>
-      <w:pPr>
-        <w:rPr>
-          <w:rFonts w:ascii="Times New Roman" w:hAnsi="Times New Roman" w:cs="Times New Roman"/>
-          <w:sz w:val="24"/>
-          <w:szCs w:val="24"/>
-        </w:rPr>
-      </w:pPr>
-      <w:r>
-        <w:rPr>
-          <w:rFonts w:ascii="Times New Roman" w:hAnsi="Times New Roman" w:cs="Times New Roman"/>
-          <w:sz w:val="24"/>
-          <w:szCs w:val="24"/>
-        </w:rPr>
-        <w:t>+) Cú pháp phức tạp, có nhiều cách để đạt cùng một kết quả khiến người mới học dễ bị bối rối.</w:t>
-      </w:r>
-    </w:p>
-    <w:p>
-      <w:pPr>
-        <w:rPr>
-          <w:rFonts w:ascii="Times New Roman" w:hAnsi="Times New Roman" w:cs="Times New Roman"/>
-          <w:sz w:val="24"/>
-          <w:szCs w:val="24"/>
-        </w:rPr>
-      </w:pPr>
-    </w:p>
-    <w:p>
-      <w:pPr>
+        <w:t>d) Nhược điể</w:t>
+      </w:r>
+      <w:r>
+        <w:rPr>
+          <w:rFonts w:ascii="Times New Roman" w:hAnsi="Times New Roman" w:cs="Times New Roman"/>
+          <w:b/>
+          <w:sz w:val="24"/>
+          <w:szCs w:val="24"/>
+        </w:rPr>
+        <w:t>m</w:t>
+      </w:r>
+    </w:p>
+    <w:p>
+      <w:pPr>
+        <w:pStyle w:val="ListParagraph"/>
+        <w:numPr>
+          <w:ilvl w:val="0"/>
+          <w:numId w:val="6"/>
+        </w:numPr>
+        <w:spacing w:before="240" w:line="276" w:lineRule="auto"/>
+        <w:jc w:val="both"/>
+        <w:rPr>
+          <w:rFonts w:ascii="Times New Roman" w:hAnsi="Times New Roman" w:cs="Times New Roman"/>
+          <w:sz w:val="24"/>
+          <w:szCs w:val="24"/>
+        </w:rPr>
+      </w:pPr>
+      <w:r>
+        <w:rPr>
+          <w:rFonts w:ascii="Times New Roman" w:hAnsi="Times New Roman" w:cs="Times New Roman"/>
+          <w:sz w:val="24"/>
+          <w:szCs w:val="24"/>
+        </w:rPr>
+        <w:t>Cú pháp dài dòng, tốn nhiều dòng code để tạo biểu đồ đẹp mắt.</w:t>
+      </w:r>
+    </w:p>
+    <w:p>
+      <w:pPr>
+        <w:pStyle w:val="ListParagraph"/>
+        <w:numPr>
+          <w:ilvl w:val="0"/>
+          <w:numId w:val="6"/>
+        </w:numPr>
+        <w:spacing w:before="240" w:line="276" w:lineRule="auto"/>
+        <w:jc w:val="both"/>
+        <w:rPr>
+          <w:rFonts w:ascii="Times New Roman" w:hAnsi="Times New Roman" w:cs="Times New Roman"/>
+          <w:sz w:val="24"/>
+          <w:szCs w:val="24"/>
+        </w:rPr>
+      </w:pPr>
+      <w:r>
+        <w:rPr>
+          <w:rFonts w:ascii="Times New Roman" w:hAnsi="Times New Roman" w:cs="Times New Roman"/>
+          <w:sz w:val="24"/>
+          <w:szCs w:val="24"/>
+        </w:rPr>
+        <w:t>Giao diện lỗi thời, thiếu tương tác hiện đại so với các thư viện mới như Seaborn hay Plotly.</w:t>
+      </w:r>
+    </w:p>
+    <w:p>
+      <w:pPr>
+        <w:spacing w:before="240" w:line="276" w:lineRule="auto"/>
+        <w:jc w:val="both"/>
         <w:rPr>
           <w:rFonts w:ascii="Times New Roman" w:hAnsi="Times New Roman" w:cs="Times New Roman"/>
           <w:b/>
@@ -3430,164 +5082,9 @@
           <w:sz w:val="24"/>
           <w:szCs w:val="24"/>
         </w:rPr>
-        <w:t>Matplotlib</w:t>
-      </w:r>
-    </w:p>
-    <w:p>
-      <w:pPr>
-        <w:rPr>
-          <w:rFonts w:ascii="Times New Roman" w:hAnsi="Times New Roman" w:cs="Times New Roman"/>
-          <w:sz w:val="24"/>
-          <w:szCs w:val="24"/>
-        </w:rPr>
-      </w:pPr>
-      <w:r>
-        <w:rPr>
-          <w:rFonts w:ascii="Times New Roman" w:hAnsi="Times New Roman" w:cs="Times New Roman"/>
-          <w:sz w:val="24"/>
-          <w:szCs w:val="24"/>
-        </w:rPr>
-        <w:t>- Khái niệm: Là thư viện đồ họa cơ bản của Python, cho phép tạo ra các đồ thị tĩnh, đồ thị động và đồ thị tương tác 2D/3D.</w:t>
-      </w:r>
-    </w:p>
-    <w:p>
-      <w:pPr>
-        <w:rPr>
-          <w:rFonts w:ascii="Times New Roman" w:hAnsi="Times New Roman" w:cs="Times New Roman"/>
-          <w:sz w:val="24"/>
-          <w:szCs w:val="24"/>
-        </w:rPr>
-      </w:pPr>
-      <w:r>
-        <w:rPr>
-          <w:rFonts w:ascii="Times New Roman" w:hAnsi="Times New Roman" w:cs="Times New Roman"/>
-          <w:sz w:val="24"/>
-          <w:szCs w:val="24"/>
-        </w:rPr>
-        <w:t>- Thời gian ra đời và người sáng lập: Được sáng lập năm 2003 bởi John D. Hunter.</w:t>
-      </w:r>
-    </w:p>
-    <w:p>
-      <w:pPr>
-        <w:rPr>
-          <w:rFonts w:ascii="Times New Roman" w:hAnsi="Times New Roman" w:cs="Times New Roman"/>
-          <w:sz w:val="24"/>
-          <w:szCs w:val="24"/>
-        </w:rPr>
-      </w:pPr>
-      <w:r>
-        <w:rPr>
-          <w:rFonts w:ascii="Times New Roman" w:hAnsi="Times New Roman" w:cs="Times New Roman"/>
-          <w:sz w:val="24"/>
-          <w:szCs w:val="24"/>
-        </w:rPr>
-        <w:t>- Ưu điểm:</w:t>
-      </w:r>
-    </w:p>
-    <w:p>
-      <w:pPr>
-        <w:rPr>
-          <w:rFonts w:ascii="Times New Roman" w:hAnsi="Times New Roman" w:cs="Times New Roman"/>
-          <w:sz w:val="24"/>
-          <w:szCs w:val="24"/>
-        </w:rPr>
-      </w:pPr>
-      <w:r>
-        <w:rPr>
-          <w:rFonts w:ascii="Times New Roman" w:hAnsi="Times New Roman" w:cs="Times New Roman"/>
-          <w:sz w:val="24"/>
-          <w:szCs w:val="24"/>
-        </w:rPr>
-        <w:t>+) Tùy biến cực cao: có thể can thiệp và chỉnh sửa từng chi tiết nhỏ trên biểu đồ</w:t>
-      </w:r>
-    </w:p>
-    <w:p>
-      <w:pPr>
-        <w:rPr>
-          <w:rFonts w:ascii="Times New Roman" w:hAnsi="Times New Roman" w:cs="Times New Roman"/>
-          <w:sz w:val="24"/>
-          <w:szCs w:val="24"/>
-        </w:rPr>
-      </w:pPr>
-      <w:r>
-        <w:rPr>
-          <w:rFonts w:ascii="Times New Roman" w:hAnsi="Times New Roman" w:cs="Times New Roman"/>
-          <w:sz w:val="24"/>
-          <w:szCs w:val="24"/>
-        </w:rPr>
-        <w:t>+) Hỗ trợ xuất ra nhiều định dạng hình ảnh chất lượng cao (PNG, PDF, SVG)</w:t>
-      </w:r>
-    </w:p>
-    <w:p>
-      <w:pPr>
-        <w:rPr>
-          <w:rFonts w:ascii="Times New Roman" w:hAnsi="Times New Roman" w:cs="Times New Roman"/>
-          <w:sz w:val="24"/>
-          <w:szCs w:val="24"/>
-        </w:rPr>
-      </w:pPr>
-      <w:r>
-        <w:rPr>
-          <w:rFonts w:ascii="Times New Roman" w:hAnsi="Times New Roman" w:cs="Times New Roman"/>
-          <w:sz w:val="24"/>
-          <w:szCs w:val="24"/>
-        </w:rPr>
-        <w:t>+) Là thư viện lâu đời với nhiều tài liệu hướng dẫn và tích hợp tốt với NumPy, Pandas.</w:t>
-      </w:r>
-    </w:p>
-    <w:p>
-      <w:pPr>
-        <w:rPr>
-          <w:rFonts w:ascii="Times New Roman" w:hAnsi="Times New Roman" w:cs="Times New Roman"/>
-          <w:sz w:val="24"/>
-          <w:szCs w:val="24"/>
-        </w:rPr>
-      </w:pPr>
-      <w:r>
-        <w:rPr>
-          <w:rFonts w:ascii="Times New Roman" w:hAnsi="Times New Roman" w:cs="Times New Roman"/>
-          <w:sz w:val="24"/>
-          <w:szCs w:val="24"/>
-        </w:rPr>
-        <w:t>- Nhược điểm:</w:t>
-      </w:r>
-    </w:p>
-    <w:p>
-      <w:pPr>
-        <w:rPr>
-          <w:rFonts w:ascii="Times New Roman" w:hAnsi="Times New Roman" w:cs="Times New Roman"/>
-          <w:sz w:val="24"/>
-          <w:szCs w:val="24"/>
-        </w:rPr>
-      </w:pPr>
-      <w:r>
-        <w:rPr>
-          <w:rFonts w:ascii="Times New Roman" w:hAnsi="Times New Roman" w:cs="Times New Roman"/>
-          <w:sz w:val="24"/>
-          <w:szCs w:val="24"/>
-        </w:rPr>
-        <w:t>+) Cú pháp dài dòng, tốn nhiều dòng code để tạo biểu đồ đẹp mắt.</w:t>
-      </w:r>
-    </w:p>
-    <w:p>
-      <w:pPr>
-        <w:rPr>
-          <w:rFonts w:ascii="Times New Roman" w:hAnsi="Times New Roman" w:cs="Times New Roman"/>
-          <w:sz w:val="24"/>
-          <w:szCs w:val="24"/>
-        </w:rPr>
-      </w:pPr>
-      <w:r>
-        <w:rPr>
-          <w:rFonts w:ascii="Times New Roman" w:hAnsi="Times New Roman" w:cs="Times New Roman"/>
-          <w:sz w:val="24"/>
-          <w:szCs w:val="24"/>
-        </w:rPr>
-        <w:t>+) Giao diện lỗi thời, thiếu tương tác hiện đại so với các thư viện mới như Seaborn hay Plotly.</w:t>
-      </w:r>
-    </w:p>
-    <w:p>
-      <w:pPr>
+        <w:t xml:space="preserve">2.4. </w:t>
+      </w:r>
+      <w:r>
         <w:rPr>
           <w:rFonts w:ascii="Times New Roman" w:hAnsi="Times New Roman" w:cs="Times New Roman"/>
           <w:b/>
@@ -3595,45 +5092,48 @@
           <w:sz w:val="24"/>
           <w:szCs w:val="24"/>
         </w:rPr>
-      </w:pPr>
-    </w:p>
-    <w:p>
-      <w:pPr>
-        <w:rPr>
-          <w:rFonts w:ascii="Times New Roman" w:hAnsi="Times New Roman" w:cs="Times New Roman"/>
-          <w:b/>
-          <w:bCs/>
-          <w:sz w:val="24"/>
-          <w:szCs w:val="24"/>
-        </w:rPr>
-      </w:pPr>
-      <w:r>
-        <w:rPr>
-          <w:rFonts w:ascii="Times New Roman" w:hAnsi="Times New Roman" w:cs="Times New Roman"/>
-          <w:b/>
-          <w:bCs/>
-          <w:sz w:val="24"/>
-          <w:szCs w:val="24"/>
-        </w:rPr>
         <w:t>Pytorch</w:t>
       </w:r>
     </w:p>
     <w:p>
       <w:pPr>
-        <w:rPr>
-          <w:rFonts w:ascii="Times New Roman" w:hAnsi="Times New Roman" w:cs="Times New Roman"/>
-          <w:sz w:val="24"/>
-          <w:szCs w:val="24"/>
-          <w:lang w:val="vi-VN"/>
-        </w:rPr>
-      </w:pPr>
-      <w:r>
-        <w:rPr>
-          <w:rFonts w:ascii="Times New Roman" w:hAnsi="Times New Roman" w:cs="Times New Roman"/>
-          <w:sz w:val="24"/>
-          <w:szCs w:val="24"/>
-        </w:rPr>
-        <w:t xml:space="preserve">- Khái niệm: Là một thư viện học máy và học sâu mã nguồn mở. </w:t>
+        <w:spacing w:before="240" w:line="276" w:lineRule="auto"/>
+        <w:jc w:val="both"/>
+        <w:rPr>
+          <w:rFonts w:ascii="Times New Roman" w:hAnsi="Times New Roman" w:cs="Times New Roman"/>
+          <w:b/>
+          <w:sz w:val="24"/>
+          <w:szCs w:val="24"/>
+        </w:rPr>
+      </w:pPr>
+      <w:r>
+        <w:rPr>
+          <w:rFonts w:ascii="Times New Roman" w:hAnsi="Times New Roman" w:cs="Times New Roman"/>
+          <w:b/>
+          <w:sz w:val="24"/>
+          <w:szCs w:val="24"/>
+        </w:rPr>
+        <w:t>a) Khái niệm</w:t>
+      </w:r>
+    </w:p>
+    <w:p>
+      <w:pPr>
+        <w:spacing w:before="240" w:line="276" w:lineRule="auto"/>
+        <w:jc w:val="both"/>
+        <w:rPr>
+          <w:rFonts w:ascii="Times New Roman" w:hAnsi="Times New Roman" w:cs="Times New Roman"/>
+          <w:sz w:val="24"/>
+          <w:szCs w:val="24"/>
+          <w:lang w:val="vi-VN"/>
+        </w:rPr>
+      </w:pPr>
+      <w:r>
+        <w:rPr>
+          <w:rFonts w:ascii="Times New Roman" w:hAnsi="Times New Roman" w:cs="Times New Roman"/>
+          <w:sz w:val="24"/>
+          <w:szCs w:val="24"/>
+        </w:rPr>
+        <w:t xml:space="preserve">Là một thư viện học máy và học sâu mã nguồn mở. </w:t>
       </w:r>
       <w:r>
         <w:rPr>
@@ -3647,161 +5147,270 @@
     </w:p>
     <w:p>
       <w:pPr>
-        <w:rPr>
-          <w:rFonts w:ascii="Times New Roman" w:hAnsi="Times New Roman" w:cs="Times New Roman"/>
-          <w:sz w:val="24"/>
-          <w:szCs w:val="24"/>
-          <w:lang w:val="vi-VN"/>
-        </w:rPr>
-      </w:pPr>
-      <w:r>
-        <w:rPr>
-          <w:rFonts w:ascii="Times New Roman" w:hAnsi="Times New Roman" w:cs="Times New Roman"/>
-          <w:sz w:val="24"/>
-          <w:szCs w:val="24"/>
-          <w:lang w:val="vi-VN"/>
-        </w:rPr>
-        <w:lastRenderedPageBreak/>
-        <w:t>- Thời gian ra đời và người sáng lập: Được ra mắt vào tháng 9 năm 2016, phát triển chủ yếu bởi phòng nghiên cứu AI của Facebook (nay là Meta). Các kỹ sư chính bao gồm Soumith Chintala, Adam Paszke, Sam Gross và Gregory Chanan.</w:t>
-      </w:r>
-    </w:p>
-    <w:p>
-      <w:pPr>
-        <w:rPr>
-          <w:rFonts w:ascii="Times New Roman" w:hAnsi="Times New Roman" w:cs="Times New Roman"/>
-          <w:sz w:val="24"/>
-          <w:szCs w:val="24"/>
-          <w:lang w:val="vi-VN"/>
-        </w:rPr>
-      </w:pPr>
-      <w:r>
-        <w:rPr>
-          <w:rFonts w:ascii="Times New Roman" w:hAnsi="Times New Roman" w:cs="Times New Roman"/>
-          <w:sz w:val="24"/>
-          <w:szCs w:val="24"/>
-          <w:lang w:val="vi-VN"/>
-        </w:rPr>
-        <w:t>- Ưu điểm:</w:t>
-      </w:r>
-    </w:p>
-    <w:p>
-      <w:pPr>
-        <w:rPr>
-          <w:rFonts w:ascii="Times New Roman" w:hAnsi="Times New Roman" w:cs="Times New Roman"/>
-          <w:sz w:val="24"/>
-          <w:szCs w:val="24"/>
-          <w:lang w:val="vi-VN"/>
-        </w:rPr>
-      </w:pPr>
-      <w:r>
-        <w:rPr>
-          <w:rFonts w:ascii="Times New Roman" w:hAnsi="Times New Roman" w:cs="Times New Roman"/>
-          <w:sz w:val="24"/>
-          <w:szCs w:val="24"/>
-          <w:lang w:val="vi-VN"/>
-        </w:rPr>
-        <w:t>+) Đồ thị tính toán động: Cho phép thay đổi kiến trúc mạng ngay trong quá trình huấn luyện.</w:t>
-      </w:r>
-    </w:p>
-    <w:p>
-      <w:pPr>
-        <w:rPr>
-          <w:rFonts w:ascii="Times New Roman" w:hAnsi="Times New Roman" w:cs="Times New Roman"/>
-          <w:sz w:val="24"/>
-          <w:szCs w:val="24"/>
-          <w:lang w:val="vi-VN"/>
-        </w:rPr>
-      </w:pPr>
-      <w:r>
-        <w:rPr>
-          <w:rFonts w:ascii="Times New Roman" w:hAnsi="Times New Roman" w:cs="Times New Roman"/>
-          <w:sz w:val="24"/>
-          <w:szCs w:val="24"/>
-          <w:lang w:val="vi-VN"/>
-        </w:rPr>
-        <w:t>+) Cú pháp tự nhiên, trực quan và gần gữi với ngôn ngữ Python tiêu chuẩn.</w:t>
-      </w:r>
-    </w:p>
-    <w:p>
-      <w:pPr>
-        <w:rPr>
-          <w:rFonts w:ascii="Times New Roman" w:hAnsi="Times New Roman" w:cs="Times New Roman"/>
-          <w:sz w:val="24"/>
-          <w:szCs w:val="24"/>
-          <w:lang w:val="vi-VN"/>
-        </w:rPr>
-      </w:pPr>
-      <w:r>
-        <w:rPr>
-          <w:rFonts w:ascii="Times New Roman" w:hAnsi="Times New Roman" w:cs="Times New Roman"/>
-          <w:sz w:val="24"/>
-          <w:szCs w:val="24"/>
-          <w:lang w:val="vi-VN"/>
-        </w:rPr>
-        <w:t>+) Hệ sinh thái mạnh mẽ, hiện là lựa chọn hàng đầu trong cộng đồng nghiên cứu AI và triển khai các mô hình lớn (LLM, Vision Models).</w:t>
-      </w:r>
-    </w:p>
-    <w:p>
-      <w:pPr>
-        <w:rPr>
-          <w:rFonts w:ascii="Times New Roman" w:hAnsi="Times New Roman" w:cs="Times New Roman"/>
-          <w:sz w:val="24"/>
-          <w:szCs w:val="24"/>
-          <w:lang w:val="vi-VN"/>
-        </w:rPr>
-      </w:pPr>
-      <w:r>
-        <w:rPr>
-          <w:rFonts w:ascii="Times New Roman" w:hAnsi="Times New Roman" w:cs="Times New Roman"/>
-          <w:sz w:val="24"/>
-          <w:szCs w:val="24"/>
-          <w:lang w:val="vi-VN"/>
-        </w:rPr>
-        <w:t>- Nhược điểm:</w:t>
-      </w:r>
-      <w:r>
-        <w:rPr>
-          <w:rFonts w:ascii="Times New Roman" w:hAnsi="Times New Roman" w:cs="Times New Roman"/>
-          <w:sz w:val="24"/>
-          <w:szCs w:val="24"/>
-          <w:lang w:val="vi-VN"/>
-        </w:rPr>
-        <w:br/>
-        <w:t>+) Dù hiện tại đã cải thiện nhiều so với TorchScript, việc đưa Pytorch lên các hệ thống lớn vẫn cần nhiều công sức cấu hình hơn so với TensorFlow</w:t>
-      </w:r>
-    </w:p>
-    <w:p>
-      <w:pPr>
-        <w:rPr>
-          <w:rFonts w:ascii="Times New Roman" w:hAnsi="Times New Roman" w:cs="Times New Roman"/>
-          <w:sz w:val="24"/>
-          <w:szCs w:val="24"/>
-          <w:lang w:val="vi-VN"/>
-        </w:rPr>
-      </w:pPr>
-      <w:r>
-        <w:rPr>
-          <w:rFonts w:ascii="Times New Roman" w:hAnsi="Times New Roman" w:cs="Times New Roman"/>
-          <w:sz w:val="24"/>
-          <w:szCs w:val="24"/>
-          <w:lang w:val="vi-VN"/>
-        </w:rPr>
-        <w:t>+) Thiếu các công cụ quản lí mô hình tập trung đi kèm mặc định.</w:t>
-      </w:r>
-    </w:p>
-    <w:p>
-      <w:pPr>
-        <w:rPr>
-          <w:rFonts w:ascii="Times New Roman" w:hAnsi="Times New Roman" w:cs="Times New Roman"/>
-          <w:b/>
-          <w:sz w:val="24"/>
-          <w:szCs w:val="24"/>
-          <w:lang w:val="vi-VN"/>
-        </w:rPr>
-      </w:pPr>
-    </w:p>
-    <w:p>
-      <w:pPr>
+        <w:spacing w:before="240" w:line="276" w:lineRule="auto"/>
+        <w:jc w:val="both"/>
+        <w:rPr>
+          <w:rFonts w:ascii="Times New Roman" w:hAnsi="Times New Roman" w:cs="Times New Roman"/>
+          <w:sz w:val="24"/>
+          <w:szCs w:val="24"/>
+          <w:lang w:val="vi-VN"/>
+        </w:rPr>
+      </w:pPr>
+      <w:r>
+        <w:rPr>
+          <w:rFonts w:ascii="Times New Roman" w:hAnsi="Times New Roman" w:cs="Times New Roman"/>
+          <w:b/>
+          <w:sz w:val="24"/>
+          <w:szCs w:val="24"/>
+          <w:lang w:val="vi-VN"/>
+        </w:rPr>
+        <w:t>b) Thời gian ra đời và người sáng lập</w:t>
+      </w:r>
+    </w:p>
+    <w:p>
+      <w:pPr>
+        <w:spacing w:before="240" w:line="276" w:lineRule="auto"/>
+        <w:jc w:val="both"/>
+        <w:rPr>
+          <w:rFonts w:ascii="Times New Roman" w:hAnsi="Times New Roman" w:cs="Times New Roman"/>
+          <w:sz w:val="24"/>
+          <w:szCs w:val="24"/>
+          <w:lang w:val="vi-VN"/>
+        </w:rPr>
+      </w:pPr>
+      <w:r>
+        <w:rPr>
+          <w:rFonts w:ascii="Times New Roman" w:hAnsi="Times New Roman" w:cs="Times New Roman"/>
+          <w:sz w:val="24"/>
+          <w:szCs w:val="24"/>
+          <w:lang w:val="vi-VN"/>
+        </w:rPr>
+        <w:t>Được ra mắt vào tháng 9 năm 2016, phát triển chủ yếu bởi phòng nghiên cứu AI của Facebook (nay là Meta). Các kỹ sư chính bao gồm Soumith Chintala, Adam Paszke, Sam Gross và Gregory Chanan.</w:t>
+      </w:r>
+    </w:p>
+    <w:p>
+      <w:pPr>
+        <w:spacing w:before="240" w:line="276" w:lineRule="auto"/>
+        <w:jc w:val="both"/>
+        <w:rPr>
+          <w:rFonts w:ascii="Times New Roman" w:hAnsi="Times New Roman" w:cs="Times New Roman"/>
+          <w:b/>
+          <w:sz w:val="24"/>
+          <w:szCs w:val="24"/>
+        </w:rPr>
+      </w:pPr>
+      <w:r>
+        <w:rPr>
+          <w:rFonts w:ascii="Times New Roman" w:hAnsi="Times New Roman" w:cs="Times New Roman"/>
+          <w:b/>
+          <w:sz w:val="24"/>
+          <w:szCs w:val="24"/>
+        </w:rPr>
+        <w:t>c) Ưu điể</w:t>
+      </w:r>
+      <w:r>
+        <w:rPr>
+          <w:rFonts w:ascii="Times New Roman" w:hAnsi="Times New Roman" w:cs="Times New Roman"/>
+          <w:b/>
+          <w:sz w:val="24"/>
+          <w:szCs w:val="24"/>
+        </w:rPr>
+        <w:t>m</w:t>
+      </w:r>
+    </w:p>
+    <w:p>
+      <w:pPr>
+        <w:pStyle w:val="ListParagraph"/>
+        <w:numPr>
+          <w:ilvl w:val="0"/>
+          <w:numId w:val="6"/>
+        </w:numPr>
+        <w:spacing w:before="240" w:line="276" w:lineRule="auto"/>
+        <w:jc w:val="both"/>
+        <w:rPr>
+          <w:rFonts w:ascii="Times New Roman" w:hAnsi="Times New Roman" w:cs="Times New Roman"/>
+          <w:sz w:val="24"/>
+          <w:szCs w:val="24"/>
+          <w:lang w:val="vi-VN"/>
+        </w:rPr>
+      </w:pPr>
+      <w:r>
+        <w:rPr>
+          <w:rFonts w:ascii="Times New Roman" w:hAnsi="Times New Roman" w:cs="Times New Roman"/>
+          <w:sz w:val="24"/>
+          <w:szCs w:val="24"/>
+          <w:lang w:val="vi-VN"/>
+        </w:rPr>
+        <w:t>Đồ thị tính toán động: Cho phép thay đổi kiến trúc mạng ngay trong quá trình huấn luyện.</w:t>
+      </w:r>
+    </w:p>
+    <w:p>
+      <w:pPr>
+        <w:pStyle w:val="ListParagraph"/>
+        <w:numPr>
+          <w:ilvl w:val="0"/>
+          <w:numId w:val="6"/>
+        </w:numPr>
+        <w:spacing w:before="240" w:line="276" w:lineRule="auto"/>
+        <w:jc w:val="both"/>
+        <w:rPr>
+          <w:rFonts w:ascii="Times New Roman" w:hAnsi="Times New Roman" w:cs="Times New Roman"/>
+          <w:sz w:val="24"/>
+          <w:szCs w:val="24"/>
+          <w:lang w:val="vi-VN"/>
+        </w:rPr>
+      </w:pPr>
+      <w:r>
+        <w:rPr>
+          <w:rFonts w:ascii="Times New Roman" w:hAnsi="Times New Roman" w:cs="Times New Roman"/>
+          <w:sz w:val="24"/>
+          <w:szCs w:val="24"/>
+          <w:lang w:val="vi-VN"/>
+        </w:rPr>
+        <w:t>Cú pháp tự nhiên, trực quan và gần gữi với ngôn ngữ Python tiêu chuẩn.</w:t>
+      </w:r>
+    </w:p>
+    <w:p>
+      <w:pPr>
+        <w:pStyle w:val="ListParagraph"/>
+        <w:numPr>
+          <w:ilvl w:val="0"/>
+          <w:numId w:val="6"/>
+        </w:numPr>
+        <w:spacing w:before="240" w:line="276" w:lineRule="auto"/>
+        <w:jc w:val="both"/>
+        <w:rPr>
+          <w:rFonts w:ascii="Times New Roman" w:hAnsi="Times New Roman" w:cs="Times New Roman"/>
+          <w:sz w:val="24"/>
+          <w:szCs w:val="24"/>
+          <w:lang w:val="vi-VN"/>
+        </w:rPr>
+      </w:pPr>
+      <w:r>
+        <w:rPr>
+          <w:rFonts w:ascii="Times New Roman" w:hAnsi="Times New Roman" w:cs="Times New Roman"/>
+          <w:sz w:val="24"/>
+          <w:szCs w:val="24"/>
+          <w:lang w:val="vi-VN"/>
+        </w:rPr>
+        <w:t>Hệ sinh thái mạnh mẽ, hiện là lựa chọn hàng đầu trong cộng đồng nghiên cứu AI và triển khai các mô hình lớn (LLM, Vision Models).</w:t>
+      </w:r>
+    </w:p>
+    <w:p>
+      <w:pPr>
+        <w:spacing w:before="240" w:line="276" w:lineRule="auto"/>
+        <w:jc w:val="both"/>
+        <w:rPr>
+          <w:rFonts w:ascii="Times New Roman" w:hAnsi="Times New Roman" w:cs="Times New Roman"/>
+          <w:b/>
+          <w:sz w:val="24"/>
+          <w:szCs w:val="24"/>
+        </w:rPr>
+      </w:pPr>
+      <w:r>
+        <w:rPr>
+          <w:rFonts w:ascii="Times New Roman" w:hAnsi="Times New Roman" w:cs="Times New Roman"/>
+          <w:b/>
+          <w:sz w:val="24"/>
+          <w:szCs w:val="24"/>
+        </w:rPr>
+        <w:t>d) Nhược điể</w:t>
+      </w:r>
+      <w:r>
+        <w:rPr>
+          <w:rFonts w:ascii="Times New Roman" w:hAnsi="Times New Roman" w:cs="Times New Roman"/>
+          <w:b/>
+          <w:sz w:val="24"/>
+          <w:szCs w:val="24"/>
+        </w:rPr>
+        <w:t>m</w:t>
+      </w:r>
+    </w:p>
+    <w:p>
+      <w:pPr>
+        <w:pStyle w:val="ListParagraph"/>
+        <w:numPr>
+          <w:ilvl w:val="0"/>
+          <w:numId w:val="6"/>
+        </w:numPr>
+        <w:spacing w:before="240" w:line="276" w:lineRule="auto"/>
+        <w:jc w:val="both"/>
+        <w:rPr>
+          <w:rFonts w:ascii="Times New Roman" w:hAnsi="Times New Roman" w:cs="Times New Roman"/>
+          <w:sz w:val="24"/>
+          <w:szCs w:val="24"/>
+        </w:rPr>
+      </w:pPr>
+      <w:r>
+        <w:rPr>
+          <w:rFonts w:ascii="Times New Roman" w:hAnsi="Times New Roman" w:cs="Times New Roman"/>
+          <w:sz w:val="24"/>
+          <w:szCs w:val="24"/>
+          <w:lang w:val="vi-VN"/>
+        </w:rPr>
+        <w:t>Dù hiện tại đã cải thiện nhiều so với TorchScript, việc đưa Pytorch lên các hệ thống lớn vẫn cần nhiều công sức cấu hình hơn so với TensorFlow</w:t>
+      </w:r>
+      <w:r>
+        <w:rPr>
+          <w:rFonts w:ascii="Times New Roman" w:hAnsi="Times New Roman" w:cs="Times New Roman"/>
+          <w:sz w:val="24"/>
+          <w:szCs w:val="24"/>
+        </w:rPr>
+        <w:t xml:space="preserve"> </w:t>
+      </w:r>
+    </w:p>
+    <w:p>
+      <w:pPr>
+        <w:pStyle w:val="ListParagraph"/>
+        <w:numPr>
+          <w:ilvl w:val="0"/>
+          <w:numId w:val="6"/>
+        </w:numPr>
+        <w:spacing w:before="240" w:line="276" w:lineRule="auto"/>
+        <w:jc w:val="both"/>
+        <w:rPr>
+          <w:rFonts w:ascii="Times New Roman" w:hAnsi="Times New Roman" w:cs="Times New Roman"/>
+          <w:sz w:val="24"/>
+          <w:szCs w:val="24"/>
+          <w:lang w:val="vi-VN"/>
+        </w:rPr>
+      </w:pPr>
+      <w:r>
+        <w:rPr>
+          <w:rFonts w:ascii="Times New Roman" w:hAnsi="Times New Roman" w:cs="Times New Roman"/>
+          <w:sz w:val="24"/>
+          <w:szCs w:val="24"/>
+          <w:lang w:val="vi-VN"/>
+        </w:rPr>
+        <w:t>Thiếu các công cụ quản lí mô hình tập trung đi kèm mặc đị</w:t>
+      </w:r>
+      <w:r>
+        <w:rPr>
+          <w:rFonts w:ascii="Times New Roman" w:hAnsi="Times New Roman" w:cs="Times New Roman"/>
+          <w:sz w:val="24"/>
+          <w:szCs w:val="24"/>
+          <w:lang w:val="vi-VN"/>
+        </w:rPr>
+        <w:t>nh.</w:t>
+      </w:r>
+    </w:p>
+    <w:p>
+      <w:pPr>
+        <w:pStyle w:val="ListParagraph"/>
+        <w:spacing w:before="240" w:line="276" w:lineRule="auto"/>
+        <w:jc w:val="both"/>
+        <w:rPr>
+          <w:rFonts w:ascii="Times New Roman" w:hAnsi="Times New Roman" w:cs="Times New Roman"/>
+          <w:sz w:val="24"/>
+          <w:szCs w:val="24"/>
+          <w:lang w:val="vi-VN"/>
+        </w:rPr>
+      </w:pPr>
+    </w:p>
+    <w:p>
+      <w:pPr>
+        <w:spacing w:before="240" w:line="276" w:lineRule="auto"/>
+        <w:jc w:val="both"/>
         <w:rPr>
           <w:rFonts w:ascii="Times New Roman" w:hAnsi="Times New Roman" w:cs="Times New Roman"/>
           <w:b/>
@@ -3824,9 +5433,10 @@
     <w:p>
       <w:pPr>
         <w:pStyle w:val="NormalWeb"/>
-        <w:rPr>
-          <w:b/>
-          <w:lang w:val="vi-VN"/>
+        <w:spacing w:before="240" w:beforeAutospacing="0" w:line="276" w:lineRule="auto"/>
+        <w:jc w:val="both"/>
+        <w:rPr>
+          <w:b/>
         </w:rPr>
       </w:pPr>
       <w:r>
@@ -3842,17 +5452,12 @@
         </w:rPr>
         <w:t>Jupyter Notebooks, Google Colab, Kaggle</w:t>
       </w:r>
-      <w:r>
-        <w:rPr>
-          <w:b/>
-          <w:lang w:val="vi-VN"/>
-        </w:rPr>
-        <w:t>:</w:t>
-      </w:r>
     </w:p>
     <w:p>
       <w:pPr>
         <w:pStyle w:val="NormalWeb"/>
+        <w:spacing w:before="240" w:beforeAutospacing="0" w:line="276" w:lineRule="auto"/>
+        <w:jc w:val="both"/>
         <w:rPr>
           <w:lang w:val="vi-VN"/>
         </w:rPr>
@@ -3862,14 +5467,15 @@
           <w:noProof/>
           <w:lang w:eastAsia="ja-JP"/>
         </w:rPr>
+        <w:lastRenderedPageBreak/>
         <w:drawing>
-          <wp:anchor distT="0" distB="0" distL="114300" distR="114300" simplePos="0" relativeHeight="251659264" behindDoc="1" locked="0" layoutInCell="1" allowOverlap="1" wp14:anchorId="78DFE218" wp14:editId="3FF1B671">
+          <wp:anchor distT="0" distB="0" distL="114300" distR="114300" simplePos="0" relativeHeight="251659264" behindDoc="1" locked="0" layoutInCell="1" allowOverlap="1" wp14:anchorId="78DFE218" wp14:editId="11B22663">
             <wp:simplePos x="0" y="0"/>
             <wp:positionH relativeFrom="column">
-              <wp:posOffset>364490</wp:posOffset>
+              <wp:posOffset>401066</wp:posOffset>
             </wp:positionH>
             <wp:positionV relativeFrom="paragraph">
-              <wp:posOffset>166370</wp:posOffset>
+              <wp:posOffset>56642</wp:posOffset>
             </wp:positionV>
             <wp:extent cx="5213985" cy="2960370"/>
             <wp:effectExtent l="0" t="0" r="5715" b="0"/>
@@ -3923,83 +5529,93 @@
     </w:p>
     <w:p>
       <w:pPr>
-        <w:rPr>
-          <w:rFonts w:ascii="Times New Roman" w:hAnsi="Times New Roman" w:cs="Times New Roman"/>
-          <w:sz w:val="24"/>
-          <w:szCs w:val="24"/>
-          <w:lang w:val="vi-VN"/>
-        </w:rPr>
-      </w:pPr>
-    </w:p>
-    <w:p>
-      <w:pPr>
-        <w:rPr>
-          <w:lang w:val="vi-VN"/>
-        </w:rPr>
-      </w:pPr>
-    </w:p>
-    <w:p>
-      <w:pPr>
-        <w:rPr>
-          <w:lang w:val="vi-VN"/>
-        </w:rPr>
-      </w:pPr>
-    </w:p>
-    <w:p>
-      <w:pPr>
-        <w:rPr>
-          <w:lang w:val="vi-VN"/>
-        </w:rPr>
-      </w:pPr>
-    </w:p>
-    <w:p>
-      <w:pPr>
-        <w:rPr>
-          <w:lang w:val="vi-VN"/>
-        </w:rPr>
-      </w:pPr>
-    </w:p>
-    <w:p>
-      <w:pPr>
-        <w:rPr>
-          <w:lang w:val="vi-VN"/>
-        </w:rPr>
-      </w:pPr>
-    </w:p>
-    <w:p>
-      <w:pPr>
-        <w:rPr>
-          <w:lang w:val="vi-VN"/>
-        </w:rPr>
-      </w:pPr>
-    </w:p>
-    <w:p>
-      <w:pPr>
-        <w:rPr>
-          <w:lang w:val="vi-VN"/>
-        </w:rPr>
-      </w:pPr>
-    </w:p>
-    <w:p>
-      <w:pPr>
-        <w:rPr>
-          <w:lang w:val="vi-VN"/>
-        </w:rPr>
-      </w:pPr>
-    </w:p>
-    <w:p>
-      <w:pPr>
+        <w:spacing w:before="240" w:line="276" w:lineRule="auto"/>
+        <w:jc w:val="both"/>
+        <w:rPr>
+          <w:rFonts w:ascii="Times New Roman" w:hAnsi="Times New Roman" w:cs="Times New Roman"/>
+          <w:sz w:val="24"/>
+          <w:szCs w:val="24"/>
+          <w:lang w:val="vi-VN"/>
+        </w:rPr>
+      </w:pPr>
+    </w:p>
+    <w:p>
+      <w:pPr>
+        <w:spacing w:before="240" w:line="276" w:lineRule="auto"/>
+        <w:jc w:val="both"/>
+        <w:rPr>
+          <w:lang w:val="vi-VN"/>
+        </w:rPr>
+      </w:pPr>
+    </w:p>
+    <w:p>
+      <w:pPr>
+        <w:spacing w:before="240" w:line="276" w:lineRule="auto"/>
+        <w:jc w:val="both"/>
+        <w:rPr>
+          <w:lang w:val="vi-VN"/>
+        </w:rPr>
+      </w:pPr>
+    </w:p>
+    <w:p>
+      <w:pPr>
+        <w:spacing w:before="240" w:line="276" w:lineRule="auto"/>
+        <w:jc w:val="both"/>
+        <w:rPr>
+          <w:lang w:val="vi-VN"/>
+        </w:rPr>
+      </w:pPr>
+    </w:p>
+    <w:p>
+      <w:pPr>
+        <w:spacing w:before="240" w:line="276" w:lineRule="auto"/>
+        <w:jc w:val="both"/>
+        <w:rPr>
+          <w:lang w:val="vi-VN"/>
+        </w:rPr>
+      </w:pPr>
+    </w:p>
+    <w:p>
+      <w:pPr>
+        <w:spacing w:before="240" w:line="276" w:lineRule="auto"/>
+        <w:jc w:val="both"/>
+        <w:rPr>
+          <w:lang w:val="vi-VN"/>
+        </w:rPr>
+      </w:pPr>
+    </w:p>
+    <w:p>
+      <w:pPr>
+        <w:spacing w:before="240" w:line="276" w:lineRule="auto"/>
+        <w:jc w:val="both"/>
+        <w:rPr>
+          <w:lang w:val="vi-VN"/>
+        </w:rPr>
+      </w:pPr>
+    </w:p>
+    <w:p>
+      <w:pPr>
+        <w:spacing w:before="240" w:line="276" w:lineRule="auto"/>
+        <w:jc w:val="both"/>
+        <w:rPr>
+          <w:lang w:val="vi-VN"/>
+        </w:rPr>
+      </w:pPr>
+    </w:p>
+    <w:p>
+      <w:pPr>
+        <w:spacing w:before="240" w:line="276" w:lineRule="auto"/>
+        <w:jc w:val="center"/>
         <w:rPr>
           <w:rFonts w:ascii="Times New Roman" w:hAnsi="Times New Roman" w:cs="Times New Roman"/>
           <w:i/>
           <w:iCs/>
-          <w:lang w:val="vi-VN"/>
-        </w:rPr>
-      </w:pPr>
-    </w:p>
-    <w:p>
-      <w:pPr>
-        <w:jc w:val="center"/>
+          <w:sz w:val="24"/>
+          <w:szCs w:val="24"/>
+          <w:lang w:val="vi-VN"/>
+        </w:rPr>
+      </w:pPr>
+      <w:r>
         <w:rPr>
           <w:rFonts w:ascii="Times New Roman" w:hAnsi="Times New Roman" w:cs="Times New Roman"/>
           <w:i/>
@@ -4008,8 +5624,13 @@
           <w:szCs w:val="24"/>
           <w:lang w:val="vi-VN"/>
         </w:rPr>
-      </w:pPr>
-      <w:r>
+        <w:t>Chạy chương trình trên Google Colab</w:t>
+      </w:r>
+    </w:p>
+    <w:p>
+      <w:pPr>
+        <w:spacing w:before="240" w:line="276" w:lineRule="auto"/>
+        <w:jc w:val="both"/>
         <w:rPr>
           <w:rFonts w:ascii="Times New Roman" w:hAnsi="Times New Roman" w:cs="Times New Roman"/>
           <w:i/>
@@ -4018,24 +5639,12 @@
           <w:szCs w:val="24"/>
           <w:lang w:val="vi-VN"/>
         </w:rPr>
-        <w:t>Chạy chương trình trên Google Colab</w:t>
-      </w:r>
-    </w:p>
-    <w:p>
-      <w:pPr>
-        <w:jc w:val="center"/>
-        <w:rPr>
-          <w:rFonts w:ascii="Times New Roman" w:hAnsi="Times New Roman" w:cs="Times New Roman"/>
-          <w:i/>
-          <w:iCs/>
-          <w:sz w:val="24"/>
-          <w:szCs w:val="24"/>
-          <w:lang w:val="vi-VN"/>
-        </w:rPr>
-      </w:pPr>
-    </w:p>
-    <w:p>
-      <w:pPr>
+      </w:pPr>
+    </w:p>
+    <w:p>
+      <w:pPr>
+        <w:spacing w:before="240" w:line="276" w:lineRule="auto"/>
+        <w:jc w:val="both"/>
         <w:rPr>
           <w:rFonts w:ascii="Times New Roman" w:hAnsi="Times New Roman" w:cs="Times New Roman"/>
           <w:b/>
@@ -4077,244 +5686,445 @@
     </w:p>
     <w:p>
       <w:pPr>
-        <w:rPr>
-          <w:rFonts w:ascii="Times New Roman" w:hAnsi="Times New Roman" w:cs="Times New Roman"/>
-          <w:sz w:val="24"/>
-          <w:szCs w:val="24"/>
-          <w:lang w:val="vi-VN"/>
-        </w:rPr>
-      </w:pPr>
-      <w:r>
-        <w:rPr>
-          <w:rFonts w:ascii="Times New Roman" w:hAnsi="Times New Roman" w:cs="Times New Roman"/>
-          <w:sz w:val="24"/>
-          <w:szCs w:val="24"/>
-          <w:lang w:val="vi-VN"/>
+        <w:spacing w:before="240" w:line="276" w:lineRule="auto"/>
+        <w:jc w:val="both"/>
+        <w:rPr>
+          <w:rFonts w:ascii="Times New Roman" w:hAnsi="Times New Roman" w:cs="Times New Roman"/>
+          <w:b/>
+          <w:sz w:val="24"/>
+          <w:szCs w:val="24"/>
+          <w:lang w:val="vi-VN"/>
+        </w:rPr>
+      </w:pPr>
+      <w:r>
+        <w:rPr>
+          <w:rFonts w:ascii="Times New Roman" w:hAnsi="Times New Roman" w:cs="Times New Roman"/>
+          <w:b/>
+          <w:sz w:val="24"/>
+          <w:szCs w:val="24"/>
+          <w:lang w:val="vi-VN"/>
+        </w:rPr>
+        <w:t>Khái niệm Kaggle</w:t>
+      </w:r>
+    </w:p>
+    <w:p>
+      <w:pPr>
+        <w:spacing w:before="240" w:line="276" w:lineRule="auto"/>
+        <w:jc w:val="both"/>
+        <w:rPr>
+          <w:rFonts w:ascii="Times New Roman" w:hAnsi="Times New Roman" w:cs="Times New Roman"/>
+          <w:sz w:val="24"/>
+          <w:szCs w:val="24"/>
+          <w:lang w:val="vi-VN"/>
+        </w:rPr>
+      </w:pPr>
+      <w:r>
+        <w:rPr>
+          <w:rFonts w:ascii="Times New Roman" w:hAnsi="Times New Roman" w:cs="Times New Roman"/>
+          <w:sz w:val="24"/>
+          <w:szCs w:val="24"/>
+          <w:lang w:val="vi-VN"/>
+        </w:rPr>
+        <w:t>Là nền tảng trực tuyến và cộng đồng lớn nhất thế giới dành cho các nhà khoa học dữ liệu và kỹ sư trí tuệ nhân tạo, thuộc sở hữu của Google.</w:t>
+      </w:r>
+    </w:p>
+    <w:p>
+      <w:pPr>
+        <w:spacing w:before="240" w:line="276" w:lineRule="auto"/>
+        <w:jc w:val="both"/>
+        <w:rPr>
+          <w:rFonts w:ascii="Times New Roman" w:hAnsi="Times New Roman" w:cs="Times New Roman"/>
+          <w:b/>
+          <w:sz w:val="24"/>
+          <w:szCs w:val="24"/>
+          <w:lang w:val="vi-VN"/>
+        </w:rPr>
+      </w:pPr>
+      <w:r>
+        <w:rPr>
+          <w:rFonts w:ascii="Times New Roman" w:hAnsi="Times New Roman" w:cs="Times New Roman"/>
+          <w:b/>
+          <w:sz w:val="24"/>
+          <w:szCs w:val="24"/>
+          <w:lang w:val="vi-VN"/>
+        </w:rPr>
+        <w:t>Kaggle bao gồm</w:t>
+      </w:r>
+      <w:r>
+        <w:rPr>
+          <w:rFonts w:ascii="Times New Roman" w:hAnsi="Times New Roman" w:cs="Times New Roman"/>
+          <w:b/>
+          <w:sz w:val="24"/>
+          <w:szCs w:val="24"/>
+          <w:lang w:val="vi-VN"/>
+        </w:rPr>
+        <w:t>:</w:t>
+      </w:r>
+    </w:p>
+    <w:p>
+      <w:pPr>
+        <w:pStyle w:val="ListParagraph"/>
+        <w:numPr>
+          <w:ilvl w:val="0"/>
+          <w:numId w:val="6"/>
+        </w:numPr>
+        <w:spacing w:before="240" w:line="276" w:lineRule="auto"/>
+        <w:jc w:val="both"/>
+        <w:rPr>
+          <w:rFonts w:ascii="Times New Roman" w:hAnsi="Times New Roman" w:cs="Times New Roman"/>
+          <w:sz w:val="24"/>
+          <w:szCs w:val="24"/>
+          <w:lang w:val="vi-VN"/>
+        </w:rPr>
+      </w:pPr>
+      <w:r>
+        <w:rPr>
+          <w:rFonts w:ascii="Times New Roman" w:hAnsi="Times New Roman" w:cs="Times New Roman"/>
+          <w:sz w:val="24"/>
+          <w:szCs w:val="24"/>
+          <w:lang w:val="vi-VN"/>
+        </w:rPr>
+        <w:t>Cuộc thi: Các doanh nghiệp và tổ chức đưa ra bài toán thực tế kèm giải thưởng tiền mặt lớn để cộng đồng lập trình giải quyết.</w:t>
+      </w:r>
+    </w:p>
+    <w:p>
+      <w:pPr>
+        <w:pStyle w:val="ListParagraph"/>
+        <w:numPr>
+          <w:ilvl w:val="0"/>
+          <w:numId w:val="6"/>
+        </w:numPr>
+        <w:spacing w:before="240" w:line="276" w:lineRule="auto"/>
+        <w:jc w:val="both"/>
+        <w:rPr>
+          <w:rFonts w:ascii="Times New Roman" w:hAnsi="Times New Roman" w:cs="Times New Roman"/>
+          <w:sz w:val="24"/>
+          <w:szCs w:val="24"/>
+          <w:lang w:val="vi-VN"/>
+        </w:rPr>
+      </w:pPr>
+      <w:r>
+        <w:rPr>
+          <w:rFonts w:ascii="Times New Roman" w:hAnsi="Times New Roman" w:cs="Times New Roman"/>
+          <w:sz w:val="24"/>
+          <w:szCs w:val="24"/>
+          <w:lang w:val="vi-VN"/>
+        </w:rPr>
+        <w:t>Kho dữ liệu (Datasets): Thư viện công khai chứa hàng chục nghìn bộ dữ liệu đa dạng thuộc nhiều lĩnh vực khác nhau để người dùng tự do tải về hoặc phân tích. Một số dataset phổ biến gồm MNIST -  bộ dữ liệu chứa 70.000 hình ảnh chữ số viết tay từ 0 đến 9; ImageNet – kho dữ liệu với hơn 14 triệu hình ảnh gán nhãn thuộc nhiều danh mục khác nhau; Cats vs Dogs – bộ dữ liệu chứa hàng nghìn hình ảnh chó và mèo.</w:t>
+      </w:r>
+    </w:p>
+    <w:p>
+      <w:pPr>
+        <w:pStyle w:val="ListParagraph"/>
+        <w:numPr>
+          <w:ilvl w:val="0"/>
+          <w:numId w:val="6"/>
+        </w:numPr>
+        <w:spacing w:before="240" w:line="276" w:lineRule="auto"/>
+        <w:jc w:val="both"/>
+        <w:rPr>
+          <w:rFonts w:ascii="Times New Roman" w:hAnsi="Times New Roman" w:cs="Times New Roman"/>
+          <w:sz w:val="24"/>
+          <w:szCs w:val="24"/>
+          <w:lang w:val="vi-VN"/>
+        </w:rPr>
+      </w:pPr>
+      <w:r>
+        <w:rPr>
+          <w:rFonts w:ascii="Times New Roman" w:hAnsi="Times New Roman" w:cs="Times New Roman"/>
+          <w:sz w:val="24"/>
+          <w:szCs w:val="24"/>
+          <w:lang w:val="vi-VN"/>
+        </w:rPr>
+        <w:t>Môi trường lập trình (Notebooks): Cung cấp không gian lập trình trên mây miễn phí tích hợp sẵn phần cứng mạnh mẽ như GPU và TPU hỗ trợ huấn luyện mô hình máy học.</w:t>
+      </w:r>
+    </w:p>
+    <w:p>
+      <w:pPr>
+        <w:pStyle w:val="ListParagraph"/>
+        <w:numPr>
+          <w:ilvl w:val="0"/>
+          <w:numId w:val="6"/>
+        </w:numPr>
+        <w:spacing w:before="240" w:line="276" w:lineRule="auto"/>
+        <w:jc w:val="both"/>
+        <w:rPr>
+          <w:rFonts w:ascii="Times New Roman" w:hAnsi="Times New Roman" w:cs="Times New Roman"/>
+          <w:sz w:val="24"/>
+          <w:szCs w:val="24"/>
+          <w:lang w:val="vi-VN"/>
+        </w:rPr>
+      </w:pPr>
+      <w:r>
+        <w:rPr>
+          <w:rFonts w:ascii="Times New Roman" w:hAnsi="Times New Roman" w:cs="Times New Roman"/>
+          <w:sz w:val="24"/>
+          <w:szCs w:val="24"/>
+          <w:lang w:val="vi-VN"/>
+        </w:rPr>
+        <w:t>Cộng đồng và Khóa học: Nơi người dùng có thể học hỏi qua các khóa học cơ bản, chia sẻ mã nguồn, thảo luận và xây dựng hồ sơ cá nhân.</w:t>
+      </w:r>
+    </w:p>
+    <w:p>
+      <w:pPr>
+        <w:spacing w:before="240" w:line="276" w:lineRule="auto"/>
+        <w:jc w:val="both"/>
+        <w:rPr>
+          <w:rFonts w:ascii="Times New Roman" w:hAnsi="Times New Roman" w:cs="Times New Roman"/>
+          <w:sz w:val="24"/>
+          <w:szCs w:val="24"/>
+          <w:lang w:val="vi-VN"/>
+        </w:rPr>
+      </w:pPr>
+    </w:p>
+    <w:p>
+      <w:pPr>
+        <w:spacing w:before="240" w:line="276" w:lineRule="auto"/>
+        <w:jc w:val="both"/>
+        <w:rPr>
+          <w:rFonts w:ascii="Times New Roman" w:hAnsi="Times New Roman" w:cs="Times New Roman"/>
+          <w:sz w:val="24"/>
+          <w:szCs w:val="24"/>
+          <w:lang w:val="vi-VN"/>
+        </w:rPr>
+      </w:pPr>
+      <w:r>
+        <w:rPr>
+          <w:rFonts w:ascii="Times New Roman" w:hAnsi="Times New Roman" w:cs="Times New Roman"/>
+          <w:b/>
+          <w:sz w:val="24"/>
+          <w:szCs w:val="24"/>
         </w:rPr>
         <w:lastRenderedPageBreak/>
-        <w:t>- Kaggle: Là nền tảng trực tuyến và cộng đồng lớn nhất thế giới dành cho các nhà khoa học dữ liệu và kỹ sư trí tuệ nhân tạo, thuộc sở hữu của Google.</w:t>
-      </w:r>
-    </w:p>
-    <w:p>
-      <w:pPr>
-        <w:rPr>
-          <w:rFonts w:ascii="Times New Roman" w:hAnsi="Times New Roman" w:cs="Times New Roman"/>
-          <w:sz w:val="24"/>
-          <w:szCs w:val="24"/>
-          <w:lang w:val="vi-VN"/>
-        </w:rPr>
-      </w:pPr>
-      <w:r>
-        <w:rPr>
-          <w:rFonts w:ascii="Times New Roman" w:hAnsi="Times New Roman" w:cs="Times New Roman"/>
-          <w:sz w:val="24"/>
-          <w:szCs w:val="24"/>
-          <w:lang w:val="vi-VN"/>
-        </w:rPr>
-        <w:t>Kaggle bao gồm các phần sau:</w:t>
-      </w:r>
-    </w:p>
-    <w:p>
-      <w:pPr>
-        <w:rPr>
-          <w:rFonts w:ascii="Times New Roman" w:hAnsi="Times New Roman" w:cs="Times New Roman"/>
-          <w:sz w:val="24"/>
-          <w:szCs w:val="24"/>
-          <w:lang w:val="vi-VN"/>
-        </w:rPr>
-      </w:pPr>
-      <w:r>
-        <w:rPr>
-          <w:rFonts w:ascii="Times New Roman" w:hAnsi="Times New Roman" w:cs="Times New Roman"/>
-          <w:sz w:val="24"/>
-          <w:szCs w:val="24"/>
-          <w:lang w:val="vi-VN"/>
-        </w:rPr>
-        <w:t>+) Cuộc thi: Các doanh nghiệp và tổ chức đưa ra bài toán thực tế kèm giải thưởng tiền mặt lớn để cộng đồng lập trình giải quyết.</w:t>
-      </w:r>
-    </w:p>
-    <w:p>
-      <w:pPr>
-        <w:rPr>
-          <w:rFonts w:ascii="Times New Roman" w:hAnsi="Times New Roman" w:cs="Times New Roman"/>
-          <w:sz w:val="24"/>
-          <w:szCs w:val="24"/>
-          <w:lang w:val="vi-VN"/>
-        </w:rPr>
-      </w:pPr>
-      <w:r>
-        <w:rPr>
-          <w:rFonts w:ascii="Times New Roman" w:hAnsi="Times New Roman" w:cs="Times New Roman"/>
-          <w:sz w:val="24"/>
-          <w:szCs w:val="24"/>
-          <w:lang w:val="vi-VN"/>
-        </w:rPr>
-        <w:t>+) Kho dữ liệu (Datasets): Thư viện công khai chứa hàng chục nghìn bộ dữ liệu đa dạng thuộc nhiều lĩnh vực khác nhau để người dùng tự do tải về hoặc phân tích. Một số dataset phổ biến gồm MNIST -  bộ dữ liệu chứa 70.000 hình ảnh chữ số viết tay từ 0 đến 9; ImageNet – kho dữ liệu với hơn 14 triệu hình ảnh gán nhãn thuộc nhiều danh mục khác nhau; Cats vs Dogs – bộ dữ liệu chứa hàng nghìn hình ảnh chó và mèo.</w:t>
-      </w:r>
-    </w:p>
-    <w:p>
-      <w:pPr>
-        <w:rPr>
-          <w:rFonts w:ascii="Times New Roman" w:hAnsi="Times New Roman" w:cs="Times New Roman"/>
-          <w:sz w:val="24"/>
-          <w:szCs w:val="24"/>
-          <w:lang w:val="vi-VN"/>
-        </w:rPr>
-      </w:pPr>
-      <w:r>
-        <w:rPr>
-          <w:rFonts w:ascii="Times New Roman" w:hAnsi="Times New Roman" w:cs="Times New Roman"/>
-          <w:sz w:val="24"/>
-          <w:szCs w:val="24"/>
-          <w:lang w:val="vi-VN"/>
-        </w:rPr>
-        <w:t>+) Môi trường lập trình (Notebooks): Cung cấp không gian lập trình trên mây miễn phí tích hợp sẵn phần cứng mạnh mẽ như GPU và TPU hỗ trợ huấn luyện mô hình máy học.</w:t>
-      </w:r>
-    </w:p>
-    <w:p>
-      <w:pPr>
-        <w:rPr>
-          <w:rFonts w:ascii="Times New Roman" w:hAnsi="Times New Roman" w:cs="Times New Roman"/>
-          <w:sz w:val="24"/>
-          <w:szCs w:val="24"/>
-          <w:lang w:val="vi-VN"/>
-        </w:rPr>
-      </w:pPr>
-      <w:r>
-        <w:rPr>
-          <w:rFonts w:ascii="Times New Roman" w:hAnsi="Times New Roman" w:cs="Times New Roman"/>
-          <w:sz w:val="24"/>
-          <w:szCs w:val="24"/>
-          <w:lang w:val="vi-VN"/>
-        </w:rPr>
-        <w:t>+) Cộng đồng và Khóa học: Nơi người dùng có thể học hỏi qua các khóa học cơ bản, chia sẻ mã nguồn, thảo luận và xây dựng hồ sơ cá nhân.</w:t>
-      </w:r>
-    </w:p>
-    <w:p>
-      <w:pPr>
-        <w:rPr>
-          <w:rFonts w:ascii="Times New Roman" w:hAnsi="Times New Roman" w:cs="Times New Roman"/>
-          <w:sz w:val="24"/>
-          <w:szCs w:val="24"/>
-          <w:lang w:val="vi-VN"/>
-        </w:rPr>
-      </w:pPr>
-      <w:r>
-        <w:rPr>
-          <w:rFonts w:ascii="Times New Roman" w:hAnsi="Times New Roman" w:cs="Times New Roman"/>
-          <w:sz w:val="24"/>
-          <w:szCs w:val="24"/>
-          <w:lang w:val="vi-VN"/>
-        </w:rPr>
-        <w:t>- HuggingFace: Là nền tảng mở và là cộng đồng về trí tuệ nhân tạo lớn nhất hiện nay, thường được ví như “GitHub của giới AI và Data Science”.</w:t>
-      </w:r>
-    </w:p>
-    <w:p>
-      <w:pPr>
-        <w:rPr>
-          <w:rFonts w:ascii="Times New Roman" w:hAnsi="Times New Roman" w:cs="Times New Roman"/>
-          <w:sz w:val="24"/>
-          <w:szCs w:val="24"/>
-          <w:lang w:val="vi-VN"/>
-        </w:rPr>
-      </w:pPr>
-      <w:r>
-        <w:rPr>
-          <w:rFonts w:ascii="Times New Roman" w:hAnsi="Times New Roman" w:cs="Times New Roman"/>
-          <w:sz w:val="24"/>
-          <w:szCs w:val="24"/>
-          <w:lang w:val="vi-VN"/>
-        </w:rPr>
-        <w:t>HuggingFace bao gồm các phần sau:</w:t>
-      </w:r>
-    </w:p>
-    <w:p>
-      <w:pPr>
-        <w:rPr>
-          <w:rFonts w:ascii="Times New Roman" w:hAnsi="Times New Roman" w:cs="Times New Roman"/>
-          <w:sz w:val="24"/>
-          <w:szCs w:val="24"/>
-          <w:lang w:val="vi-VN"/>
-        </w:rPr>
-      </w:pPr>
-      <w:r>
-        <w:rPr>
-          <w:rFonts w:ascii="Times New Roman" w:hAnsi="Times New Roman" w:cs="Times New Roman"/>
-          <w:sz w:val="24"/>
-          <w:szCs w:val="24"/>
-          <w:lang w:val="vi-VN"/>
-        </w:rPr>
-        <w:t>- Models: Chứa hàng trăm nghìn mô hình AI được huấn luyện sẵn thuộc nhiều lĩnh vực: Xử lí ngôn ngữ tự nhiên (NLP), Thị giác máy tính (Computer Vision), Âm thanh (Audio), và Đa phương thức (Multimodal).</w:t>
-      </w:r>
-    </w:p>
-    <w:p>
-      <w:pPr>
-        <w:rPr>
-          <w:rFonts w:ascii="Times New Roman" w:hAnsi="Times New Roman" w:cs="Times New Roman"/>
-          <w:sz w:val="24"/>
-          <w:szCs w:val="24"/>
-          <w:lang w:val="vi-VN"/>
-        </w:rPr>
-      </w:pPr>
-      <w:r>
-        <w:rPr>
-          <w:rFonts w:ascii="Times New Roman" w:hAnsi="Times New Roman" w:cs="Times New Roman"/>
-          <w:sz w:val="24"/>
-          <w:szCs w:val="24"/>
-          <w:lang w:val="vi-VN"/>
-        </w:rPr>
-        <w:t>- Datasets: Hàng chục nghìn bộ dữ liệu đa dạng phục vụ cho việc huấn luyện và đánh giá mô hình ML/AI.</w:t>
-      </w:r>
-    </w:p>
-    <w:p>
-      <w:pPr>
-        <w:rPr>
-          <w:rFonts w:ascii="Times New Roman" w:hAnsi="Times New Roman" w:cs="Times New Roman"/>
-          <w:sz w:val="24"/>
-          <w:szCs w:val="24"/>
-          <w:lang w:val="vi-VN"/>
-        </w:rPr>
-      </w:pPr>
-      <w:r>
-        <w:rPr>
-          <w:rFonts w:ascii="Times New Roman" w:hAnsi="Times New Roman" w:cs="Times New Roman"/>
-          <w:sz w:val="24"/>
-          <w:szCs w:val="24"/>
-          <w:lang w:val="vi-VN"/>
-        </w:rPr>
-        <w:t>- Spaces: Nơi người dùng có thể tạo và lưu trữ các ứng dụng web AI tương tác ngay trên trình duyệt mà không cần dựng server riêng.</w:t>
-      </w:r>
-    </w:p>
-    <w:p>
-      <w:pPr>
-        <w:rPr>
-          <w:rFonts w:ascii="Times New Roman" w:hAnsi="Times New Roman" w:cs="Times New Roman"/>
-          <w:sz w:val="24"/>
-          <w:szCs w:val="24"/>
-          <w:lang w:val="vi-VN"/>
-        </w:rPr>
-      </w:pPr>
-      <w:r>
-        <w:rPr>
-          <w:rFonts w:ascii="Times New Roman" w:hAnsi="Times New Roman" w:cs="Times New Roman"/>
-          <w:sz w:val="24"/>
-          <w:szCs w:val="24"/>
-          <w:lang w:val="vi-VN"/>
-        </w:rPr>
-        <w:t>- Thư viện Transformers: Thư viện Python mã nguồn mở cực kỳ phổ biến do HuggingFace phát triển, giúp các lập trình viên dễ dàng tải, huấn luyện và tích hợp các mô hình AI tiên tiến chỉ với vài dòng code.</w:t>
-      </w:r>
-    </w:p>
-    <w:p>
-      <w:pPr>
-        <w:rPr>
-          <w:rFonts w:ascii="Times New Roman" w:hAnsi="Times New Roman" w:cs="Times New Roman"/>
-          <w:sz w:val="24"/>
-          <w:szCs w:val="24"/>
-        </w:rPr>
-      </w:pPr>
-      <w:r>
-        <w:rPr>
-          <w:rFonts w:ascii="Times New Roman" w:hAnsi="Times New Roman" w:cs="Times New Roman"/>
+        <w:t xml:space="preserve">Khái niệm </w:t>
+      </w:r>
+      <w:r>
+        <w:rPr>
+          <w:rFonts w:ascii="Times New Roman" w:hAnsi="Times New Roman" w:cs="Times New Roman"/>
+          <w:b/>
+          <w:sz w:val="24"/>
+          <w:szCs w:val="24"/>
+          <w:lang w:val="vi-VN"/>
+        </w:rPr>
+        <w:t>HuggingFace</w:t>
+      </w:r>
+    </w:p>
+    <w:p>
+      <w:pPr>
+        <w:spacing w:before="240" w:line="276" w:lineRule="auto"/>
+        <w:jc w:val="both"/>
+        <w:rPr>
+          <w:rFonts w:ascii="Times New Roman" w:hAnsi="Times New Roman" w:cs="Times New Roman"/>
+          <w:sz w:val="24"/>
+          <w:szCs w:val="24"/>
+          <w:lang w:val="vi-VN"/>
+        </w:rPr>
+      </w:pPr>
+      <w:r>
+        <w:rPr>
+          <w:rFonts w:ascii="Times New Roman" w:hAnsi="Times New Roman" w:cs="Times New Roman"/>
+          <w:sz w:val="24"/>
+          <w:szCs w:val="24"/>
+          <w:lang w:val="vi-VN"/>
+        </w:rPr>
+        <w:t>Là nền tảng mở và là cộng đồng về trí tuệ nhân tạo lớn nhất hiện nay, thường được ví như “GitHub của giới AI và Data Science”.</w:t>
+      </w:r>
+    </w:p>
+    <w:p>
+      <w:pPr>
+        <w:spacing w:before="240" w:line="276" w:lineRule="auto"/>
+        <w:jc w:val="both"/>
+        <w:rPr>
+          <w:rFonts w:ascii="Times New Roman" w:hAnsi="Times New Roman" w:cs="Times New Roman"/>
+          <w:b/>
+          <w:sz w:val="24"/>
+          <w:szCs w:val="24"/>
+          <w:lang w:val="vi-VN"/>
+        </w:rPr>
+      </w:pPr>
+      <w:r>
+        <w:rPr>
+          <w:rFonts w:ascii="Times New Roman" w:hAnsi="Times New Roman" w:cs="Times New Roman"/>
+          <w:b/>
+          <w:sz w:val="24"/>
+          <w:szCs w:val="24"/>
+          <w:lang w:val="vi-VN"/>
+        </w:rPr>
+        <w:t>HuggingFace bao gồm:</w:t>
+      </w:r>
+    </w:p>
+    <w:p>
+      <w:pPr>
+        <w:pStyle w:val="ListParagraph"/>
+        <w:numPr>
+          <w:ilvl w:val="0"/>
+          <w:numId w:val="6"/>
+        </w:numPr>
+        <w:spacing w:before="240" w:line="276" w:lineRule="auto"/>
+        <w:jc w:val="both"/>
+        <w:rPr>
+          <w:rFonts w:ascii="Times New Roman" w:hAnsi="Times New Roman" w:cs="Times New Roman"/>
+          <w:sz w:val="24"/>
+          <w:szCs w:val="24"/>
+          <w:lang w:val="vi-VN"/>
+        </w:rPr>
+      </w:pPr>
+      <w:r>
+        <w:rPr>
+          <w:rFonts w:ascii="Times New Roman" w:hAnsi="Times New Roman" w:cs="Times New Roman"/>
+          <w:b/>
+          <w:sz w:val="24"/>
+          <w:szCs w:val="24"/>
+          <w:lang w:val="vi-VN"/>
+        </w:rPr>
+        <w:t>Models:</w:t>
+      </w:r>
+      <w:r>
+        <w:rPr>
+          <w:rFonts w:ascii="Times New Roman" w:hAnsi="Times New Roman" w:cs="Times New Roman"/>
+          <w:sz w:val="24"/>
+          <w:szCs w:val="24"/>
+          <w:lang w:val="vi-VN"/>
+        </w:rPr>
+        <w:t xml:space="preserve"> Chứa hàng trăm nghìn mô hình AI được huấn luyện sẵn thuộc nhiều lĩnh vực: Xử lí ngôn ngữ tự nhiên (NLP), Thị giác máy tính (Computer Vision), Âm thanh (Audio), và Đa phương thức (Multimodal).</w:t>
+      </w:r>
+    </w:p>
+    <w:p>
+      <w:pPr>
+        <w:pStyle w:val="ListParagraph"/>
+        <w:numPr>
+          <w:ilvl w:val="0"/>
+          <w:numId w:val="6"/>
+        </w:numPr>
+        <w:spacing w:before="240" w:line="276" w:lineRule="auto"/>
+        <w:jc w:val="both"/>
+        <w:rPr>
+          <w:rFonts w:ascii="Times New Roman" w:hAnsi="Times New Roman" w:cs="Times New Roman"/>
+          <w:sz w:val="24"/>
+          <w:szCs w:val="24"/>
+          <w:lang w:val="vi-VN"/>
+        </w:rPr>
+      </w:pPr>
+      <w:r>
+        <w:rPr>
+          <w:rFonts w:ascii="Times New Roman" w:hAnsi="Times New Roman" w:cs="Times New Roman"/>
+          <w:b/>
+          <w:sz w:val="24"/>
+          <w:szCs w:val="24"/>
+          <w:lang w:val="vi-VN"/>
+        </w:rPr>
+        <w:t>Datasets:</w:t>
+      </w:r>
+      <w:r>
+        <w:rPr>
+          <w:rFonts w:ascii="Times New Roman" w:hAnsi="Times New Roman" w:cs="Times New Roman"/>
+          <w:sz w:val="24"/>
+          <w:szCs w:val="24"/>
+          <w:lang w:val="vi-VN"/>
+        </w:rPr>
+        <w:t xml:space="preserve"> Hàng chục nghìn bộ dữ liệu đa dạng phục vụ cho việc huấn luyện và đánh giá mô hình ML/AI.</w:t>
+      </w:r>
+    </w:p>
+    <w:p>
+      <w:pPr>
+        <w:pStyle w:val="ListParagraph"/>
+        <w:numPr>
+          <w:ilvl w:val="0"/>
+          <w:numId w:val="6"/>
+        </w:numPr>
+        <w:spacing w:before="240" w:line="276" w:lineRule="auto"/>
+        <w:jc w:val="both"/>
+        <w:rPr>
+          <w:rFonts w:ascii="Times New Roman" w:hAnsi="Times New Roman" w:cs="Times New Roman"/>
+          <w:sz w:val="24"/>
+          <w:szCs w:val="24"/>
+          <w:lang w:val="vi-VN"/>
+        </w:rPr>
+      </w:pPr>
+      <w:r>
+        <w:rPr>
+          <w:rFonts w:ascii="Times New Roman" w:hAnsi="Times New Roman" w:cs="Times New Roman"/>
+          <w:b/>
+          <w:sz w:val="24"/>
+          <w:szCs w:val="24"/>
+          <w:lang w:val="vi-VN"/>
+        </w:rPr>
+        <w:t>Spaces:</w:t>
+      </w:r>
+      <w:r>
+        <w:rPr>
+          <w:rFonts w:ascii="Times New Roman" w:hAnsi="Times New Roman" w:cs="Times New Roman"/>
+          <w:sz w:val="24"/>
+          <w:szCs w:val="24"/>
+          <w:lang w:val="vi-VN"/>
+        </w:rPr>
+        <w:t xml:space="preserve"> Nơi người dùng có thể tạo và lưu trữ các ứng dụng web AI tương tác ngay trên trình duyệt mà không cần dựng server riêng.</w:t>
+      </w:r>
+    </w:p>
+    <w:p>
+      <w:pPr>
+        <w:pStyle w:val="ListParagraph"/>
+        <w:numPr>
+          <w:ilvl w:val="0"/>
+          <w:numId w:val="6"/>
+        </w:numPr>
+        <w:spacing w:before="240" w:line="276" w:lineRule="auto"/>
+        <w:jc w:val="both"/>
+        <w:rPr>
+          <w:rFonts w:ascii="Times New Roman" w:hAnsi="Times New Roman" w:cs="Times New Roman"/>
+          <w:sz w:val="24"/>
+          <w:szCs w:val="24"/>
+          <w:lang w:val="vi-VN"/>
+        </w:rPr>
+      </w:pPr>
+      <w:r>
+        <w:rPr>
+          <w:rFonts w:ascii="Times New Roman" w:hAnsi="Times New Roman" w:cs="Times New Roman"/>
+          <w:b/>
+          <w:sz w:val="24"/>
+          <w:szCs w:val="24"/>
+          <w:lang w:val="vi-VN"/>
+        </w:rPr>
+        <w:t>Thư viện Transformers:</w:t>
+      </w:r>
+      <w:r>
+        <w:rPr>
+          <w:rFonts w:ascii="Times New Roman" w:hAnsi="Times New Roman" w:cs="Times New Roman"/>
+          <w:sz w:val="24"/>
+          <w:szCs w:val="24"/>
+          <w:lang w:val="vi-VN"/>
+        </w:rPr>
+        <w:t xml:space="preserve"> Thư viện Python mã nguồn mở cực kỳ phổ biến do HuggingFace phát triển, giúp các lập trình viên dễ dàng tải, huấn luyện và tích hợp các mô hình AI tiên tiến chỉ với vài dòng code.</w:t>
+      </w:r>
+    </w:p>
+    <w:p>
+      <w:pPr>
+        <w:pStyle w:val="ListParagraph"/>
+        <w:spacing w:before="240" w:line="276" w:lineRule="auto"/>
+        <w:jc w:val="both"/>
+        <w:rPr>
+          <w:rFonts w:ascii="Times New Roman" w:hAnsi="Times New Roman" w:cs="Times New Roman"/>
+          <w:sz w:val="24"/>
+          <w:szCs w:val="24"/>
+          <w:lang w:val="vi-VN"/>
+        </w:rPr>
+      </w:pPr>
+    </w:p>
+    <w:p>
+      <w:pPr>
+        <w:spacing w:before="240" w:line="276" w:lineRule="auto"/>
+        <w:jc w:val="both"/>
+        <w:rPr>
+          <w:rFonts w:ascii="Times New Roman" w:hAnsi="Times New Roman" w:cs="Times New Roman"/>
+          <w:b/>
+          <w:sz w:val="24"/>
+          <w:szCs w:val="24"/>
+        </w:rPr>
+      </w:pPr>
+      <w:r>
+        <w:rPr>
+          <w:rFonts w:ascii="Times New Roman" w:hAnsi="Times New Roman" w:cs="Times New Roman"/>
+          <w:b/>
           <w:sz w:val="24"/>
           <w:szCs w:val="24"/>
           <w:lang w:val="vi-VN"/>
@@ -4324,6 +6134,7 @@
       <w:r>
         <w:rPr>
           <w:rFonts w:ascii="Times New Roman" w:hAnsi="Times New Roman" w:cs="Times New Roman"/>
+          <w:b/>
           <w:sz w:val="24"/>
           <w:szCs w:val="24"/>
         </w:rPr>
@@ -4332,32 +6143,38 @@
     </w:p>
     <w:p>
       <w:pPr>
-        <w:rPr>
-          <w:rFonts w:ascii="Times New Roman" w:hAnsi="Times New Roman" w:cs="Times New Roman"/>
-          <w:sz w:val="24"/>
-          <w:szCs w:val="24"/>
-        </w:rPr>
-      </w:pPr>
-      <w:r>
-        <w:rPr>
-          <w:rFonts w:ascii="Times New Roman" w:hAnsi="Times New Roman" w:cs="Times New Roman"/>
-          <w:sz w:val="24"/>
-          <w:szCs w:val="24"/>
-        </w:rPr>
-        <w:t>- Là phương pháp khám phá, tóm tắt và tìm hiểu cấu trúc, tính chất, mẫu hình hoặc các giá trị bất thường của tập dữ liệu thô trước khi xây dựng mô hình chính thức.</w:t>
-      </w:r>
-    </w:p>
-    <w:p>
-      <w:pPr>
-        <w:rPr>
-          <w:rFonts w:ascii="Times New Roman" w:hAnsi="Times New Roman" w:cs="Times New Roman"/>
-          <w:sz w:val="24"/>
-          <w:szCs w:val="24"/>
-        </w:rPr>
-      </w:pPr>
-      <w:r>
-        <w:rPr>
-          <w:rFonts w:ascii="Times New Roman" w:hAnsi="Times New Roman" w:cs="Times New Roman"/>
+        <w:spacing w:before="240" w:line="276" w:lineRule="auto"/>
+        <w:jc w:val="both"/>
+        <w:rPr>
+          <w:rFonts w:ascii="Times New Roman" w:hAnsi="Times New Roman" w:cs="Times New Roman"/>
+          <w:sz w:val="24"/>
+          <w:szCs w:val="24"/>
+        </w:rPr>
+      </w:pPr>
+      <w:r>
+        <w:rPr>
+          <w:rFonts w:ascii="Times New Roman" w:hAnsi="Times New Roman" w:cs="Times New Roman"/>
+          <w:sz w:val="24"/>
+          <w:szCs w:val="24"/>
+        </w:rPr>
+        <w:t>Là phương pháp khám phá, tóm tắt và tìm hiểu cấu trúc, tính chất, mẫu hình hoặc các giá trị bất thường của tập dữ liệu thô trước khi xây dựng mô hình chính thức.</w:t>
+      </w:r>
+    </w:p>
+    <w:p>
+      <w:pPr>
+        <w:spacing w:before="240" w:line="276" w:lineRule="auto"/>
+        <w:jc w:val="both"/>
+        <w:rPr>
+          <w:rFonts w:ascii="Times New Roman" w:hAnsi="Times New Roman" w:cs="Times New Roman"/>
+          <w:b/>
+          <w:sz w:val="24"/>
+          <w:szCs w:val="24"/>
+        </w:rPr>
+      </w:pPr>
+      <w:r>
+        <w:rPr>
+          <w:rFonts w:ascii="Times New Roman" w:hAnsi="Times New Roman" w:cs="Times New Roman"/>
+          <w:b/>
           <w:sz w:val="24"/>
           <w:szCs w:val="24"/>
         </w:rPr>
@@ -4366,6 +6183,8 @@
     </w:p>
     <w:p>
       <w:pPr>
+        <w:spacing w:before="240" w:line="276" w:lineRule="auto"/>
+        <w:jc w:val="both"/>
         <w:rPr>
           <w:rFonts w:ascii="Times New Roman" w:hAnsi="Times New Roman" w:cs="Times New Roman"/>
           <w:sz w:val="24"/>
@@ -4383,195 +6202,339 @@
     </w:p>
     <w:p>
       <w:pPr>
-        <w:rPr>
-          <w:rFonts w:ascii="Times New Roman" w:hAnsi="Times New Roman" w:cs="Times New Roman"/>
-          <w:sz w:val="24"/>
-          <w:szCs w:val="24"/>
-        </w:rPr>
-      </w:pPr>
-      <w:r>
-        <w:rPr>
-          <w:rFonts w:ascii="Times New Roman" w:hAnsi="Times New Roman" w:cs="Times New Roman"/>
-          <w:sz w:val="24"/>
-          <w:szCs w:val="24"/>
-        </w:rPr>
-        <w:t>- Kiểm tra thông tin tổng quan:</w:t>
-      </w:r>
-    </w:p>
-    <w:p>
-      <w:pPr>
-        <w:rPr>
-          <w:rFonts w:ascii="Times New Roman" w:hAnsi="Times New Roman" w:cs="Times New Roman"/>
-          <w:sz w:val="24"/>
-          <w:szCs w:val="24"/>
-        </w:rPr>
-      </w:pPr>
-      <w:r>
-        <w:rPr>
-          <w:rFonts w:ascii="Times New Roman" w:hAnsi="Times New Roman" w:cs="Times New Roman"/>
-          <w:sz w:val="24"/>
-          <w:szCs w:val="24"/>
+        <w:spacing w:before="240" w:line="276" w:lineRule="auto"/>
+        <w:jc w:val="both"/>
+        <w:rPr>
+          <w:rFonts w:ascii="Times New Roman" w:hAnsi="Times New Roman" w:cs="Times New Roman"/>
+          <w:b/>
+          <w:sz w:val="24"/>
+          <w:szCs w:val="24"/>
+        </w:rPr>
+      </w:pPr>
+      <w:r>
+        <w:rPr>
+          <w:rFonts w:ascii="Times New Roman" w:hAnsi="Times New Roman" w:cs="Times New Roman"/>
+          <w:b/>
+          <w:sz w:val="24"/>
+          <w:szCs w:val="24"/>
+        </w:rPr>
+        <w:t xml:space="preserve">1. </w:t>
+      </w:r>
+      <w:r>
+        <w:rPr>
+          <w:rFonts w:ascii="Times New Roman" w:hAnsi="Times New Roman" w:cs="Times New Roman"/>
+          <w:b/>
+          <w:sz w:val="24"/>
+          <w:szCs w:val="24"/>
+        </w:rPr>
+        <w:t>Kiểm tra thông tin tổ</w:t>
+      </w:r>
+      <w:r>
+        <w:rPr>
+          <w:rFonts w:ascii="Times New Roman" w:hAnsi="Times New Roman" w:cs="Times New Roman"/>
+          <w:b/>
+          <w:sz w:val="24"/>
+          <w:szCs w:val="24"/>
+        </w:rPr>
+        <w:t>ng quan</w:t>
+      </w:r>
+    </w:p>
+    <w:p>
+      <w:pPr>
+        <w:pStyle w:val="ListParagraph"/>
+        <w:numPr>
+          <w:ilvl w:val="0"/>
+          <w:numId w:val="6"/>
+        </w:numPr>
+        <w:spacing w:before="240" w:line="276" w:lineRule="auto"/>
+        <w:jc w:val="both"/>
+        <w:rPr>
+          <w:rFonts w:ascii="Times New Roman" w:hAnsi="Times New Roman" w:cs="Times New Roman"/>
+          <w:sz w:val="24"/>
+          <w:szCs w:val="24"/>
+          <w:lang w:val="vi-VN"/>
+        </w:rPr>
+      </w:pPr>
+      <w:r>
+        <w:rPr>
+          <w:rFonts w:ascii="Times New Roman" w:hAnsi="Times New Roman" w:cs="Times New Roman"/>
+          <w:sz w:val="24"/>
+          <w:szCs w:val="24"/>
+          <w:lang w:val="vi-VN"/>
+        </w:rPr>
+        <w:t>Xác định số lượng hàng và số lượng cột.</w:t>
+      </w:r>
+    </w:p>
+    <w:p>
+      <w:pPr>
+        <w:pStyle w:val="ListParagraph"/>
+        <w:numPr>
+          <w:ilvl w:val="0"/>
+          <w:numId w:val="6"/>
+        </w:numPr>
+        <w:spacing w:before="240" w:line="276" w:lineRule="auto"/>
+        <w:jc w:val="both"/>
+        <w:rPr>
+          <w:rFonts w:ascii="Times New Roman" w:hAnsi="Times New Roman" w:cs="Times New Roman"/>
+          <w:sz w:val="24"/>
+          <w:szCs w:val="24"/>
+          <w:lang w:val="vi-VN"/>
+        </w:rPr>
+      </w:pPr>
+      <w:r>
+        <w:rPr>
+          <w:rFonts w:ascii="Times New Roman" w:hAnsi="Times New Roman" w:cs="Times New Roman"/>
+          <w:sz w:val="24"/>
+          <w:szCs w:val="24"/>
+          <w:lang w:val="vi-VN"/>
+        </w:rPr>
+        <w:t>Mỗi cột/dòng đại diện cho điều gì.</w:t>
+      </w:r>
+    </w:p>
+    <w:p>
+      <w:pPr>
+        <w:spacing w:before="240" w:line="276" w:lineRule="auto"/>
+        <w:jc w:val="both"/>
+        <w:rPr>
+          <w:rFonts w:ascii="Times New Roman" w:hAnsi="Times New Roman" w:cs="Times New Roman"/>
+          <w:b/>
+          <w:sz w:val="24"/>
+          <w:szCs w:val="24"/>
+          <w:lang w:val="vi-VN"/>
+        </w:rPr>
+      </w:pPr>
+      <w:r>
+        <w:rPr>
+          <w:rFonts w:ascii="Times New Roman" w:hAnsi="Times New Roman" w:cs="Times New Roman"/>
+          <w:b/>
+          <w:sz w:val="24"/>
+          <w:szCs w:val="24"/>
+          <w:lang w:val="vi-VN"/>
+        </w:rPr>
+        <w:t xml:space="preserve">2. </w:t>
+      </w:r>
+      <w:r>
+        <w:rPr>
+          <w:rFonts w:ascii="Times New Roman" w:hAnsi="Times New Roman" w:cs="Times New Roman"/>
+          <w:b/>
+          <w:sz w:val="24"/>
+          <w:szCs w:val="24"/>
+          <w:lang w:val="vi-VN"/>
+        </w:rPr>
+        <w:t>Xác định kiểu dữ liệu của từng biế</w:t>
+      </w:r>
+      <w:r>
+        <w:rPr>
+          <w:rFonts w:ascii="Times New Roman" w:hAnsi="Times New Roman" w:cs="Times New Roman"/>
+          <w:b/>
+          <w:sz w:val="24"/>
+          <w:szCs w:val="24"/>
+          <w:lang w:val="vi-VN"/>
+        </w:rPr>
+        <w:t>n</w:t>
+      </w:r>
+    </w:p>
+    <w:p>
+      <w:pPr>
+        <w:pStyle w:val="ListParagraph"/>
+        <w:numPr>
+          <w:ilvl w:val="0"/>
+          <w:numId w:val="6"/>
+        </w:numPr>
+        <w:spacing w:before="240" w:line="276" w:lineRule="auto"/>
+        <w:jc w:val="both"/>
+        <w:rPr>
+          <w:rFonts w:ascii="Times New Roman" w:hAnsi="Times New Roman" w:cs="Times New Roman"/>
+          <w:sz w:val="24"/>
+          <w:szCs w:val="24"/>
+          <w:lang w:val="vi-VN"/>
+        </w:rPr>
+      </w:pPr>
+      <w:r>
+        <w:rPr>
+          <w:rFonts w:ascii="Times New Roman" w:hAnsi="Times New Roman" w:cs="Times New Roman"/>
+          <w:sz w:val="24"/>
+          <w:szCs w:val="24"/>
+          <w:lang w:val="vi-VN"/>
+        </w:rPr>
+        <w:t>Dữ liệu định lượng (Numerical): Liên tục (VD: giá nhà, chiều cao) hoặc Đếm được (VD: số phòng, số lượng đơn hàng).</w:t>
+      </w:r>
+    </w:p>
+    <w:p>
+      <w:pPr>
+        <w:pStyle w:val="ListParagraph"/>
+        <w:numPr>
+          <w:ilvl w:val="0"/>
+          <w:numId w:val="6"/>
+        </w:numPr>
+        <w:spacing w:before="240" w:line="276" w:lineRule="auto"/>
+        <w:jc w:val="both"/>
+        <w:rPr>
+          <w:rFonts w:ascii="Times New Roman" w:hAnsi="Times New Roman" w:cs="Times New Roman"/>
+          <w:sz w:val="24"/>
+          <w:szCs w:val="24"/>
+          <w:lang w:val="vi-VN"/>
+        </w:rPr>
+      </w:pPr>
+      <w:r>
+        <w:rPr>
+          <w:rFonts w:ascii="Times New Roman" w:hAnsi="Times New Roman" w:cs="Times New Roman"/>
+          <w:sz w:val="24"/>
+          <w:szCs w:val="24"/>
+          <w:lang w:val="vi-VN"/>
+        </w:rPr>
+        <w:t>Dữ liệu định tính (Categorical): Phân loại không thứ tự (VD: màu sắc, giới tính) hoặc Có thứ tự (VD: mức độ hài lòng: Thấp/Trung bình/Cao).</w:t>
+      </w:r>
+    </w:p>
+    <w:p>
+      <w:pPr>
+        <w:spacing w:before="240" w:line="276" w:lineRule="auto"/>
+        <w:jc w:val="both"/>
+        <w:rPr>
+          <w:rFonts w:ascii="Times New Roman" w:hAnsi="Times New Roman" w:cs="Times New Roman"/>
+          <w:b/>
+          <w:sz w:val="24"/>
+          <w:szCs w:val="24"/>
+          <w:lang w:val="vi-VN"/>
+        </w:rPr>
+      </w:pPr>
+      <w:r>
+        <w:rPr>
+          <w:rFonts w:ascii="Times New Roman" w:hAnsi="Times New Roman" w:cs="Times New Roman"/>
+          <w:b/>
+          <w:sz w:val="24"/>
+          <w:szCs w:val="24"/>
+          <w:lang w:val="vi-VN"/>
+        </w:rPr>
+        <w:t xml:space="preserve">3. </w:t>
+      </w:r>
+      <w:r>
+        <w:rPr>
+          <w:rFonts w:ascii="Times New Roman" w:hAnsi="Times New Roman" w:cs="Times New Roman"/>
+          <w:b/>
+          <w:sz w:val="24"/>
+          <w:szCs w:val="24"/>
+          <w:lang w:val="vi-VN"/>
+        </w:rPr>
+        <w:t>Phát hiện vấn đề về chất lượng dữ liệ</w:t>
+      </w:r>
+      <w:r>
+        <w:rPr>
+          <w:rFonts w:ascii="Times New Roman" w:hAnsi="Times New Roman" w:cs="Times New Roman"/>
+          <w:b/>
+          <w:sz w:val="24"/>
+          <w:szCs w:val="24"/>
+          <w:lang w:val="vi-VN"/>
+        </w:rPr>
+        <w:t>u</w:t>
+      </w:r>
+    </w:p>
+    <w:p>
+      <w:pPr>
+        <w:pStyle w:val="ListParagraph"/>
+        <w:numPr>
+          <w:ilvl w:val="0"/>
+          <w:numId w:val="6"/>
+        </w:numPr>
+        <w:spacing w:before="240" w:line="276" w:lineRule="auto"/>
+        <w:jc w:val="both"/>
+        <w:rPr>
+          <w:rFonts w:ascii="Times New Roman" w:hAnsi="Times New Roman" w:cs="Times New Roman"/>
+          <w:sz w:val="24"/>
+          <w:szCs w:val="24"/>
+          <w:lang w:val="vi-VN"/>
+        </w:rPr>
+      </w:pPr>
+      <w:r>
+        <w:rPr>
+          <w:rFonts w:ascii="Times New Roman" w:hAnsi="Times New Roman" w:cs="Times New Roman"/>
+          <w:sz w:val="24"/>
+          <w:szCs w:val="24"/>
+          <w:lang w:val="vi-VN"/>
         </w:rPr>
         <w:lastRenderedPageBreak/>
-        <w:t>+) Xác định số lượng hàng và số lượng cột.</w:t>
-      </w:r>
-    </w:p>
-    <w:p>
-      <w:pPr>
-        <w:rPr>
-          <w:rFonts w:ascii="Times New Roman" w:hAnsi="Times New Roman" w:cs="Times New Roman"/>
-          <w:sz w:val="24"/>
-          <w:szCs w:val="24"/>
-        </w:rPr>
-      </w:pPr>
-      <w:r>
-        <w:rPr>
-          <w:rFonts w:ascii="Times New Roman" w:hAnsi="Times New Roman" w:cs="Times New Roman"/>
-          <w:sz w:val="24"/>
-          <w:szCs w:val="24"/>
-        </w:rPr>
-        <w:t>+) Mỗi cột/dòng đại diện cho điều gì.</w:t>
-      </w:r>
-    </w:p>
-    <w:p>
-      <w:pPr>
-        <w:rPr>
-          <w:rFonts w:ascii="Times New Roman" w:hAnsi="Times New Roman" w:cs="Times New Roman"/>
-          <w:sz w:val="24"/>
-          <w:szCs w:val="24"/>
-        </w:rPr>
-      </w:pPr>
-      <w:r>
-        <w:rPr>
-          <w:rFonts w:ascii="Times New Roman" w:hAnsi="Times New Roman" w:cs="Times New Roman"/>
-          <w:sz w:val="24"/>
-          <w:szCs w:val="24"/>
-        </w:rPr>
-        <w:t>- Xác định kiểu dữ liệu của từng biến:</w:t>
-      </w:r>
-    </w:p>
-    <w:p>
-      <w:pPr>
-        <w:rPr>
-          <w:rFonts w:ascii="Times New Roman" w:hAnsi="Times New Roman" w:cs="Times New Roman"/>
-          <w:sz w:val="24"/>
-          <w:szCs w:val="24"/>
-        </w:rPr>
-      </w:pPr>
-      <w:r>
-        <w:rPr>
-          <w:rFonts w:ascii="Times New Roman" w:hAnsi="Times New Roman" w:cs="Times New Roman"/>
-          <w:sz w:val="24"/>
-          <w:szCs w:val="24"/>
-        </w:rPr>
-        <w:t>+) Dữ liệu định lượng (Numerical): Liên tục (VD: giá nhà, chiều cao) hoặc Đếm được (VD: số phòng, số lượng đơn hàng).</w:t>
-      </w:r>
-    </w:p>
-    <w:p>
-      <w:pPr>
-        <w:rPr>
-          <w:rFonts w:ascii="Times New Roman" w:hAnsi="Times New Roman" w:cs="Times New Roman"/>
-          <w:sz w:val="24"/>
-          <w:szCs w:val="24"/>
-        </w:rPr>
-      </w:pPr>
-      <w:r>
-        <w:rPr>
-          <w:rFonts w:ascii="Times New Roman" w:hAnsi="Times New Roman" w:cs="Times New Roman"/>
-          <w:sz w:val="24"/>
-          <w:szCs w:val="24"/>
-        </w:rPr>
-        <w:t>+) Dữ liệu định tính (Categorical): Phân loại không thứ tự (VD: màu sắc, giới tính) hoặc Có thứ tự (VD: mức độ hài lòng: Thấp/Trung bình/Cao).</w:t>
-      </w:r>
-    </w:p>
-    <w:p>
-      <w:pPr>
-        <w:rPr>
-          <w:rFonts w:ascii="Times New Roman" w:hAnsi="Times New Roman" w:cs="Times New Roman"/>
-          <w:sz w:val="24"/>
-          <w:szCs w:val="24"/>
-        </w:rPr>
-      </w:pPr>
-      <w:r>
-        <w:rPr>
-          <w:rFonts w:ascii="Times New Roman" w:hAnsi="Times New Roman" w:cs="Times New Roman"/>
-          <w:sz w:val="24"/>
-          <w:szCs w:val="24"/>
-        </w:rPr>
-        <w:t>- Phát hiện vấn đề về chất lượng dữ liệu:</w:t>
-      </w:r>
-    </w:p>
-    <w:p>
-      <w:pPr>
-        <w:rPr>
-          <w:rFonts w:ascii="Times New Roman" w:hAnsi="Times New Roman" w:cs="Times New Roman"/>
-          <w:sz w:val="24"/>
-          <w:szCs w:val="24"/>
-        </w:rPr>
-      </w:pPr>
-      <w:r>
-        <w:rPr>
-          <w:rFonts w:ascii="Times New Roman" w:hAnsi="Times New Roman" w:cs="Times New Roman"/>
-          <w:sz w:val="24"/>
-          <w:szCs w:val="24"/>
-        </w:rPr>
-        <w:t>+) Giá trị khuyết thiếu: Kiểm tra xem cột nào bị thiếu dữ liệu, tỉ lệ thiếu là bao nhiêu để đưa ra phương án xử lí (xóa, điền mean, median,…).</w:t>
-      </w:r>
-    </w:p>
-    <w:p>
-      <w:pPr>
-        <w:rPr>
-          <w:rFonts w:ascii="Times New Roman" w:hAnsi="Times New Roman" w:cs="Times New Roman"/>
-          <w:sz w:val="24"/>
-          <w:szCs w:val="24"/>
-        </w:rPr>
-      </w:pPr>
-      <w:r>
-        <w:rPr>
-          <w:rFonts w:ascii="Times New Roman" w:hAnsi="Times New Roman" w:cs="Times New Roman"/>
-          <w:sz w:val="24"/>
-          <w:szCs w:val="24"/>
-        </w:rPr>
-        <w:t>+) Giá trị trùng lặp: Kiểm tra và loại bỏ các bản ghi trùng lặp hoàn toàn.</w:t>
-      </w:r>
-    </w:p>
-    <w:p>
-      <w:pPr>
-        <w:rPr>
-          <w:rFonts w:ascii="Times New Roman" w:hAnsi="Times New Roman" w:cs="Times New Roman"/>
-          <w:sz w:val="24"/>
-          <w:szCs w:val="24"/>
-        </w:rPr>
-      </w:pPr>
-      <w:r>
-        <w:rPr>
-          <w:rFonts w:ascii="Times New Roman" w:hAnsi="Times New Roman" w:cs="Times New Roman"/>
-          <w:sz w:val="24"/>
-          <w:szCs w:val="24"/>
-        </w:rPr>
-        <w:t>+) Kiểm tra tính hợp lệ của dữ liệu (VD: Tuổi = -5).</w:t>
-      </w:r>
-    </w:p>
-    <w:p>
-      <w:pPr>
-        <w:rPr>
-          <w:rFonts w:ascii="Times New Roman" w:hAnsi="Times New Roman" w:cs="Times New Roman"/>
-          <w:sz w:val="24"/>
-          <w:szCs w:val="24"/>
-        </w:rPr>
-      </w:pPr>
-    </w:p>
-    <w:p>
-      <w:pPr>
-        <w:rPr>
-          <w:rFonts w:ascii="Times New Roman" w:hAnsi="Times New Roman" w:cs="Times New Roman"/>
-          <w:sz w:val="24"/>
-          <w:szCs w:val="24"/>
-        </w:rPr>
-      </w:pPr>
-      <w:r>
-        <w:rPr>
-          <w:rFonts w:ascii="Times New Roman" w:hAnsi="Times New Roman" w:cs="Times New Roman"/>
+        <w:t>Giá trị khuyết thiếu: Kiểm tra xem cột nào bị thiếu dữ liệu, tỉ lệ thiếu là bao nhiêu để đưa ra phương án xử lí (xóa, điền mean, median,…).</w:t>
+      </w:r>
+    </w:p>
+    <w:p>
+      <w:pPr>
+        <w:pStyle w:val="ListParagraph"/>
+        <w:numPr>
+          <w:ilvl w:val="0"/>
+          <w:numId w:val="6"/>
+        </w:numPr>
+        <w:spacing w:before="240" w:line="276" w:lineRule="auto"/>
+        <w:jc w:val="both"/>
+        <w:rPr>
+          <w:rFonts w:ascii="Times New Roman" w:hAnsi="Times New Roman" w:cs="Times New Roman"/>
+          <w:sz w:val="24"/>
+          <w:szCs w:val="24"/>
+          <w:lang w:val="vi-VN"/>
+        </w:rPr>
+      </w:pPr>
+      <w:r>
+        <w:rPr>
+          <w:rFonts w:ascii="Times New Roman" w:hAnsi="Times New Roman" w:cs="Times New Roman"/>
+          <w:sz w:val="24"/>
+          <w:szCs w:val="24"/>
+          <w:lang w:val="vi-VN"/>
+        </w:rPr>
+        <w:t>Giá trị trùng lặp: Kiểm tra và loại bỏ các bản ghi trùng lặp hoàn toàn.</w:t>
+      </w:r>
+    </w:p>
+    <w:p>
+      <w:pPr>
+        <w:pStyle w:val="ListParagraph"/>
+        <w:numPr>
+          <w:ilvl w:val="0"/>
+          <w:numId w:val="6"/>
+        </w:numPr>
+        <w:spacing w:before="240" w:line="276" w:lineRule="auto"/>
+        <w:jc w:val="both"/>
+        <w:rPr>
+          <w:rFonts w:ascii="Times New Roman" w:hAnsi="Times New Roman" w:cs="Times New Roman"/>
+          <w:sz w:val="24"/>
+          <w:szCs w:val="24"/>
+          <w:lang w:val="vi-VN"/>
+        </w:rPr>
+      </w:pPr>
+      <w:r>
+        <w:rPr>
+          <w:rFonts w:ascii="Times New Roman" w:hAnsi="Times New Roman" w:cs="Times New Roman"/>
+          <w:sz w:val="24"/>
+          <w:szCs w:val="24"/>
+          <w:lang w:val="vi-VN"/>
+        </w:rPr>
+        <w:t>Kiểm tra tính hợp lệ của dữ liệu (VD: Tuổi = -5).</w:t>
+      </w:r>
+    </w:p>
+    <w:p>
+      <w:pPr>
+        <w:spacing w:before="240" w:line="276" w:lineRule="auto"/>
+        <w:jc w:val="both"/>
+        <w:rPr>
+          <w:rFonts w:ascii="Times New Roman" w:hAnsi="Times New Roman" w:cs="Times New Roman"/>
+          <w:sz w:val="24"/>
+          <w:szCs w:val="24"/>
+          <w:lang w:val="vi-VN"/>
+        </w:rPr>
+      </w:pPr>
+    </w:p>
+    <w:p>
+      <w:pPr>
+        <w:spacing w:before="240" w:line="276" w:lineRule="auto"/>
+        <w:jc w:val="both"/>
+        <w:rPr>
+          <w:rFonts w:ascii="Times New Roman" w:hAnsi="Times New Roman" w:cs="Times New Roman"/>
+          <w:b/>
+          <w:sz w:val="24"/>
+          <w:szCs w:val="24"/>
+        </w:rPr>
+      </w:pPr>
+      <w:r>
+        <w:rPr>
+          <w:rFonts w:ascii="Times New Roman" w:hAnsi="Times New Roman" w:cs="Times New Roman"/>
+          <w:b/>
           <w:sz w:val="24"/>
           <w:szCs w:val="24"/>
         </w:rPr>
@@ -4580,6 +6543,8 @@
     </w:p>
     <w:p>
       <w:pPr>
+        <w:spacing w:before="240" w:line="276" w:lineRule="auto"/>
+        <w:jc w:val="both"/>
         <w:rPr>
           <w:rFonts w:ascii="Times New Roman" w:hAnsi="Times New Roman" w:cs="Times New Roman"/>
           <w:sz w:val="24"/>
@@ -4597,281 +6562,462 @@
     </w:p>
     <w:p>
       <w:pPr>
-        <w:rPr>
-          <w:rFonts w:ascii="Times New Roman" w:hAnsi="Times New Roman" w:cs="Times New Roman"/>
-          <w:sz w:val="24"/>
-          <w:szCs w:val="24"/>
-        </w:rPr>
-      </w:pPr>
-      <w:r>
-        <w:rPr>
-          <w:rFonts w:ascii="Times New Roman" w:hAnsi="Times New Roman" w:cs="Times New Roman"/>
-          <w:sz w:val="24"/>
-          <w:szCs w:val="24"/>
-        </w:rPr>
-        <w:t>- Phân tích đơn biến:</w:t>
-      </w:r>
-    </w:p>
-    <w:p>
-      <w:pPr>
-        <w:rPr>
-          <w:rFonts w:ascii="Times New Roman" w:hAnsi="Times New Roman" w:cs="Times New Roman"/>
-          <w:sz w:val="24"/>
-          <w:szCs w:val="24"/>
-        </w:rPr>
-      </w:pPr>
-      <w:r>
-        <w:rPr>
-          <w:rFonts w:ascii="Times New Roman" w:hAnsi="Times New Roman" w:cs="Times New Roman"/>
-          <w:sz w:val="24"/>
-          <w:szCs w:val="24"/>
-        </w:rPr>
-        <w:t>+) Chỉ xét một biến. Nếu là biến số: mean, median, min, max,…; Nếu là biến phân loại: số lượng và tỉ lệ từng nhóm.</w:t>
-      </w:r>
-    </w:p>
-    <w:p>
-      <w:pPr>
-        <w:rPr>
-          <w:rFonts w:ascii="Times New Roman" w:hAnsi="Times New Roman" w:cs="Times New Roman"/>
-          <w:sz w:val="24"/>
-          <w:szCs w:val="24"/>
-        </w:rPr>
-      </w:pPr>
-      <w:r>
-        <w:rPr>
-          <w:rFonts w:ascii="Times New Roman" w:hAnsi="Times New Roman" w:cs="Times New Roman"/>
-          <w:sz w:val="24"/>
-          <w:szCs w:val="24"/>
-        </w:rPr>
-        <w:t>+) VD: Với biến “Age”, ta xem tuổi trung bình, tuổi nhỏ nhất/lớn nhất, độ phân tán và phân bố tuổi.</w:t>
-      </w:r>
-    </w:p>
-    <w:p>
-      <w:pPr>
-        <w:rPr>
-          <w:rFonts w:ascii="Times New Roman" w:hAnsi="Times New Roman" w:cs="Times New Roman"/>
-          <w:sz w:val="24"/>
-          <w:szCs w:val="24"/>
-        </w:rPr>
-      </w:pPr>
-      <w:r>
-        <w:rPr>
-          <w:rFonts w:ascii="Times New Roman" w:hAnsi="Times New Roman" w:cs="Times New Roman"/>
-          <w:sz w:val="24"/>
-          <w:szCs w:val="24"/>
-        </w:rPr>
-        <w:t xml:space="preserve">- Phân tích hai biến: </w:t>
-      </w:r>
-    </w:p>
-    <w:p>
-      <w:pPr>
-        <w:rPr>
-          <w:rFonts w:ascii="Times New Roman" w:hAnsi="Times New Roman" w:cs="Times New Roman"/>
-          <w:sz w:val="24"/>
-          <w:szCs w:val="24"/>
-        </w:rPr>
-      </w:pPr>
-      <w:r>
-        <w:rPr>
-          <w:rFonts w:ascii="Times New Roman" w:hAnsi="Times New Roman" w:cs="Times New Roman"/>
-          <w:sz w:val="24"/>
-          <w:szCs w:val="24"/>
-        </w:rPr>
-        <w:t>+) Phân tích hai biến để tìm mối quan hệ giữa chúng.</w:t>
-      </w:r>
-    </w:p>
-    <w:p>
-      <w:pPr>
-        <w:rPr>
-          <w:rFonts w:ascii="Times New Roman" w:hAnsi="Times New Roman" w:cs="Times New Roman"/>
-          <w:sz w:val="24"/>
-          <w:szCs w:val="24"/>
-        </w:rPr>
-      </w:pPr>
-      <w:r>
-        <w:rPr>
-          <w:rFonts w:ascii="Times New Roman" w:hAnsi="Times New Roman" w:cs="Times New Roman"/>
-          <w:sz w:val="24"/>
-          <w:szCs w:val="24"/>
-        </w:rPr>
-        <w:t xml:space="preserve">+) Có thể dùng tương quan, scatter plot, so sánh giữa các nhóm,… </w:t>
-      </w:r>
-    </w:p>
-    <w:p>
-      <w:pPr>
-        <w:rPr>
-          <w:rFonts w:ascii="Times New Roman" w:hAnsi="Times New Roman" w:cs="Times New Roman"/>
-          <w:sz w:val="24"/>
-          <w:szCs w:val="24"/>
-        </w:rPr>
-      </w:pPr>
-      <w:r>
-        <w:rPr>
-          <w:rFonts w:ascii="Times New Roman" w:hAnsi="Times New Roman" w:cs="Times New Roman"/>
-          <w:sz w:val="24"/>
-          <w:szCs w:val="24"/>
-        </w:rPr>
-        <w:t>+) VD: Thu nhập có liên quan đến số tiền mua hàng không?</w:t>
-      </w:r>
-    </w:p>
-    <w:p>
-      <w:pPr>
-        <w:rPr>
-          <w:rFonts w:ascii="Times New Roman" w:hAnsi="Times New Roman" w:cs="Times New Roman"/>
-          <w:sz w:val="24"/>
-          <w:szCs w:val="24"/>
-        </w:rPr>
-      </w:pPr>
-      <w:r>
-        <w:rPr>
-          <w:rFonts w:ascii="Times New Roman" w:hAnsi="Times New Roman" w:cs="Times New Roman"/>
-          <w:sz w:val="24"/>
-          <w:szCs w:val="24"/>
-        </w:rPr>
-        <w:t>- Phân tích đa biến:</w:t>
-      </w:r>
-    </w:p>
-    <w:p>
-      <w:pPr>
-        <w:rPr>
-          <w:rFonts w:ascii="Times New Roman" w:hAnsi="Times New Roman" w:cs="Times New Roman"/>
-          <w:sz w:val="24"/>
-          <w:szCs w:val="24"/>
-        </w:rPr>
-      </w:pPr>
-      <w:r>
-        <w:rPr>
-          <w:rFonts w:ascii="Times New Roman" w:hAnsi="Times New Roman" w:cs="Times New Roman"/>
-          <w:sz w:val="24"/>
-          <w:szCs w:val="24"/>
-        </w:rPr>
-        <w:t>+) Phân tích nhiều biến cùng lúc để phát hiện những pattern phức tạp hơn.</w:t>
-      </w:r>
-    </w:p>
-    <w:p>
-      <w:pPr>
-        <w:rPr>
-          <w:rFonts w:ascii="Times New Roman" w:hAnsi="Times New Roman" w:cs="Times New Roman"/>
-          <w:sz w:val="24"/>
-          <w:szCs w:val="24"/>
-        </w:rPr>
-      </w:pPr>
-      <w:r>
-        <w:rPr>
-          <w:rFonts w:ascii="Times New Roman" w:hAnsi="Times New Roman" w:cs="Times New Roman"/>
-          <w:sz w:val="24"/>
-          <w:szCs w:val="24"/>
-        </w:rPr>
-        <w:t>+) VD: Có thể nghiên cứu: Tuổi + Thu nhập + Mức thành viên =&gt; Số tiền mua hàng?</w:t>
-      </w:r>
-    </w:p>
-    <w:p>
-      <w:pPr>
-        <w:rPr>
-          <w:rFonts w:ascii="Times New Roman" w:hAnsi="Times New Roman" w:cs="Times New Roman"/>
-          <w:sz w:val="24"/>
-          <w:szCs w:val="24"/>
-        </w:rPr>
-      </w:pPr>
-      <w:r>
-        <w:rPr>
-          <w:rFonts w:ascii="Times New Roman" w:hAnsi="Times New Roman" w:cs="Times New Roman"/>
-          <w:sz w:val="24"/>
-          <w:szCs w:val="24"/>
+        <w:spacing w:before="240" w:line="276" w:lineRule="auto"/>
+        <w:jc w:val="both"/>
+        <w:rPr>
+          <w:rFonts w:ascii="Times New Roman" w:hAnsi="Times New Roman" w:cs="Times New Roman"/>
+          <w:b/>
+          <w:sz w:val="24"/>
+          <w:szCs w:val="24"/>
+        </w:rPr>
+      </w:pPr>
+      <w:r>
+        <w:rPr>
+          <w:rFonts w:ascii="Times New Roman" w:hAnsi="Times New Roman" w:cs="Times New Roman"/>
+          <w:b/>
+          <w:sz w:val="24"/>
+          <w:szCs w:val="24"/>
+        </w:rPr>
+        <w:t xml:space="preserve">1. </w:t>
+      </w:r>
+      <w:r>
+        <w:rPr>
+          <w:rFonts w:ascii="Times New Roman" w:hAnsi="Times New Roman" w:cs="Times New Roman"/>
+          <w:b/>
+          <w:sz w:val="24"/>
+          <w:szCs w:val="24"/>
+        </w:rPr>
+        <w:t>Phân tích đơn biế</w:t>
+      </w:r>
+      <w:r>
+        <w:rPr>
+          <w:rFonts w:ascii="Times New Roman" w:hAnsi="Times New Roman" w:cs="Times New Roman"/>
+          <w:b/>
+          <w:sz w:val="24"/>
+          <w:szCs w:val="24"/>
+        </w:rPr>
+        <w:t>n</w:t>
+      </w:r>
+    </w:p>
+    <w:p>
+      <w:pPr>
+        <w:pStyle w:val="ListParagraph"/>
+        <w:numPr>
+          <w:ilvl w:val="0"/>
+          <w:numId w:val="6"/>
+        </w:numPr>
+        <w:spacing w:before="240" w:line="276" w:lineRule="auto"/>
+        <w:jc w:val="both"/>
+        <w:rPr>
+          <w:rFonts w:ascii="Times New Roman" w:hAnsi="Times New Roman" w:cs="Times New Roman"/>
+          <w:sz w:val="24"/>
+          <w:szCs w:val="24"/>
+          <w:lang w:val="vi-VN"/>
+        </w:rPr>
+      </w:pPr>
+      <w:r>
+        <w:rPr>
+          <w:rFonts w:ascii="Times New Roman" w:hAnsi="Times New Roman" w:cs="Times New Roman"/>
+          <w:sz w:val="24"/>
+          <w:szCs w:val="24"/>
+          <w:lang w:val="vi-VN"/>
+        </w:rPr>
+        <w:t>Chỉ xét một biến. Nếu là biến số: mean, median, min, max,…; Nếu là biến phân loại: số lượng và tỉ lệ từng nhóm.</w:t>
+      </w:r>
+    </w:p>
+    <w:p>
+      <w:pPr>
+        <w:pStyle w:val="ListParagraph"/>
+        <w:numPr>
+          <w:ilvl w:val="0"/>
+          <w:numId w:val="6"/>
+        </w:numPr>
+        <w:spacing w:before="240" w:line="276" w:lineRule="auto"/>
+        <w:jc w:val="both"/>
+        <w:rPr>
+          <w:rFonts w:ascii="Times New Roman" w:hAnsi="Times New Roman" w:cs="Times New Roman"/>
+          <w:sz w:val="24"/>
+          <w:szCs w:val="24"/>
+          <w:lang w:val="vi-VN"/>
+        </w:rPr>
+      </w:pPr>
+      <w:r>
+        <w:rPr>
+          <w:rFonts w:ascii="Times New Roman" w:hAnsi="Times New Roman" w:cs="Times New Roman"/>
+          <w:sz w:val="24"/>
+          <w:szCs w:val="24"/>
+          <w:lang w:val="vi-VN"/>
+        </w:rPr>
+        <w:t>VD: Với biến “Age”, ta xem tuổi trung bình, tuổi nhỏ nhất/lớn nhất, độ phân tán và phân bố tuổi.</w:t>
+      </w:r>
+    </w:p>
+    <w:p>
+      <w:pPr>
+        <w:spacing w:before="240" w:line="276" w:lineRule="auto"/>
+        <w:jc w:val="both"/>
+        <w:rPr>
+          <w:rFonts w:ascii="Times New Roman" w:hAnsi="Times New Roman" w:cs="Times New Roman"/>
+          <w:b/>
+          <w:sz w:val="24"/>
+          <w:szCs w:val="24"/>
+        </w:rPr>
+      </w:pPr>
+      <w:r>
+        <w:rPr>
+          <w:rFonts w:ascii="Times New Roman" w:hAnsi="Times New Roman" w:cs="Times New Roman"/>
+          <w:b/>
+          <w:sz w:val="24"/>
+          <w:szCs w:val="24"/>
+        </w:rPr>
+        <w:t xml:space="preserve">2. </w:t>
+      </w:r>
+      <w:r>
+        <w:rPr>
+          <w:rFonts w:ascii="Times New Roman" w:hAnsi="Times New Roman" w:cs="Times New Roman"/>
+          <w:b/>
+          <w:sz w:val="24"/>
+          <w:szCs w:val="24"/>
+        </w:rPr>
+        <w:t>Phân tích hai biế</w:t>
+      </w:r>
+      <w:r>
+        <w:rPr>
+          <w:rFonts w:ascii="Times New Roman" w:hAnsi="Times New Roman" w:cs="Times New Roman"/>
+          <w:b/>
+          <w:sz w:val="24"/>
+          <w:szCs w:val="24"/>
+        </w:rPr>
+        <w:t>n</w:t>
+      </w:r>
+    </w:p>
+    <w:p>
+      <w:pPr>
+        <w:pStyle w:val="ListParagraph"/>
+        <w:numPr>
+          <w:ilvl w:val="0"/>
+          <w:numId w:val="6"/>
+        </w:numPr>
+        <w:spacing w:before="240" w:line="276" w:lineRule="auto"/>
+        <w:jc w:val="both"/>
+        <w:rPr>
+          <w:rFonts w:ascii="Times New Roman" w:hAnsi="Times New Roman" w:cs="Times New Roman"/>
+          <w:sz w:val="24"/>
+          <w:szCs w:val="24"/>
+          <w:lang w:val="vi-VN"/>
+        </w:rPr>
+      </w:pPr>
+      <w:r>
+        <w:rPr>
+          <w:rFonts w:ascii="Times New Roman" w:hAnsi="Times New Roman" w:cs="Times New Roman"/>
+          <w:sz w:val="24"/>
+          <w:szCs w:val="24"/>
+          <w:lang w:val="vi-VN"/>
+        </w:rPr>
+        <w:t>Phân tích hai biến để tìm mối quan hệ giữa chúng.</w:t>
+      </w:r>
+    </w:p>
+    <w:p>
+      <w:pPr>
+        <w:pStyle w:val="ListParagraph"/>
+        <w:numPr>
+          <w:ilvl w:val="0"/>
+          <w:numId w:val="6"/>
+        </w:numPr>
+        <w:spacing w:before="240" w:line="276" w:lineRule="auto"/>
+        <w:jc w:val="both"/>
+        <w:rPr>
+          <w:rFonts w:ascii="Times New Roman" w:hAnsi="Times New Roman" w:cs="Times New Roman"/>
+          <w:sz w:val="24"/>
+          <w:szCs w:val="24"/>
+          <w:lang w:val="vi-VN"/>
+        </w:rPr>
+      </w:pPr>
+      <w:r>
+        <w:rPr>
+          <w:rFonts w:ascii="Times New Roman" w:hAnsi="Times New Roman" w:cs="Times New Roman"/>
+          <w:sz w:val="24"/>
+          <w:szCs w:val="24"/>
+          <w:lang w:val="vi-VN"/>
+        </w:rPr>
+        <w:t xml:space="preserve">Có thể dùng tương quan, scatter plot, so sánh giữa các nhóm,… </w:t>
+      </w:r>
+    </w:p>
+    <w:p>
+      <w:pPr>
+        <w:pStyle w:val="ListParagraph"/>
+        <w:numPr>
+          <w:ilvl w:val="0"/>
+          <w:numId w:val="6"/>
+        </w:numPr>
+        <w:spacing w:before="240" w:line="276" w:lineRule="auto"/>
+        <w:jc w:val="both"/>
+        <w:rPr>
+          <w:rFonts w:ascii="Times New Roman" w:hAnsi="Times New Roman" w:cs="Times New Roman"/>
+          <w:sz w:val="24"/>
+          <w:szCs w:val="24"/>
+          <w:lang w:val="vi-VN"/>
+        </w:rPr>
+      </w:pPr>
+      <w:r>
+        <w:rPr>
+          <w:rFonts w:ascii="Times New Roman" w:hAnsi="Times New Roman" w:cs="Times New Roman"/>
+          <w:sz w:val="24"/>
+          <w:szCs w:val="24"/>
+          <w:lang w:val="vi-VN"/>
+        </w:rPr>
+        <w:t>VD: Thu nhập có liên quan đến số tiền mua hàng không?</w:t>
+      </w:r>
+    </w:p>
+    <w:p>
+      <w:pPr>
+        <w:spacing w:before="240" w:line="276" w:lineRule="auto"/>
+        <w:jc w:val="both"/>
+        <w:rPr>
+          <w:rFonts w:ascii="Times New Roman" w:hAnsi="Times New Roman" w:cs="Times New Roman"/>
+          <w:b/>
+          <w:sz w:val="24"/>
+          <w:szCs w:val="24"/>
+        </w:rPr>
+      </w:pPr>
+      <w:r>
+        <w:rPr>
+          <w:rFonts w:ascii="Times New Roman" w:hAnsi="Times New Roman" w:cs="Times New Roman"/>
+          <w:b/>
+          <w:sz w:val="24"/>
+          <w:szCs w:val="24"/>
+        </w:rPr>
+        <w:t xml:space="preserve">3. </w:t>
+      </w:r>
+      <w:r>
+        <w:rPr>
+          <w:rFonts w:ascii="Times New Roman" w:hAnsi="Times New Roman" w:cs="Times New Roman"/>
+          <w:b/>
+          <w:sz w:val="24"/>
+          <w:szCs w:val="24"/>
+        </w:rPr>
+        <w:t>Phân tích đa biế</w:t>
+      </w:r>
+      <w:r>
+        <w:rPr>
+          <w:rFonts w:ascii="Times New Roman" w:hAnsi="Times New Roman" w:cs="Times New Roman"/>
+          <w:b/>
+          <w:sz w:val="24"/>
+          <w:szCs w:val="24"/>
+        </w:rPr>
+        <w:t>n</w:t>
+      </w:r>
+    </w:p>
+    <w:p>
+      <w:pPr>
+        <w:pStyle w:val="ListParagraph"/>
+        <w:numPr>
+          <w:ilvl w:val="0"/>
+          <w:numId w:val="6"/>
+        </w:numPr>
+        <w:spacing w:before="240" w:line="276" w:lineRule="auto"/>
+        <w:jc w:val="both"/>
+        <w:rPr>
+          <w:rFonts w:ascii="Times New Roman" w:hAnsi="Times New Roman" w:cs="Times New Roman"/>
+          <w:sz w:val="24"/>
+          <w:szCs w:val="24"/>
+          <w:lang w:val="vi-VN"/>
+        </w:rPr>
+      </w:pPr>
+      <w:r>
+        <w:rPr>
+          <w:rFonts w:ascii="Times New Roman" w:hAnsi="Times New Roman" w:cs="Times New Roman"/>
+          <w:sz w:val="24"/>
+          <w:szCs w:val="24"/>
+          <w:lang w:val="vi-VN"/>
+        </w:rPr>
+        <w:t>Phân tích nhiều biến cùng lúc để phát hiện những pattern phức tạp hơn.</w:t>
+      </w:r>
+    </w:p>
+    <w:p>
+      <w:pPr>
+        <w:pStyle w:val="ListParagraph"/>
+        <w:numPr>
+          <w:ilvl w:val="0"/>
+          <w:numId w:val="6"/>
+        </w:numPr>
+        <w:spacing w:before="240" w:line="276" w:lineRule="auto"/>
+        <w:jc w:val="both"/>
+        <w:rPr>
+          <w:rFonts w:ascii="Times New Roman" w:hAnsi="Times New Roman" w:cs="Times New Roman"/>
+          <w:sz w:val="24"/>
+          <w:szCs w:val="24"/>
+          <w:lang w:val="vi-VN"/>
+        </w:rPr>
+      </w:pPr>
+      <w:r>
+        <w:rPr>
+          <w:rFonts w:ascii="Times New Roman" w:hAnsi="Times New Roman" w:cs="Times New Roman"/>
+          <w:sz w:val="24"/>
+          <w:szCs w:val="24"/>
+          <w:lang w:val="vi-VN"/>
+        </w:rPr>
+        <w:t>VD: Có thể nghiên cứu: Tuổi + Thu nhập + Mức thành viên =&gt; Số tiền mua hàng?</w:t>
+      </w:r>
+    </w:p>
+    <w:p>
+      <w:pPr>
+        <w:pStyle w:val="ListParagraph"/>
+        <w:spacing w:before="240" w:line="276" w:lineRule="auto"/>
+        <w:jc w:val="both"/>
+        <w:rPr>
+          <w:rFonts w:ascii="Times New Roman" w:hAnsi="Times New Roman" w:cs="Times New Roman"/>
+          <w:sz w:val="24"/>
+          <w:szCs w:val="24"/>
+          <w:lang w:val="vi-VN"/>
+        </w:rPr>
+      </w:pPr>
+      <w:r>
+        <w:rPr>
+          <w:rFonts w:ascii="Times New Roman" w:hAnsi="Times New Roman" w:cs="Times New Roman"/>
+          <w:sz w:val="24"/>
+          <w:szCs w:val="24"/>
+          <w:lang w:val="vi-VN"/>
         </w:rPr>
         <w:t>Từ đó phát hiện một nhóm khách hàng như: Khách hàng 25 – 35 tuổi, thu nhập cao và có Premium Membership có mức chi tiêu trung bình cao nhất.</w:t>
       </w:r>
     </w:p>
     <w:p>
       <w:pPr>
-        <w:rPr>
-          <w:rFonts w:ascii="Times New Roman" w:hAnsi="Times New Roman" w:cs="Times New Roman"/>
-          <w:sz w:val="24"/>
-          <w:szCs w:val="24"/>
-        </w:rPr>
-      </w:pPr>
-    </w:p>
-    <w:p>
-      <w:pPr>
-        <w:rPr>
-          <w:rFonts w:ascii="Times New Roman" w:hAnsi="Times New Roman" w:cs="Times New Roman"/>
-          <w:sz w:val="24"/>
-          <w:szCs w:val="24"/>
-        </w:rPr>
-      </w:pPr>
-      <w:r>
-        <w:rPr>
-          <w:rFonts w:ascii="Times New Roman" w:hAnsi="Times New Roman" w:cs="Times New Roman"/>
-          <w:sz w:val="24"/>
-          <w:szCs w:val="24"/>
-        </w:rPr>
-        <w:lastRenderedPageBreak/>
-        <w:t>c) Trực quan hóa dữ liệu (Data Visualization):</w:t>
-      </w:r>
-    </w:p>
-    <w:p>
-      <w:pPr>
-        <w:rPr>
-          <w:rFonts w:ascii="Times New Roman" w:hAnsi="Times New Roman" w:cs="Times New Roman"/>
-          <w:sz w:val="24"/>
-          <w:szCs w:val="24"/>
-        </w:rPr>
-      </w:pPr>
-      <w:r>
-        <w:rPr>
-          <w:rFonts w:ascii="Times New Roman" w:hAnsi="Times New Roman" w:cs="Times New Roman"/>
-          <w:sz w:val="24"/>
-          <w:szCs w:val="24"/>
-        </w:rPr>
-        <w:t>- Đây là bước chuyển dữ liệu thành biểu đồ, đồ thị hoặc hình ảnh để dễ dàng quan sát các pattern.</w:t>
-      </w:r>
-    </w:p>
-    <w:p>
-      <w:pPr>
-        <w:rPr>
-          <w:rFonts w:ascii="Times New Roman" w:hAnsi="Times New Roman" w:cs="Times New Roman"/>
-          <w:sz w:val="24"/>
-          <w:szCs w:val="24"/>
-        </w:rPr>
-      </w:pPr>
-      <w:r>
-        <w:rPr>
-          <w:rFonts w:ascii="Times New Roman" w:hAnsi="Times New Roman" w:cs="Times New Roman"/>
-          <w:sz w:val="24"/>
-          <w:szCs w:val="24"/>
-        </w:rPr>
-        <w:t>- Một số biểu đồ thường dùng bao gồm: Bar Chart, Histogram, Scatter Plot, Line chart,…; Mỗi biểu đồ được chọn với mục đích riêng.</w:t>
-      </w:r>
-    </w:p>
-    <w:p>
-      <w:pPr>
-        <w:rPr>
-          <w:rFonts w:ascii="Times New Roman" w:hAnsi="Times New Roman" w:cs="Times New Roman"/>
-          <w:sz w:val="24"/>
-          <w:szCs w:val="24"/>
-        </w:rPr>
-      </w:pPr>
-      <w:r>
-        <w:rPr>
-          <w:rFonts w:ascii="Times New Roman" w:hAnsi="Times New Roman" w:cs="Times New Roman"/>
-          <w:sz w:val="24"/>
-          <w:szCs w:val="24"/>
-        </w:rPr>
-        <w:t>- Trực quan hóa là công cụ phân tích dữ liệu: Thông qua màu sắc, ta có thể nhanh chóng nhận ra những cặp biến có tương quan mạnh hoặc yếu.</w:t>
-      </w:r>
-    </w:p>
-    <w:p>
-      <w:pPr>
-        <w:rPr>
-          <w:rFonts w:ascii="Times New Roman" w:hAnsi="Times New Roman" w:cs="Times New Roman"/>
-          <w:sz w:val="24"/>
-          <w:szCs w:val="24"/>
-        </w:rPr>
-      </w:pPr>
-    </w:p>
-    <w:p>
-      <w:bookmarkStart w:id="0" w:name="_GoBack"/>
-      <w:bookmarkEnd w:id="0"/>
+        <w:pStyle w:val="ListParagraph"/>
+        <w:spacing w:before="240" w:line="276" w:lineRule="auto"/>
+        <w:jc w:val="both"/>
+        <w:rPr>
+          <w:rFonts w:ascii="Times New Roman" w:hAnsi="Times New Roman" w:cs="Times New Roman"/>
+          <w:sz w:val="24"/>
+          <w:szCs w:val="24"/>
+          <w:lang w:val="vi-VN"/>
+        </w:rPr>
+      </w:pPr>
+    </w:p>
+    <w:p>
+      <w:pPr>
+        <w:spacing w:before="240" w:line="276" w:lineRule="auto"/>
+        <w:jc w:val="both"/>
+        <w:rPr>
+          <w:rFonts w:ascii="Times New Roman" w:hAnsi="Times New Roman" w:cs="Times New Roman"/>
+          <w:b/>
+          <w:sz w:val="24"/>
+          <w:szCs w:val="24"/>
+        </w:rPr>
+      </w:pPr>
+      <w:r>
+        <w:rPr>
+          <w:rFonts w:ascii="Times New Roman" w:hAnsi="Times New Roman" w:cs="Times New Roman"/>
+          <w:b/>
+          <w:sz w:val="24"/>
+          <w:szCs w:val="24"/>
+        </w:rPr>
+        <w:t>c) Trực quan hóa dữ liệ</w:t>
+      </w:r>
+      <w:r>
+        <w:rPr>
+          <w:rFonts w:ascii="Times New Roman" w:hAnsi="Times New Roman" w:cs="Times New Roman"/>
+          <w:b/>
+          <w:sz w:val="24"/>
+          <w:szCs w:val="24"/>
+        </w:rPr>
+        <w:t>u (Data Visualization)</w:t>
+      </w:r>
+    </w:p>
+    <w:p>
+      <w:pPr>
+        <w:pStyle w:val="ListParagraph"/>
+        <w:numPr>
+          <w:ilvl w:val="0"/>
+          <w:numId w:val="6"/>
+        </w:numPr>
+        <w:spacing w:before="240" w:line="276" w:lineRule="auto"/>
+        <w:jc w:val="both"/>
+        <w:rPr>
+          <w:rFonts w:ascii="Times New Roman" w:hAnsi="Times New Roman" w:cs="Times New Roman"/>
+          <w:sz w:val="24"/>
+          <w:szCs w:val="24"/>
+          <w:lang w:val="vi-VN"/>
+        </w:rPr>
+      </w:pPr>
+      <w:r>
+        <w:rPr>
+          <w:rFonts w:ascii="Times New Roman" w:hAnsi="Times New Roman" w:cs="Times New Roman"/>
+          <w:sz w:val="24"/>
+          <w:szCs w:val="24"/>
+          <w:lang w:val="vi-VN"/>
+        </w:rPr>
+        <w:t>Đây là bước chuyển dữ liệu thành biểu đồ, đồ thị hoặc hình ảnh để dễ dàng quan sát các pattern.</w:t>
+      </w:r>
+    </w:p>
+    <w:p>
+      <w:pPr>
+        <w:pStyle w:val="ListParagraph"/>
+        <w:numPr>
+          <w:ilvl w:val="0"/>
+          <w:numId w:val="6"/>
+        </w:numPr>
+        <w:spacing w:before="240" w:line="276" w:lineRule="auto"/>
+        <w:jc w:val="both"/>
+        <w:rPr>
+          <w:rFonts w:ascii="Times New Roman" w:hAnsi="Times New Roman" w:cs="Times New Roman"/>
+          <w:sz w:val="24"/>
+          <w:szCs w:val="24"/>
+          <w:lang w:val="vi-VN"/>
+        </w:rPr>
+      </w:pPr>
+      <w:r>
+        <w:rPr>
+          <w:rFonts w:ascii="Times New Roman" w:hAnsi="Times New Roman" w:cs="Times New Roman"/>
+          <w:sz w:val="24"/>
+          <w:szCs w:val="24"/>
+          <w:lang w:val="vi-VN"/>
+        </w:rPr>
+        <w:t>Một số biểu đồ thường dùng bao gồm: Bar Chart, Histogram, Scatter Plot, Line chart,…; Mỗi biểu đồ được chọn với mục đích riêng.</w:t>
+      </w:r>
+    </w:p>
+    <w:p>
+      <w:pPr>
+        <w:pStyle w:val="ListParagraph"/>
+        <w:numPr>
+          <w:ilvl w:val="0"/>
+          <w:numId w:val="6"/>
+        </w:numPr>
+        <w:spacing w:before="240" w:line="276" w:lineRule="auto"/>
+        <w:jc w:val="both"/>
+        <w:rPr>
+          <w:rFonts w:ascii="Times New Roman" w:hAnsi="Times New Roman" w:cs="Times New Roman"/>
+          <w:sz w:val="24"/>
+          <w:szCs w:val="24"/>
+          <w:lang w:val="vi-VN"/>
+        </w:rPr>
+      </w:pPr>
+      <w:r>
+        <w:rPr>
+          <w:rFonts w:ascii="Times New Roman" w:hAnsi="Times New Roman" w:cs="Times New Roman"/>
+          <w:sz w:val="24"/>
+          <w:szCs w:val="24"/>
+          <w:lang w:val="vi-VN"/>
+        </w:rPr>
+        <w:t>Trực quan hóa là công cụ phân tích dữ liệu: Thông qua màu sắc, ta có thể nhanh chóng nhận ra những cặp biến có tương quan mạnh hoặc yếu.</w:t>
+      </w:r>
+    </w:p>
+    <w:p>
+      <w:pPr>
+        <w:spacing w:before="240" w:line="276" w:lineRule="auto"/>
+        <w:jc w:val="both"/>
+        <w:rPr>
+          <w:rFonts w:ascii="Times New Roman" w:hAnsi="Times New Roman" w:cs="Times New Roman"/>
+          <w:sz w:val="24"/>
+          <w:szCs w:val="24"/>
+        </w:rPr>
+      </w:pPr>
+    </w:p>
+    <w:p>
+      <w:pPr>
+        <w:spacing w:before="240" w:line="276" w:lineRule="auto"/>
+        <w:jc w:val="both"/>
+      </w:pPr>
     </w:p>
     <w:sectPr>
       <w:pgSz w:w="12240" w:h="15840"/>
@@ -4886,6 +7032,119 @@
 <file path=word/numbering.xml><?xml version="1.0" encoding="utf-8"?>
 <w:numbering xmlns:wpc="http://schemas.microsoft.com/office/word/2010/wordprocessingCanvas" xmlns:cx="http://schemas.microsoft.com/office/drawing/2014/chartex" xmlns:mc="http://schemas.openxmlformats.org/markup-compatibility/2006" xmlns:o="urn:schemas-microsoft-com:office:office" xmlns:r="http://schemas.openxmlformats.org/officeDocument/2006/relationships" xmlns:m="http://schemas.openxmlformats.org/officeDocument/2006/math" xmlns:v="urn:schemas-microsoft-com:vml" xmlns:wp14="http://schemas.microsoft.com/office/word/2010/wordprocessingDrawing" xmlns:wp="http://schemas.openxmlformats.org/drawingml/2006/wordprocessingDrawing" xmlns:w10="urn:schemas-microsoft-com:office:word" xmlns:w="http://schemas.openxmlformats.org/wordprocessingml/2006/main" xmlns:w14="http://schemas.microsoft.com/office/word/2010/wordml" xmlns:w15="http://schemas.microsoft.com/office/word/2012/wordml" xmlns:w16se="http://schemas.microsoft.com/office/word/2015/wordml/symex" xmlns:wpg="http://schemas.microsoft.com/office/word/2010/wordprocessingGroup" xmlns:wpi="http://schemas.microsoft.com/office/word/2010/wordprocessingInk" xmlns:wne="http://schemas.microsoft.com/office/word/2006/wordml" xmlns:wps="http://schemas.microsoft.com/office/word/2010/wordprocessingShape" mc:Ignorable="w14 w15 w16se wp14">
   <w:abstractNum w:abstractNumId="0" w15:restartNumberingAfterBreak="0">
+    <w:nsid w:val="0211690E"/>
+    <w:multiLevelType w:val="hybridMultilevel"/>
+    <w:tmpl w:val="1A5E0180"/>
+    <w:lvl w:ilvl="0" w:tplc="04090001">
+      <w:start w:val="1"/>
+      <w:numFmt w:val="bullet"/>
+      <w:lvlText w:val=""/>
+      <w:lvlJc w:val="left"/>
+      <w:pPr>
+        <w:ind w:left="720" w:hanging="360"/>
+      </w:pPr>
+      <w:rPr>
+        <w:rFonts w:ascii="Symbol" w:hAnsi="Symbol" w:hint="default"/>
+      </w:rPr>
+    </w:lvl>
+    <w:lvl w:ilvl="1" w:tplc="04090003" w:tentative="1">
+      <w:start w:val="1"/>
+      <w:numFmt w:val="bullet"/>
+      <w:lvlText w:val="o"/>
+      <w:lvlJc w:val="left"/>
+      <w:pPr>
+        <w:ind w:left="1440" w:hanging="360"/>
+      </w:pPr>
+      <w:rPr>
+        <w:rFonts w:ascii="Courier New" w:hAnsi="Courier New" w:cs="Courier New" w:hint="default"/>
+      </w:rPr>
+    </w:lvl>
+    <w:lvl w:ilvl="2" w:tplc="04090005" w:tentative="1">
+      <w:start w:val="1"/>
+      <w:numFmt w:val="bullet"/>
+      <w:lvlText w:val=""/>
+      <w:lvlJc w:val="left"/>
+      <w:pPr>
+        <w:ind w:left="2160" w:hanging="360"/>
+      </w:pPr>
+      <w:rPr>
+        <w:rFonts w:ascii="Wingdings" w:hAnsi="Wingdings" w:hint="default"/>
+      </w:rPr>
+    </w:lvl>
+    <w:lvl w:ilvl="3" w:tplc="04090001" w:tentative="1">
+      <w:start w:val="1"/>
+      <w:numFmt w:val="bullet"/>
+      <w:lvlText w:val=""/>
+      <w:lvlJc w:val="left"/>
+      <w:pPr>
+        <w:ind w:left="2880" w:hanging="360"/>
+      </w:pPr>
+      <w:rPr>
+        <w:rFonts w:ascii="Symbol" w:hAnsi="Symbol" w:hint="default"/>
+      </w:rPr>
+    </w:lvl>
+    <w:lvl w:ilvl="4" w:tplc="04090003" w:tentative="1">
+      <w:start w:val="1"/>
+      <w:numFmt w:val="bullet"/>
+      <w:lvlText w:val="o"/>
+      <w:lvlJc w:val="left"/>
+      <w:pPr>
+        <w:ind w:left="3600" w:hanging="360"/>
+      </w:pPr>
+      <w:rPr>
+        <w:rFonts w:ascii="Courier New" w:hAnsi="Courier New" w:cs="Courier New" w:hint="default"/>
+      </w:rPr>
+    </w:lvl>
+    <w:lvl w:ilvl="5" w:tplc="04090005" w:tentative="1">
+      <w:start w:val="1"/>
+      <w:numFmt w:val="bullet"/>
+      <w:lvlText w:val=""/>
+      <w:lvlJc w:val="left"/>
+      <w:pPr>
+        <w:ind w:left="4320" w:hanging="360"/>
+      </w:pPr>
+      <w:rPr>
+        <w:rFonts w:ascii="Wingdings" w:hAnsi="Wingdings" w:hint="default"/>
+      </w:rPr>
+    </w:lvl>
+    <w:lvl w:ilvl="6" w:tplc="04090001" w:tentative="1">
+      <w:start w:val="1"/>
+      <w:numFmt w:val="bullet"/>
+      <w:lvlText w:val=""/>
+      <w:lvlJc w:val="left"/>
+      <w:pPr>
+        <w:ind w:left="5040" w:hanging="360"/>
+      </w:pPr>
+      <w:rPr>
+        <w:rFonts w:ascii="Symbol" w:hAnsi="Symbol" w:hint="default"/>
+      </w:rPr>
+    </w:lvl>
+    <w:lvl w:ilvl="7" w:tplc="04090003" w:tentative="1">
+      <w:start w:val="1"/>
+      <w:numFmt w:val="bullet"/>
+      <w:lvlText w:val="o"/>
+      <w:lvlJc w:val="left"/>
+      <w:pPr>
+        <w:ind w:left="5760" w:hanging="360"/>
+      </w:pPr>
+      <w:rPr>
+        <w:rFonts w:ascii="Courier New" w:hAnsi="Courier New" w:cs="Courier New" w:hint="default"/>
+      </w:rPr>
+    </w:lvl>
+    <w:lvl w:ilvl="8" w:tplc="04090005" w:tentative="1">
+      <w:start w:val="1"/>
+      <w:numFmt w:val="bullet"/>
+      <w:lvlText w:val=""/>
+      <w:lvlJc w:val="left"/>
+      <w:pPr>
+        <w:ind w:left="6480" w:hanging="360"/>
+      </w:pPr>
+      <w:rPr>
+        <w:rFonts w:ascii="Wingdings" w:hAnsi="Wingdings" w:hint="default"/>
+      </w:rPr>
+    </w:lvl>
+  </w:abstractNum>
+  <w:abstractNum w:abstractNumId="1" w15:restartNumberingAfterBreak="0">
     <w:nsid w:val="05C3433F"/>
     <w:multiLevelType w:val="hybridMultilevel"/>
     <w:tmpl w:val="2E028A32"/>
@@ -4998,7 +7257,7 @@
       </w:rPr>
     </w:lvl>
   </w:abstractNum>
-  <w:abstractNum w:abstractNumId="1" w15:restartNumberingAfterBreak="0">
+  <w:abstractNum w:abstractNumId="2" w15:restartNumberingAfterBreak="0">
     <w:nsid w:val="0C9A1D93"/>
     <w:multiLevelType w:val="hybridMultilevel"/>
     <w:tmpl w:val="5CC442EA"/>
@@ -5111,10 +7370,123 @@
       </w:rPr>
     </w:lvl>
   </w:abstractNum>
-  <w:abstractNum w:abstractNumId="2" w15:restartNumberingAfterBreak="0">
+  <w:abstractNum w:abstractNumId="3" w15:restartNumberingAfterBreak="0">
     <w:nsid w:val="0CC9246C"/>
     <w:multiLevelType w:val="hybridMultilevel"/>
-    <w:tmpl w:val="EF3ED370"/>
+    <w:tmpl w:val="FEACCF3E"/>
+    <w:lvl w:ilvl="0" w:tplc="04090003">
+      <w:start w:val="1"/>
+      <w:numFmt w:val="bullet"/>
+      <w:lvlText w:val="o"/>
+      <w:lvlJc w:val="left"/>
+      <w:pPr>
+        <w:ind w:left="1080" w:hanging="360"/>
+      </w:pPr>
+      <w:rPr>
+        <w:rFonts w:ascii="Courier New" w:hAnsi="Courier New" w:cs="Courier New" w:hint="default"/>
+      </w:rPr>
+    </w:lvl>
+    <w:lvl w:ilvl="1" w:tplc="04090003">
+      <w:start w:val="1"/>
+      <w:numFmt w:val="bullet"/>
+      <w:lvlText w:val="o"/>
+      <w:lvlJc w:val="left"/>
+      <w:pPr>
+        <w:ind w:left="1800" w:hanging="360"/>
+      </w:pPr>
+      <w:rPr>
+        <w:rFonts w:ascii="Courier New" w:hAnsi="Courier New" w:cs="Courier New" w:hint="default"/>
+      </w:rPr>
+    </w:lvl>
+    <w:lvl w:ilvl="2" w:tplc="04090005" w:tentative="1">
+      <w:start w:val="1"/>
+      <w:numFmt w:val="bullet"/>
+      <w:lvlText w:val=""/>
+      <w:lvlJc w:val="left"/>
+      <w:pPr>
+        <w:ind w:left="2520" w:hanging="360"/>
+      </w:pPr>
+      <w:rPr>
+        <w:rFonts w:ascii="Wingdings" w:hAnsi="Wingdings" w:hint="default"/>
+      </w:rPr>
+    </w:lvl>
+    <w:lvl w:ilvl="3" w:tplc="04090001" w:tentative="1">
+      <w:start w:val="1"/>
+      <w:numFmt w:val="bullet"/>
+      <w:lvlText w:val=""/>
+      <w:lvlJc w:val="left"/>
+      <w:pPr>
+        <w:ind w:left="3240" w:hanging="360"/>
+      </w:pPr>
+      <w:rPr>
+        <w:rFonts w:ascii="Symbol" w:hAnsi="Symbol" w:hint="default"/>
+      </w:rPr>
+    </w:lvl>
+    <w:lvl w:ilvl="4" w:tplc="04090003" w:tentative="1">
+      <w:start w:val="1"/>
+      <w:numFmt w:val="bullet"/>
+      <w:lvlText w:val="o"/>
+      <w:lvlJc w:val="left"/>
+      <w:pPr>
+        <w:ind w:left="3960" w:hanging="360"/>
+      </w:pPr>
+      <w:rPr>
+        <w:rFonts w:ascii="Courier New" w:hAnsi="Courier New" w:cs="Courier New" w:hint="default"/>
+      </w:rPr>
+    </w:lvl>
+    <w:lvl w:ilvl="5" w:tplc="04090005" w:tentative="1">
+      <w:start w:val="1"/>
+      <w:numFmt w:val="bullet"/>
+      <w:lvlText w:val=""/>
+      <w:lvlJc w:val="left"/>
+      <w:pPr>
+        <w:ind w:left="4680" w:hanging="360"/>
+      </w:pPr>
+      <w:rPr>
+        <w:rFonts w:ascii="Wingdings" w:hAnsi="Wingdings" w:hint="default"/>
+      </w:rPr>
+    </w:lvl>
+    <w:lvl w:ilvl="6" w:tplc="04090001" w:tentative="1">
+      <w:start w:val="1"/>
+      <w:numFmt w:val="bullet"/>
+      <w:lvlText w:val=""/>
+      <w:lvlJc w:val="left"/>
+      <w:pPr>
+        <w:ind w:left="5400" w:hanging="360"/>
+      </w:pPr>
+      <w:rPr>
+        <w:rFonts w:ascii="Symbol" w:hAnsi="Symbol" w:hint="default"/>
+      </w:rPr>
+    </w:lvl>
+    <w:lvl w:ilvl="7" w:tplc="04090003" w:tentative="1">
+      <w:start w:val="1"/>
+      <w:numFmt w:val="bullet"/>
+      <w:lvlText w:val="o"/>
+      <w:lvlJc w:val="left"/>
+      <w:pPr>
+        <w:ind w:left="6120" w:hanging="360"/>
+      </w:pPr>
+      <w:rPr>
+        <w:rFonts w:ascii="Courier New" w:hAnsi="Courier New" w:cs="Courier New" w:hint="default"/>
+      </w:rPr>
+    </w:lvl>
+    <w:lvl w:ilvl="8" w:tplc="04090005" w:tentative="1">
+      <w:start w:val="1"/>
+      <w:numFmt w:val="bullet"/>
+      <w:lvlText w:val=""/>
+      <w:lvlJc w:val="left"/>
+      <w:pPr>
+        <w:ind w:left="6840" w:hanging="360"/>
+      </w:pPr>
+      <w:rPr>
+        <w:rFonts w:ascii="Wingdings" w:hAnsi="Wingdings" w:hint="default"/>
+      </w:rPr>
+    </w:lvl>
+  </w:abstractNum>
+  <w:abstractNum w:abstractNumId="4" w15:restartNumberingAfterBreak="0">
+    <w:nsid w:val="153367CF"/>
+    <w:multiLevelType w:val="hybridMultilevel"/>
+    <w:tmpl w:val="0F301536"/>
     <w:lvl w:ilvl="0" w:tplc="04090001">
       <w:start w:val="1"/>
       <w:numFmt w:val="bullet"/>
@@ -5224,7 +7596,7 @@
       </w:rPr>
     </w:lvl>
   </w:abstractNum>
-  <w:abstractNum w:abstractNumId="3" w15:restartNumberingAfterBreak="0">
+  <w:abstractNum w:abstractNumId="5" w15:restartNumberingAfterBreak="0">
     <w:nsid w:val="1A05775C"/>
     <w:multiLevelType w:val="hybridMultilevel"/>
     <w:tmpl w:val="7736CA88"/>
@@ -5337,7 +7709,7 @@
       </w:rPr>
     </w:lvl>
   </w:abstractNum>
-  <w:abstractNum w:abstractNumId="4" w15:restartNumberingAfterBreak="0">
+  <w:abstractNum w:abstractNumId="6" w15:restartNumberingAfterBreak="0">
     <w:nsid w:val="24DE0B05"/>
     <w:multiLevelType w:val="hybridMultilevel"/>
     <w:tmpl w:val="254090E4"/>
@@ -5450,7 +7822,233 @@
       </w:rPr>
     </w:lvl>
   </w:abstractNum>
-  <w:abstractNum w:abstractNumId="5" w15:restartNumberingAfterBreak="0">
+  <w:abstractNum w:abstractNumId="7" w15:restartNumberingAfterBreak="0">
+    <w:nsid w:val="2DB128B8"/>
+    <w:multiLevelType w:val="hybridMultilevel"/>
+    <w:tmpl w:val="55FC3114"/>
+    <w:lvl w:ilvl="0" w:tplc="04090001">
+      <w:start w:val="1"/>
+      <w:numFmt w:val="bullet"/>
+      <w:lvlText w:val=""/>
+      <w:lvlJc w:val="left"/>
+      <w:pPr>
+        <w:ind w:left="720" w:hanging="360"/>
+      </w:pPr>
+      <w:rPr>
+        <w:rFonts w:ascii="Symbol" w:hAnsi="Symbol" w:hint="default"/>
+      </w:rPr>
+    </w:lvl>
+    <w:lvl w:ilvl="1" w:tplc="04090003" w:tentative="1">
+      <w:start w:val="1"/>
+      <w:numFmt w:val="bullet"/>
+      <w:lvlText w:val="o"/>
+      <w:lvlJc w:val="left"/>
+      <w:pPr>
+        <w:ind w:left="1440" w:hanging="360"/>
+      </w:pPr>
+      <w:rPr>
+        <w:rFonts w:ascii="Courier New" w:hAnsi="Courier New" w:cs="Courier New" w:hint="default"/>
+      </w:rPr>
+    </w:lvl>
+    <w:lvl w:ilvl="2" w:tplc="04090005" w:tentative="1">
+      <w:start w:val="1"/>
+      <w:numFmt w:val="bullet"/>
+      <w:lvlText w:val=""/>
+      <w:lvlJc w:val="left"/>
+      <w:pPr>
+        <w:ind w:left="2160" w:hanging="360"/>
+      </w:pPr>
+      <w:rPr>
+        <w:rFonts w:ascii="Wingdings" w:hAnsi="Wingdings" w:hint="default"/>
+      </w:rPr>
+    </w:lvl>
+    <w:lvl w:ilvl="3" w:tplc="04090001" w:tentative="1">
+      <w:start w:val="1"/>
+      <w:numFmt w:val="bullet"/>
+      <w:lvlText w:val=""/>
+      <w:lvlJc w:val="left"/>
+      <w:pPr>
+        <w:ind w:left="2880" w:hanging="360"/>
+      </w:pPr>
+      <w:rPr>
+        <w:rFonts w:ascii="Symbol" w:hAnsi="Symbol" w:hint="default"/>
+      </w:rPr>
+    </w:lvl>
+    <w:lvl w:ilvl="4" w:tplc="04090003" w:tentative="1">
+      <w:start w:val="1"/>
+      <w:numFmt w:val="bullet"/>
+      <w:lvlText w:val="o"/>
+      <w:lvlJc w:val="left"/>
+      <w:pPr>
+        <w:ind w:left="3600" w:hanging="360"/>
+      </w:pPr>
+      <w:rPr>
+        <w:rFonts w:ascii="Courier New" w:hAnsi="Courier New" w:cs="Courier New" w:hint="default"/>
+      </w:rPr>
+    </w:lvl>
+    <w:lvl w:ilvl="5" w:tplc="04090005" w:tentative="1">
+      <w:start w:val="1"/>
+      <w:numFmt w:val="bullet"/>
+      <w:lvlText w:val=""/>
+      <w:lvlJc w:val="left"/>
+      <w:pPr>
+        <w:ind w:left="4320" w:hanging="360"/>
+      </w:pPr>
+      <w:rPr>
+        <w:rFonts w:ascii="Wingdings" w:hAnsi="Wingdings" w:hint="default"/>
+      </w:rPr>
+    </w:lvl>
+    <w:lvl w:ilvl="6" w:tplc="04090001" w:tentative="1">
+      <w:start w:val="1"/>
+      <w:numFmt w:val="bullet"/>
+      <w:lvlText w:val=""/>
+      <w:lvlJc w:val="left"/>
+      <w:pPr>
+        <w:ind w:left="5040" w:hanging="360"/>
+      </w:pPr>
+      <w:rPr>
+        <w:rFonts w:ascii="Symbol" w:hAnsi="Symbol" w:hint="default"/>
+      </w:rPr>
+    </w:lvl>
+    <w:lvl w:ilvl="7" w:tplc="04090003" w:tentative="1">
+      <w:start w:val="1"/>
+      <w:numFmt w:val="bullet"/>
+      <w:lvlText w:val="o"/>
+      <w:lvlJc w:val="left"/>
+      <w:pPr>
+        <w:ind w:left="5760" w:hanging="360"/>
+      </w:pPr>
+      <w:rPr>
+        <w:rFonts w:ascii="Courier New" w:hAnsi="Courier New" w:cs="Courier New" w:hint="default"/>
+      </w:rPr>
+    </w:lvl>
+    <w:lvl w:ilvl="8" w:tplc="04090005" w:tentative="1">
+      <w:start w:val="1"/>
+      <w:numFmt w:val="bullet"/>
+      <w:lvlText w:val=""/>
+      <w:lvlJc w:val="left"/>
+      <w:pPr>
+        <w:ind w:left="6480" w:hanging="360"/>
+      </w:pPr>
+      <w:rPr>
+        <w:rFonts w:ascii="Wingdings" w:hAnsi="Wingdings" w:hint="default"/>
+      </w:rPr>
+    </w:lvl>
+  </w:abstractNum>
+  <w:abstractNum w:abstractNumId="8" w15:restartNumberingAfterBreak="0">
+    <w:nsid w:val="36C27318"/>
+    <w:multiLevelType w:val="hybridMultilevel"/>
+    <w:tmpl w:val="7F5EB4BA"/>
+    <w:lvl w:ilvl="0" w:tplc="04090001">
+      <w:start w:val="1"/>
+      <w:numFmt w:val="bullet"/>
+      <w:lvlText w:val=""/>
+      <w:lvlJc w:val="left"/>
+      <w:pPr>
+        <w:ind w:left="720" w:hanging="360"/>
+      </w:pPr>
+      <w:rPr>
+        <w:rFonts w:ascii="Symbol" w:hAnsi="Symbol" w:hint="default"/>
+      </w:rPr>
+    </w:lvl>
+    <w:lvl w:ilvl="1" w:tplc="04090003" w:tentative="1">
+      <w:start w:val="1"/>
+      <w:numFmt w:val="bullet"/>
+      <w:lvlText w:val="o"/>
+      <w:lvlJc w:val="left"/>
+      <w:pPr>
+        <w:ind w:left="1440" w:hanging="360"/>
+      </w:pPr>
+      <w:rPr>
+        <w:rFonts w:ascii="Courier New" w:hAnsi="Courier New" w:cs="Courier New" w:hint="default"/>
+      </w:rPr>
+    </w:lvl>
+    <w:lvl w:ilvl="2" w:tplc="04090005" w:tentative="1">
+      <w:start w:val="1"/>
+      <w:numFmt w:val="bullet"/>
+      <w:lvlText w:val=""/>
+      <w:lvlJc w:val="left"/>
+      <w:pPr>
+        <w:ind w:left="2160" w:hanging="360"/>
+      </w:pPr>
+      <w:rPr>
+        <w:rFonts w:ascii="Wingdings" w:hAnsi="Wingdings" w:hint="default"/>
+      </w:rPr>
+    </w:lvl>
+    <w:lvl w:ilvl="3" w:tplc="04090001" w:tentative="1">
+      <w:start w:val="1"/>
+      <w:numFmt w:val="bullet"/>
+      <w:lvlText w:val=""/>
+      <w:lvlJc w:val="left"/>
+      <w:pPr>
+        <w:ind w:left="2880" w:hanging="360"/>
+      </w:pPr>
+      <w:rPr>
+        <w:rFonts w:ascii="Symbol" w:hAnsi="Symbol" w:hint="default"/>
+      </w:rPr>
+    </w:lvl>
+    <w:lvl w:ilvl="4" w:tplc="04090003" w:tentative="1">
+      <w:start w:val="1"/>
+      <w:numFmt w:val="bullet"/>
+      <w:lvlText w:val="o"/>
+      <w:lvlJc w:val="left"/>
+      <w:pPr>
+        <w:ind w:left="3600" w:hanging="360"/>
+      </w:pPr>
+      <w:rPr>
+        <w:rFonts w:ascii="Courier New" w:hAnsi="Courier New" w:cs="Courier New" w:hint="default"/>
+      </w:rPr>
+    </w:lvl>
+    <w:lvl w:ilvl="5" w:tplc="04090005" w:tentative="1">
+      <w:start w:val="1"/>
+      <w:numFmt w:val="bullet"/>
+      <w:lvlText w:val=""/>
+      <w:lvlJc w:val="left"/>
+      <w:pPr>
+        <w:ind w:left="4320" w:hanging="360"/>
+      </w:pPr>
+      <w:rPr>
+        <w:rFonts w:ascii="Wingdings" w:hAnsi="Wingdings" w:hint="default"/>
+      </w:rPr>
+    </w:lvl>
+    <w:lvl w:ilvl="6" w:tplc="04090001" w:tentative="1">
+      <w:start w:val="1"/>
+      <w:numFmt w:val="bullet"/>
+      <w:lvlText w:val=""/>
+      <w:lvlJc w:val="left"/>
+      <w:pPr>
+        <w:ind w:left="5040" w:hanging="360"/>
+      </w:pPr>
+      <w:rPr>
+        <w:rFonts w:ascii="Symbol" w:hAnsi="Symbol" w:hint="default"/>
+      </w:rPr>
+    </w:lvl>
+    <w:lvl w:ilvl="7" w:tplc="04090003" w:tentative="1">
+      <w:start w:val="1"/>
+      <w:numFmt w:val="bullet"/>
+      <w:lvlText w:val="o"/>
+      <w:lvlJc w:val="left"/>
+      <w:pPr>
+        <w:ind w:left="5760" w:hanging="360"/>
+      </w:pPr>
+      <w:rPr>
+        <w:rFonts w:ascii="Courier New" w:hAnsi="Courier New" w:cs="Courier New" w:hint="default"/>
+      </w:rPr>
+    </w:lvl>
+    <w:lvl w:ilvl="8" w:tplc="04090005" w:tentative="1">
+      <w:start w:val="1"/>
+      <w:numFmt w:val="bullet"/>
+      <w:lvlText w:val=""/>
+      <w:lvlJc w:val="left"/>
+      <w:pPr>
+        <w:ind w:left="6480" w:hanging="360"/>
+      </w:pPr>
+      <w:rPr>
+        <w:rFonts w:ascii="Wingdings" w:hAnsi="Wingdings" w:hint="default"/>
+      </w:rPr>
+    </w:lvl>
+  </w:abstractNum>
+  <w:abstractNum w:abstractNumId="9" w15:restartNumberingAfterBreak="0">
     <w:nsid w:val="3717324F"/>
     <w:multiLevelType w:val="hybridMultilevel"/>
     <w:tmpl w:val="57608226"/>
@@ -5563,7 +8161,121 @@
       </w:rPr>
     </w:lvl>
   </w:abstractNum>
-  <w:abstractNum w:abstractNumId="6" w15:restartNumberingAfterBreak="0">
+  <w:abstractNum w:abstractNumId="10" w15:restartNumberingAfterBreak="0">
+    <w:nsid w:val="410C2471"/>
+    <w:multiLevelType w:val="hybridMultilevel"/>
+    <w:tmpl w:val="81CE2764"/>
+    <w:lvl w:ilvl="0" w:tplc="DE1692A2">
+      <w:start w:val="1"/>
+      <w:numFmt w:val="bullet"/>
+      <w:suff w:val="nothing"/>
+      <w:lvlText w:val=""/>
+      <w:lvlJc w:val="left"/>
+      <w:pPr>
+        <w:ind w:left="720" w:hanging="720"/>
+      </w:pPr>
+      <w:rPr>
+        <w:rFonts w:ascii="Symbol" w:hAnsi="Symbol" w:hint="default"/>
+      </w:rPr>
+    </w:lvl>
+    <w:lvl w:ilvl="1" w:tplc="04090003" w:tentative="1">
+      <w:start w:val="1"/>
+      <w:numFmt w:val="bullet"/>
+      <w:lvlText w:val="o"/>
+      <w:lvlJc w:val="left"/>
+      <w:pPr>
+        <w:ind w:left="1440" w:hanging="360"/>
+      </w:pPr>
+      <w:rPr>
+        <w:rFonts w:ascii="Courier New" w:hAnsi="Courier New" w:cs="Courier New" w:hint="default"/>
+      </w:rPr>
+    </w:lvl>
+    <w:lvl w:ilvl="2" w:tplc="04090005" w:tentative="1">
+      <w:start w:val="1"/>
+      <w:numFmt w:val="bullet"/>
+      <w:lvlText w:val=""/>
+      <w:lvlJc w:val="left"/>
+      <w:pPr>
+        <w:ind w:left="2160" w:hanging="360"/>
+      </w:pPr>
+      <w:rPr>
+        <w:rFonts w:ascii="Wingdings" w:hAnsi="Wingdings" w:hint="default"/>
+      </w:rPr>
+    </w:lvl>
+    <w:lvl w:ilvl="3" w:tplc="04090001" w:tentative="1">
+      <w:start w:val="1"/>
+      <w:numFmt w:val="bullet"/>
+      <w:lvlText w:val=""/>
+      <w:lvlJc w:val="left"/>
+      <w:pPr>
+        <w:ind w:left="2880" w:hanging="360"/>
+      </w:pPr>
+      <w:rPr>
+        <w:rFonts w:ascii="Symbol" w:hAnsi="Symbol" w:hint="default"/>
+      </w:rPr>
+    </w:lvl>
+    <w:lvl w:ilvl="4" w:tplc="04090003" w:tentative="1">
+      <w:start w:val="1"/>
+      <w:numFmt w:val="bullet"/>
+      <w:lvlText w:val="o"/>
+      <w:lvlJc w:val="left"/>
+      <w:pPr>
+        <w:ind w:left="3600" w:hanging="360"/>
+      </w:pPr>
+      <w:rPr>
+        <w:rFonts w:ascii="Courier New" w:hAnsi="Courier New" w:cs="Courier New" w:hint="default"/>
+      </w:rPr>
+    </w:lvl>
+    <w:lvl w:ilvl="5" w:tplc="04090005" w:tentative="1">
+      <w:start w:val="1"/>
+      <w:numFmt w:val="bullet"/>
+      <w:lvlText w:val=""/>
+      <w:lvlJc w:val="left"/>
+      <w:pPr>
+        <w:ind w:left="4320" w:hanging="360"/>
+      </w:pPr>
+      <w:rPr>
+        <w:rFonts w:ascii="Wingdings" w:hAnsi="Wingdings" w:hint="default"/>
+      </w:rPr>
+    </w:lvl>
+    <w:lvl w:ilvl="6" w:tplc="04090001" w:tentative="1">
+      <w:start w:val="1"/>
+      <w:numFmt w:val="bullet"/>
+      <w:lvlText w:val=""/>
+      <w:lvlJc w:val="left"/>
+      <w:pPr>
+        <w:ind w:left="5040" w:hanging="360"/>
+      </w:pPr>
+      <w:rPr>
+        <w:rFonts w:ascii="Symbol" w:hAnsi="Symbol" w:hint="default"/>
+      </w:rPr>
+    </w:lvl>
+    <w:lvl w:ilvl="7" w:tplc="04090003" w:tentative="1">
+      <w:start w:val="1"/>
+      <w:numFmt w:val="bullet"/>
+      <w:lvlText w:val="o"/>
+      <w:lvlJc w:val="left"/>
+      <w:pPr>
+        <w:ind w:left="5760" w:hanging="360"/>
+      </w:pPr>
+      <w:rPr>
+        <w:rFonts w:ascii="Courier New" w:hAnsi="Courier New" w:cs="Courier New" w:hint="default"/>
+      </w:rPr>
+    </w:lvl>
+    <w:lvl w:ilvl="8" w:tplc="04090005" w:tentative="1">
+      <w:start w:val="1"/>
+      <w:numFmt w:val="bullet"/>
+      <w:lvlText w:val=""/>
+      <w:lvlJc w:val="left"/>
+      <w:pPr>
+        <w:ind w:left="6480" w:hanging="360"/>
+      </w:pPr>
+      <w:rPr>
+        <w:rFonts w:ascii="Wingdings" w:hAnsi="Wingdings" w:hint="default"/>
+      </w:rPr>
+    </w:lvl>
+  </w:abstractNum>
+  <w:abstractNum w:abstractNumId="11" w15:restartNumberingAfterBreak="0">
     <w:nsid w:val="4C145FD7"/>
     <w:multiLevelType w:val="hybridMultilevel"/>
     <w:tmpl w:val="E944861A"/>
@@ -5676,7 +8388,120 @@
       </w:rPr>
     </w:lvl>
   </w:abstractNum>
-  <w:abstractNum w:abstractNumId="7" w15:restartNumberingAfterBreak="0">
+  <w:abstractNum w:abstractNumId="12" w15:restartNumberingAfterBreak="0">
+    <w:nsid w:val="51B305FE"/>
+    <w:multiLevelType w:val="hybridMultilevel"/>
+    <w:tmpl w:val="14BE288A"/>
+    <w:lvl w:ilvl="0" w:tplc="04090001">
+      <w:start w:val="1"/>
+      <w:numFmt w:val="bullet"/>
+      <w:lvlText w:val=""/>
+      <w:lvlJc w:val="left"/>
+      <w:pPr>
+        <w:ind w:left="720" w:hanging="360"/>
+      </w:pPr>
+      <w:rPr>
+        <w:rFonts w:ascii="Symbol" w:hAnsi="Symbol" w:hint="default"/>
+      </w:rPr>
+    </w:lvl>
+    <w:lvl w:ilvl="1" w:tplc="04090003" w:tentative="1">
+      <w:start w:val="1"/>
+      <w:numFmt w:val="bullet"/>
+      <w:lvlText w:val="o"/>
+      <w:lvlJc w:val="left"/>
+      <w:pPr>
+        <w:ind w:left="1440" w:hanging="360"/>
+      </w:pPr>
+      <w:rPr>
+        <w:rFonts w:ascii="Courier New" w:hAnsi="Courier New" w:cs="Courier New" w:hint="default"/>
+      </w:rPr>
+    </w:lvl>
+    <w:lvl w:ilvl="2" w:tplc="04090005" w:tentative="1">
+      <w:start w:val="1"/>
+      <w:numFmt w:val="bullet"/>
+      <w:lvlText w:val=""/>
+      <w:lvlJc w:val="left"/>
+      <w:pPr>
+        <w:ind w:left="2160" w:hanging="360"/>
+      </w:pPr>
+      <w:rPr>
+        <w:rFonts w:ascii="Wingdings" w:hAnsi="Wingdings" w:hint="default"/>
+      </w:rPr>
+    </w:lvl>
+    <w:lvl w:ilvl="3" w:tplc="04090001" w:tentative="1">
+      <w:start w:val="1"/>
+      <w:numFmt w:val="bullet"/>
+      <w:lvlText w:val=""/>
+      <w:lvlJc w:val="left"/>
+      <w:pPr>
+        <w:ind w:left="2880" w:hanging="360"/>
+      </w:pPr>
+      <w:rPr>
+        <w:rFonts w:ascii="Symbol" w:hAnsi="Symbol" w:hint="default"/>
+      </w:rPr>
+    </w:lvl>
+    <w:lvl w:ilvl="4" w:tplc="04090003" w:tentative="1">
+      <w:start w:val="1"/>
+      <w:numFmt w:val="bullet"/>
+      <w:lvlText w:val="o"/>
+      <w:lvlJc w:val="left"/>
+      <w:pPr>
+        <w:ind w:left="3600" w:hanging="360"/>
+      </w:pPr>
+      <w:rPr>
+        <w:rFonts w:ascii="Courier New" w:hAnsi="Courier New" w:cs="Courier New" w:hint="default"/>
+      </w:rPr>
+    </w:lvl>
+    <w:lvl w:ilvl="5" w:tplc="04090005" w:tentative="1">
+      <w:start w:val="1"/>
+      <w:numFmt w:val="bullet"/>
+      <w:lvlText w:val=""/>
+      <w:lvlJc w:val="left"/>
+      <w:pPr>
+        <w:ind w:left="4320" w:hanging="360"/>
+      </w:pPr>
+      <w:rPr>
+        <w:rFonts w:ascii="Wingdings" w:hAnsi="Wingdings" w:hint="default"/>
+      </w:rPr>
+    </w:lvl>
+    <w:lvl w:ilvl="6" w:tplc="04090001" w:tentative="1">
+      <w:start w:val="1"/>
+      <w:numFmt w:val="bullet"/>
+      <w:lvlText w:val=""/>
+      <w:lvlJc w:val="left"/>
+      <w:pPr>
+        <w:ind w:left="5040" w:hanging="360"/>
+      </w:pPr>
+      <w:rPr>
+        <w:rFonts w:ascii="Symbol" w:hAnsi="Symbol" w:hint="default"/>
+      </w:rPr>
+    </w:lvl>
+    <w:lvl w:ilvl="7" w:tplc="04090003" w:tentative="1">
+      <w:start w:val="1"/>
+      <w:numFmt w:val="bullet"/>
+      <w:lvlText w:val="o"/>
+      <w:lvlJc w:val="left"/>
+      <w:pPr>
+        <w:ind w:left="5760" w:hanging="360"/>
+      </w:pPr>
+      <w:rPr>
+        <w:rFonts w:ascii="Courier New" w:hAnsi="Courier New" w:cs="Courier New" w:hint="default"/>
+      </w:rPr>
+    </w:lvl>
+    <w:lvl w:ilvl="8" w:tplc="04090005" w:tentative="1">
+      <w:start w:val="1"/>
+      <w:numFmt w:val="bullet"/>
+      <w:lvlText w:val=""/>
+      <w:lvlJc w:val="left"/>
+      <w:pPr>
+        <w:ind w:left="6480" w:hanging="360"/>
+      </w:pPr>
+      <w:rPr>
+        <w:rFonts w:ascii="Wingdings" w:hAnsi="Wingdings" w:hint="default"/>
+      </w:rPr>
+    </w:lvl>
+  </w:abstractNum>
+  <w:abstractNum w:abstractNumId="13" w15:restartNumberingAfterBreak="0">
     <w:nsid w:val="54B61CCA"/>
     <w:multiLevelType w:val="hybridMultilevel"/>
     <w:tmpl w:val="633ED6EE"/>
@@ -5789,7 +8614,120 @@
       </w:rPr>
     </w:lvl>
   </w:abstractNum>
-  <w:abstractNum w:abstractNumId="8" w15:restartNumberingAfterBreak="0">
+  <w:abstractNum w:abstractNumId="14" w15:restartNumberingAfterBreak="0">
+    <w:nsid w:val="5A0E17A7"/>
+    <w:multiLevelType w:val="hybridMultilevel"/>
+    <w:tmpl w:val="43D6BC38"/>
+    <w:lvl w:ilvl="0" w:tplc="04090001">
+      <w:start w:val="1"/>
+      <w:numFmt w:val="bullet"/>
+      <w:lvlText w:val=""/>
+      <w:lvlJc w:val="left"/>
+      <w:pPr>
+        <w:ind w:left="720" w:hanging="360"/>
+      </w:pPr>
+      <w:rPr>
+        <w:rFonts w:ascii="Symbol" w:hAnsi="Symbol" w:hint="default"/>
+      </w:rPr>
+    </w:lvl>
+    <w:lvl w:ilvl="1" w:tplc="04090003" w:tentative="1">
+      <w:start w:val="1"/>
+      <w:numFmt w:val="bullet"/>
+      <w:lvlText w:val="o"/>
+      <w:lvlJc w:val="left"/>
+      <w:pPr>
+        <w:ind w:left="1440" w:hanging="360"/>
+      </w:pPr>
+      <w:rPr>
+        <w:rFonts w:ascii="Courier New" w:hAnsi="Courier New" w:cs="Courier New" w:hint="default"/>
+      </w:rPr>
+    </w:lvl>
+    <w:lvl w:ilvl="2" w:tplc="04090005" w:tentative="1">
+      <w:start w:val="1"/>
+      <w:numFmt w:val="bullet"/>
+      <w:lvlText w:val=""/>
+      <w:lvlJc w:val="left"/>
+      <w:pPr>
+        <w:ind w:left="2160" w:hanging="360"/>
+      </w:pPr>
+      <w:rPr>
+        <w:rFonts w:ascii="Wingdings" w:hAnsi="Wingdings" w:hint="default"/>
+      </w:rPr>
+    </w:lvl>
+    <w:lvl w:ilvl="3" w:tplc="04090001" w:tentative="1">
+      <w:start w:val="1"/>
+      <w:numFmt w:val="bullet"/>
+      <w:lvlText w:val=""/>
+      <w:lvlJc w:val="left"/>
+      <w:pPr>
+        <w:ind w:left="2880" w:hanging="360"/>
+      </w:pPr>
+      <w:rPr>
+        <w:rFonts w:ascii="Symbol" w:hAnsi="Symbol" w:hint="default"/>
+      </w:rPr>
+    </w:lvl>
+    <w:lvl w:ilvl="4" w:tplc="04090003" w:tentative="1">
+      <w:start w:val="1"/>
+      <w:numFmt w:val="bullet"/>
+      <w:lvlText w:val="o"/>
+      <w:lvlJc w:val="left"/>
+      <w:pPr>
+        <w:ind w:left="3600" w:hanging="360"/>
+      </w:pPr>
+      <w:rPr>
+        <w:rFonts w:ascii="Courier New" w:hAnsi="Courier New" w:cs="Courier New" w:hint="default"/>
+      </w:rPr>
+    </w:lvl>
+    <w:lvl w:ilvl="5" w:tplc="04090005" w:tentative="1">
+      <w:start w:val="1"/>
+      <w:numFmt w:val="bullet"/>
+      <w:lvlText w:val=""/>
+      <w:lvlJc w:val="left"/>
+      <w:pPr>
+        <w:ind w:left="4320" w:hanging="360"/>
+      </w:pPr>
+      <w:rPr>
+        <w:rFonts w:ascii="Wingdings" w:hAnsi="Wingdings" w:hint="default"/>
+      </w:rPr>
+    </w:lvl>
+    <w:lvl w:ilvl="6" w:tplc="04090001" w:tentative="1">
+      <w:start w:val="1"/>
+      <w:numFmt w:val="bullet"/>
+      <w:lvlText w:val=""/>
+      <w:lvlJc w:val="left"/>
+      <w:pPr>
+        <w:ind w:left="5040" w:hanging="360"/>
+      </w:pPr>
+      <w:rPr>
+        <w:rFonts w:ascii="Symbol" w:hAnsi="Symbol" w:hint="default"/>
+      </w:rPr>
+    </w:lvl>
+    <w:lvl w:ilvl="7" w:tplc="04090003" w:tentative="1">
+      <w:start w:val="1"/>
+      <w:numFmt w:val="bullet"/>
+      <w:lvlText w:val="o"/>
+      <w:lvlJc w:val="left"/>
+      <w:pPr>
+        <w:ind w:left="5760" w:hanging="360"/>
+      </w:pPr>
+      <w:rPr>
+        <w:rFonts w:ascii="Courier New" w:hAnsi="Courier New" w:cs="Courier New" w:hint="default"/>
+      </w:rPr>
+    </w:lvl>
+    <w:lvl w:ilvl="8" w:tplc="04090005" w:tentative="1">
+      <w:start w:val="1"/>
+      <w:numFmt w:val="bullet"/>
+      <w:lvlText w:val=""/>
+      <w:lvlJc w:val="left"/>
+      <w:pPr>
+        <w:ind w:left="6480" w:hanging="360"/>
+      </w:pPr>
+      <w:rPr>
+        <w:rFonts w:ascii="Wingdings" w:hAnsi="Wingdings" w:hint="default"/>
+      </w:rPr>
+    </w:lvl>
+  </w:abstractNum>
+  <w:abstractNum w:abstractNumId="15" w15:restartNumberingAfterBreak="0">
     <w:nsid w:val="62F51137"/>
     <w:multiLevelType w:val="hybridMultilevel"/>
     <w:tmpl w:val="43683DB0"/>
@@ -5902,7 +8840,120 @@
       </w:rPr>
     </w:lvl>
   </w:abstractNum>
-  <w:abstractNum w:abstractNumId="9" w15:restartNumberingAfterBreak="0">
+  <w:abstractNum w:abstractNumId="16" w15:restartNumberingAfterBreak="0">
+    <w:nsid w:val="6B7A727E"/>
+    <w:multiLevelType w:val="hybridMultilevel"/>
+    <w:tmpl w:val="16B21536"/>
+    <w:lvl w:ilvl="0" w:tplc="04090001">
+      <w:start w:val="1"/>
+      <w:numFmt w:val="bullet"/>
+      <w:lvlText w:val=""/>
+      <w:lvlJc w:val="left"/>
+      <w:pPr>
+        <w:ind w:left="720" w:hanging="360"/>
+      </w:pPr>
+      <w:rPr>
+        <w:rFonts w:ascii="Symbol" w:hAnsi="Symbol" w:hint="default"/>
+      </w:rPr>
+    </w:lvl>
+    <w:lvl w:ilvl="1" w:tplc="04090003" w:tentative="1">
+      <w:start w:val="1"/>
+      <w:numFmt w:val="bullet"/>
+      <w:lvlText w:val="o"/>
+      <w:lvlJc w:val="left"/>
+      <w:pPr>
+        <w:ind w:left="1440" w:hanging="360"/>
+      </w:pPr>
+      <w:rPr>
+        <w:rFonts w:ascii="Courier New" w:hAnsi="Courier New" w:cs="Courier New" w:hint="default"/>
+      </w:rPr>
+    </w:lvl>
+    <w:lvl w:ilvl="2" w:tplc="04090005" w:tentative="1">
+      <w:start w:val="1"/>
+      <w:numFmt w:val="bullet"/>
+      <w:lvlText w:val=""/>
+      <w:lvlJc w:val="left"/>
+      <w:pPr>
+        <w:ind w:left="2160" w:hanging="360"/>
+      </w:pPr>
+      <w:rPr>
+        <w:rFonts w:ascii="Wingdings" w:hAnsi="Wingdings" w:hint="default"/>
+      </w:rPr>
+    </w:lvl>
+    <w:lvl w:ilvl="3" w:tplc="04090001" w:tentative="1">
+      <w:start w:val="1"/>
+      <w:numFmt w:val="bullet"/>
+      <w:lvlText w:val=""/>
+      <w:lvlJc w:val="left"/>
+      <w:pPr>
+        <w:ind w:left="2880" w:hanging="360"/>
+      </w:pPr>
+      <w:rPr>
+        <w:rFonts w:ascii="Symbol" w:hAnsi="Symbol" w:hint="default"/>
+      </w:rPr>
+    </w:lvl>
+    <w:lvl w:ilvl="4" w:tplc="04090003" w:tentative="1">
+      <w:start w:val="1"/>
+      <w:numFmt w:val="bullet"/>
+      <w:lvlText w:val="o"/>
+      <w:lvlJc w:val="left"/>
+      <w:pPr>
+        <w:ind w:left="3600" w:hanging="360"/>
+      </w:pPr>
+      <w:rPr>
+        <w:rFonts w:ascii="Courier New" w:hAnsi="Courier New" w:cs="Courier New" w:hint="default"/>
+      </w:rPr>
+    </w:lvl>
+    <w:lvl w:ilvl="5" w:tplc="04090005" w:tentative="1">
+      <w:start w:val="1"/>
+      <w:numFmt w:val="bullet"/>
+      <w:lvlText w:val=""/>
+      <w:lvlJc w:val="left"/>
+      <w:pPr>
+        <w:ind w:left="4320" w:hanging="360"/>
+      </w:pPr>
+      <w:rPr>
+        <w:rFonts w:ascii="Wingdings" w:hAnsi="Wingdings" w:hint="default"/>
+      </w:rPr>
+    </w:lvl>
+    <w:lvl w:ilvl="6" w:tplc="04090001" w:tentative="1">
+      <w:start w:val="1"/>
+      <w:numFmt w:val="bullet"/>
+      <w:lvlText w:val=""/>
+      <w:lvlJc w:val="left"/>
+      <w:pPr>
+        <w:ind w:left="5040" w:hanging="360"/>
+      </w:pPr>
+      <w:rPr>
+        <w:rFonts w:ascii="Symbol" w:hAnsi="Symbol" w:hint="default"/>
+      </w:rPr>
+    </w:lvl>
+    <w:lvl w:ilvl="7" w:tplc="04090003" w:tentative="1">
+      <w:start w:val="1"/>
+      <w:numFmt w:val="bullet"/>
+      <w:lvlText w:val="o"/>
+      <w:lvlJc w:val="left"/>
+      <w:pPr>
+        <w:ind w:left="5760" w:hanging="360"/>
+      </w:pPr>
+      <w:rPr>
+        <w:rFonts w:ascii="Courier New" w:hAnsi="Courier New" w:cs="Courier New" w:hint="default"/>
+      </w:rPr>
+    </w:lvl>
+    <w:lvl w:ilvl="8" w:tplc="04090005" w:tentative="1">
+      <w:start w:val="1"/>
+      <w:numFmt w:val="bullet"/>
+      <w:lvlText w:val=""/>
+      <w:lvlJc w:val="left"/>
+      <w:pPr>
+        <w:ind w:left="6480" w:hanging="360"/>
+      </w:pPr>
+      <w:rPr>
+        <w:rFonts w:ascii="Wingdings" w:hAnsi="Wingdings" w:hint="default"/>
+      </w:rPr>
+    </w:lvl>
+  </w:abstractNum>
+  <w:abstractNum w:abstractNumId="17" w15:restartNumberingAfterBreak="0">
     <w:nsid w:val="6FC47AF9"/>
     <w:multiLevelType w:val="hybridMultilevel"/>
     <w:tmpl w:val="F378E096"/>
@@ -6015,35 +9066,291 @@
       </w:rPr>
     </w:lvl>
   </w:abstractNum>
+  <w:abstractNum w:abstractNumId="18" w15:restartNumberingAfterBreak="0">
+    <w:nsid w:val="7042586D"/>
+    <w:multiLevelType w:val="hybridMultilevel"/>
+    <w:tmpl w:val="31D65F20"/>
+    <w:lvl w:ilvl="0" w:tplc="04090001">
+      <w:start w:val="1"/>
+      <w:numFmt w:val="bullet"/>
+      <w:lvlText w:val=""/>
+      <w:lvlJc w:val="left"/>
+      <w:pPr>
+        <w:ind w:left="720" w:hanging="360"/>
+      </w:pPr>
+      <w:rPr>
+        <w:rFonts w:ascii="Symbol" w:hAnsi="Symbol" w:hint="default"/>
+      </w:rPr>
+    </w:lvl>
+    <w:lvl w:ilvl="1" w:tplc="04090003" w:tentative="1">
+      <w:start w:val="1"/>
+      <w:numFmt w:val="bullet"/>
+      <w:lvlText w:val="o"/>
+      <w:lvlJc w:val="left"/>
+      <w:pPr>
+        <w:ind w:left="1440" w:hanging="360"/>
+      </w:pPr>
+      <w:rPr>
+        <w:rFonts w:ascii="Courier New" w:hAnsi="Courier New" w:cs="Courier New" w:hint="default"/>
+      </w:rPr>
+    </w:lvl>
+    <w:lvl w:ilvl="2" w:tplc="04090005" w:tentative="1">
+      <w:start w:val="1"/>
+      <w:numFmt w:val="bullet"/>
+      <w:lvlText w:val=""/>
+      <w:lvlJc w:val="left"/>
+      <w:pPr>
+        <w:ind w:left="2160" w:hanging="360"/>
+      </w:pPr>
+      <w:rPr>
+        <w:rFonts w:ascii="Wingdings" w:hAnsi="Wingdings" w:hint="default"/>
+      </w:rPr>
+    </w:lvl>
+    <w:lvl w:ilvl="3" w:tplc="04090001" w:tentative="1">
+      <w:start w:val="1"/>
+      <w:numFmt w:val="bullet"/>
+      <w:lvlText w:val=""/>
+      <w:lvlJc w:val="left"/>
+      <w:pPr>
+        <w:ind w:left="2880" w:hanging="360"/>
+      </w:pPr>
+      <w:rPr>
+        <w:rFonts w:ascii="Symbol" w:hAnsi="Symbol" w:hint="default"/>
+      </w:rPr>
+    </w:lvl>
+    <w:lvl w:ilvl="4" w:tplc="04090003" w:tentative="1">
+      <w:start w:val="1"/>
+      <w:numFmt w:val="bullet"/>
+      <w:lvlText w:val="o"/>
+      <w:lvlJc w:val="left"/>
+      <w:pPr>
+        <w:ind w:left="3600" w:hanging="360"/>
+      </w:pPr>
+      <w:rPr>
+        <w:rFonts w:ascii="Courier New" w:hAnsi="Courier New" w:cs="Courier New" w:hint="default"/>
+      </w:rPr>
+    </w:lvl>
+    <w:lvl w:ilvl="5" w:tplc="04090005" w:tentative="1">
+      <w:start w:val="1"/>
+      <w:numFmt w:val="bullet"/>
+      <w:lvlText w:val=""/>
+      <w:lvlJc w:val="left"/>
+      <w:pPr>
+        <w:ind w:left="4320" w:hanging="360"/>
+      </w:pPr>
+      <w:rPr>
+        <w:rFonts w:ascii="Wingdings" w:hAnsi="Wingdings" w:hint="default"/>
+      </w:rPr>
+    </w:lvl>
+    <w:lvl w:ilvl="6" w:tplc="04090001" w:tentative="1">
+      <w:start w:val="1"/>
+      <w:numFmt w:val="bullet"/>
+      <w:lvlText w:val=""/>
+      <w:lvlJc w:val="left"/>
+      <w:pPr>
+        <w:ind w:left="5040" w:hanging="360"/>
+      </w:pPr>
+      <w:rPr>
+        <w:rFonts w:ascii="Symbol" w:hAnsi="Symbol" w:hint="default"/>
+      </w:rPr>
+    </w:lvl>
+    <w:lvl w:ilvl="7" w:tplc="04090003" w:tentative="1">
+      <w:start w:val="1"/>
+      <w:numFmt w:val="bullet"/>
+      <w:lvlText w:val="o"/>
+      <w:lvlJc w:val="left"/>
+      <w:pPr>
+        <w:ind w:left="5760" w:hanging="360"/>
+      </w:pPr>
+      <w:rPr>
+        <w:rFonts w:ascii="Courier New" w:hAnsi="Courier New" w:cs="Courier New" w:hint="default"/>
+      </w:rPr>
+    </w:lvl>
+    <w:lvl w:ilvl="8" w:tplc="04090005" w:tentative="1">
+      <w:start w:val="1"/>
+      <w:numFmt w:val="bullet"/>
+      <w:lvlText w:val=""/>
+      <w:lvlJc w:val="left"/>
+      <w:pPr>
+        <w:ind w:left="6480" w:hanging="360"/>
+      </w:pPr>
+      <w:rPr>
+        <w:rFonts w:ascii="Wingdings" w:hAnsi="Wingdings" w:hint="default"/>
+      </w:rPr>
+    </w:lvl>
+  </w:abstractNum>
+  <w:abstractNum w:abstractNumId="19" w15:restartNumberingAfterBreak="0">
+    <w:nsid w:val="761B2B66"/>
+    <w:multiLevelType w:val="hybridMultilevel"/>
+    <w:tmpl w:val="53E60A08"/>
+    <w:lvl w:ilvl="0" w:tplc="0409000F">
+      <w:start w:val="1"/>
+      <w:numFmt w:val="decimal"/>
+      <w:lvlText w:val="%1."/>
+      <w:lvlJc w:val="left"/>
+      <w:pPr>
+        <w:ind w:left="720" w:hanging="360"/>
+      </w:pPr>
+      <w:rPr>
+        <w:rFonts w:hint="default"/>
+      </w:rPr>
+    </w:lvl>
+    <w:lvl w:ilvl="1" w:tplc="04090003" w:tentative="1">
+      <w:start w:val="1"/>
+      <w:numFmt w:val="bullet"/>
+      <w:lvlText w:val="o"/>
+      <w:lvlJc w:val="left"/>
+      <w:pPr>
+        <w:ind w:left="1440" w:hanging="360"/>
+      </w:pPr>
+      <w:rPr>
+        <w:rFonts w:ascii="Courier New" w:hAnsi="Courier New" w:cs="Courier New" w:hint="default"/>
+      </w:rPr>
+    </w:lvl>
+    <w:lvl w:ilvl="2" w:tplc="04090005" w:tentative="1">
+      <w:start w:val="1"/>
+      <w:numFmt w:val="bullet"/>
+      <w:lvlText w:val=""/>
+      <w:lvlJc w:val="left"/>
+      <w:pPr>
+        <w:ind w:left="2160" w:hanging="360"/>
+      </w:pPr>
+      <w:rPr>
+        <w:rFonts w:ascii="Wingdings" w:hAnsi="Wingdings" w:hint="default"/>
+      </w:rPr>
+    </w:lvl>
+    <w:lvl w:ilvl="3" w:tplc="04090001" w:tentative="1">
+      <w:start w:val="1"/>
+      <w:numFmt w:val="bullet"/>
+      <w:lvlText w:val=""/>
+      <w:lvlJc w:val="left"/>
+      <w:pPr>
+        <w:ind w:left="2880" w:hanging="360"/>
+      </w:pPr>
+      <w:rPr>
+        <w:rFonts w:ascii="Symbol" w:hAnsi="Symbol" w:hint="default"/>
+      </w:rPr>
+    </w:lvl>
+    <w:lvl w:ilvl="4" w:tplc="04090003" w:tentative="1">
+      <w:start w:val="1"/>
+      <w:numFmt w:val="bullet"/>
+      <w:lvlText w:val="o"/>
+      <w:lvlJc w:val="left"/>
+      <w:pPr>
+        <w:ind w:left="3600" w:hanging="360"/>
+      </w:pPr>
+      <w:rPr>
+        <w:rFonts w:ascii="Courier New" w:hAnsi="Courier New" w:cs="Courier New" w:hint="default"/>
+      </w:rPr>
+    </w:lvl>
+    <w:lvl w:ilvl="5" w:tplc="04090005" w:tentative="1">
+      <w:start w:val="1"/>
+      <w:numFmt w:val="bullet"/>
+      <w:lvlText w:val=""/>
+      <w:lvlJc w:val="left"/>
+      <w:pPr>
+        <w:ind w:left="4320" w:hanging="360"/>
+      </w:pPr>
+      <w:rPr>
+        <w:rFonts w:ascii="Wingdings" w:hAnsi="Wingdings" w:hint="default"/>
+      </w:rPr>
+    </w:lvl>
+    <w:lvl w:ilvl="6" w:tplc="04090001" w:tentative="1">
+      <w:start w:val="1"/>
+      <w:numFmt w:val="bullet"/>
+      <w:lvlText w:val=""/>
+      <w:lvlJc w:val="left"/>
+      <w:pPr>
+        <w:ind w:left="5040" w:hanging="360"/>
+      </w:pPr>
+      <w:rPr>
+        <w:rFonts w:ascii="Symbol" w:hAnsi="Symbol" w:hint="default"/>
+      </w:rPr>
+    </w:lvl>
+    <w:lvl w:ilvl="7" w:tplc="04090003" w:tentative="1">
+      <w:start w:val="1"/>
+      <w:numFmt w:val="bullet"/>
+      <w:lvlText w:val="o"/>
+      <w:lvlJc w:val="left"/>
+      <w:pPr>
+        <w:ind w:left="5760" w:hanging="360"/>
+      </w:pPr>
+      <w:rPr>
+        <w:rFonts w:ascii="Courier New" w:hAnsi="Courier New" w:cs="Courier New" w:hint="default"/>
+      </w:rPr>
+    </w:lvl>
+    <w:lvl w:ilvl="8" w:tplc="04090005" w:tentative="1">
+      <w:start w:val="1"/>
+      <w:numFmt w:val="bullet"/>
+      <w:lvlText w:val=""/>
+      <w:lvlJc w:val="left"/>
+      <w:pPr>
+        <w:ind w:left="6480" w:hanging="360"/>
+      </w:pPr>
+      <w:rPr>
+        <w:rFonts w:ascii="Wingdings" w:hAnsi="Wingdings" w:hint="default"/>
+      </w:rPr>
+    </w:lvl>
+  </w:abstractNum>
   <w:num w:numId="1">
+    <w:abstractNumId w:val="3"/>
+  </w:num>
+  <w:num w:numId="2">
+    <w:abstractNumId w:val="9"/>
+  </w:num>
+  <w:num w:numId="3">
+    <w:abstractNumId w:val="15"/>
+  </w:num>
+  <w:num w:numId="4">
+    <w:abstractNumId w:val="1"/>
+  </w:num>
+  <w:num w:numId="5">
+    <w:abstractNumId w:val="17"/>
+  </w:num>
+  <w:num w:numId="6">
+    <w:abstractNumId w:val="13"/>
+  </w:num>
+  <w:num w:numId="7">
+    <w:abstractNumId w:val="6"/>
+  </w:num>
+  <w:num w:numId="8">
+    <w:abstractNumId w:val="5"/>
+  </w:num>
+  <w:num w:numId="9">
+    <w:abstractNumId w:val="11"/>
+  </w:num>
+  <w:num w:numId="10">
     <w:abstractNumId w:val="2"/>
   </w:num>
-  <w:num w:numId="2">
-    <w:abstractNumId w:val="5"/>
+  <w:num w:numId="11">
+    <w:abstractNumId w:val="12"/>
   </w:num>
-  <w:num w:numId="3">
+  <w:num w:numId="12">
+    <w:abstractNumId w:val="19"/>
+  </w:num>
+  <w:num w:numId="13">
+    <w:abstractNumId w:val="18"/>
+  </w:num>
+  <w:num w:numId="14">
+    <w:abstractNumId w:val="16"/>
+  </w:num>
+  <w:num w:numId="15">
+    <w:abstractNumId w:val="4"/>
+  </w:num>
+  <w:num w:numId="16">
     <w:abstractNumId w:val="8"/>
   </w:num>
-  <w:num w:numId="4">
+  <w:num w:numId="17">
+    <w:abstractNumId w:val="7"/>
+  </w:num>
+  <w:num w:numId="18">
+    <w:abstractNumId w:val="14"/>
+  </w:num>
+  <w:num w:numId="19">
     <w:abstractNumId w:val="0"/>
   </w:num>
-  <w:num w:numId="5">
-    <w:abstractNumId w:val="9"/>
-  </w:num>
-  <w:num w:numId="6">
-    <w:abstractNumId w:val="7"/>
-  </w:num>
-  <w:num w:numId="7">
-    <w:abstractNumId w:val="4"/>
-  </w:num>
-  <w:num w:numId="8">
-    <w:abstractNumId w:val="3"/>
-  </w:num>
-  <w:num w:numId="9">
-    <w:abstractNumId w:val="6"/>
-  </w:num>
-  <w:num w:numId="10">
-    <w:abstractNumId w:val="1"/>
+  <w:num w:numId="20">
+    <w:abstractNumId w:val="10"/>
   </w:num>
 </w:numbering>
 </file>
@@ -6441,7 +9748,7 @@
   <w:style w:type="paragraph" w:default="1" w:styleId="Normal">
     <w:name w:val="Normal"/>
     <w:qFormat/>
-    <w:rsid w:val="00BA62AF"/>
+    <w:rsid w:val="008E10C3"/>
   </w:style>
   <w:style w:type="character" w:default="1" w:styleId="DefaultParagraphFont">
     <w:name w:val="Default Paragraph Font"/>
@@ -6796,7 +10103,7 @@
 </file>
 
 <file path=customXml/itemProps1.xml><?xml version="1.0" encoding="utf-8"?>
-<ds:datastoreItem xmlns:ds="http://schemas.openxmlformats.org/officeDocument/2006/customXml" ds:itemID="{E1B4A1D2-C1B1-41D8-859A-F244F94EA74C}">
+<ds:datastoreItem xmlns:ds="http://schemas.openxmlformats.org/officeDocument/2006/customXml" ds:itemID="{D1A3A749-AD3C-4395-BF79-AF7B7EB1287C}">
   <ds:schemaRefs>
     <ds:schemaRef ds:uri="http://schemas.openxmlformats.org/officeDocument/2006/bibliography"/>
   </ds:schemaRefs>
